--- a/MyNotes/Playwright with Typescript SDET Pavan.docx
+++ b/MyNotes/Playwright with Typescript SDET Pavan.docx
@@ -8968,21 +8968,7 @@
           <w:bCs/>
         </w:rPr>
         <w:lastRenderedPageBreak/>
-        <w:t>Day1</w:t>
-      </w:r>
-      <w:r>
-        <w:rPr>
-          <w:b/>
-          <w:bCs/>
-        </w:rPr>
-        <w:t>2</w:t>
-      </w:r>
-      <w:r>
-        <w:rPr>
-          <w:b/>
-          <w:bCs/>
-        </w:rPr>
-        <w:t xml:space="preserve">: </w:t>
+        <w:t xml:space="preserve">Day12: </w:t>
       </w:r>
       <w:r>
         <w:rPr>
@@ -8994,6 +8980,36 @@
     </w:p>
     <w:p>
       <w:pPr>
+        <w:ind w:left="360"/>
+        <w:rPr>
+          <w:b/>
+          <w:bCs/>
+        </w:rPr>
+      </w:pPr>
+      <w:r>
+        <w:rPr>
+          <w:b/>
+          <w:bCs/>
+        </w:rPr>
+        <w:t xml:space="preserve">What is </w:t>
+      </w:r>
+      <w:r>
+        <w:rPr>
+          <w:b/>
+          <w:bCs/>
+        </w:rPr>
+        <w:t xml:space="preserve">Dialog </w:t>
+      </w:r>
+      <w:r>
+        <w:rPr>
+          <w:b/>
+          <w:bCs/>
+        </w:rPr>
+        <w:t>?</w:t>
+      </w:r>
+    </w:p>
+    <w:p>
+      <w:pPr>
         <w:pStyle w:val="ListParagraph"/>
         <w:numPr>
           <w:ilvl w:val="0"/>
@@ -9001,7 +9017,13 @@
         </w:numPr>
       </w:pPr>
       <w:r>
-        <w:t>Dialog means alert(), confirm(), prompt(), These dialogue are auto dismissed by Playwright, so we don’t need to handle it</w:t>
+        <w:t>A dialog (alert window) is</w:t>
+      </w:r>
+      <w:r>
+        <w:t xml:space="preserve"> </w:t>
+      </w:r>
+      <w:r>
+        <w:t>Not part of the DOM</w:t>
       </w:r>
     </w:p>
     <w:p>
@@ -9013,7 +9035,25 @@
         </w:numPr>
       </w:pPr>
       <w:r>
-        <w:t>We can register a dialog handler before the action that triggers the dialog to either dialog.accept() or dialog.dismiss()</w:t>
+        <w:t>Triggered using</w:t>
+      </w:r>
+      <w:r>
+        <w:t xml:space="preserve"> </w:t>
+      </w:r>
+      <w:r>
+        <w:t>alert()</w:t>
+      </w:r>
+      <w:r>
+        <w:t xml:space="preserve">, </w:t>
+      </w:r>
+      <w:r>
+        <w:t>confirm()</w:t>
+      </w:r>
+      <w:r>
+        <w:t xml:space="preserve">, </w:t>
+      </w:r>
+      <w:r>
+        <w:t>prompt()</w:t>
       </w:r>
     </w:p>
     <w:p>
@@ -9025,6 +9065,93 @@
         </w:numPr>
       </w:pPr>
       <w:r>
+        <w:t>Automatically dismissed by Playwright by default</w:t>
+      </w:r>
+    </w:p>
+    <w:p>
+      <w:pPr>
+        <w:pStyle w:val="ListParagraph"/>
+        <w:numPr>
+          <w:ilvl w:val="0"/>
+          <w:numId w:val="53"/>
+        </w:numPr>
+      </w:pPr>
+      <w:r>
+        <w:t>Since dialogs are browser-level popups, Playwright auto-handles them unless we explicitly intercept them.</w:t>
+      </w:r>
+    </w:p>
+    <w:p>
+      <w:pPr>
+        <w:ind w:left="360"/>
+        <w:rPr>
+          <w:b/>
+          <w:bCs/>
+        </w:rPr>
+      </w:pPr>
+      <w:r>
+        <w:rPr>
+          <w:b/>
+          <w:bCs/>
+        </w:rPr>
+        <w:t>How Playwright Handles Dialogs</w:t>
+      </w:r>
+      <w:r>
+        <w:rPr>
+          <w:b/>
+          <w:bCs/>
+        </w:rPr>
+        <w:t>?</w:t>
+      </w:r>
+    </w:p>
+    <w:p>
+      <w:pPr>
+        <w:pStyle w:val="ListParagraph"/>
+        <w:numPr>
+          <w:ilvl w:val="0"/>
+          <w:numId w:val="63"/>
+        </w:numPr>
+      </w:pPr>
+      <w:r>
+        <w:t>By default</w:t>
+      </w:r>
+      <w:r>
+        <w:t xml:space="preserve"> </w:t>
+      </w:r>
+      <w:r>
+        <w:t>Alerts</w:t>
+      </w:r>
+      <w:r>
+        <w:t>, Confirm &amp; Prompt</w:t>
+      </w:r>
+      <w:r>
+        <w:t xml:space="preserve"> are auto-dismissed</w:t>
+      </w:r>
+    </w:p>
+    <w:p>
+      <w:pPr>
+        <w:pStyle w:val="ListParagraph"/>
+        <w:numPr>
+          <w:ilvl w:val="0"/>
+          <w:numId w:val="63"/>
+        </w:numPr>
+      </w:pPr>
+      <w:r>
+        <w:t>If you want control → register a dialog handler before triggering the dialog.</w:t>
+      </w:r>
+    </w:p>
+    <w:p>
+      <w:pPr>
+        <w:ind w:left="360"/>
+        <w:rPr>
+          <w:b/>
+          <w:bCs/>
+        </w:rPr>
+      </w:pPr>
+      <w:r>
+        <w:rPr>
+          <w:b/>
+          <w:bCs/>
+        </w:rPr>
         <w:t>Types of alerts</w:t>
       </w:r>
     </w:p>
@@ -9037,7 +9164,17 @@
         </w:numPr>
       </w:pPr>
       <w:r>
-        <w:t>Simple alert – This contains only ok button</w:t>
+        <w:t xml:space="preserve">Simple alert – This contains only </w:t>
+      </w:r>
+      <w:r>
+        <w:rPr>
+          <w:b/>
+          <w:bCs/>
+        </w:rPr>
+        <w:t>ok</w:t>
+      </w:r>
+      <w:r>
+        <w:t xml:space="preserve"> button</w:t>
       </w:r>
     </w:p>
     <w:p>
@@ -9049,7 +9186,27 @@
         </w:numPr>
       </w:pPr>
       <w:r>
-        <w:t>Confirmation Alert – This contains Ok &amp; Cancel button</w:t>
+        <w:t xml:space="preserve">Confirmation Alert – This contains </w:t>
+      </w:r>
+      <w:r>
+        <w:rPr>
+          <w:b/>
+          <w:bCs/>
+        </w:rPr>
+        <w:t>Ok</w:t>
+      </w:r>
+      <w:r>
+        <w:t xml:space="preserve"> &amp; </w:t>
+      </w:r>
+      <w:r>
+        <w:rPr>
+          <w:b/>
+          <w:bCs/>
+        </w:rPr>
+        <w:t>Cancel</w:t>
+      </w:r>
+      <w:r>
+        <w:t xml:space="preserve"> button</w:t>
       </w:r>
     </w:p>
     <w:p>
@@ -9061,10 +9218,37 @@
         </w:numPr>
       </w:pPr>
       <w:r>
-        <w:t xml:space="preserve">Prompt Alert – This contains textbox, </w:t>
-      </w:r>
-      <w:r>
-        <w:t>Ok &amp; Cancel button</w:t>
+        <w:t xml:space="preserve">Prompt Alert – This contains </w:t>
+      </w:r>
+      <w:r>
+        <w:rPr>
+          <w:b/>
+          <w:bCs/>
+        </w:rPr>
+        <w:t>textbox</w:t>
+      </w:r>
+      <w:r>
+        <w:t xml:space="preserve">, </w:t>
+      </w:r>
+      <w:r>
+        <w:rPr>
+          <w:b/>
+          <w:bCs/>
+        </w:rPr>
+        <w:t>Ok</w:t>
+      </w:r>
+      <w:r>
+        <w:t xml:space="preserve"> &amp; </w:t>
+      </w:r>
+      <w:r>
+        <w:rPr>
+          <w:b/>
+          <w:bCs/>
+        </w:rPr>
+        <w:t>Cancel</w:t>
+      </w:r>
+      <w:r>
+        <w:t xml:space="preserve"> button</w:t>
       </w:r>
     </w:p>
     <w:p>
@@ -9076,111 +9260,2700 @@
         </w:numPr>
       </w:pPr>
       <w:r>
-        <w:t xml:space="preserve">Playwright automatically handles dialogue, alert, confirm &amp; prompts </w:t>
-      </w:r>
-    </w:p>
-    <w:p>
-      <w:pPr>
-        <w:pStyle w:val="ListParagraph"/>
-        <w:numPr>
-          <w:ilvl w:val="0"/>
-          <w:numId w:val="53"/>
-        </w:numPr>
-      </w:pPr>
-      <w:r>
-        <w:t>Method used is page.on(‘dialog’,dialog =&gt; dialog. accept())</w:t>
-      </w:r>
-    </w:p>
-    <w:p>
-      <w:pPr>
-        <w:pStyle w:val="ListParagraph"/>
-        <w:numPr>
-          <w:ilvl w:val="0"/>
-          <w:numId w:val="53"/>
-        </w:numPr>
-      </w:pPr>
-      <w:r>
-        <w:t>On method requires two parameters, dialog is an event &amp; arrow function</w:t>
-      </w:r>
-    </w:p>
-    <w:p>
-      <w:pPr>
-        <w:pStyle w:val="ListParagraph"/>
-        <w:numPr>
-          <w:ilvl w:val="0"/>
-          <w:numId w:val="53"/>
-        </w:numPr>
-      </w:pPr>
-      <w:r>
-        <w:t>Dialog.type() – This returns the type of dialog</w:t>
-      </w:r>
-    </w:p>
-    <w:p>
-      <w:pPr>
-        <w:pStyle w:val="ListParagraph"/>
-        <w:numPr>
-          <w:ilvl w:val="0"/>
-          <w:numId w:val="53"/>
-        </w:numPr>
-      </w:pPr>
-      <w:r>
-        <w:t>Dialog.message() – This returns the message from dialog</w:t>
-      </w:r>
-    </w:p>
-    <w:p>
-      <w:pPr>
-        <w:pStyle w:val="ListParagraph"/>
-        <w:numPr>
-          <w:ilvl w:val="0"/>
-          <w:numId w:val="53"/>
-        </w:numPr>
-      </w:pPr>
-      <w:r>
-        <w:t>dialog.accept()</w:t>
-      </w:r>
-      <w:r>
-        <w:t xml:space="preserve"> – This close dialog by accepting</w:t>
-      </w:r>
-      <w:r>
-        <w:t>. Also this method fill the value in prompt alert.</w:t>
-      </w:r>
-    </w:p>
-    <w:p>
-      <w:pPr>
-        <w:pStyle w:val="ListParagraph"/>
-        <w:numPr>
-          <w:ilvl w:val="0"/>
-          <w:numId w:val="53"/>
-        </w:numPr>
-      </w:pPr>
-      <w:r>
-        <w:t>dialog.dismiss()</w:t>
-      </w:r>
-      <w:r>
-        <w:t xml:space="preserve"> – This closes dialog by dismissing </w:t>
-      </w:r>
-    </w:p>
-    <w:p>
-      <w:pPr>
-        <w:pStyle w:val="ListParagraph"/>
-        <w:numPr>
-          <w:ilvl w:val="0"/>
-          <w:numId w:val="53"/>
-        </w:numPr>
-      </w:pPr>
-      <w:r>
-        <w:t>dialog.defaultValue() – This reads the default value from the prompt alert</w:t>
-      </w:r>
-    </w:p>
-    <w:p>
-      <w:pPr>
-        <w:spacing w:after="0" w:line="360" w:lineRule="auto"/>
-        <w:rPr>
-          <w:b/>
-          <w:bCs/>
-        </w:rPr>
-      </w:pPr>
-    </w:p>
+        <w:rPr>
+          <w:b/>
+          <w:bCs/>
+        </w:rPr>
+        <w:t>Page.</w:t>
+      </w:r>
+      <w:r>
+        <w:rPr>
+          <w:b/>
+          <w:bCs/>
+        </w:rPr>
+        <w:t>On</w:t>
+      </w:r>
+      <w:r>
+        <w:rPr>
+          <w:b/>
+          <w:bCs/>
+        </w:rPr>
+        <w:t>()</w:t>
+      </w:r>
+      <w:r>
+        <w:rPr>
+          <w:b/>
+          <w:bCs/>
+        </w:rPr>
+        <w:t xml:space="preserve"> method</w:t>
+      </w:r>
+      <w:r>
+        <w:t xml:space="preserve">: </w:t>
+      </w:r>
+      <w:r>
+        <w:t>requires two parameters</w:t>
+      </w:r>
+    </w:p>
+    <w:p>
+      <w:pPr>
+        <w:pStyle w:val="ListParagraph"/>
+        <w:numPr>
+          <w:ilvl w:val="0"/>
+          <w:numId w:val="64"/>
+        </w:numPr>
+      </w:pPr>
+      <w:r>
+        <w:t>Event name → 'dialog'</w:t>
+      </w:r>
+    </w:p>
+    <w:p>
+      <w:pPr>
+        <w:pStyle w:val="ListParagraph"/>
+        <w:numPr>
+          <w:ilvl w:val="0"/>
+          <w:numId w:val="64"/>
+        </w:numPr>
+      </w:pPr>
+      <w:r>
+        <w:t>Callback function → Arrow function to handle dialog</w:t>
+      </w:r>
+    </w:p>
+    <w:tbl>
+      <w:tblPr>
+        <w:tblW w:w="8450" w:type="dxa"/>
+        <w:tblLook w:val="04A0" w:firstRow="1" w:lastRow="0" w:firstColumn="1" w:lastColumn="0" w:noHBand="0" w:noVBand="1"/>
+      </w:tblPr>
+      <w:tblGrid>
+        <w:gridCol w:w="3266"/>
+        <w:gridCol w:w="5184"/>
+      </w:tblGrid>
+      <w:tr>
+        <w:trPr>
+          <w:trHeight w:val="288"/>
+        </w:trPr>
+        <w:tc>
+          <w:tcPr>
+            <w:tcW w:w="3266" w:type="dxa"/>
+            <w:tcBorders>
+              <w:top w:val="single" w:sz="4" w:space="0" w:color="auto"/>
+              <w:left w:val="single" w:sz="4" w:space="0" w:color="auto"/>
+              <w:bottom w:val="single" w:sz="4" w:space="0" w:color="auto"/>
+              <w:right w:val="single" w:sz="4" w:space="0" w:color="auto"/>
+            </w:tcBorders>
+            <w:noWrap/>
+            <w:vAlign w:val="center"/>
+            <w:hideMark/>
+          </w:tcPr>
+          <w:p>
+            <w:pPr>
+              <w:spacing w:after="0" w:line="240" w:lineRule="auto"/>
+              <w:rPr>
+                <w:rFonts w:eastAsia="Times New Roman" w:cs="Times New Roman"/>
+                <w:b/>
+                <w:bCs/>
+                <w:color w:val="000000"/>
+                <w:kern w:val="0"/>
+                <w:lang w:eastAsia="en-IN"/>
+                <w14:ligatures w14:val="none"/>
+              </w:rPr>
+            </w:pPr>
+            <w:r>
+              <w:rPr>
+                <w:rFonts w:eastAsia="Times New Roman" w:cs="Times New Roman"/>
+                <w:b/>
+                <w:bCs/>
+                <w:color w:val="000000"/>
+                <w:kern w:val="0"/>
+                <w:lang w:eastAsia="en-IN"/>
+                <w14:ligatures w14:val="none"/>
+              </w:rPr>
+              <w:t>Method</w:t>
+            </w:r>
+          </w:p>
+        </w:tc>
+        <w:tc>
+          <w:tcPr>
+            <w:tcW w:w="5184" w:type="dxa"/>
+            <w:tcBorders>
+              <w:top w:val="single" w:sz="4" w:space="0" w:color="auto"/>
+              <w:left w:val="nil"/>
+              <w:bottom w:val="single" w:sz="4" w:space="0" w:color="auto"/>
+              <w:right w:val="single" w:sz="4" w:space="0" w:color="auto"/>
+            </w:tcBorders>
+            <w:noWrap/>
+            <w:vAlign w:val="center"/>
+            <w:hideMark/>
+          </w:tcPr>
+          <w:p>
+            <w:pPr>
+              <w:spacing w:after="0" w:line="240" w:lineRule="auto"/>
+              <w:rPr>
+                <w:rFonts w:eastAsia="Times New Roman" w:cs="Times New Roman"/>
+                <w:b/>
+                <w:bCs/>
+                <w:color w:val="000000"/>
+                <w:kern w:val="0"/>
+                <w:lang w:eastAsia="en-IN"/>
+                <w14:ligatures w14:val="none"/>
+              </w:rPr>
+            </w:pPr>
+            <w:r>
+              <w:rPr>
+                <w:rFonts w:eastAsia="Times New Roman" w:cs="Times New Roman"/>
+                <w:b/>
+                <w:bCs/>
+                <w:color w:val="000000"/>
+                <w:kern w:val="0"/>
+                <w:lang w:eastAsia="en-IN"/>
+                <w14:ligatures w14:val="none"/>
+              </w:rPr>
+              <w:t>Description</w:t>
+            </w:r>
+          </w:p>
+        </w:tc>
+      </w:tr>
+      <w:tr>
+        <w:trPr>
+          <w:trHeight w:val="288"/>
+        </w:trPr>
+        <w:tc>
+          <w:tcPr>
+            <w:tcW w:w="3266" w:type="dxa"/>
+            <w:tcBorders>
+              <w:top w:val="nil"/>
+              <w:left w:val="single" w:sz="4" w:space="0" w:color="auto"/>
+              <w:bottom w:val="single" w:sz="4" w:space="0" w:color="auto"/>
+              <w:right w:val="single" w:sz="4" w:space="0" w:color="auto"/>
+            </w:tcBorders>
+            <w:noWrap/>
+            <w:vAlign w:val="center"/>
+            <w:hideMark/>
+          </w:tcPr>
+          <w:p>
+            <w:pPr>
+              <w:spacing w:after="0" w:line="240" w:lineRule="auto"/>
+              <w:rPr>
+                <w:rFonts w:eastAsia="Times New Roman" w:cs="Times New Roman"/>
+                <w:color w:val="000000"/>
+                <w:kern w:val="0"/>
+                <w:lang w:eastAsia="en-IN"/>
+                <w14:ligatures w14:val="none"/>
+              </w:rPr>
+            </w:pPr>
+            <w:r>
+              <w:rPr>
+                <w:rFonts w:eastAsia="Times New Roman" w:cs="Times New Roman"/>
+                <w:color w:val="000000"/>
+                <w:kern w:val="0"/>
+                <w:lang w:eastAsia="en-IN"/>
+                <w14:ligatures w14:val="none"/>
+              </w:rPr>
+              <w:t>dialog.type()</w:t>
+            </w:r>
+          </w:p>
+        </w:tc>
+        <w:tc>
+          <w:tcPr>
+            <w:tcW w:w="5184" w:type="dxa"/>
+            <w:tcBorders>
+              <w:top w:val="nil"/>
+              <w:left w:val="nil"/>
+              <w:bottom w:val="single" w:sz="4" w:space="0" w:color="auto"/>
+              <w:right w:val="single" w:sz="4" w:space="0" w:color="auto"/>
+            </w:tcBorders>
+            <w:noWrap/>
+            <w:vAlign w:val="center"/>
+            <w:hideMark/>
+          </w:tcPr>
+          <w:p>
+            <w:pPr>
+              <w:spacing w:after="0" w:line="240" w:lineRule="auto"/>
+              <w:rPr>
+                <w:rFonts w:eastAsia="Times New Roman" w:cs="Times New Roman"/>
+                <w:color w:val="000000"/>
+                <w:kern w:val="0"/>
+                <w:lang w:eastAsia="en-IN"/>
+                <w14:ligatures w14:val="none"/>
+              </w:rPr>
+            </w:pPr>
+            <w:r>
+              <w:rPr>
+                <w:rFonts w:eastAsia="Times New Roman" w:cs="Times New Roman"/>
+                <w:color w:val="000000"/>
+                <w:kern w:val="0"/>
+                <w:lang w:eastAsia="en-IN"/>
+                <w14:ligatures w14:val="none"/>
+              </w:rPr>
+              <w:t>Returns dialog type (alert, confirm, prompt)</w:t>
+            </w:r>
+          </w:p>
+        </w:tc>
+      </w:tr>
+      <w:tr>
+        <w:trPr>
+          <w:trHeight w:val="288"/>
+        </w:trPr>
+        <w:tc>
+          <w:tcPr>
+            <w:tcW w:w="3266" w:type="dxa"/>
+            <w:tcBorders>
+              <w:top w:val="nil"/>
+              <w:left w:val="single" w:sz="4" w:space="0" w:color="auto"/>
+              <w:bottom w:val="single" w:sz="4" w:space="0" w:color="auto"/>
+              <w:right w:val="single" w:sz="4" w:space="0" w:color="auto"/>
+            </w:tcBorders>
+            <w:noWrap/>
+            <w:vAlign w:val="center"/>
+            <w:hideMark/>
+          </w:tcPr>
+          <w:p>
+            <w:pPr>
+              <w:spacing w:after="0" w:line="240" w:lineRule="auto"/>
+              <w:rPr>
+                <w:rFonts w:eastAsia="Times New Roman" w:cs="Times New Roman"/>
+                <w:color w:val="000000"/>
+                <w:kern w:val="0"/>
+                <w:lang w:eastAsia="en-IN"/>
+                <w14:ligatures w14:val="none"/>
+              </w:rPr>
+            </w:pPr>
+            <w:r>
+              <w:rPr>
+                <w:rFonts w:eastAsia="Times New Roman" w:cs="Times New Roman"/>
+                <w:color w:val="000000"/>
+                <w:kern w:val="0"/>
+                <w:lang w:eastAsia="en-IN"/>
+                <w14:ligatures w14:val="none"/>
+              </w:rPr>
+              <w:t>dialog.message()</w:t>
+            </w:r>
+          </w:p>
+        </w:tc>
+        <w:tc>
+          <w:tcPr>
+            <w:tcW w:w="5184" w:type="dxa"/>
+            <w:tcBorders>
+              <w:top w:val="nil"/>
+              <w:left w:val="nil"/>
+              <w:bottom w:val="single" w:sz="4" w:space="0" w:color="auto"/>
+              <w:right w:val="single" w:sz="4" w:space="0" w:color="auto"/>
+            </w:tcBorders>
+            <w:noWrap/>
+            <w:vAlign w:val="center"/>
+            <w:hideMark/>
+          </w:tcPr>
+          <w:p>
+            <w:pPr>
+              <w:spacing w:after="0" w:line="240" w:lineRule="auto"/>
+              <w:rPr>
+                <w:rFonts w:eastAsia="Times New Roman" w:cs="Times New Roman"/>
+                <w:color w:val="000000"/>
+                <w:kern w:val="0"/>
+                <w:lang w:eastAsia="en-IN"/>
+                <w14:ligatures w14:val="none"/>
+              </w:rPr>
+            </w:pPr>
+            <w:r>
+              <w:rPr>
+                <w:rFonts w:eastAsia="Times New Roman" w:cs="Times New Roman"/>
+                <w:color w:val="000000"/>
+                <w:kern w:val="0"/>
+                <w:lang w:eastAsia="en-IN"/>
+                <w14:ligatures w14:val="none"/>
+              </w:rPr>
+              <w:t>Returns dialog message text</w:t>
+            </w:r>
+          </w:p>
+        </w:tc>
+      </w:tr>
+      <w:tr>
+        <w:trPr>
+          <w:trHeight w:val="288"/>
+        </w:trPr>
+        <w:tc>
+          <w:tcPr>
+            <w:tcW w:w="3266" w:type="dxa"/>
+            <w:tcBorders>
+              <w:top w:val="nil"/>
+              <w:left w:val="single" w:sz="4" w:space="0" w:color="auto"/>
+              <w:bottom w:val="single" w:sz="4" w:space="0" w:color="auto"/>
+              <w:right w:val="single" w:sz="4" w:space="0" w:color="auto"/>
+            </w:tcBorders>
+            <w:noWrap/>
+            <w:vAlign w:val="center"/>
+            <w:hideMark/>
+          </w:tcPr>
+          <w:p>
+            <w:pPr>
+              <w:spacing w:after="0" w:line="240" w:lineRule="auto"/>
+              <w:rPr>
+                <w:rFonts w:eastAsia="Times New Roman" w:cs="Times New Roman"/>
+                <w:color w:val="000000"/>
+                <w:kern w:val="0"/>
+                <w:lang w:eastAsia="en-IN"/>
+                <w14:ligatures w14:val="none"/>
+              </w:rPr>
+            </w:pPr>
+            <w:r>
+              <w:rPr>
+                <w:rFonts w:eastAsia="Times New Roman" w:cs="Times New Roman"/>
+                <w:color w:val="000000"/>
+                <w:kern w:val="0"/>
+                <w:lang w:eastAsia="en-IN"/>
+                <w14:ligatures w14:val="none"/>
+              </w:rPr>
+              <w:t>dialog.accept()</w:t>
+            </w:r>
+          </w:p>
+        </w:tc>
+        <w:tc>
+          <w:tcPr>
+            <w:tcW w:w="5184" w:type="dxa"/>
+            <w:tcBorders>
+              <w:top w:val="nil"/>
+              <w:left w:val="nil"/>
+              <w:bottom w:val="single" w:sz="4" w:space="0" w:color="auto"/>
+              <w:right w:val="single" w:sz="4" w:space="0" w:color="auto"/>
+            </w:tcBorders>
+            <w:noWrap/>
+            <w:vAlign w:val="center"/>
+            <w:hideMark/>
+          </w:tcPr>
+          <w:p>
+            <w:pPr>
+              <w:spacing w:after="0" w:line="240" w:lineRule="auto"/>
+              <w:rPr>
+                <w:rFonts w:eastAsia="Times New Roman" w:cs="Times New Roman"/>
+                <w:color w:val="000000"/>
+                <w:kern w:val="0"/>
+                <w:lang w:eastAsia="en-IN"/>
+                <w14:ligatures w14:val="none"/>
+              </w:rPr>
+            </w:pPr>
+            <w:r>
+              <w:rPr>
+                <w:rFonts w:eastAsia="Times New Roman" w:cs="Times New Roman"/>
+                <w:color w:val="000000"/>
+                <w:kern w:val="0"/>
+                <w:lang w:eastAsia="en-IN"/>
+                <w14:ligatures w14:val="none"/>
+              </w:rPr>
+              <w:t>Clicks OK / Enters value in prompt</w:t>
+            </w:r>
+          </w:p>
+        </w:tc>
+      </w:tr>
+      <w:tr>
+        <w:trPr>
+          <w:trHeight w:val="288"/>
+        </w:trPr>
+        <w:tc>
+          <w:tcPr>
+            <w:tcW w:w="3266" w:type="dxa"/>
+            <w:tcBorders>
+              <w:top w:val="nil"/>
+              <w:left w:val="single" w:sz="4" w:space="0" w:color="auto"/>
+              <w:bottom w:val="single" w:sz="4" w:space="0" w:color="auto"/>
+              <w:right w:val="single" w:sz="4" w:space="0" w:color="auto"/>
+            </w:tcBorders>
+            <w:noWrap/>
+            <w:vAlign w:val="center"/>
+            <w:hideMark/>
+          </w:tcPr>
+          <w:p>
+            <w:pPr>
+              <w:spacing w:after="0" w:line="240" w:lineRule="auto"/>
+              <w:rPr>
+                <w:rFonts w:eastAsia="Times New Roman" w:cs="Times New Roman"/>
+                <w:color w:val="000000"/>
+                <w:kern w:val="0"/>
+                <w:lang w:eastAsia="en-IN"/>
+                <w14:ligatures w14:val="none"/>
+              </w:rPr>
+            </w:pPr>
+            <w:r>
+              <w:rPr>
+                <w:rFonts w:eastAsia="Times New Roman" w:cs="Times New Roman"/>
+                <w:color w:val="000000"/>
+                <w:kern w:val="0"/>
+                <w:lang w:eastAsia="en-IN"/>
+                <w14:ligatures w14:val="none"/>
+              </w:rPr>
+              <w:t>dialog.dismiss()</w:t>
+            </w:r>
+          </w:p>
+        </w:tc>
+        <w:tc>
+          <w:tcPr>
+            <w:tcW w:w="5184" w:type="dxa"/>
+            <w:tcBorders>
+              <w:top w:val="nil"/>
+              <w:left w:val="nil"/>
+              <w:bottom w:val="single" w:sz="4" w:space="0" w:color="auto"/>
+              <w:right w:val="single" w:sz="4" w:space="0" w:color="auto"/>
+            </w:tcBorders>
+            <w:noWrap/>
+            <w:vAlign w:val="center"/>
+            <w:hideMark/>
+          </w:tcPr>
+          <w:p>
+            <w:pPr>
+              <w:spacing w:after="0" w:line="240" w:lineRule="auto"/>
+              <w:rPr>
+                <w:rFonts w:eastAsia="Times New Roman" w:cs="Times New Roman"/>
+                <w:color w:val="000000"/>
+                <w:kern w:val="0"/>
+                <w:lang w:eastAsia="en-IN"/>
+                <w14:ligatures w14:val="none"/>
+              </w:rPr>
+            </w:pPr>
+            <w:r>
+              <w:rPr>
+                <w:rFonts w:eastAsia="Times New Roman" w:cs="Times New Roman"/>
+                <w:color w:val="000000"/>
+                <w:kern w:val="0"/>
+                <w:lang w:eastAsia="en-IN"/>
+                <w14:ligatures w14:val="none"/>
+              </w:rPr>
+              <w:t>Clicks Cancel</w:t>
+            </w:r>
+          </w:p>
+        </w:tc>
+      </w:tr>
+      <w:tr>
+        <w:trPr>
+          <w:trHeight w:val="288"/>
+        </w:trPr>
+        <w:tc>
+          <w:tcPr>
+            <w:tcW w:w="3266" w:type="dxa"/>
+            <w:tcBorders>
+              <w:top w:val="nil"/>
+              <w:left w:val="single" w:sz="4" w:space="0" w:color="auto"/>
+              <w:bottom w:val="single" w:sz="4" w:space="0" w:color="auto"/>
+              <w:right w:val="single" w:sz="4" w:space="0" w:color="auto"/>
+            </w:tcBorders>
+            <w:noWrap/>
+            <w:vAlign w:val="center"/>
+            <w:hideMark/>
+          </w:tcPr>
+          <w:p>
+            <w:pPr>
+              <w:spacing w:after="0" w:line="240" w:lineRule="auto"/>
+              <w:rPr>
+                <w:rFonts w:eastAsia="Times New Roman" w:cs="Times New Roman"/>
+                <w:color w:val="000000"/>
+                <w:kern w:val="0"/>
+                <w:lang w:eastAsia="en-IN"/>
+                <w14:ligatures w14:val="none"/>
+              </w:rPr>
+            </w:pPr>
+            <w:r>
+              <w:rPr>
+                <w:rFonts w:eastAsia="Times New Roman" w:cs="Times New Roman"/>
+                <w:color w:val="000000"/>
+                <w:kern w:val="0"/>
+                <w:lang w:eastAsia="en-IN"/>
+                <w14:ligatures w14:val="none"/>
+              </w:rPr>
+              <w:t>dialog.defaultValue()</w:t>
+            </w:r>
+          </w:p>
+        </w:tc>
+        <w:tc>
+          <w:tcPr>
+            <w:tcW w:w="5184" w:type="dxa"/>
+            <w:tcBorders>
+              <w:top w:val="nil"/>
+              <w:left w:val="nil"/>
+              <w:bottom w:val="single" w:sz="4" w:space="0" w:color="auto"/>
+              <w:right w:val="single" w:sz="4" w:space="0" w:color="auto"/>
+            </w:tcBorders>
+            <w:noWrap/>
+            <w:vAlign w:val="center"/>
+            <w:hideMark/>
+          </w:tcPr>
+          <w:p>
+            <w:pPr>
+              <w:spacing w:after="0" w:line="240" w:lineRule="auto"/>
+              <w:rPr>
+                <w:rFonts w:eastAsia="Times New Roman" w:cs="Times New Roman"/>
+                <w:color w:val="000000"/>
+                <w:kern w:val="0"/>
+                <w:lang w:eastAsia="en-IN"/>
+                <w14:ligatures w14:val="none"/>
+              </w:rPr>
+            </w:pPr>
+            <w:r>
+              <w:rPr>
+                <w:rFonts w:eastAsia="Times New Roman" w:cs="Times New Roman"/>
+                <w:color w:val="000000"/>
+                <w:kern w:val="0"/>
+                <w:lang w:eastAsia="en-IN"/>
+                <w14:ligatures w14:val="none"/>
+              </w:rPr>
+              <w:t>Reads default value from prompt</w:t>
+            </w:r>
+          </w:p>
+        </w:tc>
+      </w:tr>
+    </w:tbl>
+    <w:p/>
+    <w:p>
+      <w:r>
+        <w:br w:type="page"/>
+      </w:r>
+    </w:p>
+    <w:p>
+      <w:r>
+        <w:lastRenderedPageBreak/>
+        <w:t>Todo:</w:t>
+      </w:r>
+    </w:p>
+    <w:p>
+      <w:pPr>
+        <w:pStyle w:val="ListParagraph"/>
+        <w:numPr>
+          <w:ilvl w:val="0"/>
+          <w:numId w:val="59"/>
+        </w:numPr>
+        <w:spacing w:after="0" w:line="360" w:lineRule="auto"/>
+      </w:pPr>
+      <w:r>
+        <w:t xml:space="preserve">Navigate to </w:t>
+      </w:r>
+      <w:hyperlink r:id="rId21" w:history="1">
+        <w:r>
+          <w:rPr>
+            <w:rStyle w:val="Hyperlink"/>
+          </w:rPr>
+          <w:t>https://testautomationpractice.blogspot.com/</w:t>
+        </w:r>
+      </w:hyperlink>
+    </w:p>
+    <w:p>
+      <w:pPr>
+        <w:pStyle w:val="ListParagraph"/>
+        <w:numPr>
+          <w:ilvl w:val="1"/>
+          <w:numId w:val="59"/>
+        </w:numPr>
+        <w:spacing w:after="0" w:line="360" w:lineRule="auto"/>
+      </w:pPr>
+      <w:r>
+        <w:t>Handle the simple prompt</w:t>
+      </w:r>
+    </w:p>
+    <w:p>
+      <w:pPr>
+        <w:pStyle w:val="ListParagraph"/>
+        <w:numPr>
+          <w:ilvl w:val="2"/>
+          <w:numId w:val="59"/>
+        </w:numPr>
+        <w:spacing w:after="0" w:line="360" w:lineRule="auto"/>
+      </w:pPr>
+      <w:r>
+        <w:t>Click the Simple Alert button</w:t>
+      </w:r>
+    </w:p>
+    <w:p>
+      <w:pPr>
+        <w:pStyle w:val="ListParagraph"/>
+        <w:numPr>
+          <w:ilvl w:val="2"/>
+          <w:numId w:val="59"/>
+        </w:numPr>
+        <w:spacing w:after="0" w:line="360" w:lineRule="auto"/>
+      </w:pPr>
+      <w:r>
+        <w:t>Capture the alert</w:t>
+      </w:r>
+    </w:p>
+    <w:p>
+      <w:pPr>
+        <w:pStyle w:val="ListParagraph"/>
+        <w:numPr>
+          <w:ilvl w:val="2"/>
+          <w:numId w:val="59"/>
+        </w:numPr>
+        <w:spacing w:after="0" w:line="360" w:lineRule="auto"/>
+      </w:pPr>
+      <w:r>
+        <w:t>Validate the alert message</w:t>
+      </w:r>
+    </w:p>
+    <w:p>
+      <w:pPr>
+        <w:pStyle w:val="ListParagraph"/>
+        <w:numPr>
+          <w:ilvl w:val="2"/>
+          <w:numId w:val="59"/>
+        </w:numPr>
+        <w:spacing w:after="0" w:line="360" w:lineRule="auto"/>
+      </w:pPr>
+      <w:r>
+        <w:t>Click OK using dialog.accept()</w:t>
+      </w:r>
+    </w:p>
+    <w:p>
+      <w:pPr>
+        <w:pStyle w:val="ListParagraph"/>
+        <w:numPr>
+          <w:ilvl w:val="1"/>
+          <w:numId w:val="59"/>
+        </w:numPr>
+        <w:spacing w:after="0" w:line="360" w:lineRule="auto"/>
+      </w:pPr>
+      <w:r>
+        <w:t xml:space="preserve">Handle the </w:t>
+      </w:r>
+      <w:r>
+        <w:t>confirmation</w:t>
+      </w:r>
+      <w:r>
+        <w:t xml:space="preserve"> prompt</w:t>
+      </w:r>
+    </w:p>
+    <w:p>
+      <w:pPr>
+        <w:pStyle w:val="ListParagraph"/>
+        <w:numPr>
+          <w:ilvl w:val="2"/>
+          <w:numId w:val="59"/>
+        </w:numPr>
+        <w:spacing w:after="0" w:line="360" w:lineRule="auto"/>
+      </w:pPr>
+      <w:r>
+        <w:t>Click the Confirmation Alert button</w:t>
+      </w:r>
+    </w:p>
+    <w:p>
+      <w:pPr>
+        <w:pStyle w:val="ListParagraph"/>
+        <w:numPr>
+          <w:ilvl w:val="2"/>
+          <w:numId w:val="59"/>
+        </w:numPr>
+        <w:spacing w:after="0" w:line="360" w:lineRule="auto"/>
+      </w:pPr>
+      <w:r>
+        <w:t>Capture the alert</w:t>
+      </w:r>
+    </w:p>
+    <w:p>
+      <w:pPr>
+        <w:pStyle w:val="ListParagraph"/>
+        <w:numPr>
+          <w:ilvl w:val="2"/>
+          <w:numId w:val="59"/>
+        </w:numPr>
+        <w:spacing w:after="0" w:line="360" w:lineRule="auto"/>
+      </w:pPr>
+      <w:r>
+        <w:t>Validate the message</w:t>
+      </w:r>
+    </w:p>
+    <w:p>
+      <w:pPr>
+        <w:pStyle w:val="ListParagraph"/>
+        <w:numPr>
+          <w:ilvl w:val="2"/>
+          <w:numId w:val="59"/>
+        </w:numPr>
+        <w:spacing w:after="0" w:line="360" w:lineRule="auto"/>
+      </w:pPr>
+      <w:r>
+        <w:rPr>
+          <w:rFonts w:ascii="Segoe UI Symbol" w:hAnsi="Segoe UI Symbol" w:cs="Segoe UI Symbol"/>
+        </w:rPr>
+        <w:t>✔</w:t>
+      </w:r>
+      <w:r>
+        <w:t xml:space="preserve"> Case 1:</w:t>
+      </w:r>
+      <w:r>
+        <w:t xml:space="preserve"> </w:t>
+      </w:r>
+      <w:r>
+        <w:t>Click OK using dialog.accept()</w:t>
+      </w:r>
+    </w:p>
+    <w:p>
+      <w:pPr>
+        <w:pStyle w:val="ListParagraph"/>
+        <w:numPr>
+          <w:ilvl w:val="2"/>
+          <w:numId w:val="59"/>
+        </w:numPr>
+        <w:spacing w:after="0" w:line="360" w:lineRule="auto"/>
+      </w:pPr>
+      <w:r>
+        <w:rPr>
+          <w:rFonts w:ascii="Segoe UI Symbol" w:hAnsi="Segoe UI Symbol" w:cs="Segoe UI Symbol"/>
+        </w:rPr>
+        <w:t>✔</w:t>
+      </w:r>
+      <w:r>
+        <w:t xml:space="preserve"> Case 2:</w:t>
+      </w:r>
+      <w:r>
+        <w:t xml:space="preserve"> </w:t>
+      </w:r>
+      <w:r>
+        <w:t>Click Cancel using dialog.dismiss()</w:t>
+      </w:r>
+    </w:p>
+    <w:p>
+      <w:pPr>
+        <w:pStyle w:val="ListParagraph"/>
+        <w:numPr>
+          <w:ilvl w:val="1"/>
+          <w:numId w:val="59"/>
+        </w:numPr>
+        <w:spacing w:after="0" w:line="360" w:lineRule="auto"/>
+      </w:pPr>
+      <w:r>
+        <w:t xml:space="preserve">Handle the </w:t>
+      </w:r>
+      <w:r>
+        <w:t>Prompt dialog</w:t>
+      </w:r>
+    </w:p>
+    <w:p>
+      <w:pPr>
+        <w:pStyle w:val="ListParagraph"/>
+        <w:numPr>
+          <w:ilvl w:val="2"/>
+          <w:numId w:val="59"/>
+        </w:numPr>
+        <w:spacing w:after="0" w:line="360" w:lineRule="auto"/>
+      </w:pPr>
+      <w:r>
+        <w:t>Click the Prompt Alert button</w:t>
+      </w:r>
+    </w:p>
+    <w:p>
+      <w:pPr>
+        <w:pStyle w:val="ListParagraph"/>
+        <w:numPr>
+          <w:ilvl w:val="2"/>
+          <w:numId w:val="59"/>
+        </w:numPr>
+        <w:spacing w:after="0" w:line="360" w:lineRule="auto"/>
+      </w:pPr>
+      <w:r>
+        <w:t>Capture the alert</w:t>
+      </w:r>
+    </w:p>
+    <w:p>
+      <w:pPr>
+        <w:pStyle w:val="ListParagraph"/>
+        <w:numPr>
+          <w:ilvl w:val="2"/>
+          <w:numId w:val="59"/>
+        </w:numPr>
+        <w:spacing w:after="0" w:line="360" w:lineRule="auto"/>
+      </w:pPr>
+      <w:r>
+        <w:t>Validate the message</w:t>
+      </w:r>
+    </w:p>
+    <w:p>
+      <w:pPr>
+        <w:pStyle w:val="ListParagraph"/>
+        <w:numPr>
+          <w:ilvl w:val="2"/>
+          <w:numId w:val="59"/>
+        </w:numPr>
+        <w:spacing w:after="0" w:line="360" w:lineRule="auto"/>
+      </w:pPr>
+      <w:r>
+        <w:rPr>
+          <w:rFonts w:ascii="Segoe UI Symbol" w:hAnsi="Segoe UI Symbol" w:cs="Segoe UI Symbol"/>
+        </w:rPr>
+        <w:t>✔</w:t>
+      </w:r>
+      <w:r>
+        <w:t xml:space="preserve"> Case 1:</w:t>
+      </w:r>
+      <w:r>
+        <w:t xml:space="preserve"> </w:t>
+      </w:r>
+      <w:r>
+        <w:t>Enter text using:</w:t>
+      </w:r>
+      <w:r>
+        <w:t xml:space="preserve"> </w:t>
+      </w:r>
+      <w:r>
+        <w:t>dialog.accept("YourText");</w:t>
+      </w:r>
+    </w:p>
+    <w:p>
+      <w:pPr>
+        <w:pStyle w:val="ListParagraph"/>
+        <w:numPr>
+          <w:ilvl w:val="2"/>
+          <w:numId w:val="59"/>
+        </w:numPr>
+        <w:spacing w:after="0" w:line="360" w:lineRule="auto"/>
+        <w:rPr>
+          <w:b/>
+          <w:bCs/>
+        </w:rPr>
+      </w:pPr>
+      <w:r>
+        <w:rPr>
+          <w:rFonts w:ascii="Segoe UI Symbol" w:hAnsi="Segoe UI Symbol" w:cs="Segoe UI Symbol"/>
+        </w:rPr>
+        <w:t>✔</w:t>
+      </w:r>
+      <w:r>
+        <w:t xml:space="preserve"> Case 2:</w:t>
+      </w:r>
+      <w:r>
+        <w:t xml:space="preserve"> </w:t>
+      </w:r>
+      <w:r>
+        <w:t xml:space="preserve">Click Cancel </w:t>
+      </w:r>
+      <w:r>
+        <w:t xml:space="preserve">using </w:t>
+      </w:r>
+      <w:r>
+        <w:t>dialog.dismiss();</w:t>
+      </w:r>
+    </w:p>
+    <w:p>
+      <w:pPr>
+        <w:spacing w:after="0" w:line="360" w:lineRule="auto"/>
+        <w:rPr>
+          <w:b/>
+          <w:bCs/>
+        </w:rPr>
+      </w:pPr>
+      <w:r>
+        <w:rPr>
+          <w:b/>
+          <w:bCs/>
+        </w:rPr>
+        <w:t>IFrame</w:t>
+      </w:r>
+    </w:p>
+    <w:p>
+      <w:pPr>
+        <w:pStyle w:val="ListParagraph"/>
+        <w:numPr>
+          <w:ilvl w:val="0"/>
+          <w:numId w:val="65"/>
+        </w:numPr>
+        <w:spacing w:after="0" w:line="360" w:lineRule="auto"/>
+      </w:pPr>
+      <w:r>
+        <w:t xml:space="preserve">IFrame </w:t>
+      </w:r>
+      <w:r>
+        <w:t>is inline</w:t>
+      </w:r>
+      <w:r>
+        <w:t xml:space="preserve"> frame</w:t>
+      </w:r>
+    </w:p>
+    <w:p>
+      <w:pPr>
+        <w:pStyle w:val="ListParagraph"/>
+        <w:numPr>
+          <w:ilvl w:val="0"/>
+          <w:numId w:val="65"/>
+        </w:numPr>
+        <w:spacing w:after="0" w:line="360" w:lineRule="auto"/>
+      </w:pPr>
+      <w:r>
+        <w:t>An HTML element that embeds one webpage inside another.</w:t>
+      </w:r>
+    </w:p>
+    <w:p>
+      <w:pPr>
+        <w:pStyle w:val="ListParagraph"/>
+        <w:numPr>
+          <w:ilvl w:val="0"/>
+          <w:numId w:val="65"/>
+        </w:numPr>
+        <w:spacing w:after="0" w:line="360" w:lineRule="auto"/>
+      </w:pPr>
+      <w:r>
+        <w:t>Example: A window inside another window.</w:t>
+      </w:r>
+    </w:p>
+    <w:p>
+      <w:pPr>
+        <w:pStyle w:val="ListParagraph"/>
+        <w:numPr>
+          <w:ilvl w:val="0"/>
+          <w:numId w:val="65"/>
+        </w:numPr>
+        <w:spacing w:after="0" w:line="360" w:lineRule="auto"/>
+        <w:rPr>
+          <w:b/>
+          <w:bCs/>
+        </w:rPr>
+      </w:pPr>
+      <w:r>
+        <w:t>During automation</w:t>
+      </w:r>
+      <w:r>
+        <w:t xml:space="preserve"> </w:t>
+      </w:r>
+      <w:r>
+        <w:t>Default focus is on main page</w:t>
+      </w:r>
+      <w:r>
+        <w:t xml:space="preserve">, </w:t>
+      </w:r>
+      <w:r>
+        <w:t>we</w:t>
+      </w:r>
+      <w:r>
+        <w:t xml:space="preserve"> must switch </w:t>
+      </w:r>
+      <w:r>
+        <w:t xml:space="preserve">focus </w:t>
+      </w:r>
+      <w:r>
+        <w:t>to iframe</w:t>
+      </w:r>
+      <w:r>
+        <w:t xml:space="preserve"> interact with it</w:t>
+      </w:r>
+      <w:r>
+        <w:rPr>
+          <w:b/>
+          <w:bCs/>
+        </w:rPr>
+        <w:t>.</w:t>
+      </w:r>
+    </w:p>
+    <w:p>
+      <w:pPr>
+        <w:pStyle w:val="ListParagraph"/>
+        <w:numPr>
+          <w:ilvl w:val="0"/>
+          <w:numId w:val="65"/>
+        </w:numPr>
+        <w:spacing w:after="0" w:line="360" w:lineRule="auto"/>
+      </w:pPr>
+      <w:r>
+        <w:rPr>
+          <w:b/>
+          <w:bCs/>
+        </w:rPr>
+        <w:t>Page.</w:t>
+      </w:r>
+      <w:r>
+        <w:rPr>
+          <w:b/>
+          <w:bCs/>
+        </w:rPr>
+        <w:t>frames()</w:t>
+      </w:r>
+      <w:r>
+        <w:t xml:space="preserve"> – This method </w:t>
+      </w:r>
+      <w:r>
+        <w:t>Returns an array of all frames on the page.</w:t>
+      </w:r>
+    </w:p>
+    <w:p>
+      <w:pPr>
+        <w:rPr>
+          <w:b/>
+          <w:bCs/>
+          <w:u w:val="single"/>
+        </w:rPr>
+      </w:pPr>
+      <w:r>
+        <w:rPr>
+          <w:b/>
+          <w:bCs/>
+          <w:u w:val="single"/>
+        </w:rPr>
+        <w:br w:type="page"/>
+      </w:r>
+    </w:p>
+    <w:p>
+      <w:pPr>
+        <w:spacing w:after="0" w:line="360" w:lineRule="auto"/>
+        <w:rPr>
+          <w:b/>
+          <w:bCs/>
+        </w:rPr>
+      </w:pPr>
+      <w:r>
+        <w:rPr>
+          <w:b/>
+          <w:bCs/>
+          <w:u w:val="single"/>
+        </w:rPr>
+        <w:lastRenderedPageBreak/>
+        <w:t>Two Ways to Handle IFrame in Playwright</w:t>
+      </w:r>
+    </w:p>
+    <w:p>
+      <w:pPr>
+        <w:pStyle w:val="ListParagraph"/>
+        <w:numPr>
+          <w:ilvl w:val="1"/>
+          <w:numId w:val="55"/>
+        </w:numPr>
+        <w:spacing w:after="0" w:line="360" w:lineRule="auto"/>
+      </w:pPr>
+      <w:r>
+        <w:t xml:space="preserve">Using </w:t>
+      </w:r>
+      <w:r>
+        <w:t>.</w:t>
+      </w:r>
+      <w:r>
+        <w:t>frameLocator() Method</w:t>
+      </w:r>
+      <w:r>
+        <w:t xml:space="preserve"> –recommended because it accepts any locator</w:t>
+      </w:r>
+    </w:p>
+    <w:p>
+      <w:pPr>
+        <w:pStyle w:val="ListParagraph"/>
+        <w:numPr>
+          <w:ilvl w:val="1"/>
+          <w:numId w:val="55"/>
+        </w:numPr>
+        <w:spacing w:after="0" w:line="360" w:lineRule="auto"/>
+      </w:pPr>
+      <w:r>
+        <w:t>Using Frame Objects</w:t>
+      </w:r>
+    </w:p>
+    <w:p>
+      <w:pPr>
+        <w:pStyle w:val="ListParagraph"/>
+        <w:numPr>
+          <w:ilvl w:val="2"/>
+          <w:numId w:val="55"/>
+        </w:numPr>
+        <w:spacing w:after="0" w:line="360" w:lineRule="auto"/>
+      </w:pPr>
+      <w:r>
+        <w:t>Using frame name attribute</w:t>
+      </w:r>
+      <w:r>
+        <w:t xml:space="preserve"> //.frame(‘&lt;attributeName&gt;’)</w:t>
+      </w:r>
+    </w:p>
+    <w:p>
+      <w:pPr>
+        <w:pStyle w:val="ListParagraph"/>
+        <w:numPr>
+          <w:ilvl w:val="2"/>
+          <w:numId w:val="55"/>
+        </w:numPr>
+        <w:spacing w:after="0" w:line="360" w:lineRule="auto"/>
+      </w:pPr>
+      <w:r>
+        <w:t>Using frame URL</w:t>
+      </w:r>
+      <w:r>
+        <w:t xml:space="preserve"> // .frame({url:</w:t>
+      </w:r>
+      <w:r>
+        <w:t>&lt;url&gt;</w:t>
+      </w:r>
+      <w:r>
+        <w:t xml:space="preserve"> })</w:t>
+      </w:r>
+    </w:p>
+    <w:p>
+      <w:pPr>
+        <w:spacing w:after="0" w:line="360" w:lineRule="auto"/>
+      </w:pPr>
+      <w:r>
+        <w:t>Todo:</w:t>
+      </w:r>
+    </w:p>
+    <w:p>
+      <w:pPr>
+        <w:numPr>
+          <w:ilvl w:val="0"/>
+          <w:numId w:val="61"/>
+        </w:numPr>
+      </w:pPr>
+      <w:r>
+        <w:t xml:space="preserve">Navigate to </w:t>
+      </w:r>
+      <w:hyperlink r:id="rId22" w:history="1">
+        <w:r>
+          <w:rPr>
+            <w:rStyle w:val="Hyperlink"/>
+          </w:rPr>
+          <w:t>https://</w:t>
+        </w:r>
+        <w:r>
+          <w:rPr>
+            <w:rStyle w:val="Hyperlink"/>
+          </w:rPr>
+          <w:t>ui.vision/demo/webtest/frames</w:t>
+        </w:r>
+      </w:hyperlink>
+    </w:p>
+    <w:p>
+      <w:pPr>
+        <w:numPr>
+          <w:ilvl w:val="0"/>
+          <w:numId w:val="61"/>
+        </w:numPr>
+      </w:pPr>
+      <w:r>
+        <w:t>Iframe handling using page.frame()</w:t>
+      </w:r>
+    </w:p>
+    <w:p>
+      <w:pPr>
+        <w:numPr>
+          <w:ilvl w:val="1"/>
+          <w:numId w:val="61"/>
+        </w:numPr>
+      </w:pPr>
+      <w:r>
+        <w:t>Locate the frame</w:t>
+      </w:r>
+    </w:p>
+    <w:p>
+      <w:pPr>
+        <w:numPr>
+          <w:ilvl w:val="1"/>
+          <w:numId w:val="61"/>
+        </w:numPr>
+      </w:pPr>
+      <w:r>
+        <w:t>Enter the text in the frame only if frame is exist</w:t>
+      </w:r>
+    </w:p>
+    <w:p>
+      <w:pPr>
+        <w:numPr>
+          <w:ilvl w:val="0"/>
+          <w:numId w:val="61"/>
+        </w:numPr>
+      </w:pPr>
+      <w:r>
+        <w:t>Iframe handling using frame.locator()</w:t>
+      </w:r>
+    </w:p>
+    <w:p>
+      <w:pPr>
+        <w:numPr>
+          <w:ilvl w:val="1"/>
+          <w:numId w:val="61"/>
+        </w:numPr>
+      </w:pPr>
+      <w:r>
+        <w:t>Locate the frame</w:t>
+      </w:r>
+    </w:p>
+    <w:p>
+      <w:pPr>
+        <w:numPr>
+          <w:ilvl w:val="1"/>
+          <w:numId w:val="61"/>
+        </w:numPr>
+      </w:pPr>
+      <w:r>
+        <w:t>Enter the text in the frame only if frame is exist</w:t>
+      </w:r>
+    </w:p>
+    <w:p>
+      <w:pPr>
+        <w:spacing w:after="0" w:line="360" w:lineRule="auto"/>
+      </w:pPr>
+    </w:p>
+    <w:p>
+      <w:pPr>
+        <w:spacing w:after="0" w:line="360" w:lineRule="auto"/>
+        <w:rPr>
+          <w:u w:val="single"/>
+        </w:rPr>
+      </w:pPr>
+      <w:r>
+        <w:rPr>
+          <w:u w:val="single"/>
+        </w:rPr>
+        <w:t>How to handle inner frame or child frames?</w:t>
+      </w:r>
+    </w:p>
+    <w:p>
+      <w:pPr>
+        <w:numPr>
+          <w:ilvl w:val="0"/>
+          <w:numId w:val="62"/>
+        </w:numPr>
+      </w:pPr>
+      <w:r>
+        <w:t xml:space="preserve">Navigate to </w:t>
+      </w:r>
+      <w:hyperlink r:id="rId23" w:history="1">
+        <w:r>
+          <w:rPr>
+            <w:rStyle w:val="Hyperlink"/>
+          </w:rPr>
+          <w:t>https://ui.vision/demo/webtest/frames</w:t>
+        </w:r>
+      </w:hyperlink>
+    </w:p>
+    <w:p>
+      <w:pPr>
+        <w:numPr>
+          <w:ilvl w:val="0"/>
+          <w:numId w:val="62"/>
+        </w:numPr>
+      </w:pPr>
+      <w:r>
+        <w:t>Locate the frame which has child elements</w:t>
+      </w:r>
+    </w:p>
+    <w:p>
+      <w:pPr>
+        <w:numPr>
+          <w:ilvl w:val="0"/>
+          <w:numId w:val="62"/>
+        </w:numPr>
+      </w:pPr>
+      <w:r>
+        <w:t xml:space="preserve">Use </w:t>
+      </w:r>
+      <w:r>
+        <w:rPr>
+          <w:b/>
+          <w:bCs/>
+        </w:rPr>
+        <w:t>childFrames()</w:t>
+      </w:r>
+      <w:r>
+        <w:t xml:space="preserve"> method to interact with child frame &amp; it returns array</w:t>
+      </w:r>
+    </w:p>
+    <w:p>
+      <w:pPr>
+        <w:numPr>
+          <w:ilvl w:val="0"/>
+          <w:numId w:val="62"/>
+        </w:numPr>
+      </w:pPr>
+      <w:r>
+        <w:t>Store the child frame in variable and perform action on the child frame</w:t>
+      </w:r>
+    </w:p>
+    <w:p>
+      <w:r>
+        <w:br w:type="page"/>
+      </w:r>
+    </w:p>
+    <w:p>
+      <w:pPr>
+        <w:rPr>
+          <w:b/>
+          <w:bCs/>
+        </w:rPr>
+      </w:pPr>
+      <w:r>
+        <w:rPr>
+          <w:b/>
+          <w:bCs/>
+        </w:rPr>
+        <w:lastRenderedPageBreak/>
+        <w:t xml:space="preserve">Day13: </w:t>
+      </w:r>
+      <w:r>
+        <w:rPr>
+          <w:b/>
+          <w:bCs/>
+        </w:rPr>
+        <w:t>Browser Context, Tabs &amp; Pages/Popups</w:t>
+      </w:r>
+    </w:p>
+    <w:p>
+      <w:pPr>
+        <w:pStyle w:val="ListParagraph"/>
+        <w:numPr>
+          <w:ilvl w:val="0"/>
+          <w:numId w:val="66"/>
+        </w:numPr>
+      </w:pPr>
+      <w:r>
+        <w:t>Each browser has their own browser engine like chromium, firefox, webkit</w:t>
+      </w:r>
+    </w:p>
+    <w:p>
+      <w:pPr>
+        <w:pStyle w:val="ListParagraph"/>
+        <w:numPr>
+          <w:ilvl w:val="0"/>
+          <w:numId w:val="66"/>
+        </w:numPr>
+      </w:pPr>
+      <w:r>
+        <w:t>Each browser maintains</w:t>
+      </w:r>
+      <w:r>
+        <w:t xml:space="preserve"> its</w:t>
+      </w:r>
+      <w:r>
+        <w:t xml:space="preserve"> own browser context i.e</w:t>
+      </w:r>
+      <w:r>
+        <w:t>.</w:t>
+      </w:r>
+      <w:r>
+        <w:t xml:space="preserve"> </w:t>
+      </w:r>
+      <w:r>
+        <w:t>Incognito session</w:t>
+      </w:r>
+    </w:p>
+    <w:p>
+      <w:pPr>
+        <w:pStyle w:val="ListParagraph"/>
+        <w:numPr>
+          <w:ilvl w:val="0"/>
+          <w:numId w:val="66"/>
+        </w:numPr>
+      </w:pPr>
+      <w:r>
+        <w:t xml:space="preserve">Browser </w:t>
+      </w:r>
+      <w:r>
+        <w:t>context</w:t>
+      </w:r>
+      <w:r>
+        <w:t xml:space="preserve"> stores</w:t>
+      </w:r>
+      <w:r>
+        <w:t xml:space="preserve"> and </w:t>
+      </w:r>
+      <w:r>
+        <w:t>maintained</w:t>
+      </w:r>
+      <w:r>
+        <w:t xml:space="preserve"> the information </w:t>
+      </w:r>
+      <w:r>
+        <w:t>such as</w:t>
+      </w:r>
+    </w:p>
+    <w:p>
+      <w:pPr>
+        <w:pStyle w:val="ListParagraph"/>
+        <w:numPr>
+          <w:ilvl w:val="1"/>
+          <w:numId w:val="66"/>
+        </w:numPr>
+      </w:pPr>
+      <w:r>
+        <w:t>Cookies</w:t>
+      </w:r>
+    </w:p>
+    <w:p>
+      <w:pPr>
+        <w:pStyle w:val="ListParagraph"/>
+        <w:numPr>
+          <w:ilvl w:val="1"/>
+          <w:numId w:val="66"/>
+        </w:numPr>
+      </w:pPr>
+      <w:r>
+        <w:t>Local storage</w:t>
+      </w:r>
+    </w:p>
+    <w:p>
+      <w:pPr>
+        <w:pStyle w:val="ListParagraph"/>
+        <w:numPr>
+          <w:ilvl w:val="1"/>
+          <w:numId w:val="66"/>
+        </w:numPr>
+      </w:pPr>
+      <w:r>
+        <w:t>Session storage</w:t>
+      </w:r>
+    </w:p>
+    <w:p>
+      <w:pPr>
+        <w:pStyle w:val="ListParagraph"/>
+        <w:numPr>
+          <w:ilvl w:val="1"/>
+          <w:numId w:val="66"/>
+        </w:numPr>
+      </w:pPr>
+      <w:r>
+        <w:t>Authentication info</w:t>
+      </w:r>
+    </w:p>
+    <w:p>
+      <w:pPr>
+        <w:pStyle w:val="ListParagraph"/>
+        <w:numPr>
+          <w:ilvl w:val="0"/>
+          <w:numId w:val="66"/>
+        </w:numPr>
+      </w:pPr>
+      <w:r>
+        <w:t xml:space="preserve">One </w:t>
+      </w:r>
+      <w:r>
+        <w:t>browser can have multiple browser context</w:t>
+      </w:r>
+    </w:p>
+    <w:p>
+      <w:pPr>
+        <w:pStyle w:val="ListParagraph"/>
+        <w:numPr>
+          <w:ilvl w:val="0"/>
+          <w:numId w:val="66"/>
+        </w:numPr>
+      </w:pPr>
+      <w:r>
+        <w:t>Each context can have multiple separate isolated independent browser session for same browser</w:t>
+      </w:r>
+    </w:p>
+    <w:p>
+      <w:pPr>
+        <w:pStyle w:val="ListParagraph"/>
+        <w:numPr>
+          <w:ilvl w:val="0"/>
+          <w:numId w:val="66"/>
+        </w:numPr>
+      </w:pPr>
+      <w:r>
+        <w:t>Each context can</w:t>
+      </w:r>
+      <w:r>
+        <w:t xml:space="preserve"> contain</w:t>
+      </w:r>
+      <w:r>
+        <w:t xml:space="preserve"> multiple </w:t>
+      </w:r>
+      <w:r>
+        <w:t>pages, and</w:t>
+      </w:r>
+      <w:r>
+        <w:t xml:space="preserve"> we can </w:t>
+      </w:r>
+      <w:r>
+        <w:t>open different websites on different pages simultaneously</w:t>
+      </w:r>
+    </w:p>
+    <w:p>
+      <w:pPr>
+        <w:pStyle w:val="ListParagraph"/>
+        <w:numPr>
+          <w:ilvl w:val="0"/>
+          <w:numId w:val="66"/>
+        </w:numPr>
+      </w:pPr>
+      <w:r>
+        <w:t xml:space="preserve">In </w:t>
+      </w:r>
+      <w:r>
+        <w:t>Playwrights</w:t>
+      </w:r>
+      <w:r>
+        <w:t>, Tab or</w:t>
+      </w:r>
+      <w:r>
+        <w:t xml:space="preserve"> window or popup</w:t>
+      </w:r>
+      <w:r>
+        <w:t xml:space="preserve"> </w:t>
+      </w:r>
+      <w:r>
+        <w:t xml:space="preserve">considered </w:t>
+      </w:r>
+      <w:r>
+        <w:t xml:space="preserve">as </w:t>
+      </w:r>
+      <w:r>
+        <w:t>P</w:t>
+      </w:r>
+      <w:r>
+        <w:t>age only</w:t>
+      </w:r>
+    </w:p>
+    <w:p>
+      <w:r>
+        <w:t xml:space="preserve">Hierarchy: </w:t>
+      </w:r>
+      <w:r>
+        <w:t>W</w:t>
+      </w:r>
+      <w:r>
+        <w:t>orker &gt; browser &gt; browser context &gt; page &gt; testInfo</w:t>
+      </w:r>
+    </w:p>
+    <w:p>
+      <w:pPr>
+        <w:rPr>
+          <w:b/>
+          <w:bCs/>
+        </w:rPr>
+      </w:pPr>
+      <w:r>
+        <w:rPr>
+          <w:b/>
+          <w:bCs/>
+        </w:rPr>
+        <w:t>How to define browser, browser context and page in test?</w:t>
+      </w:r>
+    </w:p>
+    <w:p>
+      <w:pPr>
+        <w:pStyle w:val="ListParagraph"/>
+        <w:numPr>
+          <w:ilvl w:val="0"/>
+          <w:numId w:val="67"/>
+        </w:numPr>
+      </w:pPr>
+      <w:r>
+        <w:rPr>
+          <w:b/>
+          <w:bCs/>
+        </w:rPr>
+        <w:t>Default Page from Playwright Config</w:t>
+      </w:r>
+      <w:r>
+        <w:t xml:space="preserve">: </w:t>
+      </w:r>
+      <w:r>
+        <w:t>When we directly use page inside the test, Playwright automatically provides it from playwright.config.ts.</w:t>
+      </w:r>
+    </w:p>
+    <w:p>
+      <w:pPr>
+        <w:pStyle w:val="ListParagraph"/>
+        <w:numPr>
+          <w:ilvl w:val="0"/>
+          <w:numId w:val="67"/>
+        </w:numPr>
+      </w:pPr>
+      <w:r>
+        <w:rPr>
+          <w:b/>
+          <w:bCs/>
+        </w:rPr>
+        <w:t>Creating an Isolated Browser</w:t>
+      </w:r>
+      <w:r>
+        <w:t>: T</w:t>
+      </w:r>
+      <w:r>
+        <w:t>o handle an isolated browser instance, we manually launch the browser</w:t>
+      </w:r>
+      <w:r>
+        <w:t xml:space="preserve"> </w:t>
+      </w:r>
+      <w:r>
+        <w:t xml:space="preserve">and store </w:t>
+      </w:r>
+      <w:r>
+        <w:t xml:space="preserve">it </w:t>
+      </w:r>
+      <w:r>
+        <w:t xml:space="preserve">in </w:t>
+      </w:r>
+      <w:r>
+        <w:t xml:space="preserve">a </w:t>
+      </w:r>
+      <w:r>
+        <w:t xml:space="preserve">variable </w:t>
+      </w:r>
+      <w:r>
+        <w:br/>
+      </w:r>
+      <w:r>
+        <w:t xml:space="preserve">// </w:t>
+      </w:r>
+      <w:r>
+        <w:t>const browser = await chromium.launch();</w:t>
+      </w:r>
+    </w:p>
+    <w:p>
+      <w:pPr>
+        <w:pStyle w:val="ListParagraph"/>
+        <w:numPr>
+          <w:ilvl w:val="0"/>
+          <w:numId w:val="67"/>
+        </w:numPr>
+      </w:pPr>
+      <w:r>
+        <w:rPr>
+          <w:b/>
+          <w:bCs/>
+        </w:rPr>
+        <w:t>Creating an Isolated Browser Context</w:t>
+      </w:r>
+      <w:r>
+        <w:t xml:space="preserve">: </w:t>
+      </w:r>
+      <w:r>
+        <w:t>To create</w:t>
+      </w:r>
+      <w:r>
+        <w:t xml:space="preserve"> a new isolated context</w:t>
+      </w:r>
+      <w:r>
+        <w:t xml:space="preserve">, we need to import the browser and create a </w:t>
+      </w:r>
+      <w:r>
+        <w:t xml:space="preserve">new </w:t>
+      </w:r>
+      <w:r>
+        <w:t xml:space="preserve">context </w:t>
+      </w:r>
+      <w:r>
+        <w:t xml:space="preserve">object </w:t>
+      </w:r>
+      <w:r>
+        <w:t>using</w:t>
+      </w:r>
+      <w:r>
+        <w:t xml:space="preserve"> browser</w:t>
+      </w:r>
+      <w:r>
+        <w:t>:</w:t>
+      </w:r>
+      <w:r>
+        <w:br/>
+        <w:t xml:space="preserve">// </w:t>
+      </w:r>
+      <w:r>
+        <w:t>const context = await browser.newContext();</w:t>
+      </w:r>
+    </w:p>
+    <w:p>
+      <w:pPr>
+        <w:pStyle w:val="ListParagraph"/>
+        <w:numPr>
+          <w:ilvl w:val="0"/>
+          <w:numId w:val="67"/>
+        </w:numPr>
+      </w:pPr>
+      <w:r>
+        <w:rPr>
+          <w:b/>
+          <w:bCs/>
+        </w:rPr>
+        <w:t>Creating an Isolated Page</w:t>
+      </w:r>
+      <w:r>
+        <w:rPr>
+          <w:b/>
+          <w:bCs/>
+        </w:rPr>
+        <w:t xml:space="preserve">: </w:t>
+      </w:r>
+      <w:r>
+        <w:t>To</w:t>
+      </w:r>
+      <w:r>
+        <w:t xml:space="preserve"> </w:t>
+      </w:r>
+      <w:r>
+        <w:t xml:space="preserve">create a new page </w:t>
+      </w:r>
+      <w:r>
+        <w:t xml:space="preserve">in the test, we need to import the </w:t>
+      </w:r>
+      <w:r>
+        <w:t xml:space="preserve">context </w:t>
+      </w:r>
+      <w:r>
+        <w:t xml:space="preserve">and create a newPage </w:t>
+      </w:r>
+      <w:r>
+        <w:t xml:space="preserve">object </w:t>
+      </w:r>
+      <w:r>
+        <w:t>using context</w:t>
+      </w:r>
+      <w:r>
+        <w:t xml:space="preserve"> </w:t>
+      </w:r>
+      <w:r>
+        <w:br/>
+      </w:r>
+      <w:r>
+        <w:t xml:space="preserve">// </w:t>
+      </w:r>
+      <w:r>
+        <w:t>const page = await context.newPage();</w:t>
+      </w:r>
+    </w:p>
+    <w:p>
+      <w:pPr>
+        <w:pStyle w:val="ListParagraph"/>
+        <w:numPr>
+          <w:ilvl w:val="0"/>
+          <w:numId w:val="67"/>
+        </w:numPr>
+      </w:pPr>
+      <w:r>
+        <w:t xml:space="preserve">Context.pages() – This method returns the array of </w:t>
+      </w:r>
+      <w:r>
+        <w:t>all</w:t>
+      </w:r>
+      <w:r>
+        <w:t xml:space="preserve"> pages </w:t>
+      </w:r>
+      <w:r>
+        <w:t>created</w:t>
+      </w:r>
+      <w:r>
+        <w:t xml:space="preserve"> in context</w:t>
+      </w:r>
+    </w:p>
+    <w:p/>
+    <w:p>
+      <w:pPr>
+        <w:rPr>
+          <w:b/>
+          <w:bCs/>
+        </w:rPr>
+      </w:pPr>
+      <w:r>
+        <w:rPr>
+          <w:b/>
+          <w:bCs/>
+        </w:rPr>
+        <w:t xml:space="preserve">How to handle </w:t>
+      </w:r>
+      <w:r>
+        <w:rPr>
+          <w:b/>
+          <w:bCs/>
+        </w:rPr>
+        <w:t xml:space="preserve">multiple </w:t>
+      </w:r>
+      <w:r>
+        <w:rPr>
+          <w:b/>
+          <w:bCs/>
+        </w:rPr>
+        <w:t>tabs</w:t>
+      </w:r>
+      <w:r>
+        <w:rPr>
+          <w:b/>
+          <w:bCs/>
+        </w:rPr>
+        <w:t>/page/window</w:t>
+      </w:r>
+      <w:r>
+        <w:rPr>
+          <w:b/>
+          <w:bCs/>
+        </w:rPr>
+        <w:t xml:space="preserve"> inside one another</w:t>
+      </w:r>
+      <w:r>
+        <w:rPr>
+          <w:b/>
+          <w:bCs/>
+        </w:rPr>
+        <w:t>?</w:t>
+      </w:r>
+    </w:p>
+    <w:p>
+      <w:pPr>
+        <w:pStyle w:val="ListParagraph"/>
+        <w:numPr>
+          <w:ilvl w:val="0"/>
+          <w:numId w:val="68"/>
+        </w:numPr>
+      </w:pPr>
+      <w:r>
+        <w:rPr>
+          <w:b/>
+          <w:bCs/>
+        </w:rPr>
+        <w:t>Scenario</w:t>
+      </w:r>
+      <w:r>
+        <w:t xml:space="preserve">: </w:t>
+      </w:r>
+      <w:r>
+        <w:t>When multiple pages open inside the same browser.</w:t>
+      </w:r>
+    </w:p>
+    <w:p>
+      <w:pPr>
+        <w:pStyle w:val="ListParagraph"/>
+        <w:numPr>
+          <w:ilvl w:val="0"/>
+          <w:numId w:val="68"/>
+        </w:numPr>
+        <w:rPr>
+          <w:b/>
+          <w:bCs/>
+        </w:rPr>
+      </w:pPr>
+      <w:r>
+        <w:rPr>
+          <w:b/>
+          <w:bCs/>
+        </w:rPr>
+        <w:t>Approach</w:t>
+      </w:r>
+    </w:p>
+    <w:p>
+      <w:pPr>
+        <w:pStyle w:val="ListParagraph"/>
+        <w:numPr>
+          <w:ilvl w:val="1"/>
+          <w:numId w:val="66"/>
+        </w:numPr>
+      </w:pPr>
+      <w:r>
+        <w:t>Create multiple page objects</w:t>
+      </w:r>
+    </w:p>
+    <w:p>
+      <w:pPr>
+        <w:pStyle w:val="ListParagraph"/>
+        <w:numPr>
+          <w:ilvl w:val="1"/>
+          <w:numId w:val="66"/>
+        </w:numPr>
+      </w:pPr>
+      <w:r>
+        <w:t>Or capture newly opened pages using events</w:t>
+      </w:r>
+    </w:p>
+    <w:p>
+      <w:pPr>
+        <w:pStyle w:val="ListParagraph"/>
+        <w:numPr>
+          <w:ilvl w:val="0"/>
+          <w:numId w:val="68"/>
+        </w:numPr>
+      </w:pPr>
+      <w:r>
+        <w:t>When a page opens another page (new tab), We must handle it using context events</w:t>
+      </w:r>
+    </w:p>
+    <w:p>
+      <w:pPr>
+        <w:pStyle w:val="ListParagraph"/>
+        <w:numPr>
+          <w:ilvl w:val="0"/>
+          <w:numId w:val="68"/>
+        </w:numPr>
+      </w:pPr>
+      <w:r>
+        <w:rPr>
+          <w:b/>
+          <w:bCs/>
+        </w:rPr>
+        <w:lastRenderedPageBreak/>
+        <w:t>Important</w:t>
+      </w:r>
+      <w:r>
+        <w:t>:</w:t>
+      </w:r>
+      <w:r>
+        <w:t xml:space="preserve"> </w:t>
+      </w:r>
+      <w:r>
+        <w:t>Always start waiting for the event before clicking the element.</w:t>
+      </w:r>
+      <w:r>
+        <w:br/>
+        <w:t>// Syntax: C</w:t>
+      </w:r>
+      <w:r>
+        <w:t>ontext.waitForEvent('page')</w:t>
+      </w:r>
+    </w:p>
+    <w:p>
+      <w:pPr>
+        <w:pStyle w:val="ListParagraph"/>
+        <w:numPr>
+          <w:ilvl w:val="0"/>
+          <w:numId w:val="68"/>
+        </w:numPr>
+      </w:pPr>
+      <w:r>
+        <w:rPr>
+          <w:b/>
+          <w:bCs/>
+        </w:rPr>
+        <w:t>To achieve this</w:t>
+      </w:r>
+      <w:r>
+        <w:t>:</w:t>
+      </w:r>
+      <w:r>
+        <w:t xml:space="preserve"> We need to execute both the events parallelly by using method Promise.all()</w:t>
+      </w:r>
+    </w:p>
+    <w:p>
+      <w:pPr>
+        <w:pStyle w:val="ListParagraph"/>
+        <w:numPr>
+          <w:ilvl w:val="0"/>
+          <w:numId w:val="68"/>
+        </w:numPr>
+      </w:pPr>
+      <w:r>
+        <w:t>Promise.all() method</w:t>
+      </w:r>
+    </w:p>
+    <w:p>
+      <w:pPr>
+        <w:pStyle w:val="ListParagraph"/>
+        <w:numPr>
+          <w:ilvl w:val="1"/>
+          <w:numId w:val="68"/>
+        </w:numPr>
+      </w:pPr>
+      <w:r>
+        <w:t>This needs array of promises[&lt;event1&gt;,&lt;event2&gt;]</w:t>
+      </w:r>
+    </w:p>
+    <w:p>
+      <w:pPr>
+        <w:pStyle w:val="ListParagraph"/>
+        <w:numPr>
+          <w:ilvl w:val="1"/>
+          <w:numId w:val="68"/>
+        </w:numPr>
+      </w:pPr>
+      <w:r>
+        <w:t xml:space="preserve">This return </w:t>
+      </w:r>
+      <w:r>
+        <w:t>array of resolved values (pages).</w:t>
+      </w:r>
+    </w:p>
+    <w:p>
+      <w:pPr>
+        <w:pStyle w:val="ListParagraph"/>
+        <w:numPr>
+          <w:ilvl w:val="0"/>
+          <w:numId w:val="68"/>
+        </w:numPr>
+      </w:pPr>
+      <w:r>
+        <w:t>Using Promise.all()</w:t>
+      </w:r>
+      <w:r>
+        <w:t xml:space="preserve">: </w:t>
+      </w:r>
+      <w:r>
+        <w:t>To run two asynchronous actions in parallel.</w:t>
+      </w:r>
+      <w:r>
+        <w:t xml:space="preserve"> </w:t>
+      </w:r>
+      <w:r>
+        <w:t>It returns array of resolved values (pages).</w:t>
+      </w:r>
+    </w:p>
+    <w:p/>
+    <w:p>
+      <w:pPr>
+        <w:rPr>
+          <w:b/>
+          <w:bCs/>
+        </w:rPr>
+      </w:pPr>
+      <w:r>
+        <w:rPr>
+          <w:b/>
+          <w:bCs/>
+        </w:rPr>
+        <w:t>How to switch between the pages</w:t>
+      </w:r>
+      <w:r>
+        <w:rPr>
+          <w:b/>
+          <w:bCs/>
+        </w:rPr>
+        <w:t xml:space="preserve"> &amp; Title</w:t>
+      </w:r>
+      <w:r>
+        <w:rPr>
+          <w:b/>
+          <w:bCs/>
+        </w:rPr>
+        <w:t>?</w:t>
+      </w:r>
+    </w:p>
+    <w:p>
+      <w:pPr>
+        <w:pStyle w:val="ListParagraph"/>
+        <w:numPr>
+          <w:ilvl w:val="0"/>
+          <w:numId w:val="69"/>
+        </w:numPr>
+      </w:pPr>
+      <w:r>
+        <w:t xml:space="preserve">Approach1: </w:t>
+      </w:r>
+      <w:r>
+        <w:t>U</w:t>
+      </w:r>
+      <w:r>
+        <w:t>sing context</w:t>
+      </w:r>
+    </w:p>
+    <w:p>
+      <w:pPr>
+        <w:pStyle w:val="ListParagraph"/>
+        <w:numPr>
+          <w:ilvl w:val="1"/>
+          <w:numId w:val="69"/>
+        </w:numPr>
+      </w:pPr>
+      <w:r>
+        <w:t>Find out the total pages using context.pages() method</w:t>
+      </w:r>
+    </w:p>
+    <w:p>
+      <w:pPr>
+        <w:pStyle w:val="ListParagraph"/>
+        <w:numPr>
+          <w:ilvl w:val="1"/>
+          <w:numId w:val="69"/>
+        </w:numPr>
+      </w:pPr>
+      <w:r>
+        <w:t>Find the title of the each pages using title() method</w:t>
+      </w:r>
+    </w:p>
+    <w:p>
+      <w:pPr>
+        <w:pStyle w:val="ListParagraph"/>
+        <w:numPr>
+          <w:ilvl w:val="1"/>
+          <w:numId w:val="69"/>
+        </w:numPr>
+      </w:pPr>
+      <w:r>
+        <w:t xml:space="preserve">Switch </w:t>
+      </w:r>
+      <w:r>
+        <w:t xml:space="preserve">to page </w:t>
+      </w:r>
+      <w:r>
+        <w:t>using index</w:t>
+      </w:r>
+      <w:r>
+        <w:t xml:space="preserve"> //</w:t>
+      </w:r>
+      <w:r>
+        <w:t>await pages[1].bringToFront();</w:t>
+      </w:r>
+    </w:p>
+    <w:p>
+      <w:pPr>
+        <w:pStyle w:val="ListParagraph"/>
+        <w:numPr>
+          <w:ilvl w:val="0"/>
+          <w:numId w:val="69"/>
+        </w:numPr>
+      </w:pPr>
+      <w:r>
+        <w:t>Approach</w:t>
+      </w:r>
+      <w:r>
+        <w:t>2</w:t>
+      </w:r>
+      <w:r>
+        <w:t xml:space="preserve">: </w:t>
+      </w:r>
+      <w:r>
+        <w:t>U</w:t>
+      </w:r>
+      <w:r>
+        <w:t>sing parentPage &amp; childPage</w:t>
+      </w:r>
+    </w:p>
+    <w:p>
+      <w:pPr>
+        <w:pStyle w:val="ListParagraph"/>
+        <w:numPr>
+          <w:ilvl w:val="0"/>
+          <w:numId w:val="74"/>
+        </w:numPr>
+      </w:pPr>
+      <w:r>
+        <w:t>const parentTitle = await page.title();</w:t>
+      </w:r>
+    </w:p>
+    <w:p>
+      <w:pPr>
+        <w:pStyle w:val="ListParagraph"/>
+        <w:numPr>
+          <w:ilvl w:val="0"/>
+          <w:numId w:val="74"/>
+        </w:numPr>
+      </w:pPr>
+      <w:r>
+        <w:t>const childTitle = await newPage.title();</w:t>
+      </w:r>
+    </w:p>
+    <w:p>
+      <w:r>
+        <w:t>Todo:</w:t>
+      </w:r>
+    </w:p>
+    <w:p>
+      <w:pPr>
+        <w:pStyle w:val="ListParagraph"/>
+        <w:numPr>
+          <w:ilvl w:val="0"/>
+          <w:numId w:val="71"/>
+        </w:numPr>
+      </w:pPr>
+      <w:r>
+        <w:t xml:space="preserve">Navigate to </w:t>
+      </w:r>
+      <w:hyperlink r:id="rId24" w:history="1">
+        <w:r>
+          <w:rPr>
+            <w:rStyle w:val="Hyperlink"/>
+          </w:rPr>
+          <w:t>https://testautomationpractice.blogspot.com/</w:t>
+        </w:r>
+      </w:hyperlink>
+    </w:p>
+    <w:p>
+      <w:pPr>
+        <w:pStyle w:val="ListParagraph"/>
+        <w:numPr>
+          <w:ilvl w:val="0"/>
+          <w:numId w:val="71"/>
+        </w:numPr>
+      </w:pPr>
+      <w:r>
+        <w:t>Capture the current page</w:t>
+      </w:r>
+    </w:p>
+    <w:p>
+      <w:pPr>
+        <w:pStyle w:val="ListParagraph"/>
+        <w:numPr>
+          <w:ilvl w:val="0"/>
+          <w:numId w:val="71"/>
+        </w:numPr>
+      </w:pPr>
+      <w:r>
+        <w:t>Click on the New tab button</w:t>
+      </w:r>
+    </w:p>
+    <w:p>
+      <w:pPr>
+        <w:pStyle w:val="ListParagraph"/>
+        <w:numPr>
+          <w:ilvl w:val="0"/>
+          <w:numId w:val="71"/>
+        </w:numPr>
+      </w:pPr>
+      <w:r>
+        <w:t>Capture the new page</w:t>
+      </w:r>
+      <w:r>
+        <w:t xml:space="preserve"> using ‘page’ event</w:t>
+      </w:r>
+    </w:p>
+    <w:p>
+      <w:pPr>
+        <w:pStyle w:val="ListParagraph"/>
+        <w:numPr>
+          <w:ilvl w:val="0"/>
+          <w:numId w:val="71"/>
+        </w:numPr>
+      </w:pPr>
+      <w:r>
+        <w:t xml:space="preserve">Store all the </w:t>
+      </w:r>
+      <w:r>
+        <w:t xml:space="preserve">pages </w:t>
+      </w:r>
+      <w:r>
+        <w:t>using Promise.all() method</w:t>
+      </w:r>
+    </w:p>
+    <w:p>
+      <w:pPr>
+        <w:pStyle w:val="ListParagraph"/>
+        <w:numPr>
+          <w:ilvl w:val="0"/>
+          <w:numId w:val="71"/>
+        </w:numPr>
+      </w:pPr>
+      <w:r>
+        <w:t>Capture title of both the pages</w:t>
+      </w:r>
+    </w:p>
+    <w:p>
+      <w:pPr>
+        <w:pStyle w:val="ListParagraph"/>
+        <w:numPr>
+          <w:ilvl w:val="0"/>
+          <w:numId w:val="71"/>
+        </w:numPr>
+      </w:pPr>
+      <w:r>
+        <w:t>Switch between the pages using index or title</w:t>
+      </w:r>
+    </w:p>
+    <w:p>
+      <w:pPr>
+        <w:rPr>
+          <w:b/>
+          <w:bCs/>
+        </w:rPr>
+      </w:pPr>
+      <w:r>
+        <w:rPr>
+          <w:b/>
+          <w:bCs/>
+        </w:rPr>
+        <w:br w:type="page"/>
+      </w:r>
+    </w:p>
+    <w:p>
+      <w:pPr>
+        <w:rPr>
+          <w:b/>
+          <w:bCs/>
+        </w:rPr>
+      </w:pPr>
+      <w:r>
+        <w:rPr>
+          <w:b/>
+          <w:bCs/>
+        </w:rPr>
+        <w:lastRenderedPageBreak/>
+        <w:t xml:space="preserve">Popup: </w:t>
+      </w:r>
+    </w:p>
+    <w:p>
+      <w:pPr>
+        <w:pStyle w:val="ListParagraph"/>
+        <w:numPr>
+          <w:ilvl w:val="0"/>
+          <w:numId w:val="70"/>
+        </w:numPr>
+      </w:pPr>
+      <w:r>
+        <w:t xml:space="preserve">When the page/window opens separately within same browser </w:t>
+      </w:r>
+      <w:r>
+        <w:t xml:space="preserve">its called </w:t>
+      </w:r>
+      <w:r>
+        <w:t>as Popup</w:t>
+      </w:r>
+    </w:p>
+    <w:p>
+      <w:pPr>
+        <w:pStyle w:val="ListParagraph"/>
+        <w:numPr>
+          <w:ilvl w:val="0"/>
+          <w:numId w:val="70"/>
+        </w:numPr>
+      </w:pPr>
+      <w:r>
+        <w:t xml:space="preserve">Playwright handles this </w:t>
+      </w:r>
+      <w:r>
+        <w:t>using event i.e. ‘popup’</w:t>
+      </w:r>
+    </w:p>
+    <w:p>
+      <w:pPr>
+        <w:pStyle w:val="ListParagraph"/>
+        <w:numPr>
+          <w:ilvl w:val="0"/>
+          <w:numId w:val="70"/>
+        </w:numPr>
+      </w:pPr>
+      <w:r>
+        <w:t>//</w:t>
+      </w:r>
+      <w:r>
+        <w:t xml:space="preserve"> </w:t>
+      </w:r>
+      <w:r>
+        <w:t>page.waitForEvent('popup')</w:t>
+      </w:r>
+    </w:p>
+    <w:p/>
+    <w:p>
+      <w:r>
+        <w:t>Todo:</w:t>
+      </w:r>
+    </w:p>
+    <w:p>
+      <w:pPr>
+        <w:pStyle w:val="ListParagraph"/>
+        <w:numPr>
+          <w:ilvl w:val="0"/>
+          <w:numId w:val="72"/>
+        </w:numPr>
+      </w:pPr>
+      <w:r>
+        <w:t xml:space="preserve">Navigate to </w:t>
+      </w:r>
+      <w:hyperlink r:id="rId25" w:history="1">
+        <w:r>
+          <w:rPr>
+            <w:rStyle w:val="Hyperlink"/>
+          </w:rPr>
+          <w:t>https://testautomationpractice.blogspot.com/</w:t>
+        </w:r>
+      </w:hyperlink>
+    </w:p>
+    <w:p>
+      <w:pPr>
+        <w:pStyle w:val="ListParagraph"/>
+        <w:numPr>
+          <w:ilvl w:val="0"/>
+          <w:numId w:val="72"/>
+        </w:numPr>
+      </w:pPr>
+      <w:r>
+        <w:t>Capture the current page</w:t>
+      </w:r>
+    </w:p>
+    <w:p>
+      <w:pPr>
+        <w:pStyle w:val="ListParagraph"/>
+        <w:numPr>
+          <w:ilvl w:val="0"/>
+          <w:numId w:val="72"/>
+        </w:numPr>
+      </w:pPr>
+      <w:r>
+        <w:t xml:space="preserve">Click on the </w:t>
+      </w:r>
+      <w:r>
+        <w:t xml:space="preserve">Popup Windows </w:t>
+      </w:r>
+      <w:r>
+        <w:t>button</w:t>
+      </w:r>
+    </w:p>
+    <w:p>
+      <w:pPr>
+        <w:pStyle w:val="ListParagraph"/>
+        <w:numPr>
+          <w:ilvl w:val="0"/>
+          <w:numId w:val="72"/>
+        </w:numPr>
+      </w:pPr>
+      <w:r>
+        <w:t xml:space="preserve">Capture the new </w:t>
+      </w:r>
+      <w:r>
+        <w:t>window</w:t>
+      </w:r>
+      <w:r>
+        <w:t xml:space="preserve"> </w:t>
+      </w:r>
+      <w:r>
+        <w:t>using ‘</w:t>
+      </w:r>
+      <w:r>
+        <w:t xml:space="preserve">popup’ </w:t>
+      </w:r>
+      <w:r>
+        <w:t>event</w:t>
+      </w:r>
+    </w:p>
+    <w:p>
+      <w:pPr>
+        <w:pStyle w:val="ListParagraph"/>
+        <w:numPr>
+          <w:ilvl w:val="0"/>
+          <w:numId w:val="72"/>
+        </w:numPr>
+      </w:pPr>
+      <w:r>
+        <w:t>Store all the popup windows using Promise.all() method</w:t>
+      </w:r>
+    </w:p>
+    <w:p>
+      <w:pPr>
+        <w:pStyle w:val="ListParagraph"/>
+        <w:numPr>
+          <w:ilvl w:val="0"/>
+          <w:numId w:val="72"/>
+        </w:numPr>
+      </w:pPr>
+      <w:r>
+        <w:t xml:space="preserve">Capture title </w:t>
+      </w:r>
+      <w:r>
+        <w:t xml:space="preserve">&amp; url </w:t>
+      </w:r>
+      <w:r>
+        <w:t xml:space="preserve">of </w:t>
+      </w:r>
+      <w:r>
+        <w:t xml:space="preserve">all </w:t>
+      </w:r>
+      <w:r>
+        <w:t>the pages</w:t>
+      </w:r>
+      <w:r>
+        <w:t>/windows</w:t>
+      </w:r>
+    </w:p>
+    <w:p>
+      <w:pPr>
+        <w:pStyle w:val="ListParagraph"/>
+        <w:numPr>
+          <w:ilvl w:val="0"/>
+          <w:numId w:val="72"/>
+        </w:numPr>
+      </w:pPr>
+      <w:r>
+        <w:t>Switch between the pages using index or title</w:t>
+      </w:r>
+    </w:p>
+    <w:p>
+      <w:pPr>
+        <w:pStyle w:val="ListParagraph"/>
+        <w:numPr>
+          <w:ilvl w:val="0"/>
+          <w:numId w:val="72"/>
+        </w:numPr>
+      </w:pPr>
+      <w:r>
+        <w:t xml:space="preserve">Capture the window which has </w:t>
+      </w:r>
+      <w:r>
+        <w:t>playwright</w:t>
+      </w:r>
+      <w:r>
+        <w:t xml:space="preserve"> title and perform click on operation on specific one</w:t>
+      </w:r>
+    </w:p>
+    <w:p>
+      <w:pPr>
+        <w:rPr>
+          <w:b/>
+          <w:bCs/>
+        </w:rPr>
+      </w:pPr>
+      <w:r>
+        <w:rPr>
+          <w:b/>
+          <w:bCs/>
+        </w:rPr>
+        <w:br w:type="page"/>
+      </w:r>
+    </w:p>
+    <w:p>
+      <w:pPr>
+        <w:rPr>
+          <w:b/>
+          <w:bCs/>
+        </w:rPr>
+      </w:pPr>
+      <w:r>
+        <w:rPr>
+          <w:b/>
+          <w:bCs/>
+        </w:rPr>
+        <w:lastRenderedPageBreak/>
+        <w:t>How to handle the authenticat</w:t>
+      </w:r>
+      <w:r>
+        <w:rPr>
+          <w:b/>
+          <w:bCs/>
+        </w:rPr>
+        <w:t>ed</w:t>
+      </w:r>
+      <w:r>
+        <w:rPr>
+          <w:b/>
+          <w:bCs/>
+        </w:rPr>
+        <w:t xml:space="preserve"> windows?</w:t>
+      </w:r>
+    </w:p>
+    <w:p>
+      <w:pPr>
+        <w:pStyle w:val="ListParagraph"/>
+        <w:numPr>
+          <w:ilvl w:val="0"/>
+          <w:numId w:val="73"/>
+        </w:numPr>
+      </w:pPr>
+      <w:r>
+        <w:t xml:space="preserve">Navigate to </w:t>
+      </w:r>
+      <w:hyperlink r:id="rId26" w:history="1">
+        <w:r>
+          <w:rPr>
+            <w:rStyle w:val="Hyperlink"/>
+          </w:rPr>
+          <w:t>https://</w:t>
+        </w:r>
+        <w:r>
+          <w:rPr>
+            <w:rStyle w:val="Hyperlink"/>
+          </w:rPr>
+          <w:t>the-internet-herokuapp</w:t>
+        </w:r>
+        <w:r>
+          <w:rPr>
+            <w:rStyle w:val="Hyperlink"/>
+          </w:rPr>
+          <w:t>.com/</w:t>
+        </w:r>
+      </w:hyperlink>
+    </w:p>
+    <w:p>
+      <w:pPr>
+        <w:rPr>
+          <w:u w:val="single"/>
+        </w:rPr>
+      </w:pPr>
+      <w:r>
+        <w:rPr>
+          <w:u w:val="single"/>
+        </w:rPr>
+        <w:t>There are 2 ways to pass the credentials into the app</w:t>
+      </w:r>
+    </w:p>
+    <w:p>
+      <w:pPr>
+        <w:pStyle w:val="ListParagraph"/>
+        <w:numPr>
+          <w:ilvl w:val="0"/>
+          <w:numId w:val="73"/>
+        </w:numPr>
+      </w:pPr>
+      <w:r>
+        <w:t>Directly pass</w:t>
+      </w:r>
+      <w:r>
+        <w:t xml:space="preserve"> credentials</w:t>
+      </w:r>
+      <w:r>
+        <w:t xml:space="preserve"> into the URL</w:t>
+      </w:r>
+    </w:p>
+    <w:p>
+      <w:pPr>
+        <w:pStyle w:val="ListParagraph"/>
+        <w:numPr>
+          <w:ilvl w:val="1"/>
+          <w:numId w:val="73"/>
+        </w:numPr>
+      </w:pPr>
+      <w:r>
+        <w:t>Page.goto(‘username:password@https//the-internet-herokuapp.com/basic_auth’)</w:t>
+      </w:r>
+    </w:p>
+    <w:p>
+      <w:pPr>
+        <w:pStyle w:val="ListParagraph"/>
+        <w:numPr>
+          <w:ilvl w:val="0"/>
+          <w:numId w:val="73"/>
+        </w:numPr>
+      </w:pPr>
+      <w:r>
+        <w:t xml:space="preserve">Directly pass </w:t>
+      </w:r>
+      <w:r>
+        <w:t xml:space="preserve">Credentials </w:t>
+      </w:r>
+      <w:r>
+        <w:t>while creating context</w:t>
+      </w:r>
+    </w:p>
+    <w:p>
+      <w:pPr>
+        <w:pStyle w:val="ListParagraph"/>
+        <w:numPr>
+          <w:ilvl w:val="0"/>
+          <w:numId w:val="75"/>
+        </w:numPr>
+      </w:pPr>
+      <w:r>
+        <w:t>const context = await browser.newContext({</w:t>
+      </w:r>
+    </w:p>
+    <w:p>
+      <w:pPr>
+        <w:pStyle w:val="ListParagraph"/>
+        <w:numPr>
+          <w:ilvl w:val="0"/>
+          <w:numId w:val="75"/>
+        </w:numPr>
+      </w:pPr>
+      <w:r>
+        <w:t>httpCredentials:{</w:t>
+      </w:r>
+    </w:p>
+    <w:p>
+      <w:pPr>
+        <w:pStyle w:val="ListParagraph"/>
+        <w:numPr>
+          <w:ilvl w:val="0"/>
+          <w:numId w:val="75"/>
+        </w:numPr>
+      </w:pPr>
+      <w:r>
+        <w:t>username:'admin',</w:t>
+      </w:r>
+    </w:p>
+    <w:p>
+      <w:pPr>
+        <w:pStyle w:val="ListParagraph"/>
+        <w:numPr>
+          <w:ilvl w:val="0"/>
+          <w:numId w:val="75"/>
+        </w:numPr>
+      </w:pPr>
+      <w:r>
+        <w:t>password:'admin'}</w:t>
+      </w:r>
+    </w:p>
+    <w:p>
+      <w:pPr>
+        <w:pStyle w:val="ListParagraph"/>
+        <w:numPr>
+          <w:ilvl w:val="0"/>
+          <w:numId w:val="75"/>
+        </w:numPr>
+        <w:rPr>
+          <w:b/>
+          <w:bCs/>
+        </w:rPr>
+      </w:pPr>
+      <w:r>
+        <w:t>});</w:t>
+      </w:r>
+    </w:p>
+    <w:p/>
     <w:sectPr>
       <w:pgSz w:w="11906" w:h="16838"/>
       <w:pgMar w:top="1440" w:right="1440" w:bottom="1440" w:left="1440" w:header="708" w:footer="708" w:gutter="0"/>
@@ -9309,7 +12082,7 @@
   <w:abstractNum w:abstractNumId="1" w15:restartNumberingAfterBreak="0">
     <w:nsid w:val="00545207"/>
     <w:multiLevelType w:val="hybridMultilevel"/>
-    <w:tmpl w:val="5E7066D2"/>
+    <w:tmpl w:val="C540DFD6"/>
     <w:lvl w:ilvl="0" w:tplc="40090001">
       <w:start w:val="1"/>
       <w:numFmt w:val="bullet"/>
@@ -9877,6 +12650,151 @@
     </w:lvl>
   </w:abstractNum>
   <w:abstractNum w:abstractNumId="6" w15:restartNumberingAfterBreak="0">
+    <w:nsid w:val="064818D8"/>
+    <w:multiLevelType w:val="multilevel"/>
+    <w:tmpl w:val="22BC0172"/>
+    <w:lvl w:ilvl="0">
+      <w:start w:val="1"/>
+      <w:numFmt w:val="decimal"/>
+      <w:lvlText w:val="%1."/>
+      <w:lvlJc w:val="left"/>
+      <w:pPr>
+        <w:tabs>
+          <w:tab w:val="num" w:pos="720"/>
+        </w:tabs>
+        <w:ind w:left="720" w:hanging="360"/>
+      </w:pPr>
+      <w:rPr>
+        <w:rFonts w:hint="default"/>
+        <w:sz w:val="20"/>
+      </w:rPr>
+    </w:lvl>
+    <w:lvl w:ilvl="1">
+      <w:start w:val="1"/>
+      <w:numFmt w:val="decimal"/>
+      <w:lvlText w:val="%2."/>
+      <w:lvlJc w:val="left"/>
+      <w:pPr>
+        <w:ind w:left="1440" w:hanging="360"/>
+      </w:pPr>
+      <w:rPr>
+        <w:rFonts w:hint="default"/>
+      </w:rPr>
+    </w:lvl>
+    <w:lvl w:ilvl="2">
+      <w:start w:val="1"/>
+      <w:numFmt w:val="bullet"/>
+      <w:lvlText w:val=""/>
+      <w:lvlJc w:val="left"/>
+      <w:pPr>
+        <w:tabs>
+          <w:tab w:val="num" w:pos="2160"/>
+        </w:tabs>
+        <w:ind w:left="2160" w:hanging="360"/>
+      </w:pPr>
+      <w:rPr>
+        <w:rFonts w:ascii="Wingdings" w:hAnsi="Wingdings" w:hint="default"/>
+        <w:sz w:val="20"/>
+      </w:rPr>
+    </w:lvl>
+    <w:lvl w:ilvl="3">
+      <w:start w:val="1"/>
+      <w:numFmt w:val="bullet"/>
+      <w:lvlText w:val=""/>
+      <w:lvlJc w:val="left"/>
+      <w:pPr>
+        <w:tabs>
+          <w:tab w:val="num" w:pos="2880"/>
+        </w:tabs>
+        <w:ind w:left="2880" w:hanging="360"/>
+      </w:pPr>
+      <w:rPr>
+        <w:rFonts w:ascii="Wingdings" w:hAnsi="Wingdings" w:hint="default"/>
+        <w:sz w:val="20"/>
+      </w:rPr>
+    </w:lvl>
+    <w:lvl w:ilvl="4" w:tentative="1">
+      <w:start w:val="1"/>
+      <w:numFmt w:val="bullet"/>
+      <w:lvlText w:val=""/>
+      <w:lvlJc w:val="left"/>
+      <w:pPr>
+        <w:tabs>
+          <w:tab w:val="num" w:pos="3600"/>
+        </w:tabs>
+        <w:ind w:left="3600" w:hanging="360"/>
+      </w:pPr>
+      <w:rPr>
+        <w:rFonts w:ascii="Wingdings" w:hAnsi="Wingdings" w:hint="default"/>
+        <w:sz w:val="20"/>
+      </w:rPr>
+    </w:lvl>
+    <w:lvl w:ilvl="5" w:tentative="1">
+      <w:start w:val="1"/>
+      <w:numFmt w:val="bullet"/>
+      <w:lvlText w:val=""/>
+      <w:lvlJc w:val="left"/>
+      <w:pPr>
+        <w:tabs>
+          <w:tab w:val="num" w:pos="4320"/>
+        </w:tabs>
+        <w:ind w:left="4320" w:hanging="360"/>
+      </w:pPr>
+      <w:rPr>
+        <w:rFonts w:ascii="Wingdings" w:hAnsi="Wingdings" w:hint="default"/>
+        <w:sz w:val="20"/>
+      </w:rPr>
+    </w:lvl>
+    <w:lvl w:ilvl="6" w:tentative="1">
+      <w:start w:val="1"/>
+      <w:numFmt w:val="bullet"/>
+      <w:lvlText w:val=""/>
+      <w:lvlJc w:val="left"/>
+      <w:pPr>
+        <w:tabs>
+          <w:tab w:val="num" w:pos="5040"/>
+        </w:tabs>
+        <w:ind w:left="5040" w:hanging="360"/>
+      </w:pPr>
+      <w:rPr>
+        <w:rFonts w:ascii="Wingdings" w:hAnsi="Wingdings" w:hint="default"/>
+        <w:sz w:val="20"/>
+      </w:rPr>
+    </w:lvl>
+    <w:lvl w:ilvl="7" w:tentative="1">
+      <w:start w:val="1"/>
+      <w:numFmt w:val="bullet"/>
+      <w:lvlText w:val=""/>
+      <w:lvlJc w:val="left"/>
+      <w:pPr>
+        <w:tabs>
+          <w:tab w:val="num" w:pos="5760"/>
+        </w:tabs>
+        <w:ind w:left="5760" w:hanging="360"/>
+      </w:pPr>
+      <w:rPr>
+        <w:rFonts w:ascii="Wingdings" w:hAnsi="Wingdings" w:hint="default"/>
+        <w:sz w:val="20"/>
+      </w:rPr>
+    </w:lvl>
+    <w:lvl w:ilvl="8" w:tentative="1">
+      <w:start w:val="1"/>
+      <w:numFmt w:val="bullet"/>
+      <w:lvlText w:val=""/>
+      <w:lvlJc w:val="left"/>
+      <w:pPr>
+        <w:tabs>
+          <w:tab w:val="num" w:pos="6480"/>
+        </w:tabs>
+        <w:ind w:left="6480" w:hanging="360"/>
+      </w:pPr>
+      <w:rPr>
+        <w:rFonts w:ascii="Wingdings" w:hAnsi="Wingdings" w:hint="default"/>
+        <w:sz w:val="20"/>
+      </w:rPr>
+    </w:lvl>
+  </w:abstractNum>
+  <w:abstractNum w:abstractNumId="7" w15:restartNumberingAfterBreak="0">
     <w:nsid w:val="06BF0267"/>
     <w:multiLevelType w:val="multilevel"/>
     <w:tmpl w:val="22BC0172"/>
@@ -10021,7 +12939,120 @@
       </w:rPr>
     </w:lvl>
   </w:abstractNum>
-  <w:abstractNum w:abstractNumId="7" w15:restartNumberingAfterBreak="0">
+  <w:abstractNum w:abstractNumId="8" w15:restartNumberingAfterBreak="0">
+    <w:nsid w:val="06DC5A46"/>
+    <w:multiLevelType w:val="hybridMultilevel"/>
+    <w:tmpl w:val="CB2ABCC6"/>
+    <w:lvl w:ilvl="0" w:tplc="40090003">
+      <w:start w:val="1"/>
+      <w:numFmt w:val="bullet"/>
+      <w:lvlText w:val="o"/>
+      <w:lvlJc w:val="left"/>
+      <w:pPr>
+        <w:ind w:left="1440" w:hanging="360"/>
+      </w:pPr>
+      <w:rPr>
+        <w:rFonts w:ascii="Courier New" w:hAnsi="Courier New" w:cs="Courier New" w:hint="default"/>
+      </w:rPr>
+    </w:lvl>
+    <w:lvl w:ilvl="1" w:tplc="40090003" w:tentative="1">
+      <w:start w:val="1"/>
+      <w:numFmt w:val="bullet"/>
+      <w:lvlText w:val="o"/>
+      <w:lvlJc w:val="left"/>
+      <w:pPr>
+        <w:ind w:left="2160" w:hanging="360"/>
+      </w:pPr>
+      <w:rPr>
+        <w:rFonts w:ascii="Courier New" w:hAnsi="Courier New" w:cs="Courier New" w:hint="default"/>
+      </w:rPr>
+    </w:lvl>
+    <w:lvl w:ilvl="2" w:tplc="40090005" w:tentative="1">
+      <w:start w:val="1"/>
+      <w:numFmt w:val="bullet"/>
+      <w:lvlText w:val=""/>
+      <w:lvlJc w:val="left"/>
+      <w:pPr>
+        <w:ind w:left="2880" w:hanging="360"/>
+      </w:pPr>
+      <w:rPr>
+        <w:rFonts w:ascii="Wingdings" w:hAnsi="Wingdings" w:hint="default"/>
+      </w:rPr>
+    </w:lvl>
+    <w:lvl w:ilvl="3" w:tplc="40090001" w:tentative="1">
+      <w:start w:val="1"/>
+      <w:numFmt w:val="bullet"/>
+      <w:lvlText w:val=""/>
+      <w:lvlJc w:val="left"/>
+      <w:pPr>
+        <w:ind w:left="3600" w:hanging="360"/>
+      </w:pPr>
+      <w:rPr>
+        <w:rFonts w:ascii="Symbol" w:hAnsi="Symbol" w:hint="default"/>
+      </w:rPr>
+    </w:lvl>
+    <w:lvl w:ilvl="4" w:tplc="40090003" w:tentative="1">
+      <w:start w:val="1"/>
+      <w:numFmt w:val="bullet"/>
+      <w:lvlText w:val="o"/>
+      <w:lvlJc w:val="left"/>
+      <w:pPr>
+        <w:ind w:left="4320" w:hanging="360"/>
+      </w:pPr>
+      <w:rPr>
+        <w:rFonts w:ascii="Courier New" w:hAnsi="Courier New" w:cs="Courier New" w:hint="default"/>
+      </w:rPr>
+    </w:lvl>
+    <w:lvl w:ilvl="5" w:tplc="40090005" w:tentative="1">
+      <w:start w:val="1"/>
+      <w:numFmt w:val="bullet"/>
+      <w:lvlText w:val=""/>
+      <w:lvlJc w:val="left"/>
+      <w:pPr>
+        <w:ind w:left="5040" w:hanging="360"/>
+      </w:pPr>
+      <w:rPr>
+        <w:rFonts w:ascii="Wingdings" w:hAnsi="Wingdings" w:hint="default"/>
+      </w:rPr>
+    </w:lvl>
+    <w:lvl w:ilvl="6" w:tplc="40090001" w:tentative="1">
+      <w:start w:val="1"/>
+      <w:numFmt w:val="bullet"/>
+      <w:lvlText w:val=""/>
+      <w:lvlJc w:val="left"/>
+      <w:pPr>
+        <w:ind w:left="5760" w:hanging="360"/>
+      </w:pPr>
+      <w:rPr>
+        <w:rFonts w:ascii="Symbol" w:hAnsi="Symbol" w:hint="default"/>
+      </w:rPr>
+    </w:lvl>
+    <w:lvl w:ilvl="7" w:tplc="40090003" w:tentative="1">
+      <w:start w:val="1"/>
+      <w:numFmt w:val="bullet"/>
+      <w:lvlText w:val="o"/>
+      <w:lvlJc w:val="left"/>
+      <w:pPr>
+        <w:ind w:left="6480" w:hanging="360"/>
+      </w:pPr>
+      <w:rPr>
+        <w:rFonts w:ascii="Courier New" w:hAnsi="Courier New" w:cs="Courier New" w:hint="default"/>
+      </w:rPr>
+    </w:lvl>
+    <w:lvl w:ilvl="8" w:tplc="40090005" w:tentative="1">
+      <w:start w:val="1"/>
+      <w:numFmt w:val="bullet"/>
+      <w:lvlText w:val=""/>
+      <w:lvlJc w:val="left"/>
+      <w:pPr>
+        <w:ind w:left="7200" w:hanging="360"/>
+      </w:pPr>
+      <w:rPr>
+        <w:rFonts w:ascii="Wingdings" w:hAnsi="Wingdings" w:hint="default"/>
+      </w:rPr>
+    </w:lvl>
+  </w:abstractNum>
+  <w:abstractNum w:abstractNumId="9" w15:restartNumberingAfterBreak="0">
     <w:nsid w:val="082B7FB6"/>
     <w:multiLevelType w:val="multilevel"/>
     <w:tmpl w:val="22BC0172"/>
@@ -10166,7 +13197,120 @@
       </w:rPr>
     </w:lvl>
   </w:abstractNum>
-  <w:abstractNum w:abstractNumId="8" w15:restartNumberingAfterBreak="0">
+  <w:abstractNum w:abstractNumId="10" w15:restartNumberingAfterBreak="0">
+    <w:nsid w:val="085F5C61"/>
+    <w:multiLevelType w:val="hybridMultilevel"/>
+    <w:tmpl w:val="9C7CCFFC"/>
+    <w:lvl w:ilvl="0" w:tplc="40090001">
+      <w:start w:val="1"/>
+      <w:numFmt w:val="bullet"/>
+      <w:lvlText w:val=""/>
+      <w:lvlJc w:val="left"/>
+      <w:pPr>
+        <w:ind w:left="720" w:hanging="360"/>
+      </w:pPr>
+      <w:rPr>
+        <w:rFonts w:ascii="Symbol" w:hAnsi="Symbol" w:hint="default"/>
+      </w:rPr>
+    </w:lvl>
+    <w:lvl w:ilvl="1" w:tplc="40090003" w:tentative="1">
+      <w:start w:val="1"/>
+      <w:numFmt w:val="bullet"/>
+      <w:lvlText w:val="o"/>
+      <w:lvlJc w:val="left"/>
+      <w:pPr>
+        <w:ind w:left="1440" w:hanging="360"/>
+      </w:pPr>
+      <w:rPr>
+        <w:rFonts w:ascii="Courier New" w:hAnsi="Courier New" w:cs="Courier New" w:hint="default"/>
+      </w:rPr>
+    </w:lvl>
+    <w:lvl w:ilvl="2" w:tplc="40090005" w:tentative="1">
+      <w:start w:val="1"/>
+      <w:numFmt w:val="bullet"/>
+      <w:lvlText w:val=""/>
+      <w:lvlJc w:val="left"/>
+      <w:pPr>
+        <w:ind w:left="2160" w:hanging="360"/>
+      </w:pPr>
+      <w:rPr>
+        <w:rFonts w:ascii="Wingdings" w:hAnsi="Wingdings" w:hint="default"/>
+      </w:rPr>
+    </w:lvl>
+    <w:lvl w:ilvl="3" w:tplc="40090001" w:tentative="1">
+      <w:start w:val="1"/>
+      <w:numFmt w:val="bullet"/>
+      <w:lvlText w:val=""/>
+      <w:lvlJc w:val="left"/>
+      <w:pPr>
+        <w:ind w:left="2880" w:hanging="360"/>
+      </w:pPr>
+      <w:rPr>
+        <w:rFonts w:ascii="Symbol" w:hAnsi="Symbol" w:hint="default"/>
+      </w:rPr>
+    </w:lvl>
+    <w:lvl w:ilvl="4" w:tplc="40090003" w:tentative="1">
+      <w:start w:val="1"/>
+      <w:numFmt w:val="bullet"/>
+      <w:lvlText w:val="o"/>
+      <w:lvlJc w:val="left"/>
+      <w:pPr>
+        <w:ind w:left="3600" w:hanging="360"/>
+      </w:pPr>
+      <w:rPr>
+        <w:rFonts w:ascii="Courier New" w:hAnsi="Courier New" w:cs="Courier New" w:hint="default"/>
+      </w:rPr>
+    </w:lvl>
+    <w:lvl w:ilvl="5" w:tplc="40090005" w:tentative="1">
+      <w:start w:val="1"/>
+      <w:numFmt w:val="bullet"/>
+      <w:lvlText w:val=""/>
+      <w:lvlJc w:val="left"/>
+      <w:pPr>
+        <w:ind w:left="4320" w:hanging="360"/>
+      </w:pPr>
+      <w:rPr>
+        <w:rFonts w:ascii="Wingdings" w:hAnsi="Wingdings" w:hint="default"/>
+      </w:rPr>
+    </w:lvl>
+    <w:lvl w:ilvl="6" w:tplc="40090001" w:tentative="1">
+      <w:start w:val="1"/>
+      <w:numFmt w:val="bullet"/>
+      <w:lvlText w:val=""/>
+      <w:lvlJc w:val="left"/>
+      <w:pPr>
+        <w:ind w:left="5040" w:hanging="360"/>
+      </w:pPr>
+      <w:rPr>
+        <w:rFonts w:ascii="Symbol" w:hAnsi="Symbol" w:hint="default"/>
+      </w:rPr>
+    </w:lvl>
+    <w:lvl w:ilvl="7" w:tplc="40090003" w:tentative="1">
+      <w:start w:val="1"/>
+      <w:numFmt w:val="bullet"/>
+      <w:lvlText w:val="o"/>
+      <w:lvlJc w:val="left"/>
+      <w:pPr>
+        <w:ind w:left="5760" w:hanging="360"/>
+      </w:pPr>
+      <w:rPr>
+        <w:rFonts w:ascii="Courier New" w:hAnsi="Courier New" w:cs="Courier New" w:hint="default"/>
+      </w:rPr>
+    </w:lvl>
+    <w:lvl w:ilvl="8" w:tplc="40090005" w:tentative="1">
+      <w:start w:val="1"/>
+      <w:numFmt w:val="bullet"/>
+      <w:lvlText w:val=""/>
+      <w:lvlJc w:val="left"/>
+      <w:pPr>
+        <w:ind w:left="6480" w:hanging="360"/>
+      </w:pPr>
+      <w:rPr>
+        <w:rFonts w:ascii="Wingdings" w:hAnsi="Wingdings" w:hint="default"/>
+      </w:rPr>
+    </w:lvl>
+  </w:abstractNum>
+  <w:abstractNum w:abstractNumId="11" w15:restartNumberingAfterBreak="0">
     <w:nsid w:val="089D1F58"/>
     <w:multiLevelType w:val="multilevel"/>
     <w:tmpl w:val="2EFAA1D8"/>
@@ -10311,7 +13455,7 @@
       </w:rPr>
     </w:lvl>
   </w:abstractNum>
-  <w:abstractNum w:abstractNumId="9" w15:restartNumberingAfterBreak="0">
+  <w:abstractNum w:abstractNumId="12" w15:restartNumberingAfterBreak="0">
     <w:nsid w:val="0A242F84"/>
     <w:multiLevelType w:val="multilevel"/>
     <w:tmpl w:val="8E8284F2"/>
@@ -10456,7 +13600,7 @@
       </w:rPr>
     </w:lvl>
   </w:abstractNum>
-  <w:abstractNum w:abstractNumId="10" w15:restartNumberingAfterBreak="0">
+  <w:abstractNum w:abstractNumId="13" w15:restartNumberingAfterBreak="0">
     <w:nsid w:val="0A3673B7"/>
     <w:multiLevelType w:val="multilevel"/>
     <w:tmpl w:val="8E8284F2"/>
@@ -10601,7 +13745,7 @@
       </w:rPr>
     </w:lvl>
   </w:abstractNum>
-  <w:abstractNum w:abstractNumId="11" w15:restartNumberingAfterBreak="0">
+  <w:abstractNum w:abstractNumId="14" w15:restartNumberingAfterBreak="0">
     <w:nsid w:val="0F3B6BEC"/>
     <w:multiLevelType w:val="hybridMultilevel"/>
     <w:tmpl w:val="13888BD8"/>
@@ -10714,7 +13858,7 @@
       </w:rPr>
     </w:lvl>
   </w:abstractNum>
-  <w:abstractNum w:abstractNumId="12" w15:restartNumberingAfterBreak="0">
+  <w:abstractNum w:abstractNumId="15" w15:restartNumberingAfterBreak="0">
     <w:nsid w:val="104854CF"/>
     <w:multiLevelType w:val="multilevel"/>
     <w:tmpl w:val="8E8284F2"/>
@@ -10859,7 +14003,7 @@
       </w:rPr>
     </w:lvl>
   </w:abstractNum>
-  <w:abstractNum w:abstractNumId="13" w15:restartNumberingAfterBreak="0">
+  <w:abstractNum w:abstractNumId="16" w15:restartNumberingAfterBreak="0">
     <w:nsid w:val="109D7F52"/>
     <w:multiLevelType w:val="hybridMultilevel"/>
     <w:tmpl w:val="5D1420DC"/>
@@ -10972,7 +14116,7 @@
       </w:rPr>
     </w:lvl>
   </w:abstractNum>
-  <w:abstractNum w:abstractNumId="14" w15:restartNumberingAfterBreak="0">
+  <w:abstractNum w:abstractNumId="17" w15:restartNumberingAfterBreak="0">
     <w:nsid w:val="11423C43"/>
     <w:multiLevelType w:val="multilevel"/>
     <w:tmpl w:val="8E8284F2"/>
@@ -11117,7 +14261,7 @@
       </w:rPr>
     </w:lvl>
   </w:abstractNum>
-  <w:abstractNum w:abstractNumId="15" w15:restartNumberingAfterBreak="0">
+  <w:abstractNum w:abstractNumId="18" w15:restartNumberingAfterBreak="0">
     <w:nsid w:val="12672307"/>
     <w:multiLevelType w:val="multilevel"/>
     <w:tmpl w:val="22BC0172"/>
@@ -11262,7 +14406,7 @@
       </w:rPr>
     </w:lvl>
   </w:abstractNum>
-  <w:abstractNum w:abstractNumId="16" w15:restartNumberingAfterBreak="0">
+  <w:abstractNum w:abstractNumId="19" w15:restartNumberingAfterBreak="0">
     <w:nsid w:val="139B497C"/>
     <w:multiLevelType w:val="hybridMultilevel"/>
     <w:tmpl w:val="00643C2A"/>
@@ -11375,7 +14519,7 @@
       </w:rPr>
     </w:lvl>
   </w:abstractNum>
-  <w:abstractNum w:abstractNumId="17" w15:restartNumberingAfterBreak="0">
+  <w:abstractNum w:abstractNumId="20" w15:restartNumberingAfterBreak="0">
     <w:nsid w:val="14DF5C25"/>
     <w:multiLevelType w:val="multilevel"/>
     <w:tmpl w:val="EB70B244"/>
@@ -11520,7 +14664,7 @@
       </w:rPr>
     </w:lvl>
   </w:abstractNum>
-  <w:abstractNum w:abstractNumId="18" w15:restartNumberingAfterBreak="0">
+  <w:abstractNum w:abstractNumId="21" w15:restartNumberingAfterBreak="0">
     <w:nsid w:val="14FC3399"/>
     <w:multiLevelType w:val="multilevel"/>
     <w:tmpl w:val="2362F012"/>
@@ -11665,7 +14809,7 @@
       </w:rPr>
     </w:lvl>
   </w:abstractNum>
-  <w:abstractNum w:abstractNumId="19" w15:restartNumberingAfterBreak="0">
+  <w:abstractNum w:abstractNumId="22" w15:restartNumberingAfterBreak="0">
     <w:nsid w:val="16BA2575"/>
     <w:multiLevelType w:val="multilevel"/>
     <w:tmpl w:val="8E8284F2"/>
@@ -11810,7 +14954,7 @@
       </w:rPr>
     </w:lvl>
   </w:abstractNum>
-  <w:abstractNum w:abstractNumId="20" w15:restartNumberingAfterBreak="0">
+  <w:abstractNum w:abstractNumId="23" w15:restartNumberingAfterBreak="0">
     <w:nsid w:val="16C67169"/>
     <w:multiLevelType w:val="hybridMultilevel"/>
     <w:tmpl w:val="A40A9336"/>
@@ -11896,7 +15040,7 @@
       </w:pPr>
     </w:lvl>
   </w:abstractNum>
-  <w:abstractNum w:abstractNumId="21" w15:restartNumberingAfterBreak="0">
+  <w:abstractNum w:abstractNumId="24" w15:restartNumberingAfterBreak="0">
     <w:nsid w:val="170134AC"/>
     <w:multiLevelType w:val="multilevel"/>
     <w:tmpl w:val="8E8284F2"/>
@@ -12041,7 +15185,152 @@
       </w:rPr>
     </w:lvl>
   </w:abstractNum>
-  <w:abstractNum w:abstractNumId="22" w15:restartNumberingAfterBreak="0">
+  <w:abstractNum w:abstractNumId="25" w15:restartNumberingAfterBreak="0">
+    <w:nsid w:val="185B0E37"/>
+    <w:multiLevelType w:val="multilevel"/>
+    <w:tmpl w:val="22BC0172"/>
+    <w:lvl w:ilvl="0">
+      <w:start w:val="1"/>
+      <w:numFmt w:val="decimal"/>
+      <w:lvlText w:val="%1."/>
+      <w:lvlJc w:val="left"/>
+      <w:pPr>
+        <w:tabs>
+          <w:tab w:val="num" w:pos="720"/>
+        </w:tabs>
+        <w:ind w:left="720" w:hanging="360"/>
+      </w:pPr>
+      <w:rPr>
+        <w:rFonts w:hint="default"/>
+        <w:sz w:val="20"/>
+      </w:rPr>
+    </w:lvl>
+    <w:lvl w:ilvl="1">
+      <w:start w:val="1"/>
+      <w:numFmt w:val="decimal"/>
+      <w:lvlText w:val="%2."/>
+      <w:lvlJc w:val="left"/>
+      <w:pPr>
+        <w:ind w:left="1440" w:hanging="360"/>
+      </w:pPr>
+      <w:rPr>
+        <w:rFonts w:hint="default"/>
+      </w:rPr>
+    </w:lvl>
+    <w:lvl w:ilvl="2">
+      <w:start w:val="1"/>
+      <w:numFmt w:val="bullet"/>
+      <w:lvlText w:val=""/>
+      <w:lvlJc w:val="left"/>
+      <w:pPr>
+        <w:tabs>
+          <w:tab w:val="num" w:pos="2160"/>
+        </w:tabs>
+        <w:ind w:left="2160" w:hanging="360"/>
+      </w:pPr>
+      <w:rPr>
+        <w:rFonts w:ascii="Wingdings" w:hAnsi="Wingdings" w:hint="default"/>
+        <w:sz w:val="20"/>
+      </w:rPr>
+    </w:lvl>
+    <w:lvl w:ilvl="3">
+      <w:start w:val="1"/>
+      <w:numFmt w:val="bullet"/>
+      <w:lvlText w:val=""/>
+      <w:lvlJc w:val="left"/>
+      <w:pPr>
+        <w:tabs>
+          <w:tab w:val="num" w:pos="2880"/>
+        </w:tabs>
+        <w:ind w:left="2880" w:hanging="360"/>
+      </w:pPr>
+      <w:rPr>
+        <w:rFonts w:ascii="Wingdings" w:hAnsi="Wingdings" w:hint="default"/>
+        <w:sz w:val="20"/>
+      </w:rPr>
+    </w:lvl>
+    <w:lvl w:ilvl="4" w:tentative="1">
+      <w:start w:val="1"/>
+      <w:numFmt w:val="bullet"/>
+      <w:lvlText w:val=""/>
+      <w:lvlJc w:val="left"/>
+      <w:pPr>
+        <w:tabs>
+          <w:tab w:val="num" w:pos="3600"/>
+        </w:tabs>
+        <w:ind w:left="3600" w:hanging="360"/>
+      </w:pPr>
+      <w:rPr>
+        <w:rFonts w:ascii="Wingdings" w:hAnsi="Wingdings" w:hint="default"/>
+        <w:sz w:val="20"/>
+      </w:rPr>
+    </w:lvl>
+    <w:lvl w:ilvl="5" w:tentative="1">
+      <w:start w:val="1"/>
+      <w:numFmt w:val="bullet"/>
+      <w:lvlText w:val=""/>
+      <w:lvlJc w:val="left"/>
+      <w:pPr>
+        <w:tabs>
+          <w:tab w:val="num" w:pos="4320"/>
+        </w:tabs>
+        <w:ind w:left="4320" w:hanging="360"/>
+      </w:pPr>
+      <w:rPr>
+        <w:rFonts w:ascii="Wingdings" w:hAnsi="Wingdings" w:hint="default"/>
+        <w:sz w:val="20"/>
+      </w:rPr>
+    </w:lvl>
+    <w:lvl w:ilvl="6" w:tentative="1">
+      <w:start w:val="1"/>
+      <w:numFmt w:val="bullet"/>
+      <w:lvlText w:val=""/>
+      <w:lvlJc w:val="left"/>
+      <w:pPr>
+        <w:tabs>
+          <w:tab w:val="num" w:pos="5040"/>
+        </w:tabs>
+        <w:ind w:left="5040" w:hanging="360"/>
+      </w:pPr>
+      <w:rPr>
+        <w:rFonts w:ascii="Wingdings" w:hAnsi="Wingdings" w:hint="default"/>
+        <w:sz w:val="20"/>
+      </w:rPr>
+    </w:lvl>
+    <w:lvl w:ilvl="7" w:tentative="1">
+      <w:start w:val="1"/>
+      <w:numFmt w:val="bullet"/>
+      <w:lvlText w:val=""/>
+      <w:lvlJc w:val="left"/>
+      <w:pPr>
+        <w:tabs>
+          <w:tab w:val="num" w:pos="5760"/>
+        </w:tabs>
+        <w:ind w:left="5760" w:hanging="360"/>
+      </w:pPr>
+      <w:rPr>
+        <w:rFonts w:ascii="Wingdings" w:hAnsi="Wingdings" w:hint="default"/>
+        <w:sz w:val="20"/>
+      </w:rPr>
+    </w:lvl>
+    <w:lvl w:ilvl="8" w:tentative="1">
+      <w:start w:val="1"/>
+      <w:numFmt w:val="bullet"/>
+      <w:lvlText w:val=""/>
+      <w:lvlJc w:val="left"/>
+      <w:pPr>
+        <w:tabs>
+          <w:tab w:val="num" w:pos="6480"/>
+        </w:tabs>
+        <w:ind w:left="6480" w:hanging="360"/>
+      </w:pPr>
+      <w:rPr>
+        <w:rFonts w:ascii="Wingdings" w:hAnsi="Wingdings" w:hint="default"/>
+        <w:sz w:val="20"/>
+      </w:rPr>
+    </w:lvl>
+  </w:abstractNum>
+  <w:abstractNum w:abstractNumId="26" w15:restartNumberingAfterBreak="0">
     <w:nsid w:val="18F64BC4"/>
     <w:multiLevelType w:val="multilevel"/>
     <w:tmpl w:val="2362F012"/>
@@ -12186,7 +15475,7 @@
       </w:rPr>
     </w:lvl>
   </w:abstractNum>
-  <w:abstractNum w:abstractNumId="23" w15:restartNumberingAfterBreak="0">
+  <w:abstractNum w:abstractNumId="27" w15:restartNumberingAfterBreak="0">
     <w:nsid w:val="192F5185"/>
     <w:multiLevelType w:val="multilevel"/>
     <w:tmpl w:val="8E8284F2"/>
@@ -12331,7 +15620,7 @@
       </w:rPr>
     </w:lvl>
   </w:abstractNum>
-  <w:abstractNum w:abstractNumId="24" w15:restartNumberingAfterBreak="0">
+  <w:abstractNum w:abstractNumId="28" w15:restartNumberingAfterBreak="0">
     <w:nsid w:val="1B3857DF"/>
     <w:multiLevelType w:val="multilevel"/>
     <w:tmpl w:val="8E8284F2"/>
@@ -12476,7 +15765,378 @@
       </w:rPr>
     </w:lvl>
   </w:abstractNum>
-  <w:abstractNum w:abstractNumId="25" w15:restartNumberingAfterBreak="0">
+  <w:abstractNum w:abstractNumId="29" w15:restartNumberingAfterBreak="0">
+    <w:nsid w:val="1E6F3FE5"/>
+    <w:multiLevelType w:val="hybridMultilevel"/>
+    <w:tmpl w:val="CA64EB5E"/>
+    <w:lvl w:ilvl="0" w:tplc="40090003">
+      <w:start w:val="1"/>
+      <w:numFmt w:val="bullet"/>
+      <w:lvlText w:val="o"/>
+      <w:lvlJc w:val="left"/>
+      <w:pPr>
+        <w:ind w:left="1440" w:hanging="360"/>
+      </w:pPr>
+      <w:rPr>
+        <w:rFonts w:ascii="Courier New" w:hAnsi="Courier New" w:cs="Courier New" w:hint="default"/>
+      </w:rPr>
+    </w:lvl>
+    <w:lvl w:ilvl="1" w:tplc="40090003" w:tentative="1">
+      <w:start w:val="1"/>
+      <w:numFmt w:val="bullet"/>
+      <w:lvlText w:val="o"/>
+      <w:lvlJc w:val="left"/>
+      <w:pPr>
+        <w:ind w:left="2160" w:hanging="360"/>
+      </w:pPr>
+      <w:rPr>
+        <w:rFonts w:ascii="Courier New" w:hAnsi="Courier New" w:cs="Courier New" w:hint="default"/>
+      </w:rPr>
+    </w:lvl>
+    <w:lvl w:ilvl="2" w:tplc="40090005" w:tentative="1">
+      <w:start w:val="1"/>
+      <w:numFmt w:val="bullet"/>
+      <w:lvlText w:val=""/>
+      <w:lvlJc w:val="left"/>
+      <w:pPr>
+        <w:ind w:left="2880" w:hanging="360"/>
+      </w:pPr>
+      <w:rPr>
+        <w:rFonts w:ascii="Wingdings" w:hAnsi="Wingdings" w:hint="default"/>
+      </w:rPr>
+    </w:lvl>
+    <w:lvl w:ilvl="3" w:tplc="40090001" w:tentative="1">
+      <w:start w:val="1"/>
+      <w:numFmt w:val="bullet"/>
+      <w:lvlText w:val=""/>
+      <w:lvlJc w:val="left"/>
+      <w:pPr>
+        <w:ind w:left="3600" w:hanging="360"/>
+      </w:pPr>
+      <w:rPr>
+        <w:rFonts w:ascii="Symbol" w:hAnsi="Symbol" w:hint="default"/>
+      </w:rPr>
+    </w:lvl>
+    <w:lvl w:ilvl="4" w:tplc="40090003" w:tentative="1">
+      <w:start w:val="1"/>
+      <w:numFmt w:val="bullet"/>
+      <w:lvlText w:val="o"/>
+      <w:lvlJc w:val="left"/>
+      <w:pPr>
+        <w:ind w:left="4320" w:hanging="360"/>
+      </w:pPr>
+      <w:rPr>
+        <w:rFonts w:ascii="Courier New" w:hAnsi="Courier New" w:cs="Courier New" w:hint="default"/>
+      </w:rPr>
+    </w:lvl>
+    <w:lvl w:ilvl="5" w:tplc="40090005" w:tentative="1">
+      <w:start w:val="1"/>
+      <w:numFmt w:val="bullet"/>
+      <w:lvlText w:val=""/>
+      <w:lvlJc w:val="left"/>
+      <w:pPr>
+        <w:ind w:left="5040" w:hanging="360"/>
+      </w:pPr>
+      <w:rPr>
+        <w:rFonts w:ascii="Wingdings" w:hAnsi="Wingdings" w:hint="default"/>
+      </w:rPr>
+    </w:lvl>
+    <w:lvl w:ilvl="6" w:tplc="40090001" w:tentative="1">
+      <w:start w:val="1"/>
+      <w:numFmt w:val="bullet"/>
+      <w:lvlText w:val=""/>
+      <w:lvlJc w:val="left"/>
+      <w:pPr>
+        <w:ind w:left="5760" w:hanging="360"/>
+      </w:pPr>
+      <w:rPr>
+        <w:rFonts w:ascii="Symbol" w:hAnsi="Symbol" w:hint="default"/>
+      </w:rPr>
+    </w:lvl>
+    <w:lvl w:ilvl="7" w:tplc="40090003" w:tentative="1">
+      <w:start w:val="1"/>
+      <w:numFmt w:val="bullet"/>
+      <w:lvlText w:val="o"/>
+      <w:lvlJc w:val="left"/>
+      <w:pPr>
+        <w:ind w:left="6480" w:hanging="360"/>
+      </w:pPr>
+      <w:rPr>
+        <w:rFonts w:ascii="Courier New" w:hAnsi="Courier New" w:cs="Courier New" w:hint="default"/>
+      </w:rPr>
+    </w:lvl>
+    <w:lvl w:ilvl="8" w:tplc="40090005" w:tentative="1">
+      <w:start w:val="1"/>
+      <w:numFmt w:val="bullet"/>
+      <w:lvlText w:val=""/>
+      <w:lvlJc w:val="left"/>
+      <w:pPr>
+        <w:ind w:left="7200" w:hanging="360"/>
+      </w:pPr>
+      <w:rPr>
+        <w:rFonts w:ascii="Wingdings" w:hAnsi="Wingdings" w:hint="default"/>
+      </w:rPr>
+    </w:lvl>
+  </w:abstractNum>
+  <w:abstractNum w:abstractNumId="30" w15:restartNumberingAfterBreak="0">
+    <w:nsid w:val="23582C3F"/>
+    <w:multiLevelType w:val="multilevel"/>
+    <w:tmpl w:val="22BC0172"/>
+    <w:lvl w:ilvl="0">
+      <w:start w:val="1"/>
+      <w:numFmt w:val="decimal"/>
+      <w:lvlText w:val="%1."/>
+      <w:lvlJc w:val="left"/>
+      <w:pPr>
+        <w:tabs>
+          <w:tab w:val="num" w:pos="720"/>
+        </w:tabs>
+        <w:ind w:left="720" w:hanging="360"/>
+      </w:pPr>
+      <w:rPr>
+        <w:rFonts w:hint="default"/>
+        <w:sz w:val="20"/>
+      </w:rPr>
+    </w:lvl>
+    <w:lvl w:ilvl="1">
+      <w:start w:val="1"/>
+      <w:numFmt w:val="decimal"/>
+      <w:lvlText w:val="%2."/>
+      <w:lvlJc w:val="left"/>
+      <w:pPr>
+        <w:ind w:left="1440" w:hanging="360"/>
+      </w:pPr>
+      <w:rPr>
+        <w:rFonts w:hint="default"/>
+      </w:rPr>
+    </w:lvl>
+    <w:lvl w:ilvl="2">
+      <w:start w:val="1"/>
+      <w:numFmt w:val="bullet"/>
+      <w:lvlText w:val=""/>
+      <w:lvlJc w:val="left"/>
+      <w:pPr>
+        <w:tabs>
+          <w:tab w:val="num" w:pos="2160"/>
+        </w:tabs>
+        <w:ind w:left="2160" w:hanging="360"/>
+      </w:pPr>
+      <w:rPr>
+        <w:rFonts w:ascii="Wingdings" w:hAnsi="Wingdings" w:hint="default"/>
+        <w:sz w:val="20"/>
+      </w:rPr>
+    </w:lvl>
+    <w:lvl w:ilvl="3">
+      <w:start w:val="1"/>
+      <w:numFmt w:val="bullet"/>
+      <w:lvlText w:val=""/>
+      <w:lvlJc w:val="left"/>
+      <w:pPr>
+        <w:tabs>
+          <w:tab w:val="num" w:pos="2880"/>
+        </w:tabs>
+        <w:ind w:left="2880" w:hanging="360"/>
+      </w:pPr>
+      <w:rPr>
+        <w:rFonts w:ascii="Wingdings" w:hAnsi="Wingdings" w:hint="default"/>
+        <w:sz w:val="20"/>
+      </w:rPr>
+    </w:lvl>
+    <w:lvl w:ilvl="4" w:tentative="1">
+      <w:start w:val="1"/>
+      <w:numFmt w:val="bullet"/>
+      <w:lvlText w:val=""/>
+      <w:lvlJc w:val="left"/>
+      <w:pPr>
+        <w:tabs>
+          <w:tab w:val="num" w:pos="3600"/>
+        </w:tabs>
+        <w:ind w:left="3600" w:hanging="360"/>
+      </w:pPr>
+      <w:rPr>
+        <w:rFonts w:ascii="Wingdings" w:hAnsi="Wingdings" w:hint="default"/>
+        <w:sz w:val="20"/>
+      </w:rPr>
+    </w:lvl>
+    <w:lvl w:ilvl="5" w:tentative="1">
+      <w:start w:val="1"/>
+      <w:numFmt w:val="bullet"/>
+      <w:lvlText w:val=""/>
+      <w:lvlJc w:val="left"/>
+      <w:pPr>
+        <w:tabs>
+          <w:tab w:val="num" w:pos="4320"/>
+        </w:tabs>
+        <w:ind w:left="4320" w:hanging="360"/>
+      </w:pPr>
+      <w:rPr>
+        <w:rFonts w:ascii="Wingdings" w:hAnsi="Wingdings" w:hint="default"/>
+        <w:sz w:val="20"/>
+      </w:rPr>
+    </w:lvl>
+    <w:lvl w:ilvl="6" w:tentative="1">
+      <w:start w:val="1"/>
+      <w:numFmt w:val="bullet"/>
+      <w:lvlText w:val=""/>
+      <w:lvlJc w:val="left"/>
+      <w:pPr>
+        <w:tabs>
+          <w:tab w:val="num" w:pos="5040"/>
+        </w:tabs>
+        <w:ind w:left="5040" w:hanging="360"/>
+      </w:pPr>
+      <w:rPr>
+        <w:rFonts w:ascii="Wingdings" w:hAnsi="Wingdings" w:hint="default"/>
+        <w:sz w:val="20"/>
+      </w:rPr>
+    </w:lvl>
+    <w:lvl w:ilvl="7" w:tentative="1">
+      <w:start w:val="1"/>
+      <w:numFmt w:val="bullet"/>
+      <w:lvlText w:val=""/>
+      <w:lvlJc w:val="left"/>
+      <w:pPr>
+        <w:tabs>
+          <w:tab w:val="num" w:pos="5760"/>
+        </w:tabs>
+        <w:ind w:left="5760" w:hanging="360"/>
+      </w:pPr>
+      <w:rPr>
+        <w:rFonts w:ascii="Wingdings" w:hAnsi="Wingdings" w:hint="default"/>
+        <w:sz w:val="20"/>
+      </w:rPr>
+    </w:lvl>
+    <w:lvl w:ilvl="8" w:tentative="1">
+      <w:start w:val="1"/>
+      <w:numFmt w:val="bullet"/>
+      <w:lvlText w:val=""/>
+      <w:lvlJc w:val="left"/>
+      <w:pPr>
+        <w:tabs>
+          <w:tab w:val="num" w:pos="6480"/>
+        </w:tabs>
+        <w:ind w:left="6480" w:hanging="360"/>
+      </w:pPr>
+      <w:rPr>
+        <w:rFonts w:ascii="Wingdings" w:hAnsi="Wingdings" w:hint="default"/>
+        <w:sz w:val="20"/>
+      </w:rPr>
+    </w:lvl>
+  </w:abstractNum>
+  <w:abstractNum w:abstractNumId="31" w15:restartNumberingAfterBreak="0">
+    <w:nsid w:val="257E0ED4"/>
+    <w:multiLevelType w:val="hybridMultilevel"/>
+    <w:tmpl w:val="3A448F7E"/>
+    <w:lvl w:ilvl="0" w:tplc="40090001">
+      <w:start w:val="1"/>
+      <w:numFmt w:val="bullet"/>
+      <w:lvlText w:val=""/>
+      <w:lvlJc w:val="left"/>
+      <w:pPr>
+        <w:ind w:left="720" w:hanging="360"/>
+      </w:pPr>
+      <w:rPr>
+        <w:rFonts w:ascii="Symbol" w:hAnsi="Symbol" w:hint="default"/>
+      </w:rPr>
+    </w:lvl>
+    <w:lvl w:ilvl="1" w:tplc="40090003" w:tentative="1">
+      <w:start w:val="1"/>
+      <w:numFmt w:val="bullet"/>
+      <w:lvlText w:val="o"/>
+      <w:lvlJc w:val="left"/>
+      <w:pPr>
+        <w:ind w:left="1440" w:hanging="360"/>
+      </w:pPr>
+      <w:rPr>
+        <w:rFonts w:ascii="Courier New" w:hAnsi="Courier New" w:cs="Courier New" w:hint="default"/>
+      </w:rPr>
+    </w:lvl>
+    <w:lvl w:ilvl="2" w:tplc="40090005" w:tentative="1">
+      <w:start w:val="1"/>
+      <w:numFmt w:val="bullet"/>
+      <w:lvlText w:val=""/>
+      <w:lvlJc w:val="left"/>
+      <w:pPr>
+        <w:ind w:left="2160" w:hanging="360"/>
+      </w:pPr>
+      <w:rPr>
+        <w:rFonts w:ascii="Wingdings" w:hAnsi="Wingdings" w:hint="default"/>
+      </w:rPr>
+    </w:lvl>
+    <w:lvl w:ilvl="3" w:tplc="40090001" w:tentative="1">
+      <w:start w:val="1"/>
+      <w:numFmt w:val="bullet"/>
+      <w:lvlText w:val=""/>
+      <w:lvlJc w:val="left"/>
+      <w:pPr>
+        <w:ind w:left="2880" w:hanging="360"/>
+      </w:pPr>
+      <w:rPr>
+        <w:rFonts w:ascii="Symbol" w:hAnsi="Symbol" w:hint="default"/>
+      </w:rPr>
+    </w:lvl>
+    <w:lvl w:ilvl="4" w:tplc="40090003" w:tentative="1">
+      <w:start w:val="1"/>
+      <w:numFmt w:val="bullet"/>
+      <w:lvlText w:val="o"/>
+      <w:lvlJc w:val="left"/>
+      <w:pPr>
+        <w:ind w:left="3600" w:hanging="360"/>
+      </w:pPr>
+      <w:rPr>
+        <w:rFonts w:ascii="Courier New" w:hAnsi="Courier New" w:cs="Courier New" w:hint="default"/>
+      </w:rPr>
+    </w:lvl>
+    <w:lvl w:ilvl="5" w:tplc="40090005" w:tentative="1">
+      <w:start w:val="1"/>
+      <w:numFmt w:val="bullet"/>
+      <w:lvlText w:val=""/>
+      <w:lvlJc w:val="left"/>
+      <w:pPr>
+        <w:ind w:left="4320" w:hanging="360"/>
+      </w:pPr>
+      <w:rPr>
+        <w:rFonts w:ascii="Wingdings" w:hAnsi="Wingdings" w:hint="default"/>
+      </w:rPr>
+    </w:lvl>
+    <w:lvl w:ilvl="6" w:tplc="40090001" w:tentative="1">
+      <w:start w:val="1"/>
+      <w:numFmt w:val="bullet"/>
+      <w:lvlText w:val=""/>
+      <w:lvlJc w:val="left"/>
+      <w:pPr>
+        <w:ind w:left="5040" w:hanging="360"/>
+      </w:pPr>
+      <w:rPr>
+        <w:rFonts w:ascii="Symbol" w:hAnsi="Symbol" w:hint="default"/>
+      </w:rPr>
+    </w:lvl>
+    <w:lvl w:ilvl="7" w:tplc="40090003" w:tentative="1">
+      <w:start w:val="1"/>
+      <w:numFmt w:val="bullet"/>
+      <w:lvlText w:val="o"/>
+      <w:lvlJc w:val="left"/>
+      <w:pPr>
+        <w:ind w:left="5760" w:hanging="360"/>
+      </w:pPr>
+      <w:rPr>
+        <w:rFonts w:ascii="Courier New" w:hAnsi="Courier New" w:cs="Courier New" w:hint="default"/>
+      </w:rPr>
+    </w:lvl>
+    <w:lvl w:ilvl="8" w:tplc="40090005" w:tentative="1">
+      <w:start w:val="1"/>
+      <w:numFmt w:val="bullet"/>
+      <w:lvlText w:val=""/>
+      <w:lvlJc w:val="left"/>
+      <w:pPr>
+        <w:ind w:left="6480" w:hanging="360"/>
+      </w:pPr>
+      <w:rPr>
+        <w:rFonts w:ascii="Wingdings" w:hAnsi="Wingdings" w:hint="default"/>
+      </w:rPr>
+    </w:lvl>
+  </w:abstractNum>
+  <w:abstractNum w:abstractNumId="32" w15:restartNumberingAfterBreak="0">
     <w:nsid w:val="268F6532"/>
     <w:multiLevelType w:val="hybridMultilevel"/>
     <w:tmpl w:val="07663E7A"/>
@@ -12565,7 +16225,7 @@
       </w:pPr>
     </w:lvl>
   </w:abstractNum>
-  <w:abstractNum w:abstractNumId="26" w15:restartNumberingAfterBreak="0">
+  <w:abstractNum w:abstractNumId="33" w15:restartNumberingAfterBreak="0">
     <w:nsid w:val="2A4437E9"/>
     <w:multiLevelType w:val="hybridMultilevel"/>
     <w:tmpl w:val="4F4ECCBA"/>
@@ -12678,7 +16338,7 @@
       </w:rPr>
     </w:lvl>
   </w:abstractNum>
-  <w:abstractNum w:abstractNumId="27" w15:restartNumberingAfterBreak="0">
+  <w:abstractNum w:abstractNumId="34" w15:restartNumberingAfterBreak="0">
     <w:nsid w:val="2A7A511A"/>
     <w:multiLevelType w:val="hybridMultilevel"/>
     <w:tmpl w:val="0E960E4C"/>
@@ -12791,7 +16451,442 @@
       </w:rPr>
     </w:lvl>
   </w:abstractNum>
-  <w:abstractNum w:abstractNumId="28" w15:restartNumberingAfterBreak="0">
+  <w:abstractNum w:abstractNumId="35" w15:restartNumberingAfterBreak="0">
+    <w:nsid w:val="312E73C6"/>
+    <w:multiLevelType w:val="multilevel"/>
+    <w:tmpl w:val="22BC0172"/>
+    <w:lvl w:ilvl="0">
+      <w:start w:val="1"/>
+      <w:numFmt w:val="decimal"/>
+      <w:lvlText w:val="%1."/>
+      <w:lvlJc w:val="left"/>
+      <w:pPr>
+        <w:tabs>
+          <w:tab w:val="num" w:pos="720"/>
+        </w:tabs>
+        <w:ind w:left="720" w:hanging="360"/>
+      </w:pPr>
+      <w:rPr>
+        <w:rFonts w:hint="default"/>
+        <w:sz w:val="20"/>
+      </w:rPr>
+    </w:lvl>
+    <w:lvl w:ilvl="1">
+      <w:start w:val="1"/>
+      <w:numFmt w:val="decimal"/>
+      <w:lvlText w:val="%2."/>
+      <w:lvlJc w:val="left"/>
+      <w:pPr>
+        <w:ind w:left="1440" w:hanging="360"/>
+      </w:pPr>
+      <w:rPr>
+        <w:rFonts w:hint="default"/>
+      </w:rPr>
+    </w:lvl>
+    <w:lvl w:ilvl="2">
+      <w:start w:val="1"/>
+      <w:numFmt w:val="bullet"/>
+      <w:lvlText w:val=""/>
+      <w:lvlJc w:val="left"/>
+      <w:pPr>
+        <w:tabs>
+          <w:tab w:val="num" w:pos="2160"/>
+        </w:tabs>
+        <w:ind w:left="2160" w:hanging="360"/>
+      </w:pPr>
+      <w:rPr>
+        <w:rFonts w:ascii="Wingdings" w:hAnsi="Wingdings" w:hint="default"/>
+        <w:sz w:val="20"/>
+      </w:rPr>
+    </w:lvl>
+    <w:lvl w:ilvl="3">
+      <w:start w:val="1"/>
+      <w:numFmt w:val="bullet"/>
+      <w:lvlText w:val=""/>
+      <w:lvlJc w:val="left"/>
+      <w:pPr>
+        <w:tabs>
+          <w:tab w:val="num" w:pos="2880"/>
+        </w:tabs>
+        <w:ind w:left="2880" w:hanging="360"/>
+      </w:pPr>
+      <w:rPr>
+        <w:rFonts w:ascii="Wingdings" w:hAnsi="Wingdings" w:hint="default"/>
+        <w:sz w:val="20"/>
+      </w:rPr>
+    </w:lvl>
+    <w:lvl w:ilvl="4" w:tentative="1">
+      <w:start w:val="1"/>
+      <w:numFmt w:val="bullet"/>
+      <w:lvlText w:val=""/>
+      <w:lvlJc w:val="left"/>
+      <w:pPr>
+        <w:tabs>
+          <w:tab w:val="num" w:pos="3600"/>
+        </w:tabs>
+        <w:ind w:left="3600" w:hanging="360"/>
+      </w:pPr>
+      <w:rPr>
+        <w:rFonts w:ascii="Wingdings" w:hAnsi="Wingdings" w:hint="default"/>
+        <w:sz w:val="20"/>
+      </w:rPr>
+    </w:lvl>
+    <w:lvl w:ilvl="5" w:tentative="1">
+      <w:start w:val="1"/>
+      <w:numFmt w:val="bullet"/>
+      <w:lvlText w:val=""/>
+      <w:lvlJc w:val="left"/>
+      <w:pPr>
+        <w:tabs>
+          <w:tab w:val="num" w:pos="4320"/>
+        </w:tabs>
+        <w:ind w:left="4320" w:hanging="360"/>
+      </w:pPr>
+      <w:rPr>
+        <w:rFonts w:ascii="Wingdings" w:hAnsi="Wingdings" w:hint="default"/>
+        <w:sz w:val="20"/>
+      </w:rPr>
+    </w:lvl>
+    <w:lvl w:ilvl="6" w:tentative="1">
+      <w:start w:val="1"/>
+      <w:numFmt w:val="bullet"/>
+      <w:lvlText w:val=""/>
+      <w:lvlJc w:val="left"/>
+      <w:pPr>
+        <w:tabs>
+          <w:tab w:val="num" w:pos="5040"/>
+        </w:tabs>
+        <w:ind w:left="5040" w:hanging="360"/>
+      </w:pPr>
+      <w:rPr>
+        <w:rFonts w:ascii="Wingdings" w:hAnsi="Wingdings" w:hint="default"/>
+        <w:sz w:val="20"/>
+      </w:rPr>
+    </w:lvl>
+    <w:lvl w:ilvl="7" w:tentative="1">
+      <w:start w:val="1"/>
+      <w:numFmt w:val="bullet"/>
+      <w:lvlText w:val=""/>
+      <w:lvlJc w:val="left"/>
+      <w:pPr>
+        <w:tabs>
+          <w:tab w:val="num" w:pos="5760"/>
+        </w:tabs>
+        <w:ind w:left="5760" w:hanging="360"/>
+      </w:pPr>
+      <w:rPr>
+        <w:rFonts w:ascii="Wingdings" w:hAnsi="Wingdings" w:hint="default"/>
+        <w:sz w:val="20"/>
+      </w:rPr>
+    </w:lvl>
+    <w:lvl w:ilvl="8" w:tentative="1">
+      <w:start w:val="1"/>
+      <w:numFmt w:val="bullet"/>
+      <w:lvlText w:val=""/>
+      <w:lvlJc w:val="left"/>
+      <w:pPr>
+        <w:tabs>
+          <w:tab w:val="num" w:pos="6480"/>
+        </w:tabs>
+        <w:ind w:left="6480" w:hanging="360"/>
+      </w:pPr>
+      <w:rPr>
+        <w:rFonts w:ascii="Wingdings" w:hAnsi="Wingdings" w:hint="default"/>
+        <w:sz w:val="20"/>
+      </w:rPr>
+    </w:lvl>
+  </w:abstractNum>
+  <w:abstractNum w:abstractNumId="36" w15:restartNumberingAfterBreak="0">
+    <w:nsid w:val="32A21E8E"/>
+    <w:multiLevelType w:val="multilevel"/>
+    <w:tmpl w:val="22BC0172"/>
+    <w:lvl w:ilvl="0">
+      <w:start w:val="1"/>
+      <w:numFmt w:val="decimal"/>
+      <w:lvlText w:val="%1."/>
+      <w:lvlJc w:val="left"/>
+      <w:pPr>
+        <w:tabs>
+          <w:tab w:val="num" w:pos="720"/>
+        </w:tabs>
+        <w:ind w:left="720" w:hanging="360"/>
+      </w:pPr>
+      <w:rPr>
+        <w:rFonts w:hint="default"/>
+        <w:sz w:val="20"/>
+      </w:rPr>
+    </w:lvl>
+    <w:lvl w:ilvl="1">
+      <w:start w:val="1"/>
+      <w:numFmt w:val="decimal"/>
+      <w:lvlText w:val="%2."/>
+      <w:lvlJc w:val="left"/>
+      <w:pPr>
+        <w:ind w:left="1440" w:hanging="360"/>
+      </w:pPr>
+      <w:rPr>
+        <w:rFonts w:hint="default"/>
+      </w:rPr>
+    </w:lvl>
+    <w:lvl w:ilvl="2">
+      <w:start w:val="1"/>
+      <w:numFmt w:val="bullet"/>
+      <w:lvlText w:val=""/>
+      <w:lvlJc w:val="left"/>
+      <w:pPr>
+        <w:tabs>
+          <w:tab w:val="num" w:pos="2160"/>
+        </w:tabs>
+        <w:ind w:left="2160" w:hanging="360"/>
+      </w:pPr>
+      <w:rPr>
+        <w:rFonts w:ascii="Wingdings" w:hAnsi="Wingdings" w:hint="default"/>
+        <w:sz w:val="20"/>
+      </w:rPr>
+    </w:lvl>
+    <w:lvl w:ilvl="3">
+      <w:start w:val="1"/>
+      <w:numFmt w:val="bullet"/>
+      <w:lvlText w:val=""/>
+      <w:lvlJc w:val="left"/>
+      <w:pPr>
+        <w:tabs>
+          <w:tab w:val="num" w:pos="2880"/>
+        </w:tabs>
+        <w:ind w:left="2880" w:hanging="360"/>
+      </w:pPr>
+      <w:rPr>
+        <w:rFonts w:ascii="Wingdings" w:hAnsi="Wingdings" w:hint="default"/>
+        <w:sz w:val="20"/>
+      </w:rPr>
+    </w:lvl>
+    <w:lvl w:ilvl="4" w:tentative="1">
+      <w:start w:val="1"/>
+      <w:numFmt w:val="bullet"/>
+      <w:lvlText w:val=""/>
+      <w:lvlJc w:val="left"/>
+      <w:pPr>
+        <w:tabs>
+          <w:tab w:val="num" w:pos="3600"/>
+        </w:tabs>
+        <w:ind w:left="3600" w:hanging="360"/>
+      </w:pPr>
+      <w:rPr>
+        <w:rFonts w:ascii="Wingdings" w:hAnsi="Wingdings" w:hint="default"/>
+        <w:sz w:val="20"/>
+      </w:rPr>
+    </w:lvl>
+    <w:lvl w:ilvl="5" w:tentative="1">
+      <w:start w:val="1"/>
+      <w:numFmt w:val="bullet"/>
+      <w:lvlText w:val=""/>
+      <w:lvlJc w:val="left"/>
+      <w:pPr>
+        <w:tabs>
+          <w:tab w:val="num" w:pos="4320"/>
+        </w:tabs>
+        <w:ind w:left="4320" w:hanging="360"/>
+      </w:pPr>
+      <w:rPr>
+        <w:rFonts w:ascii="Wingdings" w:hAnsi="Wingdings" w:hint="default"/>
+        <w:sz w:val="20"/>
+      </w:rPr>
+    </w:lvl>
+    <w:lvl w:ilvl="6" w:tentative="1">
+      <w:start w:val="1"/>
+      <w:numFmt w:val="bullet"/>
+      <w:lvlText w:val=""/>
+      <w:lvlJc w:val="left"/>
+      <w:pPr>
+        <w:tabs>
+          <w:tab w:val="num" w:pos="5040"/>
+        </w:tabs>
+        <w:ind w:left="5040" w:hanging="360"/>
+      </w:pPr>
+      <w:rPr>
+        <w:rFonts w:ascii="Wingdings" w:hAnsi="Wingdings" w:hint="default"/>
+        <w:sz w:val="20"/>
+      </w:rPr>
+    </w:lvl>
+    <w:lvl w:ilvl="7" w:tentative="1">
+      <w:start w:val="1"/>
+      <w:numFmt w:val="bullet"/>
+      <w:lvlText w:val=""/>
+      <w:lvlJc w:val="left"/>
+      <w:pPr>
+        <w:tabs>
+          <w:tab w:val="num" w:pos="5760"/>
+        </w:tabs>
+        <w:ind w:left="5760" w:hanging="360"/>
+      </w:pPr>
+      <w:rPr>
+        <w:rFonts w:ascii="Wingdings" w:hAnsi="Wingdings" w:hint="default"/>
+        <w:sz w:val="20"/>
+      </w:rPr>
+    </w:lvl>
+    <w:lvl w:ilvl="8" w:tentative="1">
+      <w:start w:val="1"/>
+      <w:numFmt w:val="bullet"/>
+      <w:lvlText w:val=""/>
+      <w:lvlJc w:val="left"/>
+      <w:pPr>
+        <w:tabs>
+          <w:tab w:val="num" w:pos="6480"/>
+        </w:tabs>
+        <w:ind w:left="6480" w:hanging="360"/>
+      </w:pPr>
+      <w:rPr>
+        <w:rFonts w:ascii="Wingdings" w:hAnsi="Wingdings" w:hint="default"/>
+        <w:sz w:val="20"/>
+      </w:rPr>
+    </w:lvl>
+  </w:abstractNum>
+  <w:abstractNum w:abstractNumId="37" w15:restartNumberingAfterBreak="0">
+    <w:nsid w:val="362A2264"/>
+    <w:multiLevelType w:val="multilevel"/>
+    <w:tmpl w:val="22BC0172"/>
+    <w:lvl w:ilvl="0">
+      <w:start w:val="1"/>
+      <w:numFmt w:val="decimal"/>
+      <w:lvlText w:val="%1."/>
+      <w:lvlJc w:val="left"/>
+      <w:pPr>
+        <w:tabs>
+          <w:tab w:val="num" w:pos="720"/>
+        </w:tabs>
+        <w:ind w:left="720" w:hanging="360"/>
+      </w:pPr>
+      <w:rPr>
+        <w:rFonts w:hint="default"/>
+        <w:sz w:val="20"/>
+      </w:rPr>
+    </w:lvl>
+    <w:lvl w:ilvl="1">
+      <w:start w:val="1"/>
+      <w:numFmt w:val="decimal"/>
+      <w:lvlText w:val="%2."/>
+      <w:lvlJc w:val="left"/>
+      <w:pPr>
+        <w:ind w:left="1440" w:hanging="360"/>
+      </w:pPr>
+      <w:rPr>
+        <w:rFonts w:hint="default"/>
+      </w:rPr>
+    </w:lvl>
+    <w:lvl w:ilvl="2">
+      <w:start w:val="1"/>
+      <w:numFmt w:val="bullet"/>
+      <w:lvlText w:val=""/>
+      <w:lvlJc w:val="left"/>
+      <w:pPr>
+        <w:tabs>
+          <w:tab w:val="num" w:pos="2160"/>
+        </w:tabs>
+        <w:ind w:left="2160" w:hanging="360"/>
+      </w:pPr>
+      <w:rPr>
+        <w:rFonts w:ascii="Wingdings" w:hAnsi="Wingdings" w:hint="default"/>
+        <w:sz w:val="20"/>
+      </w:rPr>
+    </w:lvl>
+    <w:lvl w:ilvl="3">
+      <w:start w:val="1"/>
+      <w:numFmt w:val="bullet"/>
+      <w:lvlText w:val=""/>
+      <w:lvlJc w:val="left"/>
+      <w:pPr>
+        <w:tabs>
+          <w:tab w:val="num" w:pos="2880"/>
+        </w:tabs>
+        <w:ind w:left="2880" w:hanging="360"/>
+      </w:pPr>
+      <w:rPr>
+        <w:rFonts w:ascii="Wingdings" w:hAnsi="Wingdings" w:hint="default"/>
+        <w:sz w:val="20"/>
+      </w:rPr>
+    </w:lvl>
+    <w:lvl w:ilvl="4" w:tentative="1">
+      <w:start w:val="1"/>
+      <w:numFmt w:val="bullet"/>
+      <w:lvlText w:val=""/>
+      <w:lvlJc w:val="left"/>
+      <w:pPr>
+        <w:tabs>
+          <w:tab w:val="num" w:pos="3600"/>
+        </w:tabs>
+        <w:ind w:left="3600" w:hanging="360"/>
+      </w:pPr>
+      <w:rPr>
+        <w:rFonts w:ascii="Wingdings" w:hAnsi="Wingdings" w:hint="default"/>
+        <w:sz w:val="20"/>
+      </w:rPr>
+    </w:lvl>
+    <w:lvl w:ilvl="5" w:tentative="1">
+      <w:start w:val="1"/>
+      <w:numFmt w:val="bullet"/>
+      <w:lvlText w:val=""/>
+      <w:lvlJc w:val="left"/>
+      <w:pPr>
+        <w:tabs>
+          <w:tab w:val="num" w:pos="4320"/>
+        </w:tabs>
+        <w:ind w:left="4320" w:hanging="360"/>
+      </w:pPr>
+      <w:rPr>
+        <w:rFonts w:ascii="Wingdings" w:hAnsi="Wingdings" w:hint="default"/>
+        <w:sz w:val="20"/>
+      </w:rPr>
+    </w:lvl>
+    <w:lvl w:ilvl="6" w:tentative="1">
+      <w:start w:val="1"/>
+      <w:numFmt w:val="bullet"/>
+      <w:lvlText w:val=""/>
+      <w:lvlJc w:val="left"/>
+      <w:pPr>
+        <w:tabs>
+          <w:tab w:val="num" w:pos="5040"/>
+        </w:tabs>
+        <w:ind w:left="5040" w:hanging="360"/>
+      </w:pPr>
+      <w:rPr>
+        <w:rFonts w:ascii="Wingdings" w:hAnsi="Wingdings" w:hint="default"/>
+        <w:sz w:val="20"/>
+      </w:rPr>
+    </w:lvl>
+    <w:lvl w:ilvl="7" w:tentative="1">
+      <w:start w:val="1"/>
+      <w:numFmt w:val="bullet"/>
+      <w:lvlText w:val=""/>
+      <w:lvlJc w:val="left"/>
+      <w:pPr>
+        <w:tabs>
+          <w:tab w:val="num" w:pos="5760"/>
+        </w:tabs>
+        <w:ind w:left="5760" w:hanging="360"/>
+      </w:pPr>
+      <w:rPr>
+        <w:rFonts w:ascii="Wingdings" w:hAnsi="Wingdings" w:hint="default"/>
+        <w:sz w:val="20"/>
+      </w:rPr>
+    </w:lvl>
+    <w:lvl w:ilvl="8" w:tentative="1">
+      <w:start w:val="1"/>
+      <w:numFmt w:val="bullet"/>
+      <w:lvlText w:val=""/>
+      <w:lvlJc w:val="left"/>
+      <w:pPr>
+        <w:tabs>
+          <w:tab w:val="num" w:pos="6480"/>
+        </w:tabs>
+        <w:ind w:left="6480" w:hanging="360"/>
+      </w:pPr>
+      <w:rPr>
+        <w:rFonts w:ascii="Wingdings" w:hAnsi="Wingdings" w:hint="default"/>
+        <w:sz w:val="20"/>
+      </w:rPr>
+    </w:lvl>
+  </w:abstractNum>
+  <w:abstractNum w:abstractNumId="38" w15:restartNumberingAfterBreak="0">
     <w:nsid w:val="36495DF1"/>
     <w:multiLevelType w:val="multilevel"/>
     <w:tmpl w:val="8E8284F2"/>
@@ -12936,7 +17031,7 @@
       </w:rPr>
     </w:lvl>
   </w:abstractNum>
-  <w:abstractNum w:abstractNumId="29" w15:restartNumberingAfterBreak="0">
+  <w:abstractNum w:abstractNumId="39" w15:restartNumberingAfterBreak="0">
     <w:nsid w:val="36AE64C9"/>
     <w:multiLevelType w:val="hybridMultilevel"/>
     <w:tmpl w:val="0EA42C5E"/>
@@ -13046,7 +17141,233 @@
       </w:rPr>
     </w:lvl>
   </w:abstractNum>
-  <w:abstractNum w:abstractNumId="30" w15:restartNumberingAfterBreak="0">
+  <w:abstractNum w:abstractNumId="40" w15:restartNumberingAfterBreak="0">
+    <w:nsid w:val="391358F7"/>
+    <w:multiLevelType w:val="hybridMultilevel"/>
+    <w:tmpl w:val="8E40AE7A"/>
+    <w:lvl w:ilvl="0" w:tplc="40090001">
+      <w:start w:val="1"/>
+      <w:numFmt w:val="bullet"/>
+      <w:lvlText w:val=""/>
+      <w:lvlJc w:val="left"/>
+      <w:pPr>
+        <w:ind w:left="720" w:hanging="360"/>
+      </w:pPr>
+      <w:rPr>
+        <w:rFonts w:ascii="Symbol" w:hAnsi="Symbol" w:hint="default"/>
+      </w:rPr>
+    </w:lvl>
+    <w:lvl w:ilvl="1" w:tplc="40090003" w:tentative="1">
+      <w:start w:val="1"/>
+      <w:numFmt w:val="bullet"/>
+      <w:lvlText w:val="o"/>
+      <w:lvlJc w:val="left"/>
+      <w:pPr>
+        <w:ind w:left="1440" w:hanging="360"/>
+      </w:pPr>
+      <w:rPr>
+        <w:rFonts w:ascii="Courier New" w:hAnsi="Courier New" w:cs="Courier New" w:hint="default"/>
+      </w:rPr>
+    </w:lvl>
+    <w:lvl w:ilvl="2" w:tplc="40090005" w:tentative="1">
+      <w:start w:val="1"/>
+      <w:numFmt w:val="bullet"/>
+      <w:lvlText w:val=""/>
+      <w:lvlJc w:val="left"/>
+      <w:pPr>
+        <w:ind w:left="2160" w:hanging="360"/>
+      </w:pPr>
+      <w:rPr>
+        <w:rFonts w:ascii="Wingdings" w:hAnsi="Wingdings" w:hint="default"/>
+      </w:rPr>
+    </w:lvl>
+    <w:lvl w:ilvl="3" w:tplc="40090001" w:tentative="1">
+      <w:start w:val="1"/>
+      <w:numFmt w:val="bullet"/>
+      <w:lvlText w:val=""/>
+      <w:lvlJc w:val="left"/>
+      <w:pPr>
+        <w:ind w:left="2880" w:hanging="360"/>
+      </w:pPr>
+      <w:rPr>
+        <w:rFonts w:ascii="Symbol" w:hAnsi="Symbol" w:hint="default"/>
+      </w:rPr>
+    </w:lvl>
+    <w:lvl w:ilvl="4" w:tplc="40090003" w:tentative="1">
+      <w:start w:val="1"/>
+      <w:numFmt w:val="bullet"/>
+      <w:lvlText w:val="o"/>
+      <w:lvlJc w:val="left"/>
+      <w:pPr>
+        <w:ind w:left="3600" w:hanging="360"/>
+      </w:pPr>
+      <w:rPr>
+        <w:rFonts w:ascii="Courier New" w:hAnsi="Courier New" w:cs="Courier New" w:hint="default"/>
+      </w:rPr>
+    </w:lvl>
+    <w:lvl w:ilvl="5" w:tplc="40090005" w:tentative="1">
+      <w:start w:val="1"/>
+      <w:numFmt w:val="bullet"/>
+      <w:lvlText w:val=""/>
+      <w:lvlJc w:val="left"/>
+      <w:pPr>
+        <w:ind w:left="4320" w:hanging="360"/>
+      </w:pPr>
+      <w:rPr>
+        <w:rFonts w:ascii="Wingdings" w:hAnsi="Wingdings" w:hint="default"/>
+      </w:rPr>
+    </w:lvl>
+    <w:lvl w:ilvl="6" w:tplc="40090001" w:tentative="1">
+      <w:start w:val="1"/>
+      <w:numFmt w:val="bullet"/>
+      <w:lvlText w:val=""/>
+      <w:lvlJc w:val="left"/>
+      <w:pPr>
+        <w:ind w:left="5040" w:hanging="360"/>
+      </w:pPr>
+      <w:rPr>
+        <w:rFonts w:ascii="Symbol" w:hAnsi="Symbol" w:hint="default"/>
+      </w:rPr>
+    </w:lvl>
+    <w:lvl w:ilvl="7" w:tplc="40090003" w:tentative="1">
+      <w:start w:val="1"/>
+      <w:numFmt w:val="bullet"/>
+      <w:lvlText w:val="o"/>
+      <w:lvlJc w:val="left"/>
+      <w:pPr>
+        <w:ind w:left="5760" w:hanging="360"/>
+      </w:pPr>
+      <w:rPr>
+        <w:rFonts w:ascii="Courier New" w:hAnsi="Courier New" w:cs="Courier New" w:hint="default"/>
+      </w:rPr>
+    </w:lvl>
+    <w:lvl w:ilvl="8" w:tplc="40090005" w:tentative="1">
+      <w:start w:val="1"/>
+      <w:numFmt w:val="bullet"/>
+      <w:lvlText w:val=""/>
+      <w:lvlJc w:val="left"/>
+      <w:pPr>
+        <w:ind w:left="6480" w:hanging="360"/>
+      </w:pPr>
+      <w:rPr>
+        <w:rFonts w:ascii="Wingdings" w:hAnsi="Wingdings" w:hint="default"/>
+      </w:rPr>
+    </w:lvl>
+  </w:abstractNum>
+  <w:abstractNum w:abstractNumId="41" w15:restartNumberingAfterBreak="0">
+    <w:nsid w:val="3ADC44B9"/>
+    <w:multiLevelType w:val="hybridMultilevel"/>
+    <w:tmpl w:val="42BA339A"/>
+    <w:lvl w:ilvl="0" w:tplc="40090001">
+      <w:start w:val="1"/>
+      <w:numFmt w:val="bullet"/>
+      <w:lvlText w:val=""/>
+      <w:lvlJc w:val="left"/>
+      <w:pPr>
+        <w:ind w:left="1128" w:hanging="360"/>
+      </w:pPr>
+      <w:rPr>
+        <w:rFonts w:ascii="Symbol" w:hAnsi="Symbol" w:hint="default"/>
+      </w:rPr>
+    </w:lvl>
+    <w:lvl w:ilvl="1" w:tplc="40090003" w:tentative="1">
+      <w:start w:val="1"/>
+      <w:numFmt w:val="bullet"/>
+      <w:lvlText w:val="o"/>
+      <w:lvlJc w:val="left"/>
+      <w:pPr>
+        <w:ind w:left="1848" w:hanging="360"/>
+      </w:pPr>
+      <w:rPr>
+        <w:rFonts w:ascii="Courier New" w:hAnsi="Courier New" w:cs="Courier New" w:hint="default"/>
+      </w:rPr>
+    </w:lvl>
+    <w:lvl w:ilvl="2" w:tplc="40090005" w:tentative="1">
+      <w:start w:val="1"/>
+      <w:numFmt w:val="bullet"/>
+      <w:lvlText w:val=""/>
+      <w:lvlJc w:val="left"/>
+      <w:pPr>
+        <w:ind w:left="2568" w:hanging="360"/>
+      </w:pPr>
+      <w:rPr>
+        <w:rFonts w:ascii="Wingdings" w:hAnsi="Wingdings" w:hint="default"/>
+      </w:rPr>
+    </w:lvl>
+    <w:lvl w:ilvl="3" w:tplc="40090001" w:tentative="1">
+      <w:start w:val="1"/>
+      <w:numFmt w:val="bullet"/>
+      <w:lvlText w:val=""/>
+      <w:lvlJc w:val="left"/>
+      <w:pPr>
+        <w:ind w:left="3288" w:hanging="360"/>
+      </w:pPr>
+      <w:rPr>
+        <w:rFonts w:ascii="Symbol" w:hAnsi="Symbol" w:hint="default"/>
+      </w:rPr>
+    </w:lvl>
+    <w:lvl w:ilvl="4" w:tplc="40090003" w:tentative="1">
+      <w:start w:val="1"/>
+      <w:numFmt w:val="bullet"/>
+      <w:lvlText w:val="o"/>
+      <w:lvlJc w:val="left"/>
+      <w:pPr>
+        <w:ind w:left="4008" w:hanging="360"/>
+      </w:pPr>
+      <w:rPr>
+        <w:rFonts w:ascii="Courier New" w:hAnsi="Courier New" w:cs="Courier New" w:hint="default"/>
+      </w:rPr>
+    </w:lvl>
+    <w:lvl w:ilvl="5" w:tplc="40090005" w:tentative="1">
+      <w:start w:val="1"/>
+      <w:numFmt w:val="bullet"/>
+      <w:lvlText w:val=""/>
+      <w:lvlJc w:val="left"/>
+      <w:pPr>
+        <w:ind w:left="4728" w:hanging="360"/>
+      </w:pPr>
+      <w:rPr>
+        <w:rFonts w:ascii="Wingdings" w:hAnsi="Wingdings" w:hint="default"/>
+      </w:rPr>
+    </w:lvl>
+    <w:lvl w:ilvl="6" w:tplc="40090001" w:tentative="1">
+      <w:start w:val="1"/>
+      <w:numFmt w:val="bullet"/>
+      <w:lvlText w:val=""/>
+      <w:lvlJc w:val="left"/>
+      <w:pPr>
+        <w:ind w:left="5448" w:hanging="360"/>
+      </w:pPr>
+      <w:rPr>
+        <w:rFonts w:ascii="Symbol" w:hAnsi="Symbol" w:hint="default"/>
+      </w:rPr>
+    </w:lvl>
+    <w:lvl w:ilvl="7" w:tplc="40090003" w:tentative="1">
+      <w:start w:val="1"/>
+      <w:numFmt w:val="bullet"/>
+      <w:lvlText w:val="o"/>
+      <w:lvlJc w:val="left"/>
+      <w:pPr>
+        <w:ind w:left="6168" w:hanging="360"/>
+      </w:pPr>
+      <w:rPr>
+        <w:rFonts w:ascii="Courier New" w:hAnsi="Courier New" w:cs="Courier New" w:hint="default"/>
+      </w:rPr>
+    </w:lvl>
+    <w:lvl w:ilvl="8" w:tplc="40090005" w:tentative="1">
+      <w:start w:val="1"/>
+      <w:numFmt w:val="bullet"/>
+      <w:lvlText w:val=""/>
+      <w:lvlJc w:val="left"/>
+      <w:pPr>
+        <w:ind w:left="6888" w:hanging="360"/>
+      </w:pPr>
+      <w:rPr>
+        <w:rFonts w:ascii="Wingdings" w:hAnsi="Wingdings" w:hint="default"/>
+      </w:rPr>
+    </w:lvl>
+  </w:abstractNum>
+  <w:abstractNum w:abstractNumId="42" w15:restartNumberingAfterBreak="0">
     <w:nsid w:val="3B19637D"/>
     <w:multiLevelType w:val="multilevel"/>
     <w:tmpl w:val="D7EE6136"/>
@@ -13195,7 +17516,7 @@
       </w:rPr>
     </w:lvl>
   </w:abstractNum>
-  <w:abstractNum w:abstractNumId="31" w15:restartNumberingAfterBreak="0">
+  <w:abstractNum w:abstractNumId="43" w15:restartNumberingAfterBreak="0">
     <w:nsid w:val="3DDC7138"/>
     <w:multiLevelType w:val="multilevel"/>
     <w:tmpl w:val="88E0599C"/>
@@ -13344,7 +17665,7 @@
       </w:rPr>
     </w:lvl>
   </w:abstractNum>
-  <w:abstractNum w:abstractNumId="32" w15:restartNumberingAfterBreak="0">
+  <w:abstractNum w:abstractNumId="44" w15:restartNumberingAfterBreak="0">
     <w:nsid w:val="3FA31965"/>
     <w:multiLevelType w:val="hybridMultilevel"/>
     <w:tmpl w:val="BA12E3D0"/>
@@ -13457,7 +17778,7 @@
       </w:rPr>
     </w:lvl>
   </w:abstractNum>
-  <w:abstractNum w:abstractNumId="33" w15:restartNumberingAfterBreak="0">
+  <w:abstractNum w:abstractNumId="45" w15:restartNumberingAfterBreak="0">
     <w:nsid w:val="425D2664"/>
     <w:multiLevelType w:val="hybridMultilevel"/>
     <w:tmpl w:val="658C4878"/>
@@ -13570,7 +17891,7 @@
       </w:rPr>
     </w:lvl>
   </w:abstractNum>
-  <w:abstractNum w:abstractNumId="34" w15:restartNumberingAfterBreak="0">
+  <w:abstractNum w:abstractNumId="46" w15:restartNumberingAfterBreak="0">
     <w:nsid w:val="49D37146"/>
     <w:multiLevelType w:val="multilevel"/>
     <w:tmpl w:val="8E8284F2"/>
@@ -13715,7 +18036,7 @@
       </w:rPr>
     </w:lvl>
   </w:abstractNum>
-  <w:abstractNum w:abstractNumId="35" w15:restartNumberingAfterBreak="0">
+  <w:abstractNum w:abstractNumId="47" w15:restartNumberingAfterBreak="0">
     <w:nsid w:val="4A350EA2"/>
     <w:multiLevelType w:val="multilevel"/>
     <w:tmpl w:val="EB70B244"/>
@@ -13860,7 +18181,7 @@
       </w:rPr>
     </w:lvl>
   </w:abstractNum>
-  <w:abstractNum w:abstractNumId="36" w15:restartNumberingAfterBreak="0">
+  <w:abstractNum w:abstractNumId="48" w15:restartNumberingAfterBreak="0">
     <w:nsid w:val="4A851538"/>
     <w:multiLevelType w:val="hybridMultilevel"/>
     <w:tmpl w:val="57F26D78"/>
@@ -13973,7 +18294,7 @@
       </w:rPr>
     </w:lvl>
   </w:abstractNum>
-  <w:abstractNum w:abstractNumId="37" w15:restartNumberingAfterBreak="0">
+  <w:abstractNum w:abstractNumId="49" w15:restartNumberingAfterBreak="0">
     <w:nsid w:val="4C634166"/>
     <w:multiLevelType w:val="hybridMultilevel"/>
     <w:tmpl w:val="2062A50A"/>
@@ -14086,7 +18407,120 @@
       </w:rPr>
     </w:lvl>
   </w:abstractNum>
-  <w:abstractNum w:abstractNumId="38" w15:restartNumberingAfterBreak="0">
+  <w:abstractNum w:abstractNumId="50" w15:restartNumberingAfterBreak="0">
+    <w:nsid w:val="4D0B62A5"/>
+    <w:multiLevelType w:val="hybridMultilevel"/>
+    <w:tmpl w:val="B97405EE"/>
+    <w:lvl w:ilvl="0" w:tplc="40090001">
+      <w:start w:val="1"/>
+      <w:numFmt w:val="bullet"/>
+      <w:lvlText w:val=""/>
+      <w:lvlJc w:val="left"/>
+      <w:pPr>
+        <w:ind w:left="720" w:hanging="360"/>
+      </w:pPr>
+      <w:rPr>
+        <w:rFonts w:ascii="Symbol" w:hAnsi="Symbol" w:hint="default"/>
+      </w:rPr>
+    </w:lvl>
+    <w:lvl w:ilvl="1" w:tplc="40090003" w:tentative="1">
+      <w:start w:val="1"/>
+      <w:numFmt w:val="bullet"/>
+      <w:lvlText w:val="o"/>
+      <w:lvlJc w:val="left"/>
+      <w:pPr>
+        <w:ind w:left="1440" w:hanging="360"/>
+      </w:pPr>
+      <w:rPr>
+        <w:rFonts w:ascii="Courier New" w:hAnsi="Courier New" w:cs="Courier New" w:hint="default"/>
+      </w:rPr>
+    </w:lvl>
+    <w:lvl w:ilvl="2" w:tplc="40090005" w:tentative="1">
+      <w:start w:val="1"/>
+      <w:numFmt w:val="bullet"/>
+      <w:lvlText w:val=""/>
+      <w:lvlJc w:val="left"/>
+      <w:pPr>
+        <w:ind w:left="2160" w:hanging="360"/>
+      </w:pPr>
+      <w:rPr>
+        <w:rFonts w:ascii="Wingdings" w:hAnsi="Wingdings" w:hint="default"/>
+      </w:rPr>
+    </w:lvl>
+    <w:lvl w:ilvl="3" w:tplc="40090001" w:tentative="1">
+      <w:start w:val="1"/>
+      <w:numFmt w:val="bullet"/>
+      <w:lvlText w:val=""/>
+      <w:lvlJc w:val="left"/>
+      <w:pPr>
+        <w:ind w:left="2880" w:hanging="360"/>
+      </w:pPr>
+      <w:rPr>
+        <w:rFonts w:ascii="Symbol" w:hAnsi="Symbol" w:hint="default"/>
+      </w:rPr>
+    </w:lvl>
+    <w:lvl w:ilvl="4" w:tplc="40090003" w:tentative="1">
+      <w:start w:val="1"/>
+      <w:numFmt w:val="bullet"/>
+      <w:lvlText w:val="o"/>
+      <w:lvlJc w:val="left"/>
+      <w:pPr>
+        <w:ind w:left="3600" w:hanging="360"/>
+      </w:pPr>
+      <w:rPr>
+        <w:rFonts w:ascii="Courier New" w:hAnsi="Courier New" w:cs="Courier New" w:hint="default"/>
+      </w:rPr>
+    </w:lvl>
+    <w:lvl w:ilvl="5" w:tplc="40090005" w:tentative="1">
+      <w:start w:val="1"/>
+      <w:numFmt w:val="bullet"/>
+      <w:lvlText w:val=""/>
+      <w:lvlJc w:val="left"/>
+      <w:pPr>
+        <w:ind w:left="4320" w:hanging="360"/>
+      </w:pPr>
+      <w:rPr>
+        <w:rFonts w:ascii="Wingdings" w:hAnsi="Wingdings" w:hint="default"/>
+      </w:rPr>
+    </w:lvl>
+    <w:lvl w:ilvl="6" w:tplc="40090001" w:tentative="1">
+      <w:start w:val="1"/>
+      <w:numFmt w:val="bullet"/>
+      <w:lvlText w:val=""/>
+      <w:lvlJc w:val="left"/>
+      <w:pPr>
+        <w:ind w:left="5040" w:hanging="360"/>
+      </w:pPr>
+      <w:rPr>
+        <w:rFonts w:ascii="Symbol" w:hAnsi="Symbol" w:hint="default"/>
+      </w:rPr>
+    </w:lvl>
+    <w:lvl w:ilvl="7" w:tplc="40090003" w:tentative="1">
+      <w:start w:val="1"/>
+      <w:numFmt w:val="bullet"/>
+      <w:lvlText w:val="o"/>
+      <w:lvlJc w:val="left"/>
+      <w:pPr>
+        <w:ind w:left="5760" w:hanging="360"/>
+      </w:pPr>
+      <w:rPr>
+        <w:rFonts w:ascii="Courier New" w:hAnsi="Courier New" w:cs="Courier New" w:hint="default"/>
+      </w:rPr>
+    </w:lvl>
+    <w:lvl w:ilvl="8" w:tplc="40090005" w:tentative="1">
+      <w:start w:val="1"/>
+      <w:numFmt w:val="bullet"/>
+      <w:lvlText w:val=""/>
+      <w:lvlJc w:val="left"/>
+      <w:pPr>
+        <w:ind w:left="6480" w:hanging="360"/>
+      </w:pPr>
+      <w:rPr>
+        <w:rFonts w:ascii="Wingdings" w:hAnsi="Wingdings" w:hint="default"/>
+      </w:rPr>
+    </w:lvl>
+  </w:abstractNum>
+  <w:abstractNum w:abstractNumId="51" w15:restartNumberingAfterBreak="0">
     <w:nsid w:val="4DDA71E0"/>
     <w:multiLevelType w:val="multilevel"/>
     <w:tmpl w:val="22BC0172"/>
@@ -14231,7 +18665,7 @@
       </w:rPr>
     </w:lvl>
   </w:abstractNum>
-  <w:abstractNum w:abstractNumId="39" w15:restartNumberingAfterBreak="0">
+  <w:abstractNum w:abstractNumId="52" w15:restartNumberingAfterBreak="0">
     <w:nsid w:val="4EFB2E36"/>
     <w:multiLevelType w:val="multilevel"/>
     <w:tmpl w:val="22BC0172"/>
@@ -14376,7 +18810,7 @@
       </w:rPr>
     </w:lvl>
   </w:abstractNum>
-  <w:abstractNum w:abstractNumId="40" w15:restartNumberingAfterBreak="0">
+  <w:abstractNum w:abstractNumId="53" w15:restartNumberingAfterBreak="0">
     <w:nsid w:val="54877EE4"/>
     <w:multiLevelType w:val="multilevel"/>
     <w:tmpl w:val="22BC0172"/>
@@ -14521,7 +18955,7 @@
       </w:rPr>
     </w:lvl>
   </w:abstractNum>
-  <w:abstractNum w:abstractNumId="41" w15:restartNumberingAfterBreak="0">
+  <w:abstractNum w:abstractNumId="54" w15:restartNumberingAfterBreak="0">
     <w:nsid w:val="54B85F42"/>
     <w:multiLevelType w:val="multilevel"/>
     <w:tmpl w:val="22BC0172"/>
@@ -14666,7 +19100,7 @@
       </w:rPr>
     </w:lvl>
   </w:abstractNum>
-  <w:abstractNum w:abstractNumId="42" w15:restartNumberingAfterBreak="0">
+  <w:abstractNum w:abstractNumId="55" w15:restartNumberingAfterBreak="0">
     <w:nsid w:val="54ED4C36"/>
     <w:multiLevelType w:val="multilevel"/>
     <w:tmpl w:val="E5AECC98"/>
@@ -14787,7 +19221,7 @@
       </w:pPr>
     </w:lvl>
   </w:abstractNum>
-  <w:abstractNum w:abstractNumId="43" w15:restartNumberingAfterBreak="0">
+  <w:abstractNum w:abstractNumId="56" w15:restartNumberingAfterBreak="0">
     <w:nsid w:val="56605EC7"/>
     <w:multiLevelType w:val="hybridMultilevel"/>
     <w:tmpl w:val="C128A498"/>
@@ -14900,7 +19334,7 @@
       </w:rPr>
     </w:lvl>
   </w:abstractNum>
-  <w:abstractNum w:abstractNumId="44" w15:restartNumberingAfterBreak="0">
+  <w:abstractNum w:abstractNumId="57" w15:restartNumberingAfterBreak="0">
     <w:nsid w:val="56A410CC"/>
     <w:multiLevelType w:val="hybridMultilevel"/>
     <w:tmpl w:val="325EB854"/>
@@ -15013,7 +19447,7 @@
       </w:rPr>
     </w:lvl>
   </w:abstractNum>
-  <w:abstractNum w:abstractNumId="45" w15:restartNumberingAfterBreak="0">
+  <w:abstractNum w:abstractNumId="58" w15:restartNumberingAfterBreak="0">
     <w:nsid w:val="5B8C5AC4"/>
     <w:multiLevelType w:val="hybridMultilevel"/>
     <w:tmpl w:val="1FDED1F0"/>
@@ -15125,7 +19559,120 @@
       </w:rPr>
     </w:lvl>
   </w:abstractNum>
-  <w:abstractNum w:abstractNumId="46" w15:restartNumberingAfterBreak="0">
+  <w:abstractNum w:abstractNumId="59" w15:restartNumberingAfterBreak="0">
+    <w:nsid w:val="5CC40886"/>
+    <w:multiLevelType w:val="hybridMultilevel"/>
+    <w:tmpl w:val="EBBC5496"/>
+    <w:lvl w:ilvl="0" w:tplc="40090001">
+      <w:start w:val="1"/>
+      <w:numFmt w:val="bullet"/>
+      <w:lvlText w:val=""/>
+      <w:lvlJc w:val="left"/>
+      <w:pPr>
+        <w:ind w:left="720" w:hanging="360"/>
+      </w:pPr>
+      <w:rPr>
+        <w:rFonts w:ascii="Symbol" w:hAnsi="Symbol" w:hint="default"/>
+      </w:rPr>
+    </w:lvl>
+    <w:lvl w:ilvl="1" w:tplc="40090003">
+      <w:start w:val="1"/>
+      <w:numFmt w:val="bullet"/>
+      <w:lvlText w:val="o"/>
+      <w:lvlJc w:val="left"/>
+      <w:pPr>
+        <w:ind w:left="1440" w:hanging="360"/>
+      </w:pPr>
+      <w:rPr>
+        <w:rFonts w:ascii="Courier New" w:hAnsi="Courier New" w:cs="Courier New" w:hint="default"/>
+      </w:rPr>
+    </w:lvl>
+    <w:lvl w:ilvl="2" w:tplc="40090005" w:tentative="1">
+      <w:start w:val="1"/>
+      <w:numFmt w:val="bullet"/>
+      <w:lvlText w:val=""/>
+      <w:lvlJc w:val="left"/>
+      <w:pPr>
+        <w:ind w:left="2160" w:hanging="360"/>
+      </w:pPr>
+      <w:rPr>
+        <w:rFonts w:ascii="Wingdings" w:hAnsi="Wingdings" w:hint="default"/>
+      </w:rPr>
+    </w:lvl>
+    <w:lvl w:ilvl="3" w:tplc="40090001" w:tentative="1">
+      <w:start w:val="1"/>
+      <w:numFmt w:val="bullet"/>
+      <w:lvlText w:val=""/>
+      <w:lvlJc w:val="left"/>
+      <w:pPr>
+        <w:ind w:left="2880" w:hanging="360"/>
+      </w:pPr>
+      <w:rPr>
+        <w:rFonts w:ascii="Symbol" w:hAnsi="Symbol" w:hint="default"/>
+      </w:rPr>
+    </w:lvl>
+    <w:lvl w:ilvl="4" w:tplc="40090003" w:tentative="1">
+      <w:start w:val="1"/>
+      <w:numFmt w:val="bullet"/>
+      <w:lvlText w:val="o"/>
+      <w:lvlJc w:val="left"/>
+      <w:pPr>
+        <w:ind w:left="3600" w:hanging="360"/>
+      </w:pPr>
+      <w:rPr>
+        <w:rFonts w:ascii="Courier New" w:hAnsi="Courier New" w:cs="Courier New" w:hint="default"/>
+      </w:rPr>
+    </w:lvl>
+    <w:lvl w:ilvl="5" w:tplc="40090005" w:tentative="1">
+      <w:start w:val="1"/>
+      <w:numFmt w:val="bullet"/>
+      <w:lvlText w:val=""/>
+      <w:lvlJc w:val="left"/>
+      <w:pPr>
+        <w:ind w:left="4320" w:hanging="360"/>
+      </w:pPr>
+      <w:rPr>
+        <w:rFonts w:ascii="Wingdings" w:hAnsi="Wingdings" w:hint="default"/>
+      </w:rPr>
+    </w:lvl>
+    <w:lvl w:ilvl="6" w:tplc="40090001" w:tentative="1">
+      <w:start w:val="1"/>
+      <w:numFmt w:val="bullet"/>
+      <w:lvlText w:val=""/>
+      <w:lvlJc w:val="left"/>
+      <w:pPr>
+        <w:ind w:left="5040" w:hanging="360"/>
+      </w:pPr>
+      <w:rPr>
+        <w:rFonts w:ascii="Symbol" w:hAnsi="Symbol" w:hint="default"/>
+      </w:rPr>
+    </w:lvl>
+    <w:lvl w:ilvl="7" w:tplc="40090003" w:tentative="1">
+      <w:start w:val="1"/>
+      <w:numFmt w:val="bullet"/>
+      <w:lvlText w:val="o"/>
+      <w:lvlJc w:val="left"/>
+      <w:pPr>
+        <w:ind w:left="5760" w:hanging="360"/>
+      </w:pPr>
+      <w:rPr>
+        <w:rFonts w:ascii="Courier New" w:hAnsi="Courier New" w:cs="Courier New" w:hint="default"/>
+      </w:rPr>
+    </w:lvl>
+    <w:lvl w:ilvl="8" w:tplc="40090005" w:tentative="1">
+      <w:start w:val="1"/>
+      <w:numFmt w:val="bullet"/>
+      <w:lvlText w:val=""/>
+      <w:lvlJc w:val="left"/>
+      <w:pPr>
+        <w:ind w:left="6480" w:hanging="360"/>
+      </w:pPr>
+      <w:rPr>
+        <w:rFonts w:ascii="Wingdings" w:hAnsi="Wingdings" w:hint="default"/>
+      </w:rPr>
+    </w:lvl>
+  </w:abstractNum>
+  <w:abstractNum w:abstractNumId="60" w15:restartNumberingAfterBreak="0">
     <w:nsid w:val="5DDC0756"/>
     <w:multiLevelType w:val="hybridMultilevel"/>
     <w:tmpl w:val="635671F2"/>
@@ -15214,7 +19761,7 @@
       </w:pPr>
     </w:lvl>
   </w:abstractNum>
-  <w:abstractNum w:abstractNumId="47" w15:restartNumberingAfterBreak="0">
+  <w:abstractNum w:abstractNumId="61" w15:restartNumberingAfterBreak="0">
     <w:nsid w:val="60394567"/>
     <w:multiLevelType w:val="multilevel"/>
     <w:tmpl w:val="22BC0172"/>
@@ -15359,7 +19906,7 @@
       </w:rPr>
     </w:lvl>
   </w:abstractNum>
-  <w:abstractNum w:abstractNumId="48" w15:restartNumberingAfterBreak="0">
+  <w:abstractNum w:abstractNumId="62" w15:restartNumberingAfterBreak="0">
     <w:nsid w:val="63516138"/>
     <w:multiLevelType w:val="multilevel"/>
     <w:tmpl w:val="F120F528"/>
@@ -15508,7 +20055,7 @@
       </w:rPr>
     </w:lvl>
   </w:abstractNum>
-  <w:abstractNum w:abstractNumId="49" w15:restartNumberingAfterBreak="0">
+  <w:abstractNum w:abstractNumId="63" w15:restartNumberingAfterBreak="0">
     <w:nsid w:val="67846F12"/>
     <w:multiLevelType w:val="multilevel"/>
     <w:tmpl w:val="8E8284F2"/>
@@ -15653,7 +20200,7 @@
       </w:rPr>
     </w:lvl>
   </w:abstractNum>
-  <w:abstractNum w:abstractNumId="50" w15:restartNumberingAfterBreak="0">
+  <w:abstractNum w:abstractNumId="64" w15:restartNumberingAfterBreak="0">
     <w:nsid w:val="6B4C178A"/>
     <w:multiLevelType w:val="multilevel"/>
     <w:tmpl w:val="8E8284F2"/>
@@ -15798,7 +20345,265 @@
       </w:rPr>
     </w:lvl>
   </w:abstractNum>
-  <w:abstractNum w:abstractNumId="51" w15:restartNumberingAfterBreak="0">
+  <w:abstractNum w:abstractNumId="65" w15:restartNumberingAfterBreak="0">
+    <w:nsid w:val="6D3E2CBA"/>
+    <w:multiLevelType w:val="hybridMultilevel"/>
+    <w:tmpl w:val="3B885A48"/>
+    <w:lvl w:ilvl="0" w:tplc="40090001">
+      <w:start w:val="1"/>
+      <w:numFmt w:val="bullet"/>
+      <w:lvlText w:val=""/>
+      <w:lvlJc w:val="left"/>
+      <w:pPr>
+        <w:ind w:left="1080" w:hanging="360"/>
+      </w:pPr>
+      <w:rPr>
+        <w:rFonts w:ascii="Symbol" w:hAnsi="Symbol" w:hint="default"/>
+      </w:rPr>
+    </w:lvl>
+    <w:lvl w:ilvl="1" w:tplc="40090003" w:tentative="1">
+      <w:start w:val="1"/>
+      <w:numFmt w:val="bullet"/>
+      <w:lvlText w:val="o"/>
+      <w:lvlJc w:val="left"/>
+      <w:pPr>
+        <w:ind w:left="1800" w:hanging="360"/>
+      </w:pPr>
+      <w:rPr>
+        <w:rFonts w:ascii="Courier New" w:hAnsi="Courier New" w:cs="Courier New" w:hint="default"/>
+      </w:rPr>
+    </w:lvl>
+    <w:lvl w:ilvl="2" w:tplc="40090005" w:tentative="1">
+      <w:start w:val="1"/>
+      <w:numFmt w:val="bullet"/>
+      <w:lvlText w:val=""/>
+      <w:lvlJc w:val="left"/>
+      <w:pPr>
+        <w:ind w:left="2520" w:hanging="360"/>
+      </w:pPr>
+      <w:rPr>
+        <w:rFonts w:ascii="Wingdings" w:hAnsi="Wingdings" w:hint="default"/>
+      </w:rPr>
+    </w:lvl>
+    <w:lvl w:ilvl="3" w:tplc="40090001" w:tentative="1">
+      <w:start w:val="1"/>
+      <w:numFmt w:val="bullet"/>
+      <w:lvlText w:val=""/>
+      <w:lvlJc w:val="left"/>
+      <w:pPr>
+        <w:ind w:left="3240" w:hanging="360"/>
+      </w:pPr>
+      <w:rPr>
+        <w:rFonts w:ascii="Symbol" w:hAnsi="Symbol" w:hint="default"/>
+      </w:rPr>
+    </w:lvl>
+    <w:lvl w:ilvl="4" w:tplc="40090003" w:tentative="1">
+      <w:start w:val="1"/>
+      <w:numFmt w:val="bullet"/>
+      <w:lvlText w:val="o"/>
+      <w:lvlJc w:val="left"/>
+      <w:pPr>
+        <w:ind w:left="3960" w:hanging="360"/>
+      </w:pPr>
+      <w:rPr>
+        <w:rFonts w:ascii="Courier New" w:hAnsi="Courier New" w:cs="Courier New" w:hint="default"/>
+      </w:rPr>
+    </w:lvl>
+    <w:lvl w:ilvl="5" w:tplc="40090005" w:tentative="1">
+      <w:start w:val="1"/>
+      <w:numFmt w:val="bullet"/>
+      <w:lvlText w:val=""/>
+      <w:lvlJc w:val="left"/>
+      <w:pPr>
+        <w:ind w:left="4680" w:hanging="360"/>
+      </w:pPr>
+      <w:rPr>
+        <w:rFonts w:ascii="Wingdings" w:hAnsi="Wingdings" w:hint="default"/>
+      </w:rPr>
+    </w:lvl>
+    <w:lvl w:ilvl="6" w:tplc="40090001" w:tentative="1">
+      <w:start w:val="1"/>
+      <w:numFmt w:val="bullet"/>
+      <w:lvlText w:val=""/>
+      <w:lvlJc w:val="left"/>
+      <w:pPr>
+        <w:ind w:left="5400" w:hanging="360"/>
+      </w:pPr>
+      <w:rPr>
+        <w:rFonts w:ascii="Symbol" w:hAnsi="Symbol" w:hint="default"/>
+      </w:rPr>
+    </w:lvl>
+    <w:lvl w:ilvl="7" w:tplc="40090003" w:tentative="1">
+      <w:start w:val="1"/>
+      <w:numFmt w:val="bullet"/>
+      <w:lvlText w:val="o"/>
+      <w:lvlJc w:val="left"/>
+      <w:pPr>
+        <w:ind w:left="6120" w:hanging="360"/>
+      </w:pPr>
+      <w:rPr>
+        <w:rFonts w:ascii="Courier New" w:hAnsi="Courier New" w:cs="Courier New" w:hint="default"/>
+      </w:rPr>
+    </w:lvl>
+    <w:lvl w:ilvl="8" w:tplc="40090005" w:tentative="1">
+      <w:start w:val="1"/>
+      <w:numFmt w:val="bullet"/>
+      <w:lvlText w:val=""/>
+      <w:lvlJc w:val="left"/>
+      <w:pPr>
+        <w:ind w:left="6840" w:hanging="360"/>
+      </w:pPr>
+      <w:rPr>
+        <w:rFonts w:ascii="Wingdings" w:hAnsi="Wingdings" w:hint="default"/>
+      </w:rPr>
+    </w:lvl>
+  </w:abstractNum>
+  <w:abstractNum w:abstractNumId="66" w15:restartNumberingAfterBreak="0">
+    <w:nsid w:val="6D5A621E"/>
+    <w:multiLevelType w:val="multilevel"/>
+    <w:tmpl w:val="22BC0172"/>
+    <w:lvl w:ilvl="0">
+      <w:start w:val="1"/>
+      <w:numFmt w:val="decimal"/>
+      <w:lvlText w:val="%1."/>
+      <w:lvlJc w:val="left"/>
+      <w:pPr>
+        <w:tabs>
+          <w:tab w:val="num" w:pos="720"/>
+        </w:tabs>
+        <w:ind w:left="720" w:hanging="360"/>
+      </w:pPr>
+      <w:rPr>
+        <w:rFonts w:hint="default"/>
+        <w:sz w:val="20"/>
+      </w:rPr>
+    </w:lvl>
+    <w:lvl w:ilvl="1">
+      <w:start w:val="1"/>
+      <w:numFmt w:val="decimal"/>
+      <w:lvlText w:val="%2."/>
+      <w:lvlJc w:val="left"/>
+      <w:pPr>
+        <w:ind w:left="1440" w:hanging="360"/>
+      </w:pPr>
+      <w:rPr>
+        <w:rFonts w:hint="default"/>
+      </w:rPr>
+    </w:lvl>
+    <w:lvl w:ilvl="2">
+      <w:start w:val="1"/>
+      <w:numFmt w:val="bullet"/>
+      <w:lvlText w:val=""/>
+      <w:lvlJc w:val="left"/>
+      <w:pPr>
+        <w:tabs>
+          <w:tab w:val="num" w:pos="2160"/>
+        </w:tabs>
+        <w:ind w:left="2160" w:hanging="360"/>
+      </w:pPr>
+      <w:rPr>
+        <w:rFonts w:ascii="Wingdings" w:hAnsi="Wingdings" w:hint="default"/>
+        <w:sz w:val="20"/>
+      </w:rPr>
+    </w:lvl>
+    <w:lvl w:ilvl="3">
+      <w:start w:val="1"/>
+      <w:numFmt w:val="bullet"/>
+      <w:lvlText w:val=""/>
+      <w:lvlJc w:val="left"/>
+      <w:pPr>
+        <w:tabs>
+          <w:tab w:val="num" w:pos="2880"/>
+        </w:tabs>
+        <w:ind w:left="2880" w:hanging="360"/>
+      </w:pPr>
+      <w:rPr>
+        <w:rFonts w:ascii="Wingdings" w:hAnsi="Wingdings" w:hint="default"/>
+        <w:sz w:val="20"/>
+      </w:rPr>
+    </w:lvl>
+    <w:lvl w:ilvl="4" w:tentative="1">
+      <w:start w:val="1"/>
+      <w:numFmt w:val="bullet"/>
+      <w:lvlText w:val=""/>
+      <w:lvlJc w:val="left"/>
+      <w:pPr>
+        <w:tabs>
+          <w:tab w:val="num" w:pos="3600"/>
+        </w:tabs>
+        <w:ind w:left="3600" w:hanging="360"/>
+      </w:pPr>
+      <w:rPr>
+        <w:rFonts w:ascii="Wingdings" w:hAnsi="Wingdings" w:hint="default"/>
+        <w:sz w:val="20"/>
+      </w:rPr>
+    </w:lvl>
+    <w:lvl w:ilvl="5" w:tentative="1">
+      <w:start w:val="1"/>
+      <w:numFmt w:val="bullet"/>
+      <w:lvlText w:val=""/>
+      <w:lvlJc w:val="left"/>
+      <w:pPr>
+        <w:tabs>
+          <w:tab w:val="num" w:pos="4320"/>
+        </w:tabs>
+        <w:ind w:left="4320" w:hanging="360"/>
+      </w:pPr>
+      <w:rPr>
+        <w:rFonts w:ascii="Wingdings" w:hAnsi="Wingdings" w:hint="default"/>
+        <w:sz w:val="20"/>
+      </w:rPr>
+    </w:lvl>
+    <w:lvl w:ilvl="6" w:tentative="1">
+      <w:start w:val="1"/>
+      <w:numFmt w:val="bullet"/>
+      <w:lvlText w:val=""/>
+      <w:lvlJc w:val="left"/>
+      <w:pPr>
+        <w:tabs>
+          <w:tab w:val="num" w:pos="5040"/>
+        </w:tabs>
+        <w:ind w:left="5040" w:hanging="360"/>
+      </w:pPr>
+      <w:rPr>
+        <w:rFonts w:ascii="Wingdings" w:hAnsi="Wingdings" w:hint="default"/>
+        <w:sz w:val="20"/>
+      </w:rPr>
+    </w:lvl>
+    <w:lvl w:ilvl="7" w:tentative="1">
+      <w:start w:val="1"/>
+      <w:numFmt w:val="bullet"/>
+      <w:lvlText w:val=""/>
+      <w:lvlJc w:val="left"/>
+      <w:pPr>
+        <w:tabs>
+          <w:tab w:val="num" w:pos="5760"/>
+        </w:tabs>
+        <w:ind w:left="5760" w:hanging="360"/>
+      </w:pPr>
+      <w:rPr>
+        <w:rFonts w:ascii="Wingdings" w:hAnsi="Wingdings" w:hint="default"/>
+        <w:sz w:val="20"/>
+      </w:rPr>
+    </w:lvl>
+    <w:lvl w:ilvl="8" w:tentative="1">
+      <w:start w:val="1"/>
+      <w:numFmt w:val="bullet"/>
+      <w:lvlText w:val=""/>
+      <w:lvlJc w:val="left"/>
+      <w:pPr>
+        <w:tabs>
+          <w:tab w:val="num" w:pos="6480"/>
+        </w:tabs>
+        <w:ind w:left="6480" w:hanging="360"/>
+      </w:pPr>
+      <w:rPr>
+        <w:rFonts w:ascii="Wingdings" w:hAnsi="Wingdings" w:hint="default"/>
+        <w:sz w:val="20"/>
+      </w:rPr>
+    </w:lvl>
+  </w:abstractNum>
+  <w:abstractNum w:abstractNumId="67" w15:restartNumberingAfterBreak="0">
     <w:nsid w:val="70221650"/>
     <w:multiLevelType w:val="multilevel"/>
     <w:tmpl w:val="6CF09946"/>
@@ -15943,7 +20748,7 @@
       </w:rPr>
     </w:lvl>
   </w:abstractNum>
-  <w:abstractNum w:abstractNumId="52" w15:restartNumberingAfterBreak="0">
+  <w:abstractNum w:abstractNumId="68" w15:restartNumberingAfterBreak="0">
     <w:nsid w:val="729A49D6"/>
     <w:multiLevelType w:val="hybridMultilevel"/>
     <w:tmpl w:val="B8F2C11C"/>
@@ -16056,7 +20861,7 @@
       </w:rPr>
     </w:lvl>
   </w:abstractNum>
-  <w:abstractNum w:abstractNumId="53" w15:restartNumberingAfterBreak="0">
+  <w:abstractNum w:abstractNumId="69" w15:restartNumberingAfterBreak="0">
     <w:nsid w:val="74401747"/>
     <w:multiLevelType w:val="multilevel"/>
     <w:tmpl w:val="22BC0172"/>
@@ -16201,7 +21006,7 @@
       </w:rPr>
     </w:lvl>
   </w:abstractNum>
-  <w:abstractNum w:abstractNumId="54" w15:restartNumberingAfterBreak="0">
+  <w:abstractNum w:abstractNumId="70" w15:restartNumberingAfterBreak="0">
     <w:nsid w:val="7A347047"/>
     <w:multiLevelType w:val="multilevel"/>
     <w:tmpl w:val="8E8284F2"/>
@@ -16346,7 +21151,117 @@
       </w:rPr>
     </w:lvl>
   </w:abstractNum>
-  <w:abstractNum w:abstractNumId="55" w15:restartNumberingAfterBreak="0">
+  <w:abstractNum w:abstractNumId="71" w15:restartNumberingAfterBreak="0">
+    <w:nsid w:val="7EBA73E6"/>
+    <w:multiLevelType w:val="hybridMultilevel"/>
+    <w:tmpl w:val="A59AAAFA"/>
+    <w:lvl w:ilvl="0" w:tplc="40090001">
+      <w:start w:val="1"/>
+      <w:numFmt w:val="bullet"/>
+      <w:lvlText w:val=""/>
+      <w:lvlJc w:val="left"/>
+      <w:pPr>
+        <w:ind w:left="720" w:hanging="360"/>
+      </w:pPr>
+      <w:rPr>
+        <w:rFonts w:ascii="Symbol" w:hAnsi="Symbol" w:hint="default"/>
+      </w:rPr>
+    </w:lvl>
+    <w:lvl w:ilvl="1" w:tplc="4009000F">
+      <w:start w:val="1"/>
+      <w:numFmt w:val="decimal"/>
+      <w:lvlText w:val="%2."/>
+      <w:lvlJc w:val="left"/>
+      <w:pPr>
+        <w:ind w:left="1440" w:hanging="360"/>
+      </w:pPr>
+    </w:lvl>
+    <w:lvl w:ilvl="2" w:tplc="40090005" w:tentative="1">
+      <w:start w:val="1"/>
+      <w:numFmt w:val="bullet"/>
+      <w:lvlText w:val=""/>
+      <w:lvlJc w:val="left"/>
+      <w:pPr>
+        <w:ind w:left="2160" w:hanging="360"/>
+      </w:pPr>
+      <w:rPr>
+        <w:rFonts w:ascii="Wingdings" w:hAnsi="Wingdings" w:hint="default"/>
+      </w:rPr>
+    </w:lvl>
+    <w:lvl w:ilvl="3" w:tplc="40090001" w:tentative="1">
+      <w:start w:val="1"/>
+      <w:numFmt w:val="bullet"/>
+      <w:lvlText w:val=""/>
+      <w:lvlJc w:val="left"/>
+      <w:pPr>
+        <w:ind w:left="2880" w:hanging="360"/>
+      </w:pPr>
+      <w:rPr>
+        <w:rFonts w:ascii="Symbol" w:hAnsi="Symbol" w:hint="default"/>
+      </w:rPr>
+    </w:lvl>
+    <w:lvl w:ilvl="4" w:tplc="40090003" w:tentative="1">
+      <w:start w:val="1"/>
+      <w:numFmt w:val="bullet"/>
+      <w:lvlText w:val="o"/>
+      <w:lvlJc w:val="left"/>
+      <w:pPr>
+        <w:ind w:left="3600" w:hanging="360"/>
+      </w:pPr>
+      <w:rPr>
+        <w:rFonts w:ascii="Courier New" w:hAnsi="Courier New" w:cs="Courier New" w:hint="default"/>
+      </w:rPr>
+    </w:lvl>
+    <w:lvl w:ilvl="5" w:tplc="40090005" w:tentative="1">
+      <w:start w:val="1"/>
+      <w:numFmt w:val="bullet"/>
+      <w:lvlText w:val=""/>
+      <w:lvlJc w:val="left"/>
+      <w:pPr>
+        <w:ind w:left="4320" w:hanging="360"/>
+      </w:pPr>
+      <w:rPr>
+        <w:rFonts w:ascii="Wingdings" w:hAnsi="Wingdings" w:hint="default"/>
+      </w:rPr>
+    </w:lvl>
+    <w:lvl w:ilvl="6" w:tplc="40090001" w:tentative="1">
+      <w:start w:val="1"/>
+      <w:numFmt w:val="bullet"/>
+      <w:lvlText w:val=""/>
+      <w:lvlJc w:val="left"/>
+      <w:pPr>
+        <w:ind w:left="5040" w:hanging="360"/>
+      </w:pPr>
+      <w:rPr>
+        <w:rFonts w:ascii="Symbol" w:hAnsi="Symbol" w:hint="default"/>
+      </w:rPr>
+    </w:lvl>
+    <w:lvl w:ilvl="7" w:tplc="40090003" w:tentative="1">
+      <w:start w:val="1"/>
+      <w:numFmt w:val="bullet"/>
+      <w:lvlText w:val="o"/>
+      <w:lvlJc w:val="left"/>
+      <w:pPr>
+        <w:ind w:left="5760" w:hanging="360"/>
+      </w:pPr>
+      <w:rPr>
+        <w:rFonts w:ascii="Courier New" w:hAnsi="Courier New" w:cs="Courier New" w:hint="default"/>
+      </w:rPr>
+    </w:lvl>
+    <w:lvl w:ilvl="8" w:tplc="40090005" w:tentative="1">
+      <w:start w:val="1"/>
+      <w:numFmt w:val="bullet"/>
+      <w:lvlText w:val=""/>
+      <w:lvlJc w:val="left"/>
+      <w:pPr>
+        <w:ind w:left="6480" w:hanging="360"/>
+      </w:pPr>
+      <w:rPr>
+        <w:rFonts w:ascii="Wingdings" w:hAnsi="Wingdings" w:hint="default"/>
+      </w:rPr>
+    </w:lvl>
+  </w:abstractNum>
+  <w:abstractNum w:abstractNumId="72" w15:restartNumberingAfterBreak="0">
     <w:nsid w:val="7EC10966"/>
     <w:multiLevelType w:val="hybridMultilevel"/>
     <w:tmpl w:val="7694741A"/>
@@ -16459,7 +21374,7 @@
       </w:rPr>
     </w:lvl>
   </w:abstractNum>
-  <w:abstractNum w:abstractNumId="56" w15:restartNumberingAfterBreak="0">
+  <w:abstractNum w:abstractNumId="73" w15:restartNumberingAfterBreak="0">
     <w:nsid w:val="7FD27EBB"/>
     <w:multiLevelType w:val="multilevel"/>
     <w:tmpl w:val="3F54D948"/>
@@ -16609,175 +21524,242 @@
     </w:lvl>
   </w:abstractNum>
   <w:num w:numId="1" w16cid:durableId="728958416">
+    <w:abstractNumId w:val="58"/>
+  </w:num>
+  <w:num w:numId="2" w16cid:durableId="1011444687">
+    <w:abstractNumId w:val="72"/>
+  </w:num>
+  <w:num w:numId="3" w16cid:durableId="2113277880">
     <w:abstractNumId w:val="45"/>
   </w:num>
-  <w:num w:numId="2" w16cid:durableId="1011444687">
+  <w:num w:numId="4" w16cid:durableId="812334984">
+    <w:abstractNumId w:val="49"/>
+  </w:num>
+  <w:num w:numId="5" w16cid:durableId="374627392">
+    <w:abstractNumId w:val="44"/>
+  </w:num>
+  <w:num w:numId="6" w16cid:durableId="1781102604">
+    <w:abstractNumId w:val="34"/>
+  </w:num>
+  <w:num w:numId="7" w16cid:durableId="1609502524">
+    <w:abstractNumId w:val="33"/>
+  </w:num>
+  <w:num w:numId="8" w16cid:durableId="1904488932">
+    <w:abstractNumId w:val="39"/>
+  </w:num>
+  <w:num w:numId="9" w16cid:durableId="1073626579">
+    <w:abstractNumId w:val="22"/>
+  </w:num>
+  <w:num w:numId="10" w16cid:durableId="1118913845">
+    <w:abstractNumId w:val="11"/>
+  </w:num>
+  <w:num w:numId="11" w16cid:durableId="1126318888">
     <w:abstractNumId w:val="55"/>
   </w:num>
-  <w:num w:numId="3" w16cid:durableId="2113277880">
-    <w:abstractNumId w:val="33"/>
+  <w:num w:numId="12" w16cid:durableId="761031595">
+    <w:abstractNumId w:val="56"/>
   </w:num>
-  <w:num w:numId="4" w16cid:durableId="812334984">
-    <w:abstractNumId w:val="37"/>
+  <w:num w:numId="13" w16cid:durableId="1222129851">
+    <w:abstractNumId w:val="23"/>
   </w:num>
-  <w:num w:numId="5" w16cid:durableId="374627392">
-    <w:abstractNumId w:val="32"/>
+  <w:num w:numId="14" w16cid:durableId="544605372">
+    <w:abstractNumId w:val="21"/>
   </w:num>
-  <w:num w:numId="6" w16cid:durableId="1781102604">
-    <w:abstractNumId w:val="27"/>
+  <w:num w:numId="15" w16cid:durableId="532619402">
+    <w:abstractNumId w:val="24"/>
   </w:num>
-  <w:num w:numId="7" w16cid:durableId="1609502524">
+  <w:num w:numId="16" w16cid:durableId="111484742">
+    <w:abstractNumId w:val="47"/>
+  </w:num>
+  <w:num w:numId="17" w16cid:durableId="1471634498">
+    <w:abstractNumId w:val="20"/>
+  </w:num>
+  <w:num w:numId="18" w16cid:durableId="1503929903">
+    <w:abstractNumId w:val="42"/>
+  </w:num>
+  <w:num w:numId="19" w16cid:durableId="432554945">
+    <w:abstractNumId w:val="43"/>
+  </w:num>
+  <w:num w:numId="20" w16cid:durableId="1127357489">
+    <w:abstractNumId w:val="62"/>
+  </w:num>
+  <w:num w:numId="21" w16cid:durableId="274597934">
+    <w:abstractNumId w:val="73"/>
+  </w:num>
+  <w:num w:numId="22" w16cid:durableId="1634293355">
     <w:abstractNumId w:val="26"/>
   </w:num>
-  <w:num w:numId="8" w16cid:durableId="1904488932">
-    <w:abstractNumId w:val="29"/>
+  <w:num w:numId="23" w16cid:durableId="199099958">
+    <w:abstractNumId w:val="63"/>
   </w:num>
-  <w:num w:numId="9" w16cid:durableId="1073626579">
+  <w:num w:numId="24" w16cid:durableId="1639530720">
     <w:abstractNumId w:val="19"/>
   </w:num>
-  <w:num w:numId="10" w16cid:durableId="1118913845">
-    <w:abstractNumId w:val="8"/>
-  </w:num>
-  <w:num w:numId="11" w16cid:durableId="1126318888">
-    <w:abstractNumId w:val="42"/>
-  </w:num>
-  <w:num w:numId="12" w16cid:durableId="761031595">
-    <w:abstractNumId w:val="43"/>
-  </w:num>
-  <w:num w:numId="13" w16cid:durableId="1222129851">
-    <w:abstractNumId w:val="20"/>
-  </w:num>
-  <w:num w:numId="14" w16cid:durableId="544605372">
-    <w:abstractNumId w:val="18"/>
-  </w:num>
-  <w:num w:numId="15" w16cid:durableId="532619402">
-    <w:abstractNumId w:val="21"/>
-  </w:num>
-  <w:num w:numId="16" w16cid:durableId="111484742">
-    <w:abstractNumId w:val="35"/>
-  </w:num>
-  <w:num w:numId="17" w16cid:durableId="1471634498">
-    <w:abstractNumId w:val="17"/>
-  </w:num>
-  <w:num w:numId="18" w16cid:durableId="1503929903">
-    <w:abstractNumId w:val="30"/>
-  </w:num>
-  <w:num w:numId="19" w16cid:durableId="432554945">
-    <w:abstractNumId w:val="31"/>
-  </w:num>
-  <w:num w:numId="20" w16cid:durableId="1127357489">
-    <w:abstractNumId w:val="48"/>
-  </w:num>
-  <w:num w:numId="21" w16cid:durableId="274597934">
-    <w:abstractNumId w:val="56"/>
-  </w:num>
-  <w:num w:numId="22" w16cid:durableId="1634293355">
-    <w:abstractNumId w:val="22"/>
-  </w:num>
-  <w:num w:numId="23" w16cid:durableId="199099958">
-    <w:abstractNumId w:val="49"/>
-  </w:num>
-  <w:num w:numId="24" w16cid:durableId="1639530720">
-    <w:abstractNumId w:val="16"/>
-  </w:num>
   <w:num w:numId="25" w16cid:durableId="174736521">
-    <w:abstractNumId w:val="51"/>
+    <w:abstractNumId w:val="67"/>
   </w:num>
   <w:num w:numId="26" w16cid:durableId="1802381741">
     <w:abstractNumId w:val="2"/>
   </w:num>
   <w:num w:numId="27" w16cid:durableId="283315781">
-    <w:abstractNumId w:val="23"/>
+    <w:abstractNumId w:val="27"/>
   </w:num>
   <w:num w:numId="28" w16cid:durableId="1780643454">
-    <w:abstractNumId w:val="9"/>
+    <w:abstractNumId w:val="12"/>
   </w:num>
   <w:num w:numId="29" w16cid:durableId="1212032785">
-    <w:abstractNumId w:val="54"/>
+    <w:abstractNumId w:val="70"/>
   </w:num>
   <w:num w:numId="30" w16cid:durableId="1838031422">
-    <w:abstractNumId w:val="50"/>
+    <w:abstractNumId w:val="64"/>
   </w:num>
   <w:num w:numId="31" w16cid:durableId="667944824">
-    <w:abstractNumId w:val="28"/>
+    <w:abstractNumId w:val="38"/>
   </w:num>
   <w:num w:numId="32" w16cid:durableId="1500076384">
     <w:abstractNumId w:val="4"/>
   </w:num>
   <w:num w:numId="33" w16cid:durableId="1907911563">
-    <w:abstractNumId w:val="13"/>
+    <w:abstractNumId w:val="16"/>
   </w:num>
   <w:num w:numId="34" w16cid:durableId="1503861474">
-    <w:abstractNumId w:val="14"/>
+    <w:abstractNumId w:val="17"/>
   </w:num>
   <w:num w:numId="35" w16cid:durableId="1579710198">
-    <w:abstractNumId w:val="12"/>
+    <w:abstractNumId w:val="15"/>
   </w:num>
   <w:num w:numId="36" w16cid:durableId="1889492190">
-    <w:abstractNumId w:val="25"/>
+    <w:abstractNumId w:val="32"/>
   </w:num>
   <w:num w:numId="37" w16cid:durableId="636909916">
     <w:abstractNumId w:val="5"/>
   </w:num>
   <w:num w:numId="38" w16cid:durableId="425227455">
-    <w:abstractNumId w:val="24"/>
+    <w:abstractNumId w:val="28"/>
   </w:num>
   <w:num w:numId="39" w16cid:durableId="1343319158">
-    <w:abstractNumId w:val="34"/>
+    <w:abstractNumId w:val="46"/>
   </w:num>
   <w:num w:numId="40" w16cid:durableId="936208327">
-    <w:abstractNumId w:val="10"/>
+    <w:abstractNumId w:val="13"/>
   </w:num>
   <w:num w:numId="41" w16cid:durableId="1658076443">
-    <w:abstractNumId w:val="53"/>
+    <w:abstractNumId w:val="69"/>
   </w:num>
   <w:num w:numId="42" w16cid:durableId="598828834">
     <w:abstractNumId w:val="3"/>
   </w:num>
   <w:num w:numId="43" w16cid:durableId="1522937687">
-    <w:abstractNumId w:val="46"/>
+    <w:abstractNumId w:val="60"/>
   </w:num>
   <w:num w:numId="44" w16cid:durableId="1278442502">
-    <w:abstractNumId w:val="44"/>
+    <w:abstractNumId w:val="57"/>
   </w:num>
   <w:num w:numId="45" w16cid:durableId="213466994">
-    <w:abstractNumId w:val="36"/>
+    <w:abstractNumId w:val="48"/>
   </w:num>
   <w:num w:numId="46" w16cid:durableId="854424227">
     <w:abstractNumId w:val="0"/>
   </w:num>
   <w:num w:numId="47" w16cid:durableId="29572895">
-    <w:abstractNumId w:val="15"/>
+    <w:abstractNumId w:val="18"/>
   </w:num>
   <w:num w:numId="48" w16cid:durableId="1577476245">
-    <w:abstractNumId w:val="11"/>
+    <w:abstractNumId w:val="14"/>
   </w:num>
   <w:num w:numId="49" w16cid:durableId="1921525775">
-    <w:abstractNumId w:val="52"/>
+    <w:abstractNumId w:val="68"/>
   </w:num>
   <w:num w:numId="50" w16cid:durableId="1118335657">
-    <w:abstractNumId w:val="6"/>
+    <w:abstractNumId w:val="7"/>
   </w:num>
   <w:num w:numId="51" w16cid:durableId="674266269">
-    <w:abstractNumId w:val="40"/>
+    <w:abstractNumId w:val="53"/>
   </w:num>
   <w:num w:numId="52" w16cid:durableId="164979230">
-    <w:abstractNumId w:val="41"/>
+    <w:abstractNumId w:val="54"/>
   </w:num>
   <w:num w:numId="53" w16cid:durableId="1300375410">
     <w:abstractNumId w:val="1"/>
   </w:num>
   <w:num w:numId="54" w16cid:durableId="1737898851">
-    <w:abstractNumId w:val="7"/>
+    <w:abstractNumId w:val="9"/>
   </w:num>
   <w:num w:numId="55" w16cid:durableId="369500991">
-    <w:abstractNumId w:val="38"/>
+    <w:abstractNumId w:val="51"/>
   </w:num>
   <w:num w:numId="56" w16cid:durableId="1805930789">
-    <w:abstractNumId w:val="39"/>
+    <w:abstractNumId w:val="52"/>
   </w:num>
   <w:num w:numId="57" w16cid:durableId="895242952">
-    <w:abstractNumId w:val="47"/>
+    <w:abstractNumId w:val="61"/>
+  </w:num>
+  <w:num w:numId="58" w16cid:durableId="1268386572">
+    <w:abstractNumId w:val="65"/>
+  </w:num>
+  <w:num w:numId="59" w16cid:durableId="1827478569">
+    <w:abstractNumId w:val="66"/>
+  </w:num>
+  <w:num w:numId="60" w16cid:durableId="394085266">
+    <w:abstractNumId w:val="10"/>
+  </w:num>
+  <w:num w:numId="61" w16cid:durableId="1975015207">
+    <w:abstractNumId w:val="52"/>
+    <w:lvlOverride w:ilvl="0">
+      <w:startOverride w:val="1"/>
+    </w:lvlOverride>
+    <w:lvlOverride w:ilvl="1">
+      <w:startOverride w:val="1"/>
+    </w:lvlOverride>
+    <w:lvlOverride w:ilvl="2"/>
+    <w:lvlOverride w:ilvl="3"/>
+    <w:lvlOverride w:ilvl="4"/>
+    <w:lvlOverride w:ilvl="5"/>
+    <w:lvlOverride w:ilvl="6"/>
+    <w:lvlOverride w:ilvl="7"/>
+    <w:lvlOverride w:ilvl="8"/>
+  </w:num>
+  <w:num w:numId="62" w16cid:durableId="1511989088">
+    <w:abstractNumId w:val="6"/>
+  </w:num>
+  <w:num w:numId="63" w16cid:durableId="23557879">
+    <w:abstractNumId w:val="40"/>
+  </w:num>
+  <w:num w:numId="64" w16cid:durableId="1001153580">
+    <w:abstractNumId w:val="41"/>
+  </w:num>
+  <w:num w:numId="65" w16cid:durableId="401417269">
+    <w:abstractNumId w:val="50"/>
+  </w:num>
+  <w:num w:numId="66" w16cid:durableId="1489445219">
+    <w:abstractNumId w:val="71"/>
+  </w:num>
+  <w:num w:numId="67" w16cid:durableId="1059129541">
+    <w:abstractNumId w:val="25"/>
+  </w:num>
+  <w:num w:numId="68" w16cid:durableId="1830903639">
+    <w:abstractNumId w:val="59"/>
+  </w:num>
+  <w:num w:numId="69" w16cid:durableId="1650864916">
+    <w:abstractNumId w:val="36"/>
+  </w:num>
+  <w:num w:numId="70" w16cid:durableId="1814516435">
+    <w:abstractNumId w:val="31"/>
+  </w:num>
+  <w:num w:numId="71" w16cid:durableId="1477793554">
+    <w:abstractNumId w:val="30"/>
+  </w:num>
+  <w:num w:numId="72" w16cid:durableId="1157957759">
+    <w:abstractNumId w:val="35"/>
+  </w:num>
+  <w:num w:numId="73" w16cid:durableId="71591434">
+    <w:abstractNumId w:val="37"/>
+  </w:num>
+  <w:num w:numId="74" w16cid:durableId="1873375500">
+    <w:abstractNumId w:val="29"/>
+  </w:num>
+  <w:num w:numId="75" w16cid:durableId="1194003005">
+    <w:abstractNumId w:val="8"/>
   </w:num>
   <w:numIdMacAtCleanup w:val="35"/>
 </w:numbering>
@@ -17183,7 +22165,7 @@
   <w:style w:type="paragraph" w:default="1" w:styleId="Normal">
     <w:name w:val="Normal"/>
     <w:qFormat/>
-    <w:rsid w:val="00EE6099"/>
+    <w:rsid w:val="00EA2C73"/>
   </w:style>
   <w:style w:type="paragraph" w:styleId="Heading1">
     <w:name w:val="heading 1"/>
@@ -17387,7 +22369,6 @@
   <w:style w:type="character" w:default="1" w:styleId="DefaultParagraphFont">
     <w:name w:val="Default Paragraph Font"/>
     <w:uiPriority w:val="1"/>
-    <w:semiHidden/>
     <w:unhideWhenUsed/>
   </w:style>
   <w:style w:type="table" w:default="1" w:styleId="TableNormal">

--- a/MyNotes/Playwright with Typescript SDET Pavan.docx
+++ b/MyNotes/Playwright with Typescript SDET Pavan.docx
@@ -9017,13 +9017,7 @@
         </w:numPr>
       </w:pPr>
       <w:r>
-        <w:t>A dialog (alert window) is</w:t>
-      </w:r>
-      <w:r>
-        <w:t xml:space="preserve"> </w:t>
-      </w:r>
-      <w:r>
-        <w:t>Not part of the DOM</w:t>
+        <w:t>A dialog (alert window) is Not part of the DOM</w:t>
       </w:r>
     </w:p>
     <w:p>
@@ -9035,25 +9029,7 @@
         </w:numPr>
       </w:pPr>
       <w:r>
-        <w:t>Triggered using</w:t>
-      </w:r>
-      <w:r>
-        <w:t xml:space="preserve"> </w:t>
-      </w:r>
-      <w:r>
-        <w:t>alert()</w:t>
-      </w:r>
-      <w:r>
-        <w:t xml:space="preserve">, </w:t>
-      </w:r>
-      <w:r>
-        <w:t>confirm()</w:t>
-      </w:r>
-      <w:r>
-        <w:t xml:space="preserve">, </w:t>
-      </w:r>
-      <w:r>
-        <w:t>prompt()</w:t>
+        <w:t>Triggered using alert(), confirm(), prompt()</w:t>
       </w:r>
     </w:p>
     <w:p>
@@ -9093,14 +9069,7 @@
           <w:b/>
           <w:bCs/>
         </w:rPr>
-        <w:t>How Playwright Handles Dialogs</w:t>
-      </w:r>
-      <w:r>
-        <w:rPr>
-          <w:b/>
-          <w:bCs/>
-        </w:rPr>
-        <w:t>?</w:t>
+        <w:t>How Playwright Handles Dialogs?</w:t>
       </w:r>
     </w:p>
     <w:p>
@@ -9112,19 +9081,7 @@
         </w:numPr>
       </w:pPr>
       <w:r>
-        <w:t>By default</w:t>
-      </w:r>
-      <w:r>
-        <w:t xml:space="preserve"> </w:t>
-      </w:r>
-      <w:r>
-        <w:t>Alerts</w:t>
-      </w:r>
-      <w:r>
-        <w:t>, Confirm &amp; Prompt</w:t>
-      </w:r>
-      <w:r>
-        <w:t xml:space="preserve"> are auto-dismissed</w:t>
+        <w:t>By default Alerts, Confirm &amp; Prompt are auto-dismissed</w:t>
       </w:r>
     </w:p>
     <w:p>
@@ -9906,13 +9863,7 @@
         <w:spacing w:after="0" w:line="360" w:lineRule="auto"/>
       </w:pPr>
       <w:r>
-        <w:t xml:space="preserve">Handle the </w:t>
-      </w:r>
-      <w:r>
-        <w:t>confirmation</w:t>
-      </w:r>
-      <w:r>
-        <w:t xml:space="preserve"> prompt</w:t>
+        <w:t>Handle the confirmation prompt</w:t>
       </w:r>
     </w:p>
     <w:p>
@@ -9970,13 +9921,7 @@
         <w:t>✔</w:t>
       </w:r>
       <w:r>
-        <w:t xml:space="preserve"> Case 1:</w:t>
-      </w:r>
-      <w:r>
-        <w:t xml:space="preserve"> </w:t>
-      </w:r>
-      <w:r>
-        <w:t>Click OK using dialog.accept()</w:t>
+        <w:t xml:space="preserve"> Case 1: Click OK using dialog.accept()</w:t>
       </w:r>
     </w:p>
     <w:p>
@@ -9995,13 +9940,7 @@
         <w:t>✔</w:t>
       </w:r>
       <w:r>
-        <w:t xml:space="preserve"> Case 2:</w:t>
-      </w:r>
-      <w:r>
-        <w:t xml:space="preserve"> </w:t>
-      </w:r>
-      <w:r>
-        <w:t>Click Cancel using dialog.dismiss()</w:t>
+        <w:t xml:space="preserve"> Case 2: Click Cancel using dialog.dismiss()</w:t>
       </w:r>
     </w:p>
     <w:p>
@@ -10014,10 +9953,7 @@
         <w:spacing w:after="0" w:line="360" w:lineRule="auto"/>
       </w:pPr>
       <w:r>
-        <w:t xml:space="preserve">Handle the </w:t>
-      </w:r>
-      <w:r>
-        <w:t>Prompt dialog</w:t>
+        <w:t>Handle the Prompt dialog</w:t>
       </w:r>
     </w:p>
     <w:p>
@@ -10075,19 +10011,7 @@
         <w:t>✔</w:t>
       </w:r>
       <w:r>
-        <w:t xml:space="preserve"> Case 1:</w:t>
-      </w:r>
-      <w:r>
-        <w:t xml:space="preserve"> </w:t>
-      </w:r>
-      <w:r>
-        <w:t>Enter text using:</w:t>
-      </w:r>
-      <w:r>
-        <w:t xml:space="preserve"> </w:t>
-      </w:r>
-      <w:r>
-        <w:t>dialog.accept("YourText");</w:t>
+        <w:t xml:space="preserve"> Case 1: Enter text using: dialog.accept("YourText");</w:t>
       </w:r>
     </w:p>
     <w:p>
@@ -10110,16 +10034,7 @@
         <w:t>✔</w:t>
       </w:r>
       <w:r>
-        <w:t xml:space="preserve"> Case 2:</w:t>
-      </w:r>
-      <w:r>
-        <w:t xml:space="preserve"> </w:t>
-      </w:r>
-      <w:r>
-        <w:t xml:space="preserve">Click Cancel </w:t>
-      </w:r>
-      <w:r>
-        <w:t xml:space="preserve">using </w:t>
+        <w:t xml:space="preserve"> Case 2: Click Cancel using </w:t>
       </w:r>
       <w:r>
         <w:t>dialog.dismiss();</w:t>
@@ -10200,28 +10115,13 @@
         </w:rPr>
       </w:pPr>
       <w:r>
-        <w:t>During automation</w:t>
-      </w:r>
-      <w:r>
-        <w:t xml:space="preserve"> </w:t>
-      </w:r>
-      <w:r>
-        <w:t>Default focus is on main page</w:t>
-      </w:r>
-      <w:r>
-        <w:t xml:space="preserve">, </w:t>
+        <w:t xml:space="preserve">During automation Default focus is on main page, </w:t>
       </w:r>
       <w:r>
         <w:t>we</w:t>
       </w:r>
       <w:r>
-        <w:t xml:space="preserve"> must switch </w:t>
-      </w:r>
-      <w:r>
-        <w:t xml:space="preserve">focus </w:t>
-      </w:r>
-      <w:r>
-        <w:t>to iframe</w:t>
+        <w:t xml:space="preserve"> must switch focus to iframe</w:t>
       </w:r>
       <w:r>
         <w:t xml:space="preserve"> interact with it</w:t>
@@ -10395,13 +10295,7 @@
           <w:rPr>
             <w:rStyle w:val="Hyperlink"/>
           </w:rPr>
-          <w:t>https://</w:t>
-        </w:r>
-        <w:r>
-          <w:rPr>
-            <w:rStyle w:val="Hyperlink"/>
-          </w:rPr>
-          <w:t>ui.vision/demo/webtest/frames</w:t>
+          <w:t>https://ui.vision/demo/webtest/frames</w:t>
         </w:r>
       </w:hyperlink>
     </w:p>
@@ -10570,14 +10464,7 @@
           <w:bCs/>
         </w:rPr>
         <w:lastRenderedPageBreak/>
-        <w:t xml:space="preserve">Day13: </w:t>
-      </w:r>
-      <w:r>
-        <w:rPr>
-          <w:b/>
-          <w:bCs/>
-        </w:rPr>
-        <w:t>Browser Context, Tabs &amp; Pages/Popups</w:t>
+        <w:t>Day13: Browser Context, Tabs &amp; Pages/Popups</w:t>
       </w:r>
     </w:p>
     <w:p>
@@ -11005,7 +10892,13 @@
         </w:numPr>
       </w:pPr>
       <w:r>
-        <w:t xml:space="preserve">Context.pages() – This method returns the array of </w:t>
+        <w:t>Context.pages()</w:t>
+      </w:r>
+      <w:r>
+        <w:t>.length()</w:t>
+      </w:r>
+      <w:r>
+        <w:t xml:space="preserve"> – This method returns the array of </w:t>
       </w:r>
       <w:r>
         <w:t>all</w:t>
@@ -11020,19 +10913,24 @@
         <w:t xml:space="preserve"> in context</w:t>
       </w:r>
     </w:p>
-    <w:p/>
-    <w:p>
-      <w:pPr>
-        <w:rPr>
-          <w:b/>
-          <w:bCs/>
-        </w:rPr>
-      </w:pPr>
-      <w:r>
-        <w:rPr>
-          <w:b/>
-          <w:bCs/>
-        </w:rPr>
+    <w:p>
+      <w:r>
+        <w:br w:type="page"/>
+      </w:r>
+    </w:p>
+    <w:p>
+      <w:pPr>
+        <w:rPr>
+          <w:b/>
+          <w:bCs/>
+        </w:rPr>
+      </w:pPr>
+      <w:r>
+        <w:rPr>
+          <w:b/>
+          <w:bCs/>
+        </w:rPr>
+        <w:lastRenderedPageBreak/>
         <w:t xml:space="preserve">How to handle </w:t>
       </w:r>
       <w:r>
@@ -11087,10 +10985,7 @@
         <w:t>Scenario</w:t>
       </w:r>
       <w:r>
-        <w:t xml:space="preserve">: </w:t>
-      </w:r>
-      <w:r>
-        <w:t>When multiple pages open inside the same browser.</w:t>
+        <w:t>: When multiple pages open inside the same browser.</w:t>
       </w:r>
     </w:p>
     <w:p>
@@ -11162,7 +11057,6 @@
           <w:b/>
           <w:bCs/>
         </w:rPr>
-        <w:lastRenderedPageBreak/>
         <w:t>Important</w:t>
       </w:r>
       <w:r>
@@ -11198,10 +11092,13 @@
         <w:t>To achieve this</w:t>
       </w:r>
       <w:r>
-        <w:t>:</w:t>
-      </w:r>
-      <w:r>
-        <w:t xml:space="preserve"> We need to execute both the events parallelly by using method Promise.all()</w:t>
+        <w:t xml:space="preserve">: We need to execute both the events parallelly by using method </w:t>
+      </w:r>
+      <w:r>
+        <w:t xml:space="preserve">called as </w:t>
+      </w:r>
+      <w:r>
+        <w:t>Promise.all()</w:t>
       </w:r>
     </w:p>
     <w:p>
@@ -11252,19 +11149,22 @@
         </w:numPr>
       </w:pPr>
       <w:r>
-        <w:t>Using Promise.all()</w:t>
-      </w:r>
-      <w:r>
-        <w:t xml:space="preserve">: </w:t>
-      </w:r>
-      <w:r>
-        <w:t>To run two asynchronous actions in parallel.</w:t>
-      </w:r>
-      <w:r>
-        <w:t xml:space="preserve"> </w:t>
+        <w:t xml:space="preserve">Using Promise.all(): To run two asynchronous actions in parallel. </w:t>
       </w:r>
       <w:r>
         <w:t>It returns array of resolved values (pages).</w:t>
+      </w:r>
+    </w:p>
+    <w:p>
+      <w:pPr>
+        <w:pStyle w:val="ListParagraph"/>
+        <w:numPr>
+          <w:ilvl w:val="1"/>
+          <w:numId w:val="68"/>
+        </w:numPr>
+      </w:pPr>
+      <w:r>
+        <w:t>Here we don’t want to run the events synchronously or asynchronously that’s why we used promise.all()</w:t>
       </w:r>
     </w:p>
     <w:p/>
@@ -11372,13 +11272,7 @@
         </w:numPr>
       </w:pPr>
       <w:r>
-        <w:t>Approach</w:t>
-      </w:r>
-      <w:r>
-        <w:t>2</w:t>
-      </w:r>
-      <w:r>
-        <w:t xml:space="preserve">: </w:t>
+        <w:t xml:space="preserve">Approach2: </w:t>
       </w:r>
       <w:r>
         <w:t>U</w:t>
@@ -11593,10 +11487,7 @@
         <w:t>//</w:t>
       </w:r>
       <w:r>
-        <w:t xml:space="preserve"> </w:t>
-      </w:r>
-      <w:r>
-        <w:t>page.waitForEvent('popup')</w:t>
+        <w:t xml:space="preserve"> page.waitForEvent('popup')</w:t>
       </w:r>
     </w:p>
     <w:p/>
@@ -11646,13 +11537,7 @@
         </w:numPr>
       </w:pPr>
       <w:r>
-        <w:t xml:space="preserve">Click on the </w:t>
-      </w:r>
-      <w:r>
-        <w:t xml:space="preserve">Popup Windows </w:t>
-      </w:r>
-      <w:r>
-        <w:t>button</w:t>
+        <w:t>Click on the Popup Windows button</w:t>
       </w:r>
     </w:p>
     <w:p>
@@ -11670,16 +11555,7 @@
         <w:t>window</w:t>
       </w:r>
       <w:r>
-        <w:t xml:space="preserve"> </w:t>
-      </w:r>
-      <w:r>
-        <w:t>using ‘</w:t>
-      </w:r>
-      <w:r>
-        <w:t xml:space="preserve">popup’ </w:t>
-      </w:r>
-      <w:r>
-        <w:t>event</w:t>
+        <w:t xml:space="preserve"> using ‘popup’ event</w:t>
       </w:r>
     </w:p>
     <w:p>
@@ -11740,6 +11616,10 @@
           <w:ilvl w:val="0"/>
           <w:numId w:val="72"/>
         </w:numPr>
+        <w:rPr>
+          <w:b/>
+          <w:bCs/>
+        </w:rPr>
       </w:pPr>
       <w:r>
         <w:t xml:space="preserve">Capture the window which has </w:t>
@@ -11758,27 +11638,19 @@
           <w:bCs/>
         </w:rPr>
       </w:pPr>
-      <w:r>
-        <w:rPr>
-          <w:b/>
-          <w:bCs/>
-        </w:rPr>
-        <w:br w:type="page"/>
-      </w:r>
-    </w:p>
-    <w:p>
-      <w:pPr>
-        <w:rPr>
-          <w:b/>
-          <w:bCs/>
-        </w:rPr>
-      </w:pPr>
-      <w:r>
-        <w:rPr>
-          <w:b/>
-          <w:bCs/>
-        </w:rPr>
-        <w:lastRenderedPageBreak/>
+    </w:p>
+    <w:p>
+      <w:pPr>
+        <w:rPr>
+          <w:b/>
+          <w:bCs/>
+        </w:rPr>
+      </w:pPr>
+      <w:r>
+        <w:rPr>
+          <w:b/>
+          <w:bCs/>
+        </w:rPr>
         <w:t>How to handle the authenticat</w:t>
       </w:r>
       <w:r>
@@ -11812,19 +11684,7 @@
           <w:rPr>
             <w:rStyle w:val="Hyperlink"/>
           </w:rPr>
-          <w:t>https://</w:t>
-        </w:r>
-        <w:r>
-          <w:rPr>
-            <w:rStyle w:val="Hyperlink"/>
-          </w:rPr>
-          <w:t>the-internet-herokuapp</w:t>
-        </w:r>
-        <w:r>
-          <w:rPr>
-            <w:rStyle w:val="Hyperlink"/>
-          </w:rPr>
-          <w:t>.com/</w:t>
+          <w:t>https://the-internet-herokuapp.com/</w:t>
         </w:r>
       </w:hyperlink>
     </w:p>

--- a/MyNotes/Playwright with Typescript SDET Pavan.docx
+++ b/MyNotes/Playwright with Typescript SDET Pavan.docx
@@ -11396,6 +11396,24 @@
         </w:numPr>
       </w:pPr>
       <w:r>
+        <w:t>Use .</w:t>
+      </w:r>
+      <w:r>
+        <w:t>waitForLoadState</w:t>
+      </w:r>
+      <w:r>
+        <w:t>() method to load the page/window properly</w:t>
+      </w:r>
+    </w:p>
+    <w:p>
+      <w:pPr>
+        <w:pStyle w:val="ListParagraph"/>
+        <w:numPr>
+          <w:ilvl w:val="0"/>
+          <w:numId w:val="71"/>
+        </w:numPr>
+      </w:pPr>
+      <w:r>
         <w:t>Capture title of both the pages</w:t>
       </w:r>
     </w:p>
@@ -11579,6 +11597,18 @@
         </w:numPr>
       </w:pPr>
       <w:r>
+        <w:t>Use .waitForLoadState() method to load the page/window properly</w:t>
+      </w:r>
+    </w:p>
+    <w:p>
+      <w:pPr>
+        <w:pStyle w:val="ListParagraph"/>
+        <w:numPr>
+          <w:ilvl w:val="0"/>
+          <w:numId w:val="72"/>
+        </w:numPr>
+      </w:pPr>
+      <w:r>
         <w:t xml:space="preserve">Capture title </w:t>
       </w:r>
       <w:r>
@@ -11811,6 +11841,3596 @@
       </w:pPr>
       <w:r>
         <w:t>});</w:t>
+      </w:r>
+    </w:p>
+    <w:p>
+      <w:r>
+        <w:br w:type="page"/>
+      </w:r>
+    </w:p>
+    <w:p>
+      <w:pPr>
+        <w:rPr>
+          <w:b/>
+          <w:bCs/>
+        </w:rPr>
+      </w:pPr>
+      <w:r>
+        <w:rPr>
+          <w:b/>
+          <w:bCs/>
+        </w:rPr>
+        <w:lastRenderedPageBreak/>
+        <w:t>Day14:</w:t>
+      </w:r>
+      <w:r>
+        <w:t xml:space="preserve"> </w:t>
+      </w:r>
+      <w:r>
+        <w:rPr>
+          <w:b/>
+          <w:bCs/>
+        </w:rPr>
+        <w:t>Auto waiting, Timeouts, Assertions &amp; Codegen</w:t>
+      </w:r>
+    </w:p>
+    <w:p>
+      <w:pPr>
+        <w:rPr>
+          <w:b/>
+          <w:bCs/>
+        </w:rPr>
+      </w:pPr>
+      <w:r>
+        <w:rPr>
+          <w:b/>
+          <w:bCs/>
+        </w:rPr>
+        <w:t xml:space="preserve">Actions - </w:t>
+      </w:r>
+      <w:r>
+        <w:rPr>
+          <w:b/>
+          <w:bCs/>
+        </w:rPr>
+        <w:t>Auto-Wait</w:t>
+      </w:r>
+      <w:r>
+        <w:rPr>
+          <w:b/>
+          <w:bCs/>
+        </w:rPr>
+        <w:t>s</w:t>
+      </w:r>
+    </w:p>
+    <w:p>
+      <w:pPr>
+        <w:pStyle w:val="ListParagraph"/>
+        <w:numPr>
+          <w:ilvl w:val="0"/>
+          <w:numId w:val="76"/>
+        </w:numPr>
+      </w:pPr>
+      <w:r>
+        <w:t>Auto-waiting means that Playwright automatically waits for the necessary conditions</w:t>
+      </w:r>
+      <w:r>
+        <w:t xml:space="preserve"> </w:t>
+      </w:r>
+      <w:r>
+        <w:t>(Actionable checks) before executing actions like click(), fill(), type() etc.</w:t>
+      </w:r>
+    </w:p>
+    <w:p>
+      <w:pPr>
+        <w:pStyle w:val="ListParagraph"/>
+        <w:numPr>
+          <w:ilvl w:val="0"/>
+          <w:numId w:val="76"/>
+        </w:numPr>
+      </w:pPr>
+      <w:r>
+        <w:t xml:space="preserve">The default </w:t>
+      </w:r>
+      <w:r>
+        <w:t xml:space="preserve">auto wait </w:t>
+      </w:r>
+      <w:r>
+        <w:t>time of</w:t>
+      </w:r>
+      <w:r>
+        <w:t xml:space="preserve"> actions</w:t>
+      </w:r>
+      <w:r>
+        <w:t xml:space="preserve"> is </w:t>
+      </w:r>
+      <w:r>
+        <w:t>30</w:t>
+      </w:r>
+      <w:r>
+        <w:t xml:space="preserve"> sec</w:t>
+      </w:r>
+    </w:p>
+    <w:p>
+      <w:r>
+        <w:t>Before clicking, Playwright will wait until:</w:t>
+      </w:r>
+    </w:p>
+    <w:p>
+      <w:pPr>
+        <w:pStyle w:val="ListParagraph"/>
+        <w:numPr>
+          <w:ilvl w:val="0"/>
+          <w:numId w:val="76"/>
+        </w:numPr>
+      </w:pPr>
+      <w:r>
+        <w:t>The button is attached to the DOM</w:t>
+      </w:r>
+    </w:p>
+    <w:p>
+      <w:pPr>
+        <w:pStyle w:val="ListParagraph"/>
+        <w:numPr>
+          <w:ilvl w:val="0"/>
+          <w:numId w:val="76"/>
+        </w:numPr>
+      </w:pPr>
+      <w:r>
+        <w:t>It is visible</w:t>
+      </w:r>
+    </w:p>
+    <w:p>
+      <w:pPr>
+        <w:pStyle w:val="ListParagraph"/>
+        <w:numPr>
+          <w:ilvl w:val="0"/>
+          <w:numId w:val="76"/>
+        </w:numPr>
+      </w:pPr>
+      <w:r>
+        <w:t>It is enabled</w:t>
+      </w:r>
+    </w:p>
+    <w:p>
+      <w:pPr>
+        <w:pStyle w:val="ListParagraph"/>
+        <w:numPr>
+          <w:ilvl w:val="0"/>
+          <w:numId w:val="76"/>
+        </w:numPr>
+      </w:pPr>
+      <w:r>
+        <w:t>It is not covered by another element</w:t>
+      </w:r>
+    </w:p>
+    <w:p>
+      <w:pPr>
+        <w:rPr>
+          <w:b/>
+          <w:bCs/>
+        </w:rPr>
+      </w:pPr>
+      <w:r>
+        <w:rPr>
+          <w:b/>
+          <w:bCs/>
+        </w:rPr>
+        <w:t>Assertions</w:t>
+      </w:r>
+      <w:r>
+        <w:rPr>
+          <w:b/>
+          <w:bCs/>
+        </w:rPr>
+        <w:t xml:space="preserve"> – Auto waits</w:t>
+      </w:r>
+    </w:p>
+    <w:p>
+      <w:pPr>
+        <w:pStyle w:val="ListParagraph"/>
+        <w:numPr>
+          <w:ilvl w:val="0"/>
+          <w:numId w:val="77"/>
+        </w:numPr>
+      </w:pPr>
+      <w:r>
+        <w:t>Playwright includes auto-retrying assertions that remove flakiness by waiting until the condition is met</w:t>
+      </w:r>
+    </w:p>
+    <w:p>
+      <w:pPr>
+        <w:pStyle w:val="ListParagraph"/>
+        <w:numPr>
+          <w:ilvl w:val="0"/>
+          <w:numId w:val="77"/>
+        </w:numPr>
+      </w:pPr>
+      <w:r>
+        <w:t>The default auto wait time of assertions is 5 sec</w:t>
+      </w:r>
+    </w:p>
+    <w:p>
+      <w:pPr>
+        <w:rPr>
+          <w:b/>
+          <w:bCs/>
+        </w:rPr>
+      </w:pPr>
+      <w:r>
+        <w:rPr>
+          <w:b/>
+          <w:bCs/>
+        </w:rPr>
+        <w:t>Forcing actions</w:t>
+      </w:r>
+    </w:p>
+    <w:p>
+      <w:pPr>
+        <w:pStyle w:val="ListParagraph"/>
+        <w:numPr>
+          <w:ilvl w:val="0"/>
+          <w:numId w:val="78"/>
+        </w:numPr>
+      </w:pPr>
+      <w:r>
+        <w:t>passing truthy force to locator.click() method will not check that the target element actually receives click events.</w:t>
+      </w:r>
+    </w:p>
+    <w:p>
+      <w:pPr>
+        <w:rPr>
+          <w:b/>
+          <w:bCs/>
+        </w:rPr>
+      </w:pPr>
+      <w:r>
+        <w:rPr>
+          <w:b/>
+          <w:bCs/>
+        </w:rPr>
+        <w:t>Why is Auto-Waiting Useful?</w:t>
+      </w:r>
+    </w:p>
+    <w:p>
+      <w:pPr>
+        <w:pStyle w:val="ListParagraph"/>
+        <w:numPr>
+          <w:ilvl w:val="0"/>
+          <w:numId w:val="78"/>
+        </w:numPr>
+      </w:pPr>
+      <w:r>
+        <w:t xml:space="preserve">Reduces flaky tests </w:t>
+      </w:r>
+      <w:r>
+        <w:t>c</w:t>
+      </w:r>
+      <w:r>
+        <w:t>aused by timing issues</w:t>
+      </w:r>
+    </w:p>
+    <w:p>
+      <w:pPr>
+        <w:pStyle w:val="ListParagraph"/>
+        <w:numPr>
+          <w:ilvl w:val="0"/>
+          <w:numId w:val="78"/>
+        </w:numPr>
+      </w:pPr>
+      <w:r>
+        <w:t>Makes your tests more stable and reliable</w:t>
+      </w:r>
+    </w:p>
+    <w:p>
+      <w:pPr>
+        <w:pStyle w:val="ListParagraph"/>
+        <w:numPr>
+          <w:ilvl w:val="0"/>
+          <w:numId w:val="78"/>
+        </w:numPr>
+      </w:pPr>
+      <w:r>
+        <w:t>Improves readability and maintainability</w:t>
+      </w:r>
+    </w:p>
+    <w:p>
+      <w:pPr>
+        <w:rPr>
+          <w:b/>
+          <w:bCs/>
+        </w:rPr>
+      </w:pPr>
+      <w:r>
+        <w:rPr>
+          <w:b/>
+          <w:bCs/>
+        </w:rPr>
+        <w:br w:type="page"/>
+      </w:r>
+    </w:p>
+    <w:p>
+      <w:pPr>
+        <w:rPr>
+          <w:b/>
+          <w:bCs/>
+        </w:rPr>
+      </w:pPr>
+      <w:r>
+        <w:rPr>
+          <w:b/>
+          <w:bCs/>
+        </w:rPr>
+        <w:lastRenderedPageBreak/>
+        <w:t>Timeouts</w:t>
+      </w:r>
+    </w:p>
+    <w:p>
+      <w:pPr>
+        <w:pStyle w:val="ListParagraph"/>
+        <w:numPr>
+          <w:ilvl w:val="0"/>
+          <w:numId w:val="79"/>
+        </w:numPr>
+      </w:pPr>
+      <w:r>
+        <w:t xml:space="preserve">Timeouts </w:t>
+      </w:r>
+      <w:r>
+        <w:t>means</w:t>
+      </w:r>
+      <w:r>
+        <w:t xml:space="preserve"> how long the framework should wait before failing</w:t>
+      </w:r>
+      <w:r>
+        <w:t xml:space="preserve"> </w:t>
+      </w:r>
+      <w:r>
+        <w:t xml:space="preserve">a test or assertion. </w:t>
+      </w:r>
+    </w:p>
+    <w:p>
+      <w:pPr>
+        <w:pStyle w:val="ListParagraph"/>
+        <w:numPr>
+          <w:ilvl w:val="0"/>
+          <w:numId w:val="79"/>
+        </w:numPr>
+      </w:pPr>
+      <w:r>
+        <w:t>Playwright provides flexible options to manage timeouts globally or</w:t>
+      </w:r>
+      <w:r>
+        <w:t xml:space="preserve"> </w:t>
+      </w:r>
+      <w:r>
+        <w:t>locally.</w:t>
+      </w:r>
+    </w:p>
+    <w:p>
+      <w:pPr>
+        <w:pStyle w:val="ListParagraph"/>
+        <w:numPr>
+          <w:ilvl w:val="0"/>
+          <w:numId w:val="79"/>
+        </w:numPr>
+      </w:pPr>
+      <w:r>
+        <w:t>Local timeout always get override by global time</w:t>
+      </w:r>
+    </w:p>
+    <w:p>
+      <w:r>
+        <w:t xml:space="preserve">There are 2 types of </w:t>
+      </w:r>
+      <w:r>
+        <w:t>timeouts</w:t>
+      </w:r>
+    </w:p>
+    <w:p>
+      <w:pPr>
+        <w:pStyle w:val="ListParagraph"/>
+        <w:numPr>
+          <w:ilvl w:val="1"/>
+          <w:numId w:val="73"/>
+        </w:numPr>
+      </w:pPr>
+      <w:r>
+        <w:t>Global</w:t>
+      </w:r>
+    </w:p>
+    <w:p>
+      <w:pPr>
+        <w:pStyle w:val="ListParagraph"/>
+        <w:numPr>
+          <w:ilvl w:val="2"/>
+          <w:numId w:val="73"/>
+        </w:numPr>
+      </w:pPr>
+      <w:r>
+        <w:t>Default: 30,000 ms (30 seconds)</w:t>
+      </w:r>
+    </w:p>
+    <w:p>
+      <w:pPr>
+        <w:pStyle w:val="ListParagraph"/>
+        <w:numPr>
+          <w:ilvl w:val="2"/>
+          <w:numId w:val="73"/>
+        </w:numPr>
+      </w:pPr>
+      <w:r>
+        <w:t>This can be changed from playwright.config.ts</w:t>
+      </w:r>
+      <w:r>
+        <w:t xml:space="preserve"> // timeout: 60_000</w:t>
+      </w:r>
+    </w:p>
+    <w:p>
+      <w:pPr>
+        <w:pStyle w:val="ListParagraph"/>
+        <w:numPr>
+          <w:ilvl w:val="1"/>
+          <w:numId w:val="73"/>
+        </w:numPr>
+      </w:pPr>
+      <w:r>
+        <w:t>Local</w:t>
+      </w:r>
+    </w:p>
+    <w:p>
+      <w:pPr>
+        <w:pStyle w:val="ListParagraph"/>
+        <w:numPr>
+          <w:ilvl w:val="2"/>
+          <w:numId w:val="73"/>
+        </w:numPr>
+      </w:pPr>
+      <w:r>
+        <w:t>This can be changed by test level</w:t>
+      </w:r>
+      <w:r>
+        <w:t xml:space="preserve"> //</w:t>
+      </w:r>
+      <w:r>
+        <w:t>Test.setTimeout(5000)</w:t>
+      </w:r>
+    </w:p>
+    <w:p>
+      <w:pPr>
+        <w:rPr>
+          <w:b/>
+          <w:bCs/>
+        </w:rPr>
+      </w:pPr>
+      <w:r>
+        <w:rPr>
+          <w:b/>
+          <w:bCs/>
+        </w:rPr>
+        <w:t>Assertion timeout</w:t>
+      </w:r>
+    </w:p>
+    <w:p>
+      <w:pPr>
+        <w:pStyle w:val="ListParagraph"/>
+        <w:numPr>
+          <w:ilvl w:val="0"/>
+          <w:numId w:val="86"/>
+        </w:numPr>
+      </w:pPr>
+      <w:r>
+        <w:t xml:space="preserve">Timeouts means how long the </w:t>
+      </w:r>
+      <w:r>
+        <w:t>assertion</w:t>
+      </w:r>
+      <w:r>
+        <w:t xml:space="preserve"> should wait before failing a test or assertion. </w:t>
+      </w:r>
+    </w:p>
+    <w:p>
+      <w:pPr>
+        <w:pStyle w:val="ListParagraph"/>
+        <w:numPr>
+          <w:ilvl w:val="0"/>
+          <w:numId w:val="86"/>
+        </w:numPr>
+      </w:pPr>
+      <w:r>
+        <w:t>Local timeout always get override by global time</w:t>
+      </w:r>
+    </w:p>
+    <w:p>
+      <w:pPr>
+        <w:pStyle w:val="ListParagraph"/>
+        <w:numPr>
+          <w:ilvl w:val="1"/>
+          <w:numId w:val="86"/>
+        </w:numPr>
+      </w:pPr>
+      <w:r>
+        <w:t>Global</w:t>
+      </w:r>
+    </w:p>
+    <w:p>
+      <w:pPr>
+        <w:pStyle w:val="ListParagraph"/>
+        <w:numPr>
+          <w:ilvl w:val="2"/>
+          <w:numId w:val="86"/>
+        </w:numPr>
+      </w:pPr>
+      <w:r>
+        <w:t xml:space="preserve">Default: </w:t>
+      </w:r>
+      <w:r>
+        <w:t>5000</w:t>
+      </w:r>
+      <w:r>
+        <w:t xml:space="preserve"> ms (</w:t>
+      </w:r>
+      <w:r>
+        <w:t>5</w:t>
+      </w:r>
+      <w:r>
+        <w:t xml:space="preserve"> seconds)</w:t>
+      </w:r>
+    </w:p>
+    <w:p>
+      <w:pPr>
+        <w:pStyle w:val="ListParagraph"/>
+        <w:numPr>
+          <w:ilvl w:val="2"/>
+          <w:numId w:val="86"/>
+        </w:numPr>
+      </w:pPr>
+      <w:r>
+        <w:t>This can be changed from playwright.config.ts</w:t>
+      </w:r>
+      <w:r>
+        <w:t xml:space="preserve"> //</w:t>
+      </w:r>
+      <w:r>
+        <w:t xml:space="preserve"> </w:t>
+      </w:r>
+      <w:r>
+        <w:t>expect: {timeout : 1000}</w:t>
+      </w:r>
+    </w:p>
+    <w:p>
+      <w:pPr>
+        <w:pStyle w:val="ListParagraph"/>
+        <w:numPr>
+          <w:ilvl w:val="1"/>
+          <w:numId w:val="86"/>
+        </w:numPr>
+      </w:pPr>
+      <w:r>
+        <w:t>Local</w:t>
+      </w:r>
+    </w:p>
+    <w:p>
+      <w:pPr>
+        <w:pStyle w:val="ListParagraph"/>
+        <w:numPr>
+          <w:ilvl w:val="2"/>
+          <w:numId w:val="86"/>
+        </w:numPr>
+      </w:pPr>
+      <w:r>
+        <w:t>This can be changed by test level</w:t>
+      </w:r>
+      <w:r>
+        <w:t xml:space="preserve"> //</w:t>
+      </w:r>
+      <w:r>
+        <w:t>.toBeVisible({timeout:5000})</w:t>
+      </w:r>
+    </w:p>
+    <w:tbl>
+      <w:tblPr>
+        <w:tblW w:w="9365" w:type="dxa"/>
+        <w:tblLook w:val="04A0" w:firstRow="1" w:lastRow="0" w:firstColumn="1" w:lastColumn="0" w:noHBand="0" w:noVBand="1"/>
+      </w:tblPr>
+      <w:tblGrid>
+        <w:gridCol w:w="1693"/>
+        <w:gridCol w:w="1388"/>
+        <w:gridCol w:w="6284"/>
+      </w:tblGrid>
+      <w:tr>
+        <w:trPr>
+          <w:trHeight w:val="287"/>
+        </w:trPr>
+        <w:tc>
+          <w:tcPr>
+            <w:tcW w:w="1693" w:type="dxa"/>
+            <w:tcBorders>
+              <w:top w:val="single" w:sz="4" w:space="0" w:color="auto"/>
+              <w:left w:val="single" w:sz="4" w:space="0" w:color="auto"/>
+              <w:bottom w:val="single" w:sz="4" w:space="0" w:color="auto"/>
+              <w:right w:val="single" w:sz="4" w:space="0" w:color="auto"/>
+            </w:tcBorders>
+            <w:shd w:val="clear" w:color="auto" w:fill="E97132" w:themeFill="accent2"/>
+            <w:noWrap/>
+            <w:vAlign w:val="center"/>
+            <w:hideMark/>
+          </w:tcPr>
+          <w:p>
+            <w:pPr>
+              <w:spacing w:after="0" w:line="240" w:lineRule="auto"/>
+              <w:rPr>
+                <w:rFonts w:asciiTheme="majorHAnsi" w:eastAsia="Times New Roman" w:hAnsiTheme="majorHAnsi" w:cs="Times New Roman"/>
+                <w:b/>
+                <w:bCs/>
+                <w:kern w:val="0"/>
+                <w:sz w:val="22"/>
+                <w:szCs w:val="22"/>
+                <w:lang w:eastAsia="en-IN"/>
+                <w14:ligatures w14:val="none"/>
+              </w:rPr>
+            </w:pPr>
+            <w:r>
+              <w:rPr>
+                <w:rFonts w:asciiTheme="majorHAnsi" w:eastAsia="Times New Roman" w:hAnsiTheme="majorHAnsi" w:cs="Times New Roman"/>
+                <w:b/>
+                <w:bCs/>
+                <w:kern w:val="0"/>
+                <w:sz w:val="22"/>
+                <w:szCs w:val="22"/>
+                <w:lang w:eastAsia="en-IN"/>
+                <w14:ligatures w14:val="none"/>
+              </w:rPr>
+              <w:t>Timeout</w:t>
+            </w:r>
+          </w:p>
+        </w:tc>
+        <w:tc>
+          <w:tcPr>
+            <w:tcW w:w="1388" w:type="dxa"/>
+            <w:tcBorders>
+              <w:top w:val="single" w:sz="4" w:space="0" w:color="auto"/>
+              <w:left w:val="nil"/>
+              <w:bottom w:val="single" w:sz="4" w:space="0" w:color="auto"/>
+              <w:right w:val="single" w:sz="4" w:space="0" w:color="auto"/>
+            </w:tcBorders>
+            <w:shd w:val="clear" w:color="auto" w:fill="E97132" w:themeFill="accent2"/>
+            <w:noWrap/>
+            <w:vAlign w:val="center"/>
+            <w:hideMark/>
+          </w:tcPr>
+          <w:p>
+            <w:pPr>
+              <w:spacing w:after="0" w:line="240" w:lineRule="auto"/>
+              <w:rPr>
+                <w:rFonts w:asciiTheme="majorHAnsi" w:eastAsia="Times New Roman" w:hAnsiTheme="majorHAnsi" w:cs="Times New Roman"/>
+                <w:b/>
+                <w:bCs/>
+                <w:kern w:val="0"/>
+                <w:sz w:val="22"/>
+                <w:szCs w:val="22"/>
+                <w:lang w:eastAsia="en-IN"/>
+                <w14:ligatures w14:val="none"/>
+              </w:rPr>
+            </w:pPr>
+            <w:r>
+              <w:rPr>
+                <w:rFonts w:asciiTheme="majorHAnsi" w:eastAsia="Times New Roman" w:hAnsiTheme="majorHAnsi" w:cs="Times New Roman"/>
+                <w:b/>
+                <w:bCs/>
+                <w:kern w:val="0"/>
+                <w:sz w:val="22"/>
+                <w:szCs w:val="22"/>
+                <w:lang w:eastAsia="en-IN"/>
+                <w14:ligatures w14:val="none"/>
+              </w:rPr>
+              <w:t>Default</w:t>
+            </w:r>
+          </w:p>
+        </w:tc>
+        <w:tc>
+          <w:tcPr>
+            <w:tcW w:w="6284" w:type="dxa"/>
+            <w:tcBorders>
+              <w:top w:val="single" w:sz="4" w:space="0" w:color="auto"/>
+              <w:left w:val="nil"/>
+              <w:bottom w:val="single" w:sz="4" w:space="0" w:color="auto"/>
+              <w:right w:val="single" w:sz="4" w:space="0" w:color="auto"/>
+            </w:tcBorders>
+            <w:shd w:val="clear" w:color="auto" w:fill="E97132" w:themeFill="accent2"/>
+            <w:noWrap/>
+            <w:vAlign w:val="center"/>
+            <w:hideMark/>
+          </w:tcPr>
+          <w:p>
+            <w:pPr>
+              <w:spacing w:after="0" w:line="240" w:lineRule="auto"/>
+              <w:rPr>
+                <w:rFonts w:asciiTheme="majorHAnsi" w:eastAsia="Times New Roman" w:hAnsiTheme="majorHAnsi" w:cs="Times New Roman"/>
+                <w:b/>
+                <w:bCs/>
+                <w:kern w:val="0"/>
+                <w:sz w:val="22"/>
+                <w:szCs w:val="22"/>
+                <w:lang w:eastAsia="en-IN"/>
+                <w14:ligatures w14:val="none"/>
+              </w:rPr>
+            </w:pPr>
+            <w:r>
+              <w:rPr>
+                <w:rFonts w:asciiTheme="majorHAnsi" w:eastAsia="Times New Roman" w:hAnsiTheme="majorHAnsi" w:cs="Times New Roman"/>
+                <w:b/>
+                <w:bCs/>
+                <w:kern w:val="0"/>
+                <w:sz w:val="22"/>
+                <w:szCs w:val="22"/>
+                <w:lang w:eastAsia="en-IN"/>
+                <w14:ligatures w14:val="none"/>
+              </w:rPr>
+              <w:t>Description</w:t>
+            </w:r>
+          </w:p>
+        </w:tc>
+      </w:tr>
+      <w:tr>
+        <w:trPr>
+          <w:trHeight w:val="287"/>
+        </w:trPr>
+        <w:tc>
+          <w:tcPr>
+            <w:tcW w:w="1693" w:type="dxa"/>
+            <w:vMerge w:val="restart"/>
+            <w:tcBorders>
+              <w:top w:val="nil"/>
+              <w:left w:val="single" w:sz="4" w:space="0" w:color="auto"/>
+              <w:bottom w:val="single" w:sz="4" w:space="0" w:color="auto"/>
+              <w:right w:val="single" w:sz="4" w:space="0" w:color="auto"/>
+            </w:tcBorders>
+            <w:noWrap/>
+            <w:vAlign w:val="center"/>
+            <w:hideMark/>
+          </w:tcPr>
+          <w:p>
+            <w:pPr>
+              <w:spacing w:after="0" w:line="240" w:lineRule="auto"/>
+              <w:rPr>
+                <w:rFonts w:asciiTheme="majorHAnsi" w:eastAsia="Times New Roman" w:hAnsiTheme="majorHAnsi" w:cs="Times New Roman"/>
+                <w:kern w:val="0"/>
+                <w:sz w:val="22"/>
+                <w:szCs w:val="22"/>
+                <w:lang w:eastAsia="en-IN"/>
+                <w14:ligatures w14:val="none"/>
+              </w:rPr>
+            </w:pPr>
+            <w:r>
+              <w:rPr>
+                <w:rFonts w:asciiTheme="majorHAnsi" w:eastAsia="Times New Roman" w:hAnsiTheme="majorHAnsi" w:cs="Times New Roman"/>
+                <w:kern w:val="0"/>
+                <w:sz w:val="22"/>
+                <w:szCs w:val="22"/>
+                <w:lang w:eastAsia="en-IN"/>
+                <w14:ligatures w14:val="none"/>
+              </w:rPr>
+              <w:t>Test timeout</w:t>
+            </w:r>
+          </w:p>
+        </w:tc>
+        <w:tc>
+          <w:tcPr>
+            <w:tcW w:w="1388" w:type="dxa"/>
+            <w:vMerge w:val="restart"/>
+            <w:tcBorders>
+              <w:top w:val="nil"/>
+              <w:left w:val="single" w:sz="4" w:space="0" w:color="auto"/>
+              <w:bottom w:val="single" w:sz="4" w:space="0" w:color="auto"/>
+              <w:right w:val="single" w:sz="4" w:space="0" w:color="auto"/>
+            </w:tcBorders>
+            <w:noWrap/>
+            <w:vAlign w:val="center"/>
+            <w:hideMark/>
+          </w:tcPr>
+          <w:p>
+            <w:pPr>
+              <w:spacing w:after="0" w:line="240" w:lineRule="auto"/>
+              <w:rPr>
+                <w:rFonts w:asciiTheme="majorHAnsi" w:eastAsia="Times New Roman" w:hAnsiTheme="majorHAnsi" w:cs="Times New Roman"/>
+                <w:kern w:val="0"/>
+                <w:sz w:val="22"/>
+                <w:szCs w:val="22"/>
+                <w:lang w:eastAsia="en-IN"/>
+                <w14:ligatures w14:val="none"/>
+              </w:rPr>
+            </w:pPr>
+            <w:r>
+              <w:rPr>
+                <w:rFonts w:asciiTheme="majorHAnsi" w:eastAsia="Times New Roman" w:hAnsiTheme="majorHAnsi" w:cs="Times New Roman"/>
+                <w:kern w:val="0"/>
+                <w:sz w:val="22"/>
+                <w:szCs w:val="22"/>
+                <w:lang w:eastAsia="en-IN"/>
+                <w14:ligatures w14:val="none"/>
+              </w:rPr>
+              <w:t>30_000 ms</w:t>
+            </w:r>
+          </w:p>
+        </w:tc>
+        <w:tc>
+          <w:tcPr>
+            <w:tcW w:w="6284" w:type="dxa"/>
+            <w:tcBorders>
+              <w:top w:val="nil"/>
+              <w:left w:val="nil"/>
+              <w:bottom w:val="single" w:sz="4" w:space="0" w:color="auto"/>
+              <w:right w:val="single" w:sz="4" w:space="0" w:color="auto"/>
+            </w:tcBorders>
+            <w:noWrap/>
+            <w:vAlign w:val="center"/>
+            <w:hideMark/>
+          </w:tcPr>
+          <w:p>
+            <w:pPr>
+              <w:spacing w:after="0" w:line="240" w:lineRule="auto"/>
+              <w:rPr>
+                <w:rFonts w:asciiTheme="majorHAnsi" w:eastAsia="Times New Roman" w:hAnsiTheme="majorHAnsi" w:cs="Times New Roman"/>
+                <w:kern w:val="0"/>
+                <w:sz w:val="22"/>
+                <w:szCs w:val="22"/>
+                <w:lang w:eastAsia="en-IN"/>
+                <w14:ligatures w14:val="none"/>
+              </w:rPr>
+            </w:pPr>
+            <w:r>
+              <w:rPr>
+                <w:rFonts w:asciiTheme="majorHAnsi" w:eastAsia="Times New Roman" w:hAnsiTheme="majorHAnsi" w:cs="Times New Roman"/>
+                <w:kern w:val="0"/>
+                <w:sz w:val="22"/>
+                <w:szCs w:val="22"/>
+                <w:lang w:eastAsia="en-IN"/>
+                <w14:ligatures w14:val="none"/>
+              </w:rPr>
+              <w:t>Timeout for each test</w:t>
+            </w:r>
+          </w:p>
+        </w:tc>
+      </w:tr>
+      <w:tr>
+        <w:trPr>
+          <w:trHeight w:val="287"/>
+        </w:trPr>
+        <w:tc>
+          <w:tcPr>
+            <w:tcW w:w="1693" w:type="dxa"/>
+            <w:vMerge/>
+            <w:tcBorders>
+              <w:top w:val="nil"/>
+              <w:left w:val="single" w:sz="4" w:space="0" w:color="auto"/>
+              <w:bottom w:val="single" w:sz="4" w:space="0" w:color="auto"/>
+              <w:right w:val="single" w:sz="4" w:space="0" w:color="auto"/>
+            </w:tcBorders>
+            <w:vAlign w:val="center"/>
+            <w:hideMark/>
+          </w:tcPr>
+          <w:p>
+            <w:pPr>
+              <w:spacing w:after="0" w:line="240" w:lineRule="auto"/>
+              <w:rPr>
+                <w:rFonts w:asciiTheme="majorHAnsi" w:eastAsia="Times New Roman" w:hAnsiTheme="majorHAnsi" w:cs="Times New Roman"/>
+                <w:kern w:val="0"/>
+                <w:sz w:val="22"/>
+                <w:szCs w:val="22"/>
+                <w:lang w:eastAsia="en-IN"/>
+                <w14:ligatures w14:val="none"/>
+              </w:rPr>
+            </w:pPr>
+          </w:p>
+        </w:tc>
+        <w:tc>
+          <w:tcPr>
+            <w:tcW w:w="1388" w:type="dxa"/>
+            <w:vMerge/>
+            <w:tcBorders>
+              <w:top w:val="nil"/>
+              <w:left w:val="single" w:sz="4" w:space="0" w:color="auto"/>
+              <w:bottom w:val="single" w:sz="4" w:space="0" w:color="auto"/>
+              <w:right w:val="single" w:sz="4" w:space="0" w:color="auto"/>
+            </w:tcBorders>
+            <w:vAlign w:val="center"/>
+            <w:hideMark/>
+          </w:tcPr>
+          <w:p>
+            <w:pPr>
+              <w:spacing w:after="0" w:line="240" w:lineRule="auto"/>
+              <w:rPr>
+                <w:rFonts w:asciiTheme="majorHAnsi" w:eastAsia="Times New Roman" w:hAnsiTheme="majorHAnsi" w:cs="Times New Roman"/>
+                <w:kern w:val="0"/>
+                <w:sz w:val="22"/>
+                <w:szCs w:val="22"/>
+                <w:lang w:eastAsia="en-IN"/>
+                <w14:ligatures w14:val="none"/>
+              </w:rPr>
+            </w:pPr>
+          </w:p>
+        </w:tc>
+        <w:tc>
+          <w:tcPr>
+            <w:tcW w:w="6284" w:type="dxa"/>
+            <w:tcBorders>
+              <w:top w:val="nil"/>
+              <w:left w:val="nil"/>
+              <w:bottom w:val="single" w:sz="4" w:space="0" w:color="auto"/>
+              <w:right w:val="single" w:sz="4" w:space="0" w:color="auto"/>
+            </w:tcBorders>
+            <w:noWrap/>
+            <w:vAlign w:val="center"/>
+            <w:hideMark/>
+          </w:tcPr>
+          <w:p>
+            <w:pPr>
+              <w:spacing w:after="0" w:line="240" w:lineRule="auto"/>
+              <w:rPr>
+                <w:rFonts w:asciiTheme="majorHAnsi" w:eastAsia="Times New Roman" w:hAnsiTheme="majorHAnsi" w:cs="Times New Roman"/>
+                <w:b/>
+                <w:bCs/>
+                <w:kern w:val="0"/>
+                <w:sz w:val="22"/>
+                <w:szCs w:val="22"/>
+                <w:lang w:eastAsia="en-IN"/>
+                <w14:ligatures w14:val="none"/>
+              </w:rPr>
+            </w:pPr>
+            <w:r>
+              <w:rPr>
+                <w:rFonts w:asciiTheme="majorHAnsi" w:eastAsia="Times New Roman" w:hAnsiTheme="majorHAnsi" w:cs="Times New Roman"/>
+                <w:b/>
+                <w:bCs/>
+                <w:kern w:val="0"/>
+                <w:sz w:val="22"/>
+                <w:szCs w:val="22"/>
+                <w:lang w:eastAsia="en-IN"/>
+                <w14:ligatures w14:val="none"/>
+              </w:rPr>
+              <w:t>Set in config</w:t>
+            </w:r>
+          </w:p>
+        </w:tc>
+      </w:tr>
+      <w:tr>
+        <w:trPr>
+          <w:trHeight w:val="287"/>
+        </w:trPr>
+        <w:tc>
+          <w:tcPr>
+            <w:tcW w:w="1693" w:type="dxa"/>
+            <w:vMerge/>
+            <w:tcBorders>
+              <w:top w:val="nil"/>
+              <w:left w:val="single" w:sz="4" w:space="0" w:color="auto"/>
+              <w:bottom w:val="single" w:sz="4" w:space="0" w:color="auto"/>
+              <w:right w:val="single" w:sz="4" w:space="0" w:color="auto"/>
+            </w:tcBorders>
+            <w:vAlign w:val="center"/>
+            <w:hideMark/>
+          </w:tcPr>
+          <w:p>
+            <w:pPr>
+              <w:spacing w:after="0" w:line="240" w:lineRule="auto"/>
+              <w:rPr>
+                <w:rFonts w:asciiTheme="majorHAnsi" w:eastAsia="Times New Roman" w:hAnsiTheme="majorHAnsi" w:cs="Times New Roman"/>
+                <w:kern w:val="0"/>
+                <w:sz w:val="22"/>
+                <w:szCs w:val="22"/>
+                <w:lang w:eastAsia="en-IN"/>
+                <w14:ligatures w14:val="none"/>
+              </w:rPr>
+            </w:pPr>
+          </w:p>
+        </w:tc>
+        <w:tc>
+          <w:tcPr>
+            <w:tcW w:w="1388" w:type="dxa"/>
+            <w:vMerge/>
+            <w:tcBorders>
+              <w:top w:val="nil"/>
+              <w:left w:val="single" w:sz="4" w:space="0" w:color="auto"/>
+              <w:bottom w:val="single" w:sz="4" w:space="0" w:color="auto"/>
+              <w:right w:val="single" w:sz="4" w:space="0" w:color="auto"/>
+            </w:tcBorders>
+            <w:vAlign w:val="center"/>
+            <w:hideMark/>
+          </w:tcPr>
+          <w:p>
+            <w:pPr>
+              <w:spacing w:after="0" w:line="240" w:lineRule="auto"/>
+              <w:rPr>
+                <w:rFonts w:asciiTheme="majorHAnsi" w:eastAsia="Times New Roman" w:hAnsiTheme="majorHAnsi" w:cs="Times New Roman"/>
+                <w:kern w:val="0"/>
+                <w:sz w:val="22"/>
+                <w:szCs w:val="22"/>
+                <w:lang w:eastAsia="en-IN"/>
+                <w14:ligatures w14:val="none"/>
+              </w:rPr>
+            </w:pPr>
+          </w:p>
+        </w:tc>
+        <w:tc>
+          <w:tcPr>
+            <w:tcW w:w="6284" w:type="dxa"/>
+            <w:tcBorders>
+              <w:top w:val="nil"/>
+              <w:left w:val="nil"/>
+              <w:bottom w:val="single" w:sz="4" w:space="0" w:color="auto"/>
+              <w:right w:val="single" w:sz="4" w:space="0" w:color="auto"/>
+            </w:tcBorders>
+            <w:noWrap/>
+            <w:vAlign w:val="center"/>
+            <w:hideMark/>
+          </w:tcPr>
+          <w:p>
+            <w:pPr>
+              <w:spacing w:after="0" w:line="240" w:lineRule="auto"/>
+              <w:rPr>
+                <w:rFonts w:asciiTheme="majorHAnsi" w:eastAsia="Times New Roman" w:hAnsiTheme="majorHAnsi" w:cs="Times New Roman"/>
+                <w:kern w:val="0"/>
+                <w:sz w:val="22"/>
+                <w:szCs w:val="22"/>
+                <w:lang w:eastAsia="en-IN"/>
+                <w14:ligatures w14:val="none"/>
+              </w:rPr>
+            </w:pPr>
+            <w:r>
+              <w:rPr>
+                <w:rFonts w:asciiTheme="majorHAnsi" w:eastAsia="Times New Roman" w:hAnsiTheme="majorHAnsi" w:cs="Times New Roman"/>
+                <w:kern w:val="0"/>
+                <w:sz w:val="22"/>
+                <w:szCs w:val="22"/>
+                <w:lang w:eastAsia="en-IN"/>
+                <w14:ligatures w14:val="none"/>
+              </w:rPr>
+              <w:t>{ timeout: 60_000 }</w:t>
+            </w:r>
+          </w:p>
+        </w:tc>
+      </w:tr>
+      <w:tr>
+        <w:trPr>
+          <w:trHeight w:val="287"/>
+        </w:trPr>
+        <w:tc>
+          <w:tcPr>
+            <w:tcW w:w="1693" w:type="dxa"/>
+            <w:vMerge/>
+            <w:tcBorders>
+              <w:top w:val="nil"/>
+              <w:left w:val="single" w:sz="4" w:space="0" w:color="auto"/>
+              <w:bottom w:val="single" w:sz="4" w:space="0" w:color="auto"/>
+              <w:right w:val="single" w:sz="4" w:space="0" w:color="auto"/>
+            </w:tcBorders>
+            <w:vAlign w:val="center"/>
+            <w:hideMark/>
+          </w:tcPr>
+          <w:p>
+            <w:pPr>
+              <w:spacing w:after="0" w:line="240" w:lineRule="auto"/>
+              <w:rPr>
+                <w:rFonts w:asciiTheme="majorHAnsi" w:eastAsia="Times New Roman" w:hAnsiTheme="majorHAnsi" w:cs="Times New Roman"/>
+                <w:kern w:val="0"/>
+                <w:sz w:val="22"/>
+                <w:szCs w:val="22"/>
+                <w:lang w:eastAsia="en-IN"/>
+                <w14:ligatures w14:val="none"/>
+              </w:rPr>
+            </w:pPr>
+          </w:p>
+        </w:tc>
+        <w:tc>
+          <w:tcPr>
+            <w:tcW w:w="1388" w:type="dxa"/>
+            <w:vMerge/>
+            <w:tcBorders>
+              <w:top w:val="nil"/>
+              <w:left w:val="single" w:sz="4" w:space="0" w:color="auto"/>
+              <w:bottom w:val="single" w:sz="4" w:space="0" w:color="auto"/>
+              <w:right w:val="single" w:sz="4" w:space="0" w:color="auto"/>
+            </w:tcBorders>
+            <w:vAlign w:val="center"/>
+            <w:hideMark/>
+          </w:tcPr>
+          <w:p>
+            <w:pPr>
+              <w:spacing w:after="0" w:line="240" w:lineRule="auto"/>
+              <w:rPr>
+                <w:rFonts w:asciiTheme="majorHAnsi" w:eastAsia="Times New Roman" w:hAnsiTheme="majorHAnsi" w:cs="Times New Roman"/>
+                <w:kern w:val="0"/>
+                <w:sz w:val="22"/>
+                <w:szCs w:val="22"/>
+                <w:lang w:eastAsia="en-IN"/>
+                <w14:ligatures w14:val="none"/>
+              </w:rPr>
+            </w:pPr>
+          </w:p>
+        </w:tc>
+        <w:tc>
+          <w:tcPr>
+            <w:tcW w:w="6284" w:type="dxa"/>
+            <w:tcBorders>
+              <w:top w:val="nil"/>
+              <w:left w:val="nil"/>
+              <w:bottom w:val="single" w:sz="4" w:space="0" w:color="auto"/>
+              <w:right w:val="single" w:sz="4" w:space="0" w:color="auto"/>
+            </w:tcBorders>
+            <w:noWrap/>
+            <w:vAlign w:val="center"/>
+            <w:hideMark/>
+          </w:tcPr>
+          <w:p>
+            <w:pPr>
+              <w:spacing w:after="0" w:line="240" w:lineRule="auto"/>
+              <w:rPr>
+                <w:rFonts w:asciiTheme="majorHAnsi" w:eastAsia="Times New Roman" w:hAnsiTheme="majorHAnsi" w:cs="Times New Roman"/>
+                <w:b/>
+                <w:bCs/>
+                <w:kern w:val="0"/>
+                <w:sz w:val="22"/>
+                <w:szCs w:val="22"/>
+                <w:lang w:eastAsia="en-IN"/>
+                <w14:ligatures w14:val="none"/>
+              </w:rPr>
+            </w:pPr>
+            <w:r>
+              <w:rPr>
+                <w:rFonts w:asciiTheme="majorHAnsi" w:eastAsia="Times New Roman" w:hAnsiTheme="majorHAnsi" w:cs="Times New Roman"/>
+                <w:b/>
+                <w:bCs/>
+                <w:kern w:val="0"/>
+                <w:sz w:val="22"/>
+                <w:szCs w:val="22"/>
+                <w:lang w:eastAsia="en-IN"/>
+                <w14:ligatures w14:val="none"/>
+              </w:rPr>
+              <w:t>Override in test</w:t>
+            </w:r>
+          </w:p>
+        </w:tc>
+      </w:tr>
+      <w:tr>
+        <w:trPr>
+          <w:trHeight w:val="287"/>
+        </w:trPr>
+        <w:tc>
+          <w:tcPr>
+            <w:tcW w:w="1693" w:type="dxa"/>
+            <w:vMerge/>
+            <w:tcBorders>
+              <w:top w:val="nil"/>
+              <w:left w:val="single" w:sz="4" w:space="0" w:color="auto"/>
+              <w:bottom w:val="single" w:sz="4" w:space="0" w:color="auto"/>
+              <w:right w:val="single" w:sz="4" w:space="0" w:color="auto"/>
+            </w:tcBorders>
+            <w:vAlign w:val="center"/>
+            <w:hideMark/>
+          </w:tcPr>
+          <w:p>
+            <w:pPr>
+              <w:spacing w:after="0" w:line="240" w:lineRule="auto"/>
+              <w:rPr>
+                <w:rFonts w:asciiTheme="majorHAnsi" w:eastAsia="Times New Roman" w:hAnsiTheme="majorHAnsi" w:cs="Times New Roman"/>
+                <w:kern w:val="0"/>
+                <w:sz w:val="22"/>
+                <w:szCs w:val="22"/>
+                <w:lang w:eastAsia="en-IN"/>
+                <w14:ligatures w14:val="none"/>
+              </w:rPr>
+            </w:pPr>
+          </w:p>
+        </w:tc>
+        <w:tc>
+          <w:tcPr>
+            <w:tcW w:w="1388" w:type="dxa"/>
+            <w:vMerge/>
+            <w:tcBorders>
+              <w:top w:val="nil"/>
+              <w:left w:val="single" w:sz="4" w:space="0" w:color="auto"/>
+              <w:bottom w:val="single" w:sz="4" w:space="0" w:color="auto"/>
+              <w:right w:val="single" w:sz="4" w:space="0" w:color="auto"/>
+            </w:tcBorders>
+            <w:vAlign w:val="center"/>
+            <w:hideMark/>
+          </w:tcPr>
+          <w:p>
+            <w:pPr>
+              <w:spacing w:after="0" w:line="240" w:lineRule="auto"/>
+              <w:rPr>
+                <w:rFonts w:asciiTheme="majorHAnsi" w:eastAsia="Times New Roman" w:hAnsiTheme="majorHAnsi" w:cs="Times New Roman"/>
+                <w:kern w:val="0"/>
+                <w:sz w:val="22"/>
+                <w:szCs w:val="22"/>
+                <w:lang w:eastAsia="en-IN"/>
+                <w14:ligatures w14:val="none"/>
+              </w:rPr>
+            </w:pPr>
+          </w:p>
+        </w:tc>
+        <w:tc>
+          <w:tcPr>
+            <w:tcW w:w="6284" w:type="dxa"/>
+            <w:tcBorders>
+              <w:top w:val="nil"/>
+              <w:left w:val="nil"/>
+              <w:bottom w:val="single" w:sz="4" w:space="0" w:color="auto"/>
+              <w:right w:val="single" w:sz="4" w:space="0" w:color="auto"/>
+            </w:tcBorders>
+            <w:noWrap/>
+            <w:vAlign w:val="center"/>
+            <w:hideMark/>
+          </w:tcPr>
+          <w:p>
+            <w:pPr>
+              <w:spacing w:after="0" w:line="240" w:lineRule="auto"/>
+              <w:rPr>
+                <w:rFonts w:asciiTheme="majorHAnsi" w:eastAsia="Times New Roman" w:hAnsiTheme="majorHAnsi" w:cs="Times New Roman"/>
+                <w:kern w:val="0"/>
+                <w:sz w:val="22"/>
+                <w:szCs w:val="22"/>
+                <w:lang w:eastAsia="en-IN"/>
+                <w14:ligatures w14:val="none"/>
+              </w:rPr>
+            </w:pPr>
+            <w:r>
+              <w:rPr>
+                <w:rFonts w:asciiTheme="majorHAnsi" w:eastAsia="Times New Roman" w:hAnsiTheme="majorHAnsi" w:cs="Times New Roman"/>
+                <w:kern w:val="0"/>
+                <w:sz w:val="22"/>
+                <w:szCs w:val="22"/>
+                <w:lang w:eastAsia="en-IN"/>
+                <w14:ligatures w14:val="none"/>
+              </w:rPr>
+              <w:t>test.setTimeout(120_000)</w:t>
+            </w:r>
+          </w:p>
+        </w:tc>
+      </w:tr>
+      <w:tr>
+        <w:trPr>
+          <w:trHeight w:val="287"/>
+        </w:trPr>
+        <w:tc>
+          <w:tcPr>
+            <w:tcW w:w="1693" w:type="dxa"/>
+            <w:vMerge w:val="restart"/>
+            <w:tcBorders>
+              <w:top w:val="nil"/>
+              <w:left w:val="single" w:sz="4" w:space="0" w:color="auto"/>
+              <w:bottom w:val="single" w:sz="4" w:space="0" w:color="auto"/>
+              <w:right w:val="single" w:sz="4" w:space="0" w:color="auto"/>
+            </w:tcBorders>
+            <w:noWrap/>
+            <w:vAlign w:val="center"/>
+            <w:hideMark/>
+          </w:tcPr>
+          <w:p>
+            <w:pPr>
+              <w:spacing w:after="0" w:line="240" w:lineRule="auto"/>
+              <w:rPr>
+                <w:rFonts w:asciiTheme="majorHAnsi" w:eastAsia="Times New Roman" w:hAnsiTheme="majorHAnsi" w:cs="Times New Roman"/>
+                <w:kern w:val="0"/>
+                <w:sz w:val="22"/>
+                <w:szCs w:val="22"/>
+                <w:lang w:eastAsia="en-IN"/>
+                <w14:ligatures w14:val="none"/>
+              </w:rPr>
+            </w:pPr>
+            <w:r>
+              <w:rPr>
+                <w:rFonts w:asciiTheme="majorHAnsi" w:eastAsia="Times New Roman" w:hAnsiTheme="majorHAnsi" w:cs="Times New Roman"/>
+                <w:kern w:val="0"/>
+                <w:sz w:val="22"/>
+                <w:szCs w:val="22"/>
+                <w:lang w:eastAsia="en-IN"/>
+                <w14:ligatures w14:val="none"/>
+              </w:rPr>
+              <w:t>Expect timeout</w:t>
+            </w:r>
+          </w:p>
+        </w:tc>
+        <w:tc>
+          <w:tcPr>
+            <w:tcW w:w="1388" w:type="dxa"/>
+            <w:vMerge w:val="restart"/>
+            <w:tcBorders>
+              <w:top w:val="nil"/>
+              <w:left w:val="single" w:sz="4" w:space="0" w:color="auto"/>
+              <w:bottom w:val="single" w:sz="4" w:space="0" w:color="auto"/>
+              <w:right w:val="single" w:sz="4" w:space="0" w:color="auto"/>
+            </w:tcBorders>
+            <w:noWrap/>
+            <w:vAlign w:val="center"/>
+            <w:hideMark/>
+          </w:tcPr>
+          <w:p>
+            <w:pPr>
+              <w:spacing w:after="0" w:line="240" w:lineRule="auto"/>
+              <w:rPr>
+                <w:rFonts w:asciiTheme="majorHAnsi" w:eastAsia="Times New Roman" w:hAnsiTheme="majorHAnsi" w:cs="Times New Roman"/>
+                <w:kern w:val="0"/>
+                <w:sz w:val="22"/>
+                <w:szCs w:val="22"/>
+                <w:lang w:eastAsia="en-IN"/>
+                <w14:ligatures w14:val="none"/>
+              </w:rPr>
+            </w:pPr>
+            <w:r>
+              <w:rPr>
+                <w:rFonts w:asciiTheme="majorHAnsi" w:eastAsia="Times New Roman" w:hAnsiTheme="majorHAnsi" w:cs="Times New Roman"/>
+                <w:kern w:val="0"/>
+                <w:sz w:val="22"/>
+                <w:szCs w:val="22"/>
+                <w:lang w:eastAsia="en-IN"/>
+                <w14:ligatures w14:val="none"/>
+              </w:rPr>
+              <w:t>5_000 ms</w:t>
+            </w:r>
+          </w:p>
+        </w:tc>
+        <w:tc>
+          <w:tcPr>
+            <w:tcW w:w="6284" w:type="dxa"/>
+            <w:tcBorders>
+              <w:top w:val="nil"/>
+              <w:left w:val="nil"/>
+              <w:bottom w:val="single" w:sz="4" w:space="0" w:color="auto"/>
+              <w:right w:val="single" w:sz="4" w:space="0" w:color="auto"/>
+            </w:tcBorders>
+            <w:noWrap/>
+            <w:vAlign w:val="center"/>
+            <w:hideMark/>
+          </w:tcPr>
+          <w:p>
+            <w:pPr>
+              <w:spacing w:after="0" w:line="240" w:lineRule="auto"/>
+              <w:rPr>
+                <w:rFonts w:asciiTheme="majorHAnsi" w:eastAsia="Times New Roman" w:hAnsiTheme="majorHAnsi" w:cs="Times New Roman"/>
+                <w:kern w:val="0"/>
+                <w:sz w:val="22"/>
+                <w:szCs w:val="22"/>
+                <w:lang w:eastAsia="en-IN"/>
+                <w14:ligatures w14:val="none"/>
+              </w:rPr>
+            </w:pPr>
+            <w:r>
+              <w:rPr>
+                <w:rFonts w:asciiTheme="majorHAnsi" w:eastAsia="Times New Roman" w:hAnsiTheme="majorHAnsi" w:cs="Times New Roman"/>
+                <w:kern w:val="0"/>
+                <w:sz w:val="22"/>
+                <w:szCs w:val="22"/>
+                <w:lang w:eastAsia="en-IN"/>
+                <w14:ligatures w14:val="none"/>
+              </w:rPr>
+              <w:t>Timeout for each assertion</w:t>
+            </w:r>
+          </w:p>
+        </w:tc>
+      </w:tr>
+      <w:tr>
+        <w:trPr>
+          <w:trHeight w:val="287"/>
+        </w:trPr>
+        <w:tc>
+          <w:tcPr>
+            <w:tcW w:w="1693" w:type="dxa"/>
+            <w:vMerge/>
+            <w:tcBorders>
+              <w:top w:val="nil"/>
+              <w:left w:val="single" w:sz="4" w:space="0" w:color="auto"/>
+              <w:bottom w:val="single" w:sz="4" w:space="0" w:color="auto"/>
+              <w:right w:val="single" w:sz="4" w:space="0" w:color="auto"/>
+            </w:tcBorders>
+            <w:vAlign w:val="center"/>
+            <w:hideMark/>
+          </w:tcPr>
+          <w:p>
+            <w:pPr>
+              <w:spacing w:after="0" w:line="240" w:lineRule="auto"/>
+              <w:rPr>
+                <w:rFonts w:asciiTheme="majorHAnsi" w:eastAsia="Times New Roman" w:hAnsiTheme="majorHAnsi" w:cs="Times New Roman"/>
+                <w:kern w:val="0"/>
+                <w:sz w:val="22"/>
+                <w:szCs w:val="22"/>
+                <w:lang w:eastAsia="en-IN"/>
+                <w14:ligatures w14:val="none"/>
+              </w:rPr>
+            </w:pPr>
+          </w:p>
+        </w:tc>
+        <w:tc>
+          <w:tcPr>
+            <w:tcW w:w="1388" w:type="dxa"/>
+            <w:vMerge/>
+            <w:tcBorders>
+              <w:top w:val="nil"/>
+              <w:left w:val="single" w:sz="4" w:space="0" w:color="auto"/>
+              <w:bottom w:val="single" w:sz="4" w:space="0" w:color="auto"/>
+              <w:right w:val="single" w:sz="4" w:space="0" w:color="auto"/>
+            </w:tcBorders>
+            <w:vAlign w:val="center"/>
+            <w:hideMark/>
+          </w:tcPr>
+          <w:p>
+            <w:pPr>
+              <w:spacing w:after="0" w:line="240" w:lineRule="auto"/>
+              <w:rPr>
+                <w:rFonts w:asciiTheme="majorHAnsi" w:eastAsia="Times New Roman" w:hAnsiTheme="majorHAnsi" w:cs="Times New Roman"/>
+                <w:kern w:val="0"/>
+                <w:sz w:val="22"/>
+                <w:szCs w:val="22"/>
+                <w:lang w:eastAsia="en-IN"/>
+                <w14:ligatures w14:val="none"/>
+              </w:rPr>
+            </w:pPr>
+          </w:p>
+        </w:tc>
+        <w:tc>
+          <w:tcPr>
+            <w:tcW w:w="6284" w:type="dxa"/>
+            <w:tcBorders>
+              <w:top w:val="nil"/>
+              <w:left w:val="nil"/>
+              <w:bottom w:val="single" w:sz="4" w:space="0" w:color="auto"/>
+              <w:right w:val="single" w:sz="4" w:space="0" w:color="auto"/>
+            </w:tcBorders>
+            <w:noWrap/>
+            <w:vAlign w:val="center"/>
+            <w:hideMark/>
+          </w:tcPr>
+          <w:p>
+            <w:pPr>
+              <w:spacing w:after="0" w:line="240" w:lineRule="auto"/>
+              <w:rPr>
+                <w:rFonts w:asciiTheme="majorHAnsi" w:eastAsia="Times New Roman" w:hAnsiTheme="majorHAnsi" w:cs="Times New Roman"/>
+                <w:b/>
+                <w:bCs/>
+                <w:kern w:val="0"/>
+                <w:sz w:val="22"/>
+                <w:szCs w:val="22"/>
+                <w:lang w:eastAsia="en-IN"/>
+                <w14:ligatures w14:val="none"/>
+              </w:rPr>
+            </w:pPr>
+            <w:r>
+              <w:rPr>
+                <w:rFonts w:asciiTheme="majorHAnsi" w:eastAsia="Times New Roman" w:hAnsiTheme="majorHAnsi" w:cs="Times New Roman"/>
+                <w:b/>
+                <w:bCs/>
+                <w:kern w:val="0"/>
+                <w:sz w:val="22"/>
+                <w:szCs w:val="22"/>
+                <w:lang w:eastAsia="en-IN"/>
+                <w14:ligatures w14:val="none"/>
+              </w:rPr>
+              <w:t>Set in config</w:t>
+            </w:r>
+          </w:p>
+        </w:tc>
+      </w:tr>
+      <w:tr>
+        <w:trPr>
+          <w:trHeight w:val="287"/>
+        </w:trPr>
+        <w:tc>
+          <w:tcPr>
+            <w:tcW w:w="1693" w:type="dxa"/>
+            <w:vMerge/>
+            <w:tcBorders>
+              <w:top w:val="nil"/>
+              <w:left w:val="single" w:sz="4" w:space="0" w:color="auto"/>
+              <w:bottom w:val="single" w:sz="4" w:space="0" w:color="auto"/>
+              <w:right w:val="single" w:sz="4" w:space="0" w:color="auto"/>
+            </w:tcBorders>
+            <w:vAlign w:val="center"/>
+            <w:hideMark/>
+          </w:tcPr>
+          <w:p>
+            <w:pPr>
+              <w:spacing w:after="0" w:line="240" w:lineRule="auto"/>
+              <w:rPr>
+                <w:rFonts w:asciiTheme="majorHAnsi" w:eastAsia="Times New Roman" w:hAnsiTheme="majorHAnsi" w:cs="Times New Roman"/>
+                <w:kern w:val="0"/>
+                <w:sz w:val="22"/>
+                <w:szCs w:val="22"/>
+                <w:lang w:eastAsia="en-IN"/>
+                <w14:ligatures w14:val="none"/>
+              </w:rPr>
+            </w:pPr>
+          </w:p>
+        </w:tc>
+        <w:tc>
+          <w:tcPr>
+            <w:tcW w:w="1388" w:type="dxa"/>
+            <w:vMerge/>
+            <w:tcBorders>
+              <w:top w:val="nil"/>
+              <w:left w:val="single" w:sz="4" w:space="0" w:color="auto"/>
+              <w:bottom w:val="single" w:sz="4" w:space="0" w:color="auto"/>
+              <w:right w:val="single" w:sz="4" w:space="0" w:color="auto"/>
+            </w:tcBorders>
+            <w:vAlign w:val="center"/>
+            <w:hideMark/>
+          </w:tcPr>
+          <w:p>
+            <w:pPr>
+              <w:spacing w:after="0" w:line="240" w:lineRule="auto"/>
+              <w:rPr>
+                <w:rFonts w:asciiTheme="majorHAnsi" w:eastAsia="Times New Roman" w:hAnsiTheme="majorHAnsi" w:cs="Times New Roman"/>
+                <w:kern w:val="0"/>
+                <w:sz w:val="22"/>
+                <w:szCs w:val="22"/>
+                <w:lang w:eastAsia="en-IN"/>
+                <w14:ligatures w14:val="none"/>
+              </w:rPr>
+            </w:pPr>
+          </w:p>
+        </w:tc>
+        <w:tc>
+          <w:tcPr>
+            <w:tcW w:w="6284" w:type="dxa"/>
+            <w:tcBorders>
+              <w:top w:val="nil"/>
+              <w:left w:val="nil"/>
+              <w:bottom w:val="single" w:sz="4" w:space="0" w:color="auto"/>
+              <w:right w:val="single" w:sz="4" w:space="0" w:color="auto"/>
+            </w:tcBorders>
+            <w:noWrap/>
+            <w:vAlign w:val="center"/>
+            <w:hideMark/>
+          </w:tcPr>
+          <w:p>
+            <w:pPr>
+              <w:spacing w:after="0" w:line="240" w:lineRule="auto"/>
+              <w:rPr>
+                <w:rFonts w:asciiTheme="majorHAnsi" w:eastAsia="Times New Roman" w:hAnsiTheme="majorHAnsi" w:cs="Times New Roman"/>
+                <w:kern w:val="0"/>
+                <w:sz w:val="22"/>
+                <w:szCs w:val="22"/>
+                <w:lang w:eastAsia="en-IN"/>
+                <w14:ligatures w14:val="none"/>
+              </w:rPr>
+            </w:pPr>
+            <w:r>
+              <w:rPr>
+                <w:rFonts w:asciiTheme="majorHAnsi" w:eastAsia="Times New Roman" w:hAnsiTheme="majorHAnsi" w:cs="Times New Roman"/>
+                <w:kern w:val="0"/>
+                <w:sz w:val="22"/>
+                <w:szCs w:val="22"/>
+                <w:lang w:eastAsia="en-IN"/>
+                <w14:ligatures w14:val="none"/>
+              </w:rPr>
+              <w:t>{ expect: { timeout: 10_000 } }</w:t>
+            </w:r>
+          </w:p>
+        </w:tc>
+      </w:tr>
+      <w:tr>
+        <w:trPr>
+          <w:trHeight w:val="287"/>
+        </w:trPr>
+        <w:tc>
+          <w:tcPr>
+            <w:tcW w:w="1693" w:type="dxa"/>
+            <w:vMerge/>
+            <w:tcBorders>
+              <w:top w:val="nil"/>
+              <w:left w:val="single" w:sz="4" w:space="0" w:color="auto"/>
+              <w:bottom w:val="single" w:sz="4" w:space="0" w:color="auto"/>
+              <w:right w:val="single" w:sz="4" w:space="0" w:color="auto"/>
+            </w:tcBorders>
+            <w:vAlign w:val="center"/>
+            <w:hideMark/>
+          </w:tcPr>
+          <w:p>
+            <w:pPr>
+              <w:spacing w:after="0" w:line="240" w:lineRule="auto"/>
+              <w:rPr>
+                <w:rFonts w:asciiTheme="majorHAnsi" w:eastAsia="Times New Roman" w:hAnsiTheme="majorHAnsi" w:cs="Times New Roman"/>
+                <w:kern w:val="0"/>
+                <w:sz w:val="22"/>
+                <w:szCs w:val="22"/>
+                <w:lang w:eastAsia="en-IN"/>
+                <w14:ligatures w14:val="none"/>
+              </w:rPr>
+            </w:pPr>
+          </w:p>
+        </w:tc>
+        <w:tc>
+          <w:tcPr>
+            <w:tcW w:w="1388" w:type="dxa"/>
+            <w:vMerge/>
+            <w:tcBorders>
+              <w:top w:val="nil"/>
+              <w:left w:val="single" w:sz="4" w:space="0" w:color="auto"/>
+              <w:bottom w:val="single" w:sz="4" w:space="0" w:color="auto"/>
+              <w:right w:val="single" w:sz="4" w:space="0" w:color="auto"/>
+            </w:tcBorders>
+            <w:vAlign w:val="center"/>
+            <w:hideMark/>
+          </w:tcPr>
+          <w:p>
+            <w:pPr>
+              <w:spacing w:after="0" w:line="240" w:lineRule="auto"/>
+              <w:rPr>
+                <w:rFonts w:asciiTheme="majorHAnsi" w:eastAsia="Times New Roman" w:hAnsiTheme="majorHAnsi" w:cs="Times New Roman"/>
+                <w:kern w:val="0"/>
+                <w:sz w:val="22"/>
+                <w:szCs w:val="22"/>
+                <w:lang w:eastAsia="en-IN"/>
+                <w14:ligatures w14:val="none"/>
+              </w:rPr>
+            </w:pPr>
+          </w:p>
+        </w:tc>
+        <w:tc>
+          <w:tcPr>
+            <w:tcW w:w="6284" w:type="dxa"/>
+            <w:tcBorders>
+              <w:top w:val="nil"/>
+              <w:left w:val="nil"/>
+              <w:bottom w:val="single" w:sz="4" w:space="0" w:color="auto"/>
+              <w:right w:val="single" w:sz="4" w:space="0" w:color="auto"/>
+            </w:tcBorders>
+            <w:noWrap/>
+            <w:vAlign w:val="center"/>
+            <w:hideMark/>
+          </w:tcPr>
+          <w:p>
+            <w:pPr>
+              <w:spacing w:after="0" w:line="240" w:lineRule="auto"/>
+              <w:rPr>
+                <w:rFonts w:asciiTheme="majorHAnsi" w:eastAsia="Times New Roman" w:hAnsiTheme="majorHAnsi" w:cs="Times New Roman"/>
+                <w:b/>
+                <w:bCs/>
+                <w:kern w:val="0"/>
+                <w:sz w:val="22"/>
+                <w:szCs w:val="22"/>
+                <w:lang w:eastAsia="en-IN"/>
+                <w14:ligatures w14:val="none"/>
+              </w:rPr>
+            </w:pPr>
+            <w:r>
+              <w:rPr>
+                <w:rFonts w:asciiTheme="majorHAnsi" w:eastAsia="Times New Roman" w:hAnsiTheme="majorHAnsi" w:cs="Times New Roman"/>
+                <w:b/>
+                <w:bCs/>
+                <w:kern w:val="0"/>
+                <w:sz w:val="22"/>
+                <w:szCs w:val="22"/>
+                <w:lang w:eastAsia="en-IN"/>
+                <w14:ligatures w14:val="none"/>
+              </w:rPr>
+              <w:t>Override in test</w:t>
+            </w:r>
+          </w:p>
+        </w:tc>
+      </w:tr>
+      <w:tr>
+        <w:trPr>
+          <w:trHeight w:val="287"/>
+        </w:trPr>
+        <w:tc>
+          <w:tcPr>
+            <w:tcW w:w="1693" w:type="dxa"/>
+            <w:vMerge/>
+            <w:tcBorders>
+              <w:top w:val="nil"/>
+              <w:left w:val="single" w:sz="4" w:space="0" w:color="auto"/>
+              <w:bottom w:val="single" w:sz="4" w:space="0" w:color="auto"/>
+              <w:right w:val="single" w:sz="4" w:space="0" w:color="auto"/>
+            </w:tcBorders>
+            <w:vAlign w:val="center"/>
+            <w:hideMark/>
+          </w:tcPr>
+          <w:p>
+            <w:pPr>
+              <w:spacing w:after="0" w:line="240" w:lineRule="auto"/>
+              <w:rPr>
+                <w:rFonts w:asciiTheme="majorHAnsi" w:eastAsia="Times New Roman" w:hAnsiTheme="majorHAnsi" w:cs="Times New Roman"/>
+                <w:kern w:val="0"/>
+                <w:sz w:val="22"/>
+                <w:szCs w:val="22"/>
+                <w:lang w:eastAsia="en-IN"/>
+                <w14:ligatures w14:val="none"/>
+              </w:rPr>
+            </w:pPr>
+          </w:p>
+        </w:tc>
+        <w:tc>
+          <w:tcPr>
+            <w:tcW w:w="1388" w:type="dxa"/>
+            <w:vMerge/>
+            <w:tcBorders>
+              <w:top w:val="nil"/>
+              <w:left w:val="single" w:sz="4" w:space="0" w:color="auto"/>
+              <w:bottom w:val="single" w:sz="4" w:space="0" w:color="auto"/>
+              <w:right w:val="single" w:sz="4" w:space="0" w:color="auto"/>
+            </w:tcBorders>
+            <w:vAlign w:val="center"/>
+            <w:hideMark/>
+          </w:tcPr>
+          <w:p>
+            <w:pPr>
+              <w:spacing w:after="0" w:line="240" w:lineRule="auto"/>
+              <w:rPr>
+                <w:rFonts w:asciiTheme="majorHAnsi" w:eastAsia="Times New Roman" w:hAnsiTheme="majorHAnsi" w:cs="Times New Roman"/>
+                <w:kern w:val="0"/>
+                <w:sz w:val="22"/>
+                <w:szCs w:val="22"/>
+                <w:lang w:eastAsia="en-IN"/>
+                <w14:ligatures w14:val="none"/>
+              </w:rPr>
+            </w:pPr>
+          </w:p>
+        </w:tc>
+        <w:tc>
+          <w:tcPr>
+            <w:tcW w:w="6284" w:type="dxa"/>
+            <w:tcBorders>
+              <w:top w:val="nil"/>
+              <w:left w:val="nil"/>
+              <w:bottom w:val="single" w:sz="4" w:space="0" w:color="auto"/>
+              <w:right w:val="single" w:sz="4" w:space="0" w:color="auto"/>
+            </w:tcBorders>
+            <w:noWrap/>
+            <w:vAlign w:val="center"/>
+            <w:hideMark/>
+          </w:tcPr>
+          <w:p>
+            <w:pPr>
+              <w:spacing w:after="0" w:line="240" w:lineRule="auto"/>
+              <w:rPr>
+                <w:rFonts w:asciiTheme="majorHAnsi" w:eastAsia="Times New Roman" w:hAnsiTheme="majorHAnsi" w:cs="Times New Roman"/>
+                <w:kern w:val="0"/>
+                <w:sz w:val="22"/>
+                <w:szCs w:val="22"/>
+                <w:lang w:eastAsia="en-IN"/>
+                <w14:ligatures w14:val="none"/>
+              </w:rPr>
+            </w:pPr>
+            <w:r>
+              <w:rPr>
+                <w:rFonts w:asciiTheme="majorHAnsi" w:eastAsia="Times New Roman" w:hAnsiTheme="majorHAnsi" w:cs="Times New Roman"/>
+                <w:kern w:val="0"/>
+                <w:sz w:val="22"/>
+                <w:szCs w:val="22"/>
+                <w:lang w:eastAsia="en-IN"/>
+                <w14:ligatures w14:val="none"/>
+              </w:rPr>
+              <w:t>expect(locator).toBeVisible({ timeout: 10_000 })</w:t>
+            </w:r>
+          </w:p>
+        </w:tc>
+      </w:tr>
+      <w:tr>
+        <w:trPr>
+          <w:trHeight w:val="287"/>
+        </w:trPr>
+        <w:tc>
+          <w:tcPr>
+            <w:tcW w:w="1693" w:type="dxa"/>
+            <w:tcBorders>
+              <w:top w:val="nil"/>
+              <w:left w:val="single" w:sz="4" w:space="0" w:color="auto"/>
+              <w:bottom w:val="single" w:sz="4" w:space="0" w:color="auto"/>
+              <w:right w:val="single" w:sz="4" w:space="0" w:color="auto"/>
+            </w:tcBorders>
+            <w:shd w:val="clear" w:color="auto" w:fill="E97132" w:themeFill="accent2"/>
+            <w:noWrap/>
+            <w:vAlign w:val="center"/>
+            <w:hideMark/>
+          </w:tcPr>
+          <w:p>
+            <w:pPr>
+              <w:spacing w:after="0" w:line="240" w:lineRule="auto"/>
+              <w:rPr>
+                <w:rFonts w:asciiTheme="majorHAnsi" w:eastAsia="Times New Roman" w:hAnsiTheme="majorHAnsi" w:cs="Times New Roman"/>
+                <w:b/>
+                <w:bCs/>
+                <w:color w:val="000000"/>
+                <w:kern w:val="0"/>
+                <w:sz w:val="22"/>
+                <w:szCs w:val="22"/>
+                <w:lang w:eastAsia="en-IN"/>
+                <w14:ligatures w14:val="none"/>
+              </w:rPr>
+            </w:pPr>
+            <w:r>
+              <w:rPr>
+                <w:rFonts w:asciiTheme="majorHAnsi" w:eastAsia="Times New Roman" w:hAnsiTheme="majorHAnsi" w:cs="Times New Roman"/>
+                <w:b/>
+                <w:bCs/>
+                <w:color w:val="000000"/>
+                <w:kern w:val="0"/>
+                <w:sz w:val="22"/>
+                <w:szCs w:val="22"/>
+                <w:lang w:eastAsia="en-IN"/>
+                <w14:ligatures w14:val="none"/>
+              </w:rPr>
+              <w:t>Timeout</w:t>
+            </w:r>
+          </w:p>
+        </w:tc>
+        <w:tc>
+          <w:tcPr>
+            <w:tcW w:w="1388" w:type="dxa"/>
+            <w:tcBorders>
+              <w:top w:val="nil"/>
+              <w:left w:val="nil"/>
+              <w:bottom w:val="single" w:sz="4" w:space="0" w:color="auto"/>
+              <w:right w:val="single" w:sz="4" w:space="0" w:color="auto"/>
+            </w:tcBorders>
+            <w:shd w:val="clear" w:color="auto" w:fill="E97132" w:themeFill="accent2"/>
+            <w:noWrap/>
+            <w:vAlign w:val="center"/>
+            <w:hideMark/>
+          </w:tcPr>
+          <w:p>
+            <w:pPr>
+              <w:spacing w:after="0" w:line="240" w:lineRule="auto"/>
+              <w:rPr>
+                <w:rFonts w:asciiTheme="majorHAnsi" w:eastAsia="Times New Roman" w:hAnsiTheme="majorHAnsi" w:cs="Times New Roman"/>
+                <w:b/>
+                <w:bCs/>
+                <w:color w:val="000000"/>
+                <w:kern w:val="0"/>
+                <w:sz w:val="22"/>
+                <w:szCs w:val="22"/>
+                <w:lang w:eastAsia="en-IN"/>
+                <w14:ligatures w14:val="none"/>
+              </w:rPr>
+            </w:pPr>
+            <w:r>
+              <w:rPr>
+                <w:rFonts w:asciiTheme="majorHAnsi" w:eastAsia="Times New Roman" w:hAnsiTheme="majorHAnsi" w:cs="Times New Roman"/>
+                <w:b/>
+                <w:bCs/>
+                <w:color w:val="000000"/>
+                <w:kern w:val="0"/>
+                <w:sz w:val="22"/>
+                <w:szCs w:val="22"/>
+                <w:lang w:eastAsia="en-IN"/>
+                <w14:ligatures w14:val="none"/>
+              </w:rPr>
+              <w:t>Default</w:t>
+            </w:r>
+          </w:p>
+        </w:tc>
+        <w:tc>
+          <w:tcPr>
+            <w:tcW w:w="6284" w:type="dxa"/>
+            <w:tcBorders>
+              <w:top w:val="nil"/>
+              <w:left w:val="nil"/>
+              <w:bottom w:val="single" w:sz="4" w:space="0" w:color="auto"/>
+              <w:right w:val="single" w:sz="4" w:space="0" w:color="auto"/>
+            </w:tcBorders>
+            <w:shd w:val="clear" w:color="auto" w:fill="E97132" w:themeFill="accent2"/>
+            <w:noWrap/>
+            <w:vAlign w:val="center"/>
+            <w:hideMark/>
+          </w:tcPr>
+          <w:p>
+            <w:pPr>
+              <w:spacing w:after="0" w:line="240" w:lineRule="auto"/>
+              <w:rPr>
+                <w:rFonts w:asciiTheme="majorHAnsi" w:eastAsia="Times New Roman" w:hAnsiTheme="majorHAnsi" w:cs="Times New Roman"/>
+                <w:b/>
+                <w:bCs/>
+                <w:color w:val="000000"/>
+                <w:kern w:val="0"/>
+                <w:sz w:val="22"/>
+                <w:szCs w:val="22"/>
+                <w:lang w:eastAsia="en-IN"/>
+                <w14:ligatures w14:val="none"/>
+              </w:rPr>
+            </w:pPr>
+            <w:r>
+              <w:rPr>
+                <w:rFonts w:asciiTheme="majorHAnsi" w:eastAsia="Times New Roman" w:hAnsiTheme="majorHAnsi" w:cs="Times New Roman"/>
+                <w:b/>
+                <w:bCs/>
+                <w:color w:val="000000"/>
+                <w:kern w:val="0"/>
+                <w:sz w:val="22"/>
+                <w:szCs w:val="22"/>
+                <w:lang w:eastAsia="en-IN"/>
+                <w14:ligatures w14:val="none"/>
+              </w:rPr>
+              <w:t>Description</w:t>
+            </w:r>
+          </w:p>
+        </w:tc>
+      </w:tr>
+      <w:tr>
+        <w:trPr>
+          <w:trHeight w:val="287"/>
+        </w:trPr>
+        <w:tc>
+          <w:tcPr>
+            <w:tcW w:w="1693" w:type="dxa"/>
+            <w:vMerge w:val="restart"/>
+            <w:tcBorders>
+              <w:top w:val="nil"/>
+              <w:left w:val="single" w:sz="4" w:space="0" w:color="auto"/>
+              <w:bottom w:val="single" w:sz="4" w:space="0" w:color="auto"/>
+              <w:right w:val="single" w:sz="4" w:space="0" w:color="auto"/>
+            </w:tcBorders>
+            <w:noWrap/>
+            <w:vAlign w:val="center"/>
+            <w:hideMark/>
+          </w:tcPr>
+          <w:p>
+            <w:pPr>
+              <w:spacing w:after="0" w:line="240" w:lineRule="auto"/>
+              <w:rPr>
+                <w:rFonts w:asciiTheme="majorHAnsi" w:eastAsia="Times New Roman" w:hAnsiTheme="majorHAnsi" w:cs="Times New Roman"/>
+                <w:color w:val="000000"/>
+                <w:kern w:val="0"/>
+                <w:sz w:val="22"/>
+                <w:szCs w:val="22"/>
+                <w:lang w:eastAsia="en-IN"/>
+                <w14:ligatures w14:val="none"/>
+              </w:rPr>
+            </w:pPr>
+            <w:r>
+              <w:rPr>
+                <w:rFonts w:asciiTheme="majorHAnsi" w:eastAsia="Times New Roman" w:hAnsiTheme="majorHAnsi" w:cs="Times New Roman"/>
+                <w:color w:val="000000"/>
+                <w:kern w:val="0"/>
+                <w:sz w:val="22"/>
+                <w:szCs w:val="22"/>
+                <w:lang w:eastAsia="en-IN"/>
+                <w14:ligatures w14:val="none"/>
+              </w:rPr>
+              <w:t>Test timeout</w:t>
+            </w:r>
+          </w:p>
+        </w:tc>
+        <w:tc>
+          <w:tcPr>
+            <w:tcW w:w="1388" w:type="dxa"/>
+            <w:vMerge w:val="restart"/>
+            <w:tcBorders>
+              <w:top w:val="nil"/>
+              <w:left w:val="single" w:sz="4" w:space="0" w:color="auto"/>
+              <w:bottom w:val="single" w:sz="4" w:space="0" w:color="auto"/>
+              <w:right w:val="single" w:sz="4" w:space="0" w:color="auto"/>
+            </w:tcBorders>
+            <w:noWrap/>
+            <w:vAlign w:val="center"/>
+            <w:hideMark/>
+          </w:tcPr>
+          <w:p>
+            <w:pPr>
+              <w:spacing w:after="0" w:line="240" w:lineRule="auto"/>
+              <w:rPr>
+                <w:rFonts w:asciiTheme="majorHAnsi" w:eastAsia="Times New Roman" w:hAnsiTheme="majorHAnsi" w:cs="Times New Roman"/>
+                <w:color w:val="000000"/>
+                <w:kern w:val="0"/>
+                <w:sz w:val="22"/>
+                <w:szCs w:val="22"/>
+                <w:lang w:eastAsia="en-IN"/>
+                <w14:ligatures w14:val="none"/>
+              </w:rPr>
+            </w:pPr>
+            <w:r>
+              <w:rPr>
+                <w:rFonts w:asciiTheme="majorHAnsi" w:eastAsia="Times New Roman" w:hAnsiTheme="majorHAnsi" w:cs="Times New Roman"/>
+                <w:color w:val="000000"/>
+                <w:kern w:val="0"/>
+                <w:sz w:val="22"/>
+                <w:szCs w:val="22"/>
+                <w:lang w:eastAsia="en-IN"/>
+                <w14:ligatures w14:val="none"/>
+              </w:rPr>
+              <w:t>30_000 ms</w:t>
+            </w:r>
+          </w:p>
+        </w:tc>
+        <w:tc>
+          <w:tcPr>
+            <w:tcW w:w="6284" w:type="dxa"/>
+            <w:tcBorders>
+              <w:top w:val="nil"/>
+              <w:left w:val="nil"/>
+              <w:bottom w:val="single" w:sz="4" w:space="0" w:color="auto"/>
+              <w:right w:val="single" w:sz="4" w:space="0" w:color="auto"/>
+            </w:tcBorders>
+            <w:noWrap/>
+            <w:vAlign w:val="center"/>
+            <w:hideMark/>
+          </w:tcPr>
+          <w:p>
+            <w:pPr>
+              <w:spacing w:after="0" w:line="240" w:lineRule="auto"/>
+              <w:rPr>
+                <w:rFonts w:asciiTheme="majorHAnsi" w:eastAsia="Times New Roman" w:hAnsiTheme="majorHAnsi" w:cs="Times New Roman"/>
+                <w:color w:val="000000"/>
+                <w:kern w:val="0"/>
+                <w:sz w:val="22"/>
+                <w:szCs w:val="22"/>
+                <w:lang w:eastAsia="en-IN"/>
+                <w14:ligatures w14:val="none"/>
+              </w:rPr>
+            </w:pPr>
+            <w:r>
+              <w:rPr>
+                <w:rFonts w:asciiTheme="majorHAnsi" w:eastAsia="Times New Roman" w:hAnsiTheme="majorHAnsi" w:cs="Times New Roman"/>
+                <w:color w:val="000000"/>
+                <w:kern w:val="0"/>
+                <w:sz w:val="22"/>
+                <w:szCs w:val="22"/>
+                <w:lang w:eastAsia="en-IN"/>
+                <w14:ligatures w14:val="none"/>
+              </w:rPr>
+              <w:t>Timeout for each test</w:t>
+            </w:r>
+          </w:p>
+        </w:tc>
+      </w:tr>
+      <w:tr>
+        <w:trPr>
+          <w:trHeight w:val="287"/>
+        </w:trPr>
+        <w:tc>
+          <w:tcPr>
+            <w:tcW w:w="1693" w:type="dxa"/>
+            <w:vMerge/>
+            <w:tcBorders>
+              <w:top w:val="nil"/>
+              <w:left w:val="single" w:sz="4" w:space="0" w:color="auto"/>
+              <w:bottom w:val="single" w:sz="4" w:space="0" w:color="auto"/>
+              <w:right w:val="single" w:sz="4" w:space="0" w:color="auto"/>
+            </w:tcBorders>
+            <w:vAlign w:val="center"/>
+            <w:hideMark/>
+          </w:tcPr>
+          <w:p>
+            <w:pPr>
+              <w:spacing w:after="0" w:line="240" w:lineRule="auto"/>
+              <w:rPr>
+                <w:rFonts w:asciiTheme="majorHAnsi" w:eastAsia="Times New Roman" w:hAnsiTheme="majorHAnsi" w:cs="Times New Roman"/>
+                <w:color w:val="000000"/>
+                <w:kern w:val="0"/>
+                <w:sz w:val="22"/>
+                <w:szCs w:val="22"/>
+                <w:lang w:eastAsia="en-IN"/>
+                <w14:ligatures w14:val="none"/>
+              </w:rPr>
+            </w:pPr>
+          </w:p>
+        </w:tc>
+        <w:tc>
+          <w:tcPr>
+            <w:tcW w:w="1388" w:type="dxa"/>
+            <w:vMerge/>
+            <w:tcBorders>
+              <w:top w:val="nil"/>
+              <w:left w:val="single" w:sz="4" w:space="0" w:color="auto"/>
+              <w:bottom w:val="single" w:sz="4" w:space="0" w:color="auto"/>
+              <w:right w:val="single" w:sz="4" w:space="0" w:color="auto"/>
+            </w:tcBorders>
+            <w:vAlign w:val="center"/>
+            <w:hideMark/>
+          </w:tcPr>
+          <w:p>
+            <w:pPr>
+              <w:spacing w:after="0" w:line="240" w:lineRule="auto"/>
+              <w:rPr>
+                <w:rFonts w:asciiTheme="majorHAnsi" w:eastAsia="Times New Roman" w:hAnsiTheme="majorHAnsi" w:cs="Times New Roman"/>
+                <w:color w:val="000000"/>
+                <w:kern w:val="0"/>
+                <w:sz w:val="22"/>
+                <w:szCs w:val="22"/>
+                <w:lang w:eastAsia="en-IN"/>
+                <w14:ligatures w14:val="none"/>
+              </w:rPr>
+            </w:pPr>
+          </w:p>
+        </w:tc>
+        <w:tc>
+          <w:tcPr>
+            <w:tcW w:w="6284" w:type="dxa"/>
+            <w:tcBorders>
+              <w:top w:val="nil"/>
+              <w:left w:val="nil"/>
+              <w:bottom w:val="single" w:sz="4" w:space="0" w:color="auto"/>
+              <w:right w:val="single" w:sz="4" w:space="0" w:color="auto"/>
+            </w:tcBorders>
+            <w:noWrap/>
+            <w:vAlign w:val="center"/>
+            <w:hideMark/>
+          </w:tcPr>
+          <w:p>
+            <w:pPr>
+              <w:spacing w:after="0" w:line="240" w:lineRule="auto"/>
+              <w:rPr>
+                <w:rFonts w:asciiTheme="majorHAnsi" w:eastAsia="Times New Roman" w:hAnsiTheme="majorHAnsi" w:cs="Times New Roman"/>
+                <w:b/>
+                <w:bCs/>
+                <w:color w:val="000000"/>
+                <w:kern w:val="0"/>
+                <w:sz w:val="22"/>
+                <w:szCs w:val="22"/>
+                <w:lang w:eastAsia="en-IN"/>
+                <w14:ligatures w14:val="none"/>
+              </w:rPr>
+            </w:pPr>
+            <w:r>
+              <w:rPr>
+                <w:rFonts w:asciiTheme="majorHAnsi" w:eastAsia="Times New Roman" w:hAnsiTheme="majorHAnsi" w:cs="Times New Roman"/>
+                <w:b/>
+                <w:bCs/>
+                <w:color w:val="000000"/>
+                <w:kern w:val="0"/>
+                <w:sz w:val="22"/>
+                <w:szCs w:val="22"/>
+                <w:lang w:eastAsia="en-IN"/>
+                <w14:ligatures w14:val="none"/>
+              </w:rPr>
+              <w:t xml:space="preserve">Set in config: </w:t>
+            </w:r>
+            <w:r>
+              <w:rPr>
+                <w:rFonts w:asciiTheme="majorHAnsi" w:eastAsia="Times New Roman" w:hAnsiTheme="majorHAnsi" w:cs="Times New Roman"/>
+                <w:color w:val="000000"/>
+                <w:kern w:val="0"/>
+                <w:sz w:val="22"/>
+                <w:szCs w:val="22"/>
+                <w:lang w:eastAsia="en-IN"/>
+                <w14:ligatures w14:val="none"/>
+              </w:rPr>
+              <w:t>{ timeout: 60_000}</w:t>
+            </w:r>
+          </w:p>
+        </w:tc>
+      </w:tr>
+      <w:tr>
+        <w:trPr>
+          <w:trHeight w:val="287"/>
+        </w:trPr>
+        <w:tc>
+          <w:tcPr>
+            <w:tcW w:w="1693" w:type="dxa"/>
+            <w:vMerge/>
+            <w:tcBorders>
+              <w:top w:val="nil"/>
+              <w:left w:val="single" w:sz="4" w:space="0" w:color="auto"/>
+              <w:bottom w:val="single" w:sz="4" w:space="0" w:color="auto"/>
+              <w:right w:val="single" w:sz="4" w:space="0" w:color="auto"/>
+            </w:tcBorders>
+            <w:vAlign w:val="center"/>
+            <w:hideMark/>
+          </w:tcPr>
+          <w:p>
+            <w:pPr>
+              <w:spacing w:after="0" w:line="240" w:lineRule="auto"/>
+              <w:rPr>
+                <w:rFonts w:asciiTheme="majorHAnsi" w:eastAsia="Times New Roman" w:hAnsiTheme="majorHAnsi" w:cs="Times New Roman"/>
+                <w:color w:val="000000"/>
+                <w:kern w:val="0"/>
+                <w:sz w:val="22"/>
+                <w:szCs w:val="22"/>
+                <w:lang w:eastAsia="en-IN"/>
+                <w14:ligatures w14:val="none"/>
+              </w:rPr>
+            </w:pPr>
+          </w:p>
+        </w:tc>
+        <w:tc>
+          <w:tcPr>
+            <w:tcW w:w="1388" w:type="dxa"/>
+            <w:vMerge/>
+            <w:tcBorders>
+              <w:top w:val="nil"/>
+              <w:left w:val="single" w:sz="4" w:space="0" w:color="auto"/>
+              <w:bottom w:val="single" w:sz="4" w:space="0" w:color="auto"/>
+              <w:right w:val="single" w:sz="4" w:space="0" w:color="auto"/>
+            </w:tcBorders>
+            <w:vAlign w:val="center"/>
+            <w:hideMark/>
+          </w:tcPr>
+          <w:p>
+            <w:pPr>
+              <w:spacing w:after="0" w:line="240" w:lineRule="auto"/>
+              <w:rPr>
+                <w:rFonts w:asciiTheme="majorHAnsi" w:eastAsia="Times New Roman" w:hAnsiTheme="majorHAnsi" w:cs="Times New Roman"/>
+                <w:color w:val="000000"/>
+                <w:kern w:val="0"/>
+                <w:sz w:val="22"/>
+                <w:szCs w:val="22"/>
+                <w:lang w:eastAsia="en-IN"/>
+                <w14:ligatures w14:val="none"/>
+              </w:rPr>
+            </w:pPr>
+          </w:p>
+        </w:tc>
+        <w:tc>
+          <w:tcPr>
+            <w:tcW w:w="6284" w:type="dxa"/>
+            <w:tcBorders>
+              <w:top w:val="nil"/>
+              <w:left w:val="nil"/>
+              <w:bottom w:val="single" w:sz="4" w:space="0" w:color="auto"/>
+              <w:right w:val="single" w:sz="4" w:space="0" w:color="auto"/>
+            </w:tcBorders>
+            <w:noWrap/>
+            <w:vAlign w:val="center"/>
+            <w:hideMark/>
+          </w:tcPr>
+          <w:p>
+            <w:pPr>
+              <w:spacing w:after="0" w:line="240" w:lineRule="auto"/>
+              <w:rPr>
+                <w:rFonts w:asciiTheme="majorHAnsi" w:eastAsia="Times New Roman" w:hAnsiTheme="majorHAnsi" w:cs="Times New Roman"/>
+                <w:b/>
+                <w:bCs/>
+                <w:color w:val="000000"/>
+                <w:kern w:val="0"/>
+                <w:sz w:val="22"/>
+                <w:szCs w:val="22"/>
+                <w:lang w:eastAsia="en-IN"/>
+                <w14:ligatures w14:val="none"/>
+              </w:rPr>
+            </w:pPr>
+            <w:r>
+              <w:rPr>
+                <w:rFonts w:asciiTheme="majorHAnsi" w:eastAsia="Times New Roman" w:hAnsiTheme="majorHAnsi" w:cs="Times New Roman"/>
+                <w:b/>
+                <w:bCs/>
+                <w:color w:val="000000"/>
+                <w:kern w:val="0"/>
+                <w:sz w:val="22"/>
+                <w:szCs w:val="22"/>
+                <w:lang w:eastAsia="en-IN"/>
+                <w14:ligatures w14:val="none"/>
+              </w:rPr>
+              <w:t xml:space="preserve">Override in test: </w:t>
+            </w:r>
+            <w:r>
+              <w:rPr>
+                <w:rFonts w:asciiTheme="majorHAnsi" w:eastAsia="Times New Roman" w:hAnsiTheme="majorHAnsi" w:cs="Times New Roman"/>
+                <w:color w:val="000000"/>
+                <w:kern w:val="0"/>
+                <w:sz w:val="22"/>
+                <w:szCs w:val="22"/>
+                <w:lang w:eastAsia="en-IN"/>
+                <w14:ligatures w14:val="none"/>
+              </w:rPr>
+              <w:t>test.setTimeout(120_000)</w:t>
+            </w:r>
+          </w:p>
+        </w:tc>
+      </w:tr>
+      <w:tr>
+        <w:trPr>
+          <w:trHeight w:val="287"/>
+        </w:trPr>
+        <w:tc>
+          <w:tcPr>
+            <w:tcW w:w="1693" w:type="dxa"/>
+            <w:vMerge w:val="restart"/>
+            <w:tcBorders>
+              <w:top w:val="nil"/>
+              <w:left w:val="single" w:sz="4" w:space="0" w:color="auto"/>
+              <w:bottom w:val="single" w:sz="4" w:space="0" w:color="auto"/>
+              <w:right w:val="single" w:sz="4" w:space="0" w:color="auto"/>
+            </w:tcBorders>
+            <w:noWrap/>
+            <w:vAlign w:val="center"/>
+            <w:hideMark/>
+          </w:tcPr>
+          <w:p>
+            <w:pPr>
+              <w:spacing w:after="0" w:line="240" w:lineRule="auto"/>
+              <w:rPr>
+                <w:rFonts w:asciiTheme="majorHAnsi" w:eastAsia="Times New Roman" w:hAnsiTheme="majorHAnsi" w:cs="Times New Roman"/>
+                <w:color w:val="000000"/>
+                <w:kern w:val="0"/>
+                <w:sz w:val="22"/>
+                <w:szCs w:val="22"/>
+                <w:lang w:eastAsia="en-IN"/>
+                <w14:ligatures w14:val="none"/>
+              </w:rPr>
+            </w:pPr>
+            <w:r>
+              <w:rPr>
+                <w:rFonts w:asciiTheme="majorHAnsi" w:eastAsia="Times New Roman" w:hAnsiTheme="majorHAnsi" w:cs="Times New Roman"/>
+                <w:color w:val="000000"/>
+                <w:kern w:val="0"/>
+                <w:sz w:val="22"/>
+                <w:szCs w:val="22"/>
+                <w:lang w:eastAsia="en-IN"/>
+                <w14:ligatures w14:val="none"/>
+              </w:rPr>
+              <w:t>Expect timeout</w:t>
+            </w:r>
+          </w:p>
+        </w:tc>
+        <w:tc>
+          <w:tcPr>
+            <w:tcW w:w="1388" w:type="dxa"/>
+            <w:vMerge w:val="restart"/>
+            <w:tcBorders>
+              <w:top w:val="nil"/>
+              <w:left w:val="single" w:sz="4" w:space="0" w:color="auto"/>
+              <w:bottom w:val="single" w:sz="4" w:space="0" w:color="auto"/>
+              <w:right w:val="single" w:sz="4" w:space="0" w:color="auto"/>
+            </w:tcBorders>
+            <w:noWrap/>
+            <w:vAlign w:val="center"/>
+            <w:hideMark/>
+          </w:tcPr>
+          <w:p>
+            <w:pPr>
+              <w:spacing w:after="0" w:line="240" w:lineRule="auto"/>
+              <w:rPr>
+                <w:rFonts w:asciiTheme="majorHAnsi" w:eastAsia="Times New Roman" w:hAnsiTheme="majorHAnsi" w:cs="Times New Roman"/>
+                <w:color w:val="000000"/>
+                <w:kern w:val="0"/>
+                <w:sz w:val="22"/>
+                <w:szCs w:val="22"/>
+                <w:lang w:eastAsia="en-IN"/>
+                <w14:ligatures w14:val="none"/>
+              </w:rPr>
+            </w:pPr>
+            <w:r>
+              <w:rPr>
+                <w:rFonts w:asciiTheme="majorHAnsi" w:eastAsia="Times New Roman" w:hAnsiTheme="majorHAnsi" w:cs="Times New Roman"/>
+                <w:color w:val="000000"/>
+                <w:kern w:val="0"/>
+                <w:sz w:val="22"/>
+                <w:szCs w:val="22"/>
+                <w:lang w:eastAsia="en-IN"/>
+                <w14:ligatures w14:val="none"/>
+              </w:rPr>
+              <w:t>5_000 ms</w:t>
+            </w:r>
+          </w:p>
+        </w:tc>
+        <w:tc>
+          <w:tcPr>
+            <w:tcW w:w="6284" w:type="dxa"/>
+            <w:tcBorders>
+              <w:top w:val="nil"/>
+              <w:left w:val="nil"/>
+              <w:bottom w:val="single" w:sz="4" w:space="0" w:color="auto"/>
+              <w:right w:val="single" w:sz="4" w:space="0" w:color="auto"/>
+            </w:tcBorders>
+            <w:noWrap/>
+            <w:vAlign w:val="center"/>
+            <w:hideMark/>
+          </w:tcPr>
+          <w:p>
+            <w:pPr>
+              <w:spacing w:after="0" w:line="240" w:lineRule="auto"/>
+              <w:rPr>
+                <w:rFonts w:asciiTheme="majorHAnsi" w:eastAsia="Times New Roman" w:hAnsiTheme="majorHAnsi" w:cs="Times New Roman"/>
+                <w:color w:val="000000"/>
+                <w:kern w:val="0"/>
+                <w:sz w:val="22"/>
+                <w:szCs w:val="22"/>
+                <w:lang w:eastAsia="en-IN"/>
+                <w14:ligatures w14:val="none"/>
+              </w:rPr>
+            </w:pPr>
+            <w:r>
+              <w:rPr>
+                <w:rFonts w:asciiTheme="majorHAnsi" w:eastAsia="Times New Roman" w:hAnsiTheme="majorHAnsi" w:cs="Times New Roman"/>
+                <w:color w:val="000000"/>
+                <w:kern w:val="0"/>
+                <w:sz w:val="22"/>
+                <w:szCs w:val="22"/>
+                <w:lang w:eastAsia="en-IN"/>
+                <w14:ligatures w14:val="none"/>
+              </w:rPr>
+              <w:t>Timeout for each assertion</w:t>
+            </w:r>
+          </w:p>
+        </w:tc>
+      </w:tr>
+      <w:tr>
+        <w:trPr>
+          <w:trHeight w:val="287"/>
+        </w:trPr>
+        <w:tc>
+          <w:tcPr>
+            <w:tcW w:w="1693" w:type="dxa"/>
+            <w:vMerge/>
+            <w:tcBorders>
+              <w:top w:val="nil"/>
+              <w:left w:val="single" w:sz="4" w:space="0" w:color="auto"/>
+              <w:bottom w:val="single" w:sz="4" w:space="0" w:color="auto"/>
+              <w:right w:val="single" w:sz="4" w:space="0" w:color="auto"/>
+            </w:tcBorders>
+            <w:vAlign w:val="center"/>
+            <w:hideMark/>
+          </w:tcPr>
+          <w:p>
+            <w:pPr>
+              <w:spacing w:after="0" w:line="240" w:lineRule="auto"/>
+              <w:rPr>
+                <w:rFonts w:asciiTheme="majorHAnsi" w:eastAsia="Times New Roman" w:hAnsiTheme="majorHAnsi" w:cs="Times New Roman"/>
+                <w:color w:val="000000"/>
+                <w:kern w:val="0"/>
+                <w:sz w:val="22"/>
+                <w:szCs w:val="22"/>
+                <w:lang w:eastAsia="en-IN"/>
+                <w14:ligatures w14:val="none"/>
+              </w:rPr>
+            </w:pPr>
+          </w:p>
+        </w:tc>
+        <w:tc>
+          <w:tcPr>
+            <w:tcW w:w="1388" w:type="dxa"/>
+            <w:vMerge/>
+            <w:tcBorders>
+              <w:top w:val="nil"/>
+              <w:left w:val="single" w:sz="4" w:space="0" w:color="auto"/>
+              <w:bottom w:val="single" w:sz="4" w:space="0" w:color="auto"/>
+              <w:right w:val="single" w:sz="4" w:space="0" w:color="auto"/>
+            </w:tcBorders>
+            <w:vAlign w:val="center"/>
+            <w:hideMark/>
+          </w:tcPr>
+          <w:p>
+            <w:pPr>
+              <w:spacing w:after="0" w:line="240" w:lineRule="auto"/>
+              <w:rPr>
+                <w:rFonts w:asciiTheme="majorHAnsi" w:eastAsia="Times New Roman" w:hAnsiTheme="majorHAnsi" w:cs="Times New Roman"/>
+                <w:color w:val="000000"/>
+                <w:kern w:val="0"/>
+                <w:sz w:val="22"/>
+                <w:szCs w:val="22"/>
+                <w:lang w:eastAsia="en-IN"/>
+                <w14:ligatures w14:val="none"/>
+              </w:rPr>
+            </w:pPr>
+          </w:p>
+        </w:tc>
+        <w:tc>
+          <w:tcPr>
+            <w:tcW w:w="6284" w:type="dxa"/>
+            <w:tcBorders>
+              <w:top w:val="nil"/>
+              <w:left w:val="nil"/>
+              <w:bottom w:val="single" w:sz="4" w:space="0" w:color="auto"/>
+              <w:right w:val="single" w:sz="4" w:space="0" w:color="auto"/>
+            </w:tcBorders>
+            <w:noWrap/>
+            <w:vAlign w:val="center"/>
+            <w:hideMark/>
+          </w:tcPr>
+          <w:p>
+            <w:pPr>
+              <w:spacing w:after="0" w:line="240" w:lineRule="auto"/>
+              <w:rPr>
+                <w:rFonts w:asciiTheme="majorHAnsi" w:eastAsia="Times New Roman" w:hAnsiTheme="majorHAnsi" w:cs="Times New Roman"/>
+                <w:b/>
+                <w:bCs/>
+                <w:color w:val="000000"/>
+                <w:kern w:val="0"/>
+                <w:sz w:val="22"/>
+                <w:szCs w:val="22"/>
+                <w:lang w:eastAsia="en-IN"/>
+                <w14:ligatures w14:val="none"/>
+              </w:rPr>
+            </w:pPr>
+            <w:r>
+              <w:rPr>
+                <w:rFonts w:asciiTheme="majorHAnsi" w:eastAsia="Times New Roman" w:hAnsiTheme="majorHAnsi" w:cs="Times New Roman"/>
+                <w:b/>
+                <w:bCs/>
+                <w:color w:val="000000"/>
+                <w:kern w:val="0"/>
+                <w:sz w:val="22"/>
+                <w:szCs w:val="22"/>
+                <w:lang w:eastAsia="en-IN"/>
+                <w14:ligatures w14:val="none"/>
+              </w:rPr>
+              <w:t xml:space="preserve">Set in config: </w:t>
+            </w:r>
+            <w:r>
+              <w:rPr>
+                <w:rFonts w:asciiTheme="majorHAnsi" w:eastAsia="Times New Roman" w:hAnsiTheme="majorHAnsi" w:cs="Times New Roman"/>
+                <w:color w:val="000000"/>
+                <w:kern w:val="0"/>
+                <w:sz w:val="22"/>
+                <w:szCs w:val="22"/>
+                <w:lang w:eastAsia="en-IN"/>
+                <w14:ligatures w14:val="none"/>
+              </w:rPr>
+              <w:t>{ expect: { timeout: 10_000}</w:t>
+            </w:r>
+          </w:p>
+        </w:tc>
+      </w:tr>
+      <w:tr>
+        <w:trPr>
+          <w:trHeight w:val="287"/>
+        </w:trPr>
+        <w:tc>
+          <w:tcPr>
+            <w:tcW w:w="1693" w:type="dxa"/>
+            <w:vMerge/>
+            <w:tcBorders>
+              <w:top w:val="nil"/>
+              <w:left w:val="single" w:sz="4" w:space="0" w:color="auto"/>
+              <w:bottom w:val="single" w:sz="4" w:space="0" w:color="auto"/>
+              <w:right w:val="single" w:sz="4" w:space="0" w:color="auto"/>
+            </w:tcBorders>
+            <w:vAlign w:val="center"/>
+            <w:hideMark/>
+          </w:tcPr>
+          <w:p>
+            <w:pPr>
+              <w:spacing w:after="0" w:line="240" w:lineRule="auto"/>
+              <w:rPr>
+                <w:rFonts w:asciiTheme="majorHAnsi" w:eastAsia="Times New Roman" w:hAnsiTheme="majorHAnsi" w:cs="Times New Roman"/>
+                <w:color w:val="000000"/>
+                <w:kern w:val="0"/>
+                <w:sz w:val="22"/>
+                <w:szCs w:val="22"/>
+                <w:lang w:eastAsia="en-IN"/>
+                <w14:ligatures w14:val="none"/>
+              </w:rPr>
+            </w:pPr>
+          </w:p>
+        </w:tc>
+        <w:tc>
+          <w:tcPr>
+            <w:tcW w:w="1388" w:type="dxa"/>
+            <w:vMerge/>
+            <w:tcBorders>
+              <w:top w:val="nil"/>
+              <w:left w:val="single" w:sz="4" w:space="0" w:color="auto"/>
+              <w:bottom w:val="single" w:sz="4" w:space="0" w:color="auto"/>
+              <w:right w:val="single" w:sz="4" w:space="0" w:color="auto"/>
+            </w:tcBorders>
+            <w:vAlign w:val="center"/>
+            <w:hideMark/>
+          </w:tcPr>
+          <w:p>
+            <w:pPr>
+              <w:spacing w:after="0" w:line="240" w:lineRule="auto"/>
+              <w:rPr>
+                <w:rFonts w:asciiTheme="majorHAnsi" w:eastAsia="Times New Roman" w:hAnsiTheme="majorHAnsi" w:cs="Times New Roman"/>
+                <w:color w:val="000000"/>
+                <w:kern w:val="0"/>
+                <w:sz w:val="22"/>
+                <w:szCs w:val="22"/>
+                <w:lang w:eastAsia="en-IN"/>
+                <w14:ligatures w14:val="none"/>
+              </w:rPr>
+            </w:pPr>
+          </w:p>
+        </w:tc>
+        <w:tc>
+          <w:tcPr>
+            <w:tcW w:w="6284" w:type="dxa"/>
+            <w:tcBorders>
+              <w:top w:val="nil"/>
+              <w:left w:val="nil"/>
+              <w:bottom w:val="single" w:sz="4" w:space="0" w:color="auto"/>
+              <w:right w:val="single" w:sz="4" w:space="0" w:color="auto"/>
+            </w:tcBorders>
+            <w:noWrap/>
+            <w:vAlign w:val="center"/>
+            <w:hideMark/>
+          </w:tcPr>
+          <w:p>
+            <w:pPr>
+              <w:spacing w:after="0" w:line="240" w:lineRule="auto"/>
+              <w:rPr>
+                <w:rFonts w:asciiTheme="majorHAnsi" w:eastAsia="Times New Roman" w:hAnsiTheme="majorHAnsi" w:cs="Times New Roman"/>
+                <w:b/>
+                <w:bCs/>
+                <w:color w:val="000000"/>
+                <w:kern w:val="0"/>
+                <w:sz w:val="22"/>
+                <w:szCs w:val="22"/>
+                <w:lang w:eastAsia="en-IN"/>
+                <w14:ligatures w14:val="none"/>
+              </w:rPr>
+            </w:pPr>
+            <w:r>
+              <w:rPr>
+                <w:rFonts w:asciiTheme="majorHAnsi" w:eastAsia="Times New Roman" w:hAnsiTheme="majorHAnsi" w:cs="Times New Roman"/>
+                <w:b/>
+                <w:bCs/>
+                <w:color w:val="000000"/>
+                <w:kern w:val="0"/>
+                <w:sz w:val="22"/>
+                <w:szCs w:val="22"/>
+                <w:lang w:eastAsia="en-IN"/>
+                <w14:ligatures w14:val="none"/>
+              </w:rPr>
+              <w:t>Override in test: expect(locator).toBeVisible({ timeout: 10_000 })</w:t>
+            </w:r>
+          </w:p>
+        </w:tc>
+      </w:tr>
+    </w:tbl>
+    <w:p/>
+    <w:p>
+      <w:pPr>
+        <w:rPr>
+          <w:b/>
+          <w:bCs/>
+        </w:rPr>
+      </w:pPr>
+      <w:r>
+        <w:br w:type="page"/>
+      </w:r>
+      <w:r>
+        <w:rPr>
+          <w:b/>
+          <w:bCs/>
+        </w:rPr>
+        <w:lastRenderedPageBreak/>
+        <w:t>Assertions</w:t>
+      </w:r>
+    </w:p>
+    <w:p>
+      <w:pPr>
+        <w:pStyle w:val="ListParagraph"/>
+        <w:numPr>
+          <w:ilvl w:val="0"/>
+          <w:numId w:val="87"/>
+        </w:numPr>
+        <w:rPr>
+          <w:b/>
+          <w:bCs/>
+        </w:rPr>
+      </w:pPr>
+      <w:r>
+        <w:rPr>
+          <w:b/>
+          <w:bCs/>
+        </w:rPr>
+        <w:t>Auto Retrying-Assertions</w:t>
+      </w:r>
+    </w:p>
+    <w:p>
+      <w:pPr>
+        <w:pStyle w:val="ListParagraph"/>
+        <w:numPr>
+          <w:ilvl w:val="1"/>
+          <w:numId w:val="87"/>
+        </w:numPr>
+      </w:pPr>
+      <w:r>
+        <w:t>When assertions are put on the Locator or Page then it works as Auto retry</w:t>
+      </w:r>
+    </w:p>
+    <w:p>
+      <w:pPr>
+        <w:pStyle w:val="ListParagraph"/>
+        <w:numPr>
+          <w:ilvl w:val="1"/>
+          <w:numId w:val="87"/>
+        </w:numPr>
+      </w:pPr>
+      <w:r>
+        <w:t>A</w:t>
+      </w:r>
+      <w:r>
+        <w:t>ssertions will retry until the assertion passes, or the assertion timeout is reached</w:t>
+      </w:r>
+    </w:p>
+    <w:p>
+      <w:pPr>
+        <w:pStyle w:val="ListParagraph"/>
+        <w:numPr>
+          <w:ilvl w:val="1"/>
+          <w:numId w:val="87"/>
+        </w:numPr>
+      </w:pPr>
+      <w:r>
+        <w:t>R</w:t>
+      </w:r>
+      <w:r>
+        <w:t>etrying assertions are async, so you must await them.</w:t>
+      </w:r>
+    </w:p>
+    <w:p>
+      <w:pPr>
+        <w:pStyle w:val="ListParagraph"/>
+        <w:numPr>
+          <w:ilvl w:val="1"/>
+          <w:numId w:val="87"/>
+        </w:numPr>
+      </w:pPr>
+      <w:r>
+        <w:t>We can put the timeout for Auto Retrying Assertions</w:t>
+      </w:r>
+    </w:p>
+    <w:p>
+      <w:pPr>
+        <w:pStyle w:val="ListParagraph"/>
+        <w:numPr>
+          <w:ilvl w:val="1"/>
+          <w:numId w:val="87"/>
+        </w:numPr>
+        <w:rPr>
+          <w:color w:val="E97132" w:themeColor="accent2"/>
+        </w:rPr>
+      </w:pPr>
+      <w:r>
+        <w:rPr>
+          <w:color w:val="E97132" w:themeColor="accent2"/>
+        </w:rPr>
+        <w:t>Example</w:t>
+      </w:r>
+    </w:p>
+    <w:p>
+      <w:pPr>
+        <w:pStyle w:val="ListParagraph"/>
+        <w:numPr>
+          <w:ilvl w:val="2"/>
+          <w:numId w:val="87"/>
+        </w:numPr>
+        <w:rPr>
+          <w:color w:val="E97132" w:themeColor="accent2"/>
+        </w:rPr>
+      </w:pPr>
+      <w:r>
+        <w:rPr>
+          <w:color w:val="E97132" w:themeColor="accent2"/>
+        </w:rPr>
+        <w:t xml:space="preserve">// </w:t>
+      </w:r>
+      <w:r>
+        <w:rPr>
+          <w:color w:val="E97132" w:themeColor="accent2"/>
+        </w:rPr>
+        <w:t xml:space="preserve">await </w:t>
+      </w:r>
+      <w:r>
+        <w:rPr>
+          <w:color w:val="E97132" w:themeColor="accent2"/>
+        </w:rPr>
+        <w:t>expect(locator).toBeVisible()</w:t>
+      </w:r>
+    </w:p>
+    <w:p>
+      <w:pPr>
+        <w:pStyle w:val="ListParagraph"/>
+        <w:numPr>
+          <w:ilvl w:val="2"/>
+          <w:numId w:val="87"/>
+        </w:numPr>
+        <w:rPr>
+          <w:color w:val="E97132" w:themeColor="accent2"/>
+        </w:rPr>
+      </w:pPr>
+      <w:r>
+        <w:rPr>
+          <w:color w:val="E97132" w:themeColor="accent2"/>
+        </w:rPr>
+        <w:t xml:space="preserve">// </w:t>
+      </w:r>
+      <w:r>
+        <w:rPr>
+          <w:color w:val="E97132" w:themeColor="accent2"/>
+        </w:rPr>
+        <w:t>await expect(locator).toHaveText()</w:t>
+      </w:r>
+    </w:p>
+    <w:p>
+      <w:pPr>
+        <w:pStyle w:val="ListParagraph"/>
+        <w:numPr>
+          <w:ilvl w:val="2"/>
+          <w:numId w:val="87"/>
+        </w:numPr>
+        <w:rPr>
+          <w:color w:val="E97132" w:themeColor="accent2"/>
+        </w:rPr>
+      </w:pPr>
+      <w:r>
+        <w:rPr>
+          <w:color w:val="E97132" w:themeColor="accent2"/>
+        </w:rPr>
+        <w:t xml:space="preserve">// </w:t>
+      </w:r>
+      <w:r>
+        <w:rPr>
+          <w:color w:val="E97132" w:themeColor="accent2"/>
+        </w:rPr>
+        <w:t>await expect(page).toHaveTitle()</w:t>
+      </w:r>
+    </w:p>
+    <w:p>
+      <w:pPr>
+        <w:pStyle w:val="ListParagraph"/>
+        <w:numPr>
+          <w:ilvl w:val="0"/>
+          <w:numId w:val="87"/>
+        </w:numPr>
+        <w:rPr>
+          <w:b/>
+          <w:bCs/>
+        </w:rPr>
+      </w:pPr>
+      <w:r>
+        <w:rPr>
+          <w:b/>
+          <w:bCs/>
+        </w:rPr>
+        <w:t>Non-Retrying Assertions</w:t>
+      </w:r>
+    </w:p>
+    <w:p>
+      <w:pPr>
+        <w:pStyle w:val="ListParagraph"/>
+        <w:numPr>
+          <w:ilvl w:val="1"/>
+          <w:numId w:val="87"/>
+        </w:numPr>
+      </w:pPr>
+      <w:r>
+        <w:t xml:space="preserve">When assertions are put on the </w:t>
+      </w:r>
+      <w:r>
+        <w:t xml:space="preserve">value </w:t>
+      </w:r>
+    </w:p>
+    <w:p>
+      <w:pPr>
+        <w:pStyle w:val="ListParagraph"/>
+        <w:numPr>
+          <w:ilvl w:val="1"/>
+          <w:numId w:val="87"/>
+        </w:numPr>
+      </w:pPr>
+      <w:r>
+        <w:t>These assertions allow to test any conditions, but do not auto-retry.</w:t>
+      </w:r>
+    </w:p>
+    <w:p>
+      <w:pPr>
+        <w:pStyle w:val="ListParagraph"/>
+        <w:numPr>
+          <w:ilvl w:val="1"/>
+          <w:numId w:val="87"/>
+        </w:numPr>
+      </w:pPr>
+      <w:r>
+        <w:t>We can</w:t>
+      </w:r>
+      <w:r>
+        <w:t>not</w:t>
+      </w:r>
+      <w:r>
+        <w:t xml:space="preserve"> put the timeout for Auto Retrying Assertions</w:t>
+      </w:r>
+    </w:p>
+    <w:p>
+      <w:pPr>
+        <w:pStyle w:val="ListParagraph"/>
+        <w:numPr>
+          <w:ilvl w:val="1"/>
+          <w:numId w:val="87"/>
+        </w:numPr>
+        <w:rPr>
+          <w:color w:val="E97132" w:themeColor="accent2"/>
+        </w:rPr>
+      </w:pPr>
+      <w:r>
+        <w:rPr>
+          <w:color w:val="E97132" w:themeColor="accent2"/>
+        </w:rPr>
+        <w:t>Example</w:t>
+      </w:r>
+    </w:p>
+    <w:p>
+      <w:pPr>
+        <w:pStyle w:val="ListParagraph"/>
+        <w:numPr>
+          <w:ilvl w:val="2"/>
+          <w:numId w:val="87"/>
+        </w:numPr>
+        <w:rPr>
+          <w:color w:val="E97132" w:themeColor="accent2"/>
+        </w:rPr>
+      </w:pPr>
+      <w:r>
+        <w:rPr>
+          <w:color w:val="E97132" w:themeColor="accent2"/>
+        </w:rPr>
+        <w:t xml:space="preserve">// </w:t>
+      </w:r>
+      <w:r>
+        <w:rPr>
+          <w:color w:val="E97132" w:themeColor="accent2"/>
+        </w:rPr>
+        <w:t>expect(value).toBe()</w:t>
+      </w:r>
+    </w:p>
+    <w:p>
+      <w:pPr>
+        <w:pStyle w:val="ListParagraph"/>
+        <w:numPr>
+          <w:ilvl w:val="2"/>
+          <w:numId w:val="87"/>
+        </w:numPr>
+        <w:rPr>
+          <w:color w:val="E97132" w:themeColor="accent2"/>
+        </w:rPr>
+      </w:pPr>
+      <w:r>
+        <w:rPr>
+          <w:color w:val="E97132" w:themeColor="accent2"/>
+        </w:rPr>
+        <w:t xml:space="preserve">// </w:t>
+      </w:r>
+      <w:hyperlink r:id="rId27" w:anchor="generic-assertions-to-contain-1" w:history="1">
+        <w:r>
+          <w:rPr>
+            <w:rStyle w:val="Hyperlink"/>
+            <w:color w:val="E97132" w:themeColor="accent2"/>
+            <w:u w:val="none"/>
+          </w:rPr>
+          <w:t>expect(value).toContain()</w:t>
+        </w:r>
+      </w:hyperlink>
+    </w:p>
+    <w:p>
+      <w:pPr>
+        <w:pStyle w:val="ListParagraph"/>
+        <w:numPr>
+          <w:ilvl w:val="2"/>
+          <w:numId w:val="87"/>
+        </w:numPr>
+        <w:rPr>
+          <w:color w:val="E97132" w:themeColor="accent2"/>
+        </w:rPr>
+      </w:pPr>
+      <w:r>
+        <w:rPr>
+          <w:color w:val="E97132" w:themeColor="accent2"/>
+        </w:rPr>
+        <w:t xml:space="preserve">// </w:t>
+      </w:r>
+      <w:hyperlink r:id="rId28" w:anchor="generic-assertions-to-have-length" w:history="1">
+        <w:r>
+          <w:rPr>
+            <w:rStyle w:val="Hyperlink"/>
+            <w:color w:val="E97132" w:themeColor="accent2"/>
+            <w:u w:val="none"/>
+          </w:rPr>
+          <w:t>expect(value).toHaveLength()</w:t>
+        </w:r>
+      </w:hyperlink>
+    </w:p>
+    <w:p>
+      <w:pPr>
+        <w:pStyle w:val="ListParagraph"/>
+        <w:numPr>
+          <w:ilvl w:val="0"/>
+          <w:numId w:val="87"/>
+        </w:numPr>
+        <w:rPr>
+          <w:b/>
+          <w:bCs/>
+          <w:color w:val="E97132" w:themeColor="accent2"/>
+        </w:rPr>
+      </w:pPr>
+      <w:r>
+        <w:rPr>
+          <w:b/>
+          <w:bCs/>
+        </w:rPr>
+        <w:t>Negating Matchers</w:t>
+      </w:r>
+    </w:p>
+    <w:p>
+      <w:pPr>
+        <w:pStyle w:val="ListParagraph"/>
+        <w:numPr>
+          <w:ilvl w:val="1"/>
+          <w:numId w:val="87"/>
+        </w:numPr>
+      </w:pPr>
+      <w:r>
+        <w:t>When assertion to make opposite simply use not</w:t>
+      </w:r>
+    </w:p>
+    <w:p>
+      <w:pPr>
+        <w:pStyle w:val="ListParagraph"/>
+        <w:numPr>
+          <w:ilvl w:val="1"/>
+          <w:numId w:val="87"/>
+        </w:numPr>
+        <w:rPr>
+          <w:color w:val="E97132" w:themeColor="accent2"/>
+        </w:rPr>
+      </w:pPr>
+      <w:r>
+        <w:rPr>
+          <w:color w:val="E97132" w:themeColor="accent2"/>
+        </w:rPr>
+        <w:t>Example</w:t>
+      </w:r>
+    </w:p>
+    <w:p>
+      <w:pPr>
+        <w:pStyle w:val="ListParagraph"/>
+        <w:numPr>
+          <w:ilvl w:val="2"/>
+          <w:numId w:val="87"/>
+        </w:numPr>
+        <w:rPr>
+          <w:color w:val="E97132" w:themeColor="accent2"/>
+        </w:rPr>
+      </w:pPr>
+      <w:r>
+        <w:rPr>
+          <w:color w:val="E97132" w:themeColor="accent2"/>
+        </w:rPr>
+        <w:t xml:space="preserve">// await </w:t>
+      </w:r>
+      <w:r>
+        <w:rPr>
+          <w:color w:val="E97132" w:themeColor="accent2"/>
+        </w:rPr>
+        <w:t>expect(locator)</w:t>
+      </w:r>
+      <w:r>
+        <w:rPr>
+          <w:color w:val="E97132" w:themeColor="accent2"/>
+        </w:rPr>
+        <w:t>.not</w:t>
+      </w:r>
+      <w:r>
+        <w:rPr>
+          <w:color w:val="E97132" w:themeColor="accent2"/>
+        </w:rPr>
+        <w:t>.toBeVisible()</w:t>
+      </w:r>
+    </w:p>
+    <w:p>
+      <w:pPr>
+        <w:pStyle w:val="ListParagraph"/>
+        <w:numPr>
+          <w:ilvl w:val="2"/>
+          <w:numId w:val="87"/>
+        </w:numPr>
+        <w:rPr>
+          <w:color w:val="E97132" w:themeColor="accent2"/>
+        </w:rPr>
+      </w:pPr>
+      <w:r>
+        <w:rPr>
+          <w:color w:val="E97132" w:themeColor="accent2"/>
+        </w:rPr>
+        <w:t>// await expect(locator)</w:t>
+      </w:r>
+      <w:r>
+        <w:rPr>
+          <w:color w:val="E97132" w:themeColor="accent2"/>
+        </w:rPr>
+        <w:t>.not</w:t>
+      </w:r>
+      <w:r>
+        <w:rPr>
+          <w:color w:val="E97132" w:themeColor="accent2"/>
+        </w:rPr>
+        <w:t>.toHaveText()</w:t>
+      </w:r>
+    </w:p>
+    <w:p>
+      <w:pPr>
+        <w:pStyle w:val="ListParagraph"/>
+        <w:numPr>
+          <w:ilvl w:val="2"/>
+          <w:numId w:val="87"/>
+        </w:numPr>
+        <w:rPr>
+          <w:color w:val="E97132" w:themeColor="accent2"/>
+        </w:rPr>
+      </w:pPr>
+      <w:r>
+        <w:rPr>
+          <w:color w:val="E97132" w:themeColor="accent2"/>
+        </w:rPr>
+        <w:t>// await expect(page)</w:t>
+      </w:r>
+      <w:r>
+        <w:rPr>
+          <w:color w:val="E97132" w:themeColor="accent2"/>
+        </w:rPr>
+        <w:t>.not</w:t>
+      </w:r>
+      <w:r>
+        <w:rPr>
+          <w:color w:val="E97132" w:themeColor="accent2"/>
+        </w:rPr>
+        <w:t>.toHaveTitle()</w:t>
+      </w:r>
+    </w:p>
+    <w:p>
+      <w:pPr>
+        <w:rPr>
+          <w:b/>
+          <w:bCs/>
+        </w:rPr>
+      </w:pPr>
+      <w:r>
+        <w:rPr>
+          <w:b/>
+          <w:bCs/>
+        </w:rPr>
+        <w:t>Hard Vs Soft Assertions</w:t>
+      </w:r>
+    </w:p>
+    <w:p>
+      <w:pPr>
+        <w:rPr>
+          <w:b/>
+          <w:bCs/>
+        </w:rPr>
+      </w:pPr>
+      <w:r>
+        <w:rPr>
+          <w:b/>
+          <w:bCs/>
+        </w:rPr>
+        <w:t>Hard Assertions</w:t>
+      </w:r>
+    </w:p>
+    <w:p>
+      <w:pPr>
+        <w:pStyle w:val="ListParagraph"/>
+        <w:numPr>
+          <w:ilvl w:val="0"/>
+          <w:numId w:val="88"/>
+        </w:numPr>
+      </w:pPr>
+      <w:r>
+        <w:t>When Assertions gets failed then rest of the test execution doesn’t get executed</w:t>
+      </w:r>
+    </w:p>
+    <w:p>
+      <w:pPr>
+        <w:rPr>
+          <w:b/>
+          <w:bCs/>
+        </w:rPr>
+      </w:pPr>
+      <w:r>
+        <w:rPr>
+          <w:b/>
+          <w:bCs/>
+        </w:rPr>
+        <w:t xml:space="preserve">Soft </w:t>
+      </w:r>
+      <w:r>
+        <w:rPr>
+          <w:b/>
+          <w:bCs/>
+        </w:rPr>
+        <w:t>Assertions</w:t>
+      </w:r>
+    </w:p>
+    <w:p>
+      <w:pPr>
+        <w:pStyle w:val="ListParagraph"/>
+        <w:numPr>
+          <w:ilvl w:val="0"/>
+          <w:numId w:val="88"/>
+        </w:numPr>
+      </w:pPr>
+      <w:r>
+        <w:t xml:space="preserve">When Assertions gets failed then rest of the test execution </w:t>
+      </w:r>
+      <w:r>
+        <w:t xml:space="preserve">still continues to </w:t>
+      </w:r>
+      <w:r>
+        <w:t>execute</w:t>
+      </w:r>
+    </w:p>
+    <w:p>
+      <w:pPr>
+        <w:pStyle w:val="ListParagraph"/>
+        <w:numPr>
+          <w:ilvl w:val="1"/>
+          <w:numId w:val="88"/>
+        </w:numPr>
+        <w:rPr>
+          <w:color w:val="E97132" w:themeColor="accent2"/>
+        </w:rPr>
+      </w:pPr>
+      <w:r>
+        <w:rPr>
+          <w:color w:val="E97132" w:themeColor="accent2"/>
+        </w:rPr>
+        <w:t>Example</w:t>
+      </w:r>
+    </w:p>
+    <w:p>
+      <w:pPr>
+        <w:pStyle w:val="ListParagraph"/>
+        <w:numPr>
+          <w:ilvl w:val="2"/>
+          <w:numId w:val="88"/>
+        </w:numPr>
+        <w:rPr>
+          <w:color w:val="E97132" w:themeColor="accent2"/>
+        </w:rPr>
+      </w:pPr>
+      <w:r>
+        <w:rPr>
+          <w:color w:val="E97132" w:themeColor="accent2"/>
+        </w:rPr>
+        <w:t xml:space="preserve">// await </w:t>
+      </w:r>
+      <w:r>
+        <w:rPr>
+          <w:color w:val="E97132" w:themeColor="accent2"/>
+        </w:rPr>
+        <w:t>expect</w:t>
+      </w:r>
+      <w:r>
+        <w:t>.soft</w:t>
+      </w:r>
+      <w:r>
+        <w:rPr>
+          <w:color w:val="E97132" w:themeColor="accent2"/>
+        </w:rPr>
+        <w:t>(locator)</w:t>
+      </w:r>
+      <w:r>
+        <w:rPr>
+          <w:color w:val="E97132" w:themeColor="accent2"/>
+        </w:rPr>
+        <w:t>.not</w:t>
+      </w:r>
+      <w:r>
+        <w:rPr>
+          <w:color w:val="E97132" w:themeColor="accent2"/>
+        </w:rPr>
+        <w:t>.toBeVisible()</w:t>
+      </w:r>
+    </w:p>
+    <w:p>
+      <w:pPr>
+        <w:rPr>
+          <w:color w:val="E97132" w:themeColor="accent2"/>
+        </w:rPr>
+      </w:pPr>
+    </w:p>
+    <w:p>
+      <w:pPr>
+        <w:rPr>
+          <w:color w:val="E97132" w:themeColor="accent2"/>
+        </w:rPr>
+      </w:pPr>
+    </w:p>
+    <w:p>
+      <w:pPr>
+        <w:rPr>
+          <w:color w:val="E97132" w:themeColor="accent2"/>
+        </w:rPr>
+      </w:pPr>
+    </w:p>
+    <w:p>
+      <w:pPr>
+        <w:rPr>
+          <w:b/>
+          <w:bCs/>
+        </w:rPr>
+      </w:pPr>
+      <w:r>
+        <w:rPr>
+          <w:b/>
+          <w:bCs/>
+        </w:rPr>
+        <w:lastRenderedPageBreak/>
+        <w:t>Codegen (Test Generator)</w:t>
+      </w:r>
+    </w:p>
+    <w:p>
+      <w:pPr>
+        <w:pStyle w:val="ListParagraph"/>
+        <w:numPr>
+          <w:ilvl w:val="0"/>
+          <w:numId w:val="88"/>
+        </w:numPr>
+      </w:pPr>
+      <w:r>
+        <w:t xml:space="preserve">Playwright comes with the ability to generate tests for you as you perform actions in the browser and is a great way to quickly get started with testing. </w:t>
+      </w:r>
+    </w:p>
+    <w:p>
+      <w:pPr>
+        <w:pStyle w:val="ListParagraph"/>
+        <w:numPr>
+          <w:ilvl w:val="0"/>
+          <w:numId w:val="88"/>
+        </w:numPr>
+      </w:pPr>
+      <w:r>
+        <w:t xml:space="preserve">Playwright will look at your page and figure out the best locator, prioritizing role, text and test id locators. </w:t>
+      </w:r>
+    </w:p>
+    <w:p>
+      <w:pPr>
+        <w:pStyle w:val="ListParagraph"/>
+        <w:numPr>
+          <w:ilvl w:val="0"/>
+          <w:numId w:val="88"/>
+        </w:numPr>
+      </w:pPr>
+      <w:r>
+        <w:t>If the generator finds multiple elements matching the locator, it will improve the locator to make it resilient that uniquely identify the target element.</w:t>
+      </w:r>
+    </w:p>
+    <w:p>
+      <w:pPr>
+        <w:rPr>
+          <w:b/>
+          <w:bCs/>
+        </w:rPr>
+      </w:pPr>
+      <w:r>
+        <w:rPr>
+          <w:b/>
+          <w:bCs/>
+        </w:rPr>
+        <w:t>How to use?</w:t>
+      </w:r>
+    </w:p>
+    <w:p>
+      <w:pPr>
+        <w:pStyle w:val="ListParagraph"/>
+        <w:numPr>
+          <w:ilvl w:val="0"/>
+          <w:numId w:val="89"/>
+        </w:numPr>
+      </w:pPr>
+      <w:r>
+        <w:t>To generate the test using codegen</w:t>
+      </w:r>
+    </w:p>
+    <w:p>
+      <w:pPr>
+        <w:pStyle w:val="ListParagraph"/>
+        <w:numPr>
+          <w:ilvl w:val="1"/>
+          <w:numId w:val="89"/>
+        </w:numPr>
+        <w:rPr>
+          <w:color w:val="E97132" w:themeColor="accent2"/>
+        </w:rPr>
+      </w:pPr>
+      <w:r>
+        <w:t xml:space="preserve">Syntax: </w:t>
+      </w:r>
+      <w:r>
+        <w:rPr>
+          <w:color w:val="E97132" w:themeColor="accent2"/>
+        </w:rPr>
+        <w:t>npx playwright codegen</w:t>
+      </w:r>
+    </w:p>
+    <w:p>
+      <w:pPr>
+        <w:pStyle w:val="ListParagraph"/>
+        <w:numPr>
+          <w:ilvl w:val="0"/>
+          <w:numId w:val="89"/>
+        </w:numPr>
+      </w:pPr>
+      <w:r>
+        <w:t>To generate the test using codegen</w:t>
+      </w:r>
+      <w:r>
+        <w:t xml:space="preserve"> and save to your file</w:t>
+      </w:r>
+    </w:p>
+    <w:p>
+      <w:pPr>
+        <w:pStyle w:val="ListParagraph"/>
+        <w:numPr>
+          <w:ilvl w:val="1"/>
+          <w:numId w:val="89"/>
+        </w:numPr>
+      </w:pPr>
+      <w:r>
+        <w:t xml:space="preserve">Syntax: </w:t>
+      </w:r>
+      <w:r>
+        <w:rPr>
+          <w:color w:val="E97132" w:themeColor="accent2"/>
+        </w:rPr>
+        <w:t>npx playwright codegen</w:t>
+      </w:r>
+      <w:r>
+        <w:rPr>
+          <w:color w:val="E97132" w:themeColor="accent2"/>
+        </w:rPr>
+        <w:t xml:space="preserve"> -o &lt;filename&gt;</w:t>
+      </w:r>
+    </w:p>
+    <w:p>
+      <w:pPr>
+        <w:pStyle w:val="ListParagraph"/>
+        <w:numPr>
+          <w:ilvl w:val="0"/>
+          <w:numId w:val="89"/>
+        </w:numPr>
+      </w:pPr>
+      <w:r>
+        <w:t>To generate the test using codegen and save to your file</w:t>
+      </w:r>
+      <w:r>
+        <w:t xml:space="preserve"> in specific device</w:t>
+      </w:r>
+    </w:p>
+    <w:p>
+      <w:pPr>
+        <w:pStyle w:val="ListParagraph"/>
+        <w:numPr>
+          <w:ilvl w:val="1"/>
+          <w:numId w:val="89"/>
+        </w:numPr>
+      </w:pPr>
+      <w:r>
+        <w:t xml:space="preserve">Syntax: </w:t>
+      </w:r>
+      <w:r>
+        <w:rPr>
+          <w:color w:val="E97132" w:themeColor="accent2"/>
+        </w:rPr>
+        <w:t>npx playwright codegen -o &lt;filename&gt;</w:t>
+      </w:r>
+      <w:r>
+        <w:rPr>
+          <w:color w:val="E97132" w:themeColor="accent2"/>
+        </w:rPr>
+        <w:t xml:space="preserve"> --device “i</w:t>
+      </w:r>
+      <w:r>
+        <w:rPr>
+          <w:color w:val="E97132" w:themeColor="accent2"/>
+        </w:rPr>
+        <w:t>P</w:t>
+      </w:r>
+      <w:r>
+        <w:rPr>
+          <w:color w:val="E97132" w:themeColor="accent2"/>
+        </w:rPr>
+        <w:t>hone</w:t>
+      </w:r>
+      <w:r>
+        <w:rPr>
+          <w:color w:val="E97132" w:themeColor="accent2"/>
+        </w:rPr>
+        <w:t xml:space="preserve"> 15</w:t>
+      </w:r>
+      <w:r>
+        <w:rPr>
+          <w:color w:val="E97132" w:themeColor="accent2"/>
+        </w:rPr>
+        <w:t>”</w:t>
+      </w:r>
+    </w:p>
+    <w:p>
+      <w:pPr>
+        <w:pStyle w:val="ListParagraph"/>
+        <w:numPr>
+          <w:ilvl w:val="0"/>
+          <w:numId w:val="89"/>
+        </w:numPr>
+      </w:pPr>
+      <w:r>
+        <w:t>Addition feature</w:t>
+      </w:r>
+    </w:p>
+    <w:p>
+      <w:pPr>
+        <w:pStyle w:val="ListParagraph"/>
+        <w:numPr>
+          <w:ilvl w:val="1"/>
+          <w:numId w:val="89"/>
+        </w:numPr>
+      </w:pPr>
+      <w:r>
+        <w:t>Assert visibility</w:t>
+      </w:r>
+    </w:p>
+    <w:p>
+      <w:pPr>
+        <w:pStyle w:val="ListParagraph"/>
+        <w:numPr>
+          <w:ilvl w:val="1"/>
+          <w:numId w:val="89"/>
+        </w:numPr>
+      </w:pPr>
+      <w:r>
+        <w:t>Assert text</w:t>
+      </w:r>
+    </w:p>
+    <w:p>
+      <w:pPr>
+        <w:pStyle w:val="ListParagraph"/>
+        <w:numPr>
+          <w:ilvl w:val="1"/>
+          <w:numId w:val="89"/>
+        </w:numPr>
+      </w:pPr>
+      <w:r>
+        <w:t>Assert value</w:t>
+      </w:r>
+    </w:p>
+    <w:p>
+      <w:pPr>
+        <w:rPr>
+          <w:b/>
+          <w:bCs/>
+        </w:rPr>
+      </w:pPr>
+      <w:r>
+        <w:rPr>
+          <w:b/>
+          <w:bCs/>
+        </w:rPr>
+        <w:t>Viewport Size</w:t>
+      </w:r>
+    </w:p>
+    <w:p>
+      <w:pPr>
+        <w:pStyle w:val="ListParagraph"/>
+        <w:numPr>
+          <w:ilvl w:val="0"/>
+          <w:numId w:val="90"/>
+        </w:numPr>
+      </w:pPr>
+      <w:r>
+        <w:t>npx playwright test - -viewport-size “1080,720”</w:t>
+      </w:r>
+    </w:p>
+    <w:p>
+      <w:pPr>
+        <w:rPr>
+          <w:b/>
+          <w:bCs/>
+        </w:rPr>
+      </w:pPr>
+      <w:r>
+        <w:rPr>
+          <w:b/>
+          <w:bCs/>
+        </w:rPr>
+        <w:t>Debug Mode</w:t>
+      </w:r>
+    </w:p>
+    <w:p>
+      <w:pPr>
+        <w:pStyle w:val="ListParagraph"/>
+        <w:numPr>
+          <w:ilvl w:val="0"/>
+          <w:numId w:val="90"/>
+        </w:numPr>
+      </w:pPr>
+      <w:r>
+        <w:t>n</w:t>
+      </w:r>
+      <w:r>
+        <w:t>px playwright test -</w:t>
+      </w:r>
+      <w:r>
+        <w:t>-debug</w:t>
       </w:r>
     </w:p>
     <w:p/>
@@ -13316,6 +16936,118 @@
     </w:lvl>
   </w:abstractNum>
   <w:abstractNum w:abstractNumId="12" w15:restartNumberingAfterBreak="0">
+    <w:nsid w:val="09FD69A7"/>
+    <w:multiLevelType w:val="hybridMultilevel"/>
+    <w:tmpl w:val="F522C4D4"/>
+    <w:lvl w:ilvl="0" w:tplc="F5EE75AE">
+      <w:numFmt w:val="bullet"/>
+      <w:lvlText w:val="·"/>
+      <w:lvlJc w:val="left"/>
+      <w:pPr>
+        <w:ind w:left="720" w:hanging="360"/>
+      </w:pPr>
+      <w:rPr>
+        <w:rFonts w:ascii="Aptos" w:eastAsiaTheme="minorHAnsi" w:hAnsi="Aptos" w:cstheme="minorBidi" w:hint="default"/>
+      </w:rPr>
+    </w:lvl>
+    <w:lvl w:ilvl="1" w:tplc="40090003" w:tentative="1">
+      <w:start w:val="1"/>
+      <w:numFmt w:val="bullet"/>
+      <w:lvlText w:val="o"/>
+      <w:lvlJc w:val="left"/>
+      <w:pPr>
+        <w:ind w:left="1440" w:hanging="360"/>
+      </w:pPr>
+      <w:rPr>
+        <w:rFonts w:ascii="Courier New" w:hAnsi="Courier New" w:cs="Courier New" w:hint="default"/>
+      </w:rPr>
+    </w:lvl>
+    <w:lvl w:ilvl="2" w:tplc="40090005" w:tentative="1">
+      <w:start w:val="1"/>
+      <w:numFmt w:val="bullet"/>
+      <w:lvlText w:val=""/>
+      <w:lvlJc w:val="left"/>
+      <w:pPr>
+        <w:ind w:left="2160" w:hanging="360"/>
+      </w:pPr>
+      <w:rPr>
+        <w:rFonts w:ascii="Wingdings" w:hAnsi="Wingdings" w:hint="default"/>
+      </w:rPr>
+    </w:lvl>
+    <w:lvl w:ilvl="3" w:tplc="40090001" w:tentative="1">
+      <w:start w:val="1"/>
+      <w:numFmt w:val="bullet"/>
+      <w:lvlText w:val=""/>
+      <w:lvlJc w:val="left"/>
+      <w:pPr>
+        <w:ind w:left="2880" w:hanging="360"/>
+      </w:pPr>
+      <w:rPr>
+        <w:rFonts w:ascii="Symbol" w:hAnsi="Symbol" w:hint="default"/>
+      </w:rPr>
+    </w:lvl>
+    <w:lvl w:ilvl="4" w:tplc="40090003" w:tentative="1">
+      <w:start w:val="1"/>
+      <w:numFmt w:val="bullet"/>
+      <w:lvlText w:val="o"/>
+      <w:lvlJc w:val="left"/>
+      <w:pPr>
+        <w:ind w:left="3600" w:hanging="360"/>
+      </w:pPr>
+      <w:rPr>
+        <w:rFonts w:ascii="Courier New" w:hAnsi="Courier New" w:cs="Courier New" w:hint="default"/>
+      </w:rPr>
+    </w:lvl>
+    <w:lvl w:ilvl="5" w:tplc="40090005" w:tentative="1">
+      <w:start w:val="1"/>
+      <w:numFmt w:val="bullet"/>
+      <w:lvlText w:val=""/>
+      <w:lvlJc w:val="left"/>
+      <w:pPr>
+        <w:ind w:left="4320" w:hanging="360"/>
+      </w:pPr>
+      <w:rPr>
+        <w:rFonts w:ascii="Wingdings" w:hAnsi="Wingdings" w:hint="default"/>
+      </w:rPr>
+    </w:lvl>
+    <w:lvl w:ilvl="6" w:tplc="40090001" w:tentative="1">
+      <w:start w:val="1"/>
+      <w:numFmt w:val="bullet"/>
+      <w:lvlText w:val=""/>
+      <w:lvlJc w:val="left"/>
+      <w:pPr>
+        <w:ind w:left="5040" w:hanging="360"/>
+      </w:pPr>
+      <w:rPr>
+        <w:rFonts w:ascii="Symbol" w:hAnsi="Symbol" w:hint="default"/>
+      </w:rPr>
+    </w:lvl>
+    <w:lvl w:ilvl="7" w:tplc="40090003" w:tentative="1">
+      <w:start w:val="1"/>
+      <w:numFmt w:val="bullet"/>
+      <w:lvlText w:val="o"/>
+      <w:lvlJc w:val="left"/>
+      <w:pPr>
+        <w:ind w:left="5760" w:hanging="360"/>
+      </w:pPr>
+      <w:rPr>
+        <w:rFonts w:ascii="Courier New" w:hAnsi="Courier New" w:cs="Courier New" w:hint="default"/>
+      </w:rPr>
+    </w:lvl>
+    <w:lvl w:ilvl="8" w:tplc="40090005" w:tentative="1">
+      <w:start w:val="1"/>
+      <w:numFmt w:val="bullet"/>
+      <w:lvlText w:val=""/>
+      <w:lvlJc w:val="left"/>
+      <w:pPr>
+        <w:ind w:left="6480" w:hanging="360"/>
+      </w:pPr>
+      <w:rPr>
+        <w:rFonts w:ascii="Wingdings" w:hAnsi="Wingdings" w:hint="default"/>
+      </w:rPr>
+    </w:lvl>
+  </w:abstractNum>
+  <w:abstractNum w:abstractNumId="13" w15:restartNumberingAfterBreak="0">
     <w:nsid w:val="0A242F84"/>
     <w:multiLevelType w:val="multilevel"/>
     <w:tmpl w:val="8E8284F2"/>
@@ -13460,7 +17192,7 @@
       </w:rPr>
     </w:lvl>
   </w:abstractNum>
-  <w:abstractNum w:abstractNumId="13" w15:restartNumberingAfterBreak="0">
+  <w:abstractNum w:abstractNumId="14" w15:restartNumberingAfterBreak="0">
     <w:nsid w:val="0A3673B7"/>
     <w:multiLevelType w:val="multilevel"/>
     <w:tmpl w:val="8E8284F2"/>
@@ -13605,7 +17337,7 @@
       </w:rPr>
     </w:lvl>
   </w:abstractNum>
-  <w:abstractNum w:abstractNumId="14" w15:restartNumberingAfterBreak="0">
+  <w:abstractNum w:abstractNumId="15" w15:restartNumberingAfterBreak="0">
     <w:nsid w:val="0F3B6BEC"/>
     <w:multiLevelType w:val="hybridMultilevel"/>
     <w:tmpl w:val="13888BD8"/>
@@ -13718,7 +17450,7 @@
       </w:rPr>
     </w:lvl>
   </w:abstractNum>
-  <w:abstractNum w:abstractNumId="15" w15:restartNumberingAfterBreak="0">
+  <w:abstractNum w:abstractNumId="16" w15:restartNumberingAfterBreak="0">
     <w:nsid w:val="104854CF"/>
     <w:multiLevelType w:val="multilevel"/>
     <w:tmpl w:val="8E8284F2"/>
@@ -13863,7 +17595,7 @@
       </w:rPr>
     </w:lvl>
   </w:abstractNum>
-  <w:abstractNum w:abstractNumId="16" w15:restartNumberingAfterBreak="0">
+  <w:abstractNum w:abstractNumId="17" w15:restartNumberingAfterBreak="0">
     <w:nsid w:val="109D7F52"/>
     <w:multiLevelType w:val="hybridMultilevel"/>
     <w:tmpl w:val="5D1420DC"/>
@@ -13976,7 +17708,7 @@
       </w:rPr>
     </w:lvl>
   </w:abstractNum>
-  <w:abstractNum w:abstractNumId="17" w15:restartNumberingAfterBreak="0">
+  <w:abstractNum w:abstractNumId="18" w15:restartNumberingAfterBreak="0">
     <w:nsid w:val="11423C43"/>
     <w:multiLevelType w:val="multilevel"/>
     <w:tmpl w:val="8E8284F2"/>
@@ -14121,7 +17853,7 @@
       </w:rPr>
     </w:lvl>
   </w:abstractNum>
-  <w:abstractNum w:abstractNumId="18" w15:restartNumberingAfterBreak="0">
+  <w:abstractNum w:abstractNumId="19" w15:restartNumberingAfterBreak="0">
     <w:nsid w:val="12672307"/>
     <w:multiLevelType w:val="multilevel"/>
     <w:tmpl w:val="22BC0172"/>
@@ -14266,7 +17998,7 @@
       </w:rPr>
     </w:lvl>
   </w:abstractNum>
-  <w:abstractNum w:abstractNumId="19" w15:restartNumberingAfterBreak="0">
+  <w:abstractNum w:abstractNumId="20" w15:restartNumberingAfterBreak="0">
     <w:nsid w:val="139B497C"/>
     <w:multiLevelType w:val="hybridMultilevel"/>
     <w:tmpl w:val="00643C2A"/>
@@ -14379,7 +18111,7 @@
       </w:rPr>
     </w:lvl>
   </w:abstractNum>
-  <w:abstractNum w:abstractNumId="20" w15:restartNumberingAfterBreak="0">
+  <w:abstractNum w:abstractNumId="21" w15:restartNumberingAfterBreak="0">
     <w:nsid w:val="14DF5C25"/>
     <w:multiLevelType w:val="multilevel"/>
     <w:tmpl w:val="EB70B244"/>
@@ -14524,7 +18256,7 @@
       </w:rPr>
     </w:lvl>
   </w:abstractNum>
-  <w:abstractNum w:abstractNumId="21" w15:restartNumberingAfterBreak="0">
+  <w:abstractNum w:abstractNumId="22" w15:restartNumberingAfterBreak="0">
     <w:nsid w:val="14FC3399"/>
     <w:multiLevelType w:val="multilevel"/>
     <w:tmpl w:val="2362F012"/>
@@ -14669,7 +18401,7 @@
       </w:rPr>
     </w:lvl>
   </w:abstractNum>
-  <w:abstractNum w:abstractNumId="22" w15:restartNumberingAfterBreak="0">
+  <w:abstractNum w:abstractNumId="23" w15:restartNumberingAfterBreak="0">
     <w:nsid w:val="16BA2575"/>
     <w:multiLevelType w:val="multilevel"/>
     <w:tmpl w:val="8E8284F2"/>
@@ -14814,7 +18546,7 @@
       </w:rPr>
     </w:lvl>
   </w:abstractNum>
-  <w:abstractNum w:abstractNumId="23" w15:restartNumberingAfterBreak="0">
+  <w:abstractNum w:abstractNumId="24" w15:restartNumberingAfterBreak="0">
     <w:nsid w:val="16C67169"/>
     <w:multiLevelType w:val="hybridMultilevel"/>
     <w:tmpl w:val="A40A9336"/>
@@ -14900,7 +18632,7 @@
       </w:pPr>
     </w:lvl>
   </w:abstractNum>
-  <w:abstractNum w:abstractNumId="24" w15:restartNumberingAfterBreak="0">
+  <w:abstractNum w:abstractNumId="25" w15:restartNumberingAfterBreak="0">
     <w:nsid w:val="170134AC"/>
     <w:multiLevelType w:val="multilevel"/>
     <w:tmpl w:val="8E8284F2"/>
@@ -15045,7 +18777,120 @@
       </w:rPr>
     </w:lvl>
   </w:abstractNum>
-  <w:abstractNum w:abstractNumId="25" w15:restartNumberingAfterBreak="0">
+  <w:abstractNum w:abstractNumId="26" w15:restartNumberingAfterBreak="0">
+    <w:nsid w:val="182C1843"/>
+    <w:multiLevelType w:val="hybridMultilevel"/>
+    <w:tmpl w:val="092078B8"/>
+    <w:lvl w:ilvl="0" w:tplc="40090001">
+      <w:start w:val="1"/>
+      <w:numFmt w:val="bullet"/>
+      <w:lvlText w:val=""/>
+      <w:lvlJc w:val="left"/>
+      <w:pPr>
+        <w:ind w:left="720" w:hanging="360"/>
+      </w:pPr>
+      <w:rPr>
+        <w:rFonts w:ascii="Symbol" w:hAnsi="Symbol" w:hint="default"/>
+      </w:rPr>
+    </w:lvl>
+    <w:lvl w:ilvl="1" w:tplc="40090003">
+      <w:start w:val="1"/>
+      <w:numFmt w:val="bullet"/>
+      <w:lvlText w:val="o"/>
+      <w:lvlJc w:val="left"/>
+      <w:pPr>
+        <w:ind w:left="1440" w:hanging="360"/>
+      </w:pPr>
+      <w:rPr>
+        <w:rFonts w:ascii="Courier New" w:hAnsi="Courier New" w:cs="Courier New" w:hint="default"/>
+      </w:rPr>
+    </w:lvl>
+    <w:lvl w:ilvl="2" w:tplc="40090005">
+      <w:start w:val="1"/>
+      <w:numFmt w:val="bullet"/>
+      <w:lvlText w:val=""/>
+      <w:lvlJc w:val="left"/>
+      <w:pPr>
+        <w:ind w:left="2160" w:hanging="360"/>
+      </w:pPr>
+      <w:rPr>
+        <w:rFonts w:ascii="Wingdings" w:hAnsi="Wingdings" w:hint="default"/>
+      </w:rPr>
+    </w:lvl>
+    <w:lvl w:ilvl="3" w:tplc="40090001" w:tentative="1">
+      <w:start w:val="1"/>
+      <w:numFmt w:val="bullet"/>
+      <w:lvlText w:val=""/>
+      <w:lvlJc w:val="left"/>
+      <w:pPr>
+        <w:ind w:left="2880" w:hanging="360"/>
+      </w:pPr>
+      <w:rPr>
+        <w:rFonts w:ascii="Symbol" w:hAnsi="Symbol" w:hint="default"/>
+      </w:rPr>
+    </w:lvl>
+    <w:lvl w:ilvl="4" w:tplc="40090003" w:tentative="1">
+      <w:start w:val="1"/>
+      <w:numFmt w:val="bullet"/>
+      <w:lvlText w:val="o"/>
+      <w:lvlJc w:val="left"/>
+      <w:pPr>
+        <w:ind w:left="3600" w:hanging="360"/>
+      </w:pPr>
+      <w:rPr>
+        <w:rFonts w:ascii="Courier New" w:hAnsi="Courier New" w:cs="Courier New" w:hint="default"/>
+      </w:rPr>
+    </w:lvl>
+    <w:lvl w:ilvl="5" w:tplc="40090005" w:tentative="1">
+      <w:start w:val="1"/>
+      <w:numFmt w:val="bullet"/>
+      <w:lvlText w:val=""/>
+      <w:lvlJc w:val="left"/>
+      <w:pPr>
+        <w:ind w:left="4320" w:hanging="360"/>
+      </w:pPr>
+      <w:rPr>
+        <w:rFonts w:ascii="Wingdings" w:hAnsi="Wingdings" w:hint="default"/>
+      </w:rPr>
+    </w:lvl>
+    <w:lvl w:ilvl="6" w:tplc="40090001" w:tentative="1">
+      <w:start w:val="1"/>
+      <w:numFmt w:val="bullet"/>
+      <w:lvlText w:val=""/>
+      <w:lvlJc w:val="left"/>
+      <w:pPr>
+        <w:ind w:left="5040" w:hanging="360"/>
+      </w:pPr>
+      <w:rPr>
+        <w:rFonts w:ascii="Symbol" w:hAnsi="Symbol" w:hint="default"/>
+      </w:rPr>
+    </w:lvl>
+    <w:lvl w:ilvl="7" w:tplc="40090003" w:tentative="1">
+      <w:start w:val="1"/>
+      <w:numFmt w:val="bullet"/>
+      <w:lvlText w:val="o"/>
+      <w:lvlJc w:val="left"/>
+      <w:pPr>
+        <w:ind w:left="5760" w:hanging="360"/>
+      </w:pPr>
+      <w:rPr>
+        <w:rFonts w:ascii="Courier New" w:hAnsi="Courier New" w:cs="Courier New" w:hint="default"/>
+      </w:rPr>
+    </w:lvl>
+    <w:lvl w:ilvl="8" w:tplc="40090005" w:tentative="1">
+      <w:start w:val="1"/>
+      <w:numFmt w:val="bullet"/>
+      <w:lvlText w:val=""/>
+      <w:lvlJc w:val="left"/>
+      <w:pPr>
+        <w:ind w:left="6480" w:hanging="360"/>
+      </w:pPr>
+      <w:rPr>
+        <w:rFonts w:ascii="Wingdings" w:hAnsi="Wingdings" w:hint="default"/>
+      </w:rPr>
+    </w:lvl>
+  </w:abstractNum>
+  <w:abstractNum w:abstractNumId="27" w15:restartNumberingAfterBreak="0">
     <w:nsid w:val="185B0E37"/>
     <w:multiLevelType w:val="multilevel"/>
     <w:tmpl w:val="22BC0172"/>
@@ -15190,7 +19035,7 @@
       </w:rPr>
     </w:lvl>
   </w:abstractNum>
-  <w:abstractNum w:abstractNumId="26" w15:restartNumberingAfterBreak="0">
+  <w:abstractNum w:abstractNumId="28" w15:restartNumberingAfterBreak="0">
     <w:nsid w:val="18F64BC4"/>
     <w:multiLevelType w:val="multilevel"/>
     <w:tmpl w:val="2362F012"/>
@@ -15335,7 +19180,7 @@
       </w:rPr>
     </w:lvl>
   </w:abstractNum>
-  <w:abstractNum w:abstractNumId="27" w15:restartNumberingAfterBreak="0">
+  <w:abstractNum w:abstractNumId="29" w15:restartNumberingAfterBreak="0">
     <w:nsid w:val="192F5185"/>
     <w:multiLevelType w:val="multilevel"/>
     <w:tmpl w:val="8E8284F2"/>
@@ -15480,7 +19325,7 @@
       </w:rPr>
     </w:lvl>
   </w:abstractNum>
-  <w:abstractNum w:abstractNumId="28" w15:restartNumberingAfterBreak="0">
+  <w:abstractNum w:abstractNumId="30" w15:restartNumberingAfterBreak="0">
     <w:nsid w:val="1B3857DF"/>
     <w:multiLevelType w:val="multilevel"/>
     <w:tmpl w:val="8E8284F2"/>
@@ -15625,7 +19470,7 @@
       </w:rPr>
     </w:lvl>
   </w:abstractNum>
-  <w:abstractNum w:abstractNumId="29" w15:restartNumberingAfterBreak="0">
+  <w:abstractNum w:abstractNumId="31" w15:restartNumberingAfterBreak="0">
     <w:nsid w:val="1E6F3FE5"/>
     <w:multiLevelType w:val="hybridMultilevel"/>
     <w:tmpl w:val="CA64EB5E"/>
@@ -15738,7 +19583,7 @@
       </w:rPr>
     </w:lvl>
   </w:abstractNum>
-  <w:abstractNum w:abstractNumId="30" w15:restartNumberingAfterBreak="0">
+  <w:abstractNum w:abstractNumId="32" w15:restartNumberingAfterBreak="0">
     <w:nsid w:val="23582C3F"/>
     <w:multiLevelType w:val="multilevel"/>
     <w:tmpl w:val="22BC0172"/>
@@ -15883,7 +19728,7 @@
       </w:rPr>
     </w:lvl>
   </w:abstractNum>
-  <w:abstractNum w:abstractNumId="31" w15:restartNumberingAfterBreak="0">
+  <w:abstractNum w:abstractNumId="33" w15:restartNumberingAfterBreak="0">
     <w:nsid w:val="257E0ED4"/>
     <w:multiLevelType w:val="hybridMultilevel"/>
     <w:tmpl w:val="3A448F7E"/>
@@ -15996,7 +19841,7 @@
       </w:rPr>
     </w:lvl>
   </w:abstractNum>
-  <w:abstractNum w:abstractNumId="32" w15:restartNumberingAfterBreak="0">
+  <w:abstractNum w:abstractNumId="34" w15:restartNumberingAfterBreak="0">
     <w:nsid w:val="268F6532"/>
     <w:multiLevelType w:val="hybridMultilevel"/>
     <w:tmpl w:val="07663E7A"/>
@@ -16085,7 +19930,120 @@
       </w:pPr>
     </w:lvl>
   </w:abstractNum>
-  <w:abstractNum w:abstractNumId="33" w15:restartNumberingAfterBreak="0">
+  <w:abstractNum w:abstractNumId="35" w15:restartNumberingAfterBreak="0">
+    <w:nsid w:val="27495433"/>
+    <w:multiLevelType w:val="hybridMultilevel"/>
+    <w:tmpl w:val="EEA02B62"/>
+    <w:lvl w:ilvl="0" w:tplc="40090001">
+      <w:start w:val="1"/>
+      <w:numFmt w:val="bullet"/>
+      <w:lvlText w:val=""/>
+      <w:lvlJc w:val="left"/>
+      <w:pPr>
+        <w:ind w:left="720" w:hanging="360"/>
+      </w:pPr>
+      <w:rPr>
+        <w:rFonts w:ascii="Symbol" w:hAnsi="Symbol" w:hint="default"/>
+      </w:rPr>
+    </w:lvl>
+    <w:lvl w:ilvl="1" w:tplc="40090003" w:tentative="1">
+      <w:start w:val="1"/>
+      <w:numFmt w:val="bullet"/>
+      <w:lvlText w:val="o"/>
+      <w:lvlJc w:val="left"/>
+      <w:pPr>
+        <w:ind w:left="1440" w:hanging="360"/>
+      </w:pPr>
+      <w:rPr>
+        <w:rFonts w:ascii="Courier New" w:hAnsi="Courier New" w:cs="Courier New" w:hint="default"/>
+      </w:rPr>
+    </w:lvl>
+    <w:lvl w:ilvl="2" w:tplc="40090005" w:tentative="1">
+      <w:start w:val="1"/>
+      <w:numFmt w:val="bullet"/>
+      <w:lvlText w:val=""/>
+      <w:lvlJc w:val="left"/>
+      <w:pPr>
+        <w:ind w:left="2160" w:hanging="360"/>
+      </w:pPr>
+      <w:rPr>
+        <w:rFonts w:ascii="Wingdings" w:hAnsi="Wingdings" w:hint="default"/>
+      </w:rPr>
+    </w:lvl>
+    <w:lvl w:ilvl="3" w:tplc="40090001" w:tentative="1">
+      <w:start w:val="1"/>
+      <w:numFmt w:val="bullet"/>
+      <w:lvlText w:val=""/>
+      <w:lvlJc w:val="left"/>
+      <w:pPr>
+        <w:ind w:left="2880" w:hanging="360"/>
+      </w:pPr>
+      <w:rPr>
+        <w:rFonts w:ascii="Symbol" w:hAnsi="Symbol" w:hint="default"/>
+      </w:rPr>
+    </w:lvl>
+    <w:lvl w:ilvl="4" w:tplc="40090003" w:tentative="1">
+      <w:start w:val="1"/>
+      <w:numFmt w:val="bullet"/>
+      <w:lvlText w:val="o"/>
+      <w:lvlJc w:val="left"/>
+      <w:pPr>
+        <w:ind w:left="3600" w:hanging="360"/>
+      </w:pPr>
+      <w:rPr>
+        <w:rFonts w:ascii="Courier New" w:hAnsi="Courier New" w:cs="Courier New" w:hint="default"/>
+      </w:rPr>
+    </w:lvl>
+    <w:lvl w:ilvl="5" w:tplc="40090005" w:tentative="1">
+      <w:start w:val="1"/>
+      <w:numFmt w:val="bullet"/>
+      <w:lvlText w:val=""/>
+      <w:lvlJc w:val="left"/>
+      <w:pPr>
+        <w:ind w:left="4320" w:hanging="360"/>
+      </w:pPr>
+      <w:rPr>
+        <w:rFonts w:ascii="Wingdings" w:hAnsi="Wingdings" w:hint="default"/>
+      </w:rPr>
+    </w:lvl>
+    <w:lvl w:ilvl="6" w:tplc="40090001" w:tentative="1">
+      <w:start w:val="1"/>
+      <w:numFmt w:val="bullet"/>
+      <w:lvlText w:val=""/>
+      <w:lvlJc w:val="left"/>
+      <w:pPr>
+        <w:ind w:left="5040" w:hanging="360"/>
+      </w:pPr>
+      <w:rPr>
+        <w:rFonts w:ascii="Symbol" w:hAnsi="Symbol" w:hint="default"/>
+      </w:rPr>
+    </w:lvl>
+    <w:lvl w:ilvl="7" w:tplc="40090003" w:tentative="1">
+      <w:start w:val="1"/>
+      <w:numFmt w:val="bullet"/>
+      <w:lvlText w:val="o"/>
+      <w:lvlJc w:val="left"/>
+      <w:pPr>
+        <w:ind w:left="5760" w:hanging="360"/>
+      </w:pPr>
+      <w:rPr>
+        <w:rFonts w:ascii="Courier New" w:hAnsi="Courier New" w:cs="Courier New" w:hint="default"/>
+      </w:rPr>
+    </w:lvl>
+    <w:lvl w:ilvl="8" w:tplc="40090005" w:tentative="1">
+      <w:start w:val="1"/>
+      <w:numFmt w:val="bullet"/>
+      <w:lvlText w:val=""/>
+      <w:lvlJc w:val="left"/>
+      <w:pPr>
+        <w:ind w:left="6480" w:hanging="360"/>
+      </w:pPr>
+      <w:rPr>
+        <w:rFonts w:ascii="Wingdings" w:hAnsi="Wingdings" w:hint="default"/>
+      </w:rPr>
+    </w:lvl>
+  </w:abstractNum>
+  <w:abstractNum w:abstractNumId="36" w15:restartNumberingAfterBreak="0">
     <w:nsid w:val="2A4437E9"/>
     <w:multiLevelType w:val="hybridMultilevel"/>
     <w:tmpl w:val="4F4ECCBA"/>
@@ -16198,7 +20156,7 @@
       </w:rPr>
     </w:lvl>
   </w:abstractNum>
-  <w:abstractNum w:abstractNumId="34" w15:restartNumberingAfterBreak="0">
+  <w:abstractNum w:abstractNumId="37" w15:restartNumberingAfterBreak="0">
     <w:nsid w:val="2A7A511A"/>
     <w:multiLevelType w:val="hybridMultilevel"/>
     <w:tmpl w:val="0E960E4C"/>
@@ -16311,7 +20269,7 @@
       </w:rPr>
     </w:lvl>
   </w:abstractNum>
-  <w:abstractNum w:abstractNumId="35" w15:restartNumberingAfterBreak="0">
+  <w:abstractNum w:abstractNumId="38" w15:restartNumberingAfterBreak="0">
     <w:nsid w:val="312E73C6"/>
     <w:multiLevelType w:val="multilevel"/>
     <w:tmpl w:val="22BC0172"/>
@@ -16456,7 +20414,7 @@
       </w:rPr>
     </w:lvl>
   </w:abstractNum>
-  <w:abstractNum w:abstractNumId="36" w15:restartNumberingAfterBreak="0">
+  <w:abstractNum w:abstractNumId="39" w15:restartNumberingAfterBreak="0">
     <w:nsid w:val="32A21E8E"/>
     <w:multiLevelType w:val="multilevel"/>
     <w:tmpl w:val="22BC0172"/>
@@ -16601,7 +20559,7 @@
       </w:rPr>
     </w:lvl>
   </w:abstractNum>
-  <w:abstractNum w:abstractNumId="37" w15:restartNumberingAfterBreak="0">
+  <w:abstractNum w:abstractNumId="40" w15:restartNumberingAfterBreak="0">
     <w:nsid w:val="362A2264"/>
     <w:multiLevelType w:val="multilevel"/>
     <w:tmpl w:val="22BC0172"/>
@@ -16746,7 +20704,7 @@
       </w:rPr>
     </w:lvl>
   </w:abstractNum>
-  <w:abstractNum w:abstractNumId="38" w15:restartNumberingAfterBreak="0">
+  <w:abstractNum w:abstractNumId="41" w15:restartNumberingAfterBreak="0">
     <w:nsid w:val="36495DF1"/>
     <w:multiLevelType w:val="multilevel"/>
     <w:tmpl w:val="8E8284F2"/>
@@ -16891,7 +20849,7 @@
       </w:rPr>
     </w:lvl>
   </w:abstractNum>
-  <w:abstractNum w:abstractNumId="39" w15:restartNumberingAfterBreak="0">
+  <w:abstractNum w:abstractNumId="42" w15:restartNumberingAfterBreak="0">
     <w:nsid w:val="36AE64C9"/>
     <w:multiLevelType w:val="hybridMultilevel"/>
     <w:tmpl w:val="0EA42C5E"/>
@@ -17001,7 +20959,7 @@
       </w:rPr>
     </w:lvl>
   </w:abstractNum>
-  <w:abstractNum w:abstractNumId="40" w15:restartNumberingAfterBreak="0">
+  <w:abstractNum w:abstractNumId="43" w15:restartNumberingAfterBreak="0">
     <w:nsid w:val="391358F7"/>
     <w:multiLevelType w:val="hybridMultilevel"/>
     <w:tmpl w:val="8E40AE7A"/>
@@ -17114,7 +21072,7 @@
       </w:rPr>
     </w:lvl>
   </w:abstractNum>
-  <w:abstractNum w:abstractNumId="41" w15:restartNumberingAfterBreak="0">
+  <w:abstractNum w:abstractNumId="44" w15:restartNumberingAfterBreak="0">
     <w:nsid w:val="3ADC44B9"/>
     <w:multiLevelType w:val="hybridMultilevel"/>
     <w:tmpl w:val="42BA339A"/>
@@ -17227,7 +21185,7 @@
       </w:rPr>
     </w:lvl>
   </w:abstractNum>
-  <w:abstractNum w:abstractNumId="42" w15:restartNumberingAfterBreak="0">
+  <w:abstractNum w:abstractNumId="45" w15:restartNumberingAfterBreak="0">
     <w:nsid w:val="3B19637D"/>
     <w:multiLevelType w:val="multilevel"/>
     <w:tmpl w:val="D7EE6136"/>
@@ -17376,7 +21334,7 @@
       </w:rPr>
     </w:lvl>
   </w:abstractNum>
-  <w:abstractNum w:abstractNumId="43" w15:restartNumberingAfterBreak="0">
+  <w:abstractNum w:abstractNumId="46" w15:restartNumberingAfterBreak="0">
     <w:nsid w:val="3DDC7138"/>
     <w:multiLevelType w:val="multilevel"/>
     <w:tmpl w:val="88E0599C"/>
@@ -17525,7 +21483,120 @@
       </w:rPr>
     </w:lvl>
   </w:abstractNum>
-  <w:abstractNum w:abstractNumId="44" w15:restartNumberingAfterBreak="0">
+  <w:abstractNum w:abstractNumId="47" w15:restartNumberingAfterBreak="0">
+    <w:nsid w:val="3FA265CD"/>
+    <w:multiLevelType w:val="hybridMultilevel"/>
+    <w:tmpl w:val="926CADDA"/>
+    <w:lvl w:ilvl="0" w:tplc="40090001">
+      <w:start w:val="1"/>
+      <w:numFmt w:val="bullet"/>
+      <w:lvlText w:val=""/>
+      <w:lvlJc w:val="left"/>
+      <w:pPr>
+        <w:ind w:left="720" w:hanging="360"/>
+      </w:pPr>
+      <w:rPr>
+        <w:rFonts w:ascii="Symbol" w:hAnsi="Symbol" w:hint="default"/>
+      </w:rPr>
+    </w:lvl>
+    <w:lvl w:ilvl="1" w:tplc="40090003" w:tentative="1">
+      <w:start w:val="1"/>
+      <w:numFmt w:val="bullet"/>
+      <w:lvlText w:val="o"/>
+      <w:lvlJc w:val="left"/>
+      <w:pPr>
+        <w:ind w:left="1440" w:hanging="360"/>
+      </w:pPr>
+      <w:rPr>
+        <w:rFonts w:ascii="Courier New" w:hAnsi="Courier New" w:cs="Courier New" w:hint="default"/>
+      </w:rPr>
+    </w:lvl>
+    <w:lvl w:ilvl="2" w:tplc="40090005" w:tentative="1">
+      <w:start w:val="1"/>
+      <w:numFmt w:val="bullet"/>
+      <w:lvlText w:val=""/>
+      <w:lvlJc w:val="left"/>
+      <w:pPr>
+        <w:ind w:left="2160" w:hanging="360"/>
+      </w:pPr>
+      <w:rPr>
+        <w:rFonts w:ascii="Wingdings" w:hAnsi="Wingdings" w:hint="default"/>
+      </w:rPr>
+    </w:lvl>
+    <w:lvl w:ilvl="3" w:tplc="40090001" w:tentative="1">
+      <w:start w:val="1"/>
+      <w:numFmt w:val="bullet"/>
+      <w:lvlText w:val=""/>
+      <w:lvlJc w:val="left"/>
+      <w:pPr>
+        <w:ind w:left="2880" w:hanging="360"/>
+      </w:pPr>
+      <w:rPr>
+        <w:rFonts w:ascii="Symbol" w:hAnsi="Symbol" w:hint="default"/>
+      </w:rPr>
+    </w:lvl>
+    <w:lvl w:ilvl="4" w:tplc="40090003" w:tentative="1">
+      <w:start w:val="1"/>
+      <w:numFmt w:val="bullet"/>
+      <w:lvlText w:val="o"/>
+      <w:lvlJc w:val="left"/>
+      <w:pPr>
+        <w:ind w:left="3600" w:hanging="360"/>
+      </w:pPr>
+      <w:rPr>
+        <w:rFonts w:ascii="Courier New" w:hAnsi="Courier New" w:cs="Courier New" w:hint="default"/>
+      </w:rPr>
+    </w:lvl>
+    <w:lvl w:ilvl="5" w:tplc="40090005" w:tentative="1">
+      <w:start w:val="1"/>
+      <w:numFmt w:val="bullet"/>
+      <w:lvlText w:val=""/>
+      <w:lvlJc w:val="left"/>
+      <w:pPr>
+        <w:ind w:left="4320" w:hanging="360"/>
+      </w:pPr>
+      <w:rPr>
+        <w:rFonts w:ascii="Wingdings" w:hAnsi="Wingdings" w:hint="default"/>
+      </w:rPr>
+    </w:lvl>
+    <w:lvl w:ilvl="6" w:tplc="40090001" w:tentative="1">
+      <w:start w:val="1"/>
+      <w:numFmt w:val="bullet"/>
+      <w:lvlText w:val=""/>
+      <w:lvlJc w:val="left"/>
+      <w:pPr>
+        <w:ind w:left="5040" w:hanging="360"/>
+      </w:pPr>
+      <w:rPr>
+        <w:rFonts w:ascii="Symbol" w:hAnsi="Symbol" w:hint="default"/>
+      </w:rPr>
+    </w:lvl>
+    <w:lvl w:ilvl="7" w:tplc="40090003" w:tentative="1">
+      <w:start w:val="1"/>
+      <w:numFmt w:val="bullet"/>
+      <w:lvlText w:val="o"/>
+      <w:lvlJc w:val="left"/>
+      <w:pPr>
+        <w:ind w:left="5760" w:hanging="360"/>
+      </w:pPr>
+      <w:rPr>
+        <w:rFonts w:ascii="Courier New" w:hAnsi="Courier New" w:cs="Courier New" w:hint="default"/>
+      </w:rPr>
+    </w:lvl>
+    <w:lvl w:ilvl="8" w:tplc="40090005" w:tentative="1">
+      <w:start w:val="1"/>
+      <w:numFmt w:val="bullet"/>
+      <w:lvlText w:val=""/>
+      <w:lvlJc w:val="left"/>
+      <w:pPr>
+        <w:ind w:left="6480" w:hanging="360"/>
+      </w:pPr>
+      <w:rPr>
+        <w:rFonts w:ascii="Wingdings" w:hAnsi="Wingdings" w:hint="default"/>
+      </w:rPr>
+    </w:lvl>
+  </w:abstractNum>
+  <w:abstractNum w:abstractNumId="48" w15:restartNumberingAfterBreak="0">
     <w:nsid w:val="3FA31965"/>
     <w:multiLevelType w:val="hybridMultilevel"/>
     <w:tmpl w:val="BA12E3D0"/>
@@ -17638,7 +21709,7 @@
       </w:rPr>
     </w:lvl>
   </w:abstractNum>
-  <w:abstractNum w:abstractNumId="45" w15:restartNumberingAfterBreak="0">
+  <w:abstractNum w:abstractNumId="49" w15:restartNumberingAfterBreak="0">
     <w:nsid w:val="425D2664"/>
     <w:multiLevelType w:val="hybridMultilevel"/>
     <w:tmpl w:val="658C4878"/>
@@ -17751,7 +21822,152 @@
       </w:rPr>
     </w:lvl>
   </w:abstractNum>
-  <w:abstractNum w:abstractNumId="46" w15:restartNumberingAfterBreak="0">
+  <w:abstractNum w:abstractNumId="50" w15:restartNumberingAfterBreak="0">
+    <w:nsid w:val="42F14A9D"/>
+    <w:multiLevelType w:val="multilevel"/>
+    <w:tmpl w:val="22BC0172"/>
+    <w:lvl w:ilvl="0">
+      <w:start w:val="1"/>
+      <w:numFmt w:val="decimal"/>
+      <w:lvlText w:val="%1."/>
+      <w:lvlJc w:val="left"/>
+      <w:pPr>
+        <w:tabs>
+          <w:tab w:val="num" w:pos="720"/>
+        </w:tabs>
+        <w:ind w:left="720" w:hanging="360"/>
+      </w:pPr>
+      <w:rPr>
+        <w:rFonts w:hint="default"/>
+        <w:sz w:val="20"/>
+      </w:rPr>
+    </w:lvl>
+    <w:lvl w:ilvl="1">
+      <w:start w:val="1"/>
+      <w:numFmt w:val="decimal"/>
+      <w:lvlText w:val="%2."/>
+      <w:lvlJc w:val="left"/>
+      <w:pPr>
+        <w:ind w:left="1440" w:hanging="360"/>
+      </w:pPr>
+      <w:rPr>
+        <w:rFonts w:hint="default"/>
+      </w:rPr>
+    </w:lvl>
+    <w:lvl w:ilvl="2">
+      <w:start w:val="1"/>
+      <w:numFmt w:val="bullet"/>
+      <w:lvlText w:val=""/>
+      <w:lvlJc w:val="left"/>
+      <w:pPr>
+        <w:tabs>
+          <w:tab w:val="num" w:pos="2160"/>
+        </w:tabs>
+        <w:ind w:left="2160" w:hanging="360"/>
+      </w:pPr>
+      <w:rPr>
+        <w:rFonts w:ascii="Wingdings" w:hAnsi="Wingdings" w:hint="default"/>
+        <w:sz w:val="20"/>
+      </w:rPr>
+    </w:lvl>
+    <w:lvl w:ilvl="3">
+      <w:start w:val="1"/>
+      <w:numFmt w:val="bullet"/>
+      <w:lvlText w:val=""/>
+      <w:lvlJc w:val="left"/>
+      <w:pPr>
+        <w:tabs>
+          <w:tab w:val="num" w:pos="2880"/>
+        </w:tabs>
+        <w:ind w:left="2880" w:hanging="360"/>
+      </w:pPr>
+      <w:rPr>
+        <w:rFonts w:ascii="Wingdings" w:hAnsi="Wingdings" w:hint="default"/>
+        <w:sz w:val="20"/>
+      </w:rPr>
+    </w:lvl>
+    <w:lvl w:ilvl="4" w:tentative="1">
+      <w:start w:val="1"/>
+      <w:numFmt w:val="bullet"/>
+      <w:lvlText w:val=""/>
+      <w:lvlJc w:val="left"/>
+      <w:pPr>
+        <w:tabs>
+          <w:tab w:val="num" w:pos="3600"/>
+        </w:tabs>
+        <w:ind w:left="3600" w:hanging="360"/>
+      </w:pPr>
+      <w:rPr>
+        <w:rFonts w:ascii="Wingdings" w:hAnsi="Wingdings" w:hint="default"/>
+        <w:sz w:val="20"/>
+      </w:rPr>
+    </w:lvl>
+    <w:lvl w:ilvl="5" w:tentative="1">
+      <w:start w:val="1"/>
+      <w:numFmt w:val="bullet"/>
+      <w:lvlText w:val=""/>
+      <w:lvlJc w:val="left"/>
+      <w:pPr>
+        <w:tabs>
+          <w:tab w:val="num" w:pos="4320"/>
+        </w:tabs>
+        <w:ind w:left="4320" w:hanging="360"/>
+      </w:pPr>
+      <w:rPr>
+        <w:rFonts w:ascii="Wingdings" w:hAnsi="Wingdings" w:hint="default"/>
+        <w:sz w:val="20"/>
+      </w:rPr>
+    </w:lvl>
+    <w:lvl w:ilvl="6" w:tentative="1">
+      <w:start w:val="1"/>
+      <w:numFmt w:val="bullet"/>
+      <w:lvlText w:val=""/>
+      <w:lvlJc w:val="left"/>
+      <w:pPr>
+        <w:tabs>
+          <w:tab w:val="num" w:pos="5040"/>
+        </w:tabs>
+        <w:ind w:left="5040" w:hanging="360"/>
+      </w:pPr>
+      <w:rPr>
+        <w:rFonts w:ascii="Wingdings" w:hAnsi="Wingdings" w:hint="default"/>
+        <w:sz w:val="20"/>
+      </w:rPr>
+    </w:lvl>
+    <w:lvl w:ilvl="7" w:tentative="1">
+      <w:start w:val="1"/>
+      <w:numFmt w:val="bullet"/>
+      <w:lvlText w:val=""/>
+      <w:lvlJc w:val="left"/>
+      <w:pPr>
+        <w:tabs>
+          <w:tab w:val="num" w:pos="5760"/>
+        </w:tabs>
+        <w:ind w:left="5760" w:hanging="360"/>
+      </w:pPr>
+      <w:rPr>
+        <w:rFonts w:ascii="Wingdings" w:hAnsi="Wingdings" w:hint="default"/>
+        <w:sz w:val="20"/>
+      </w:rPr>
+    </w:lvl>
+    <w:lvl w:ilvl="8" w:tentative="1">
+      <w:start w:val="1"/>
+      <w:numFmt w:val="bullet"/>
+      <w:lvlText w:val=""/>
+      <w:lvlJc w:val="left"/>
+      <w:pPr>
+        <w:tabs>
+          <w:tab w:val="num" w:pos="6480"/>
+        </w:tabs>
+        <w:ind w:left="6480" w:hanging="360"/>
+      </w:pPr>
+      <w:rPr>
+        <w:rFonts w:ascii="Wingdings" w:hAnsi="Wingdings" w:hint="default"/>
+        <w:sz w:val="20"/>
+      </w:rPr>
+    </w:lvl>
+  </w:abstractNum>
+  <w:abstractNum w:abstractNumId="51" w15:restartNumberingAfterBreak="0">
     <w:nsid w:val="49D37146"/>
     <w:multiLevelType w:val="multilevel"/>
     <w:tmpl w:val="8E8284F2"/>
@@ -17896,7 +22112,7 @@
       </w:rPr>
     </w:lvl>
   </w:abstractNum>
-  <w:abstractNum w:abstractNumId="47" w15:restartNumberingAfterBreak="0">
+  <w:abstractNum w:abstractNumId="52" w15:restartNumberingAfterBreak="0">
     <w:nsid w:val="4A350EA2"/>
     <w:multiLevelType w:val="multilevel"/>
     <w:tmpl w:val="EB70B244"/>
@@ -18041,7 +22257,7 @@
       </w:rPr>
     </w:lvl>
   </w:abstractNum>
-  <w:abstractNum w:abstractNumId="48" w15:restartNumberingAfterBreak="0">
+  <w:abstractNum w:abstractNumId="53" w15:restartNumberingAfterBreak="0">
     <w:nsid w:val="4A851538"/>
     <w:multiLevelType w:val="hybridMultilevel"/>
     <w:tmpl w:val="57F26D78"/>
@@ -18154,7 +22370,7 @@
       </w:rPr>
     </w:lvl>
   </w:abstractNum>
-  <w:abstractNum w:abstractNumId="49" w15:restartNumberingAfterBreak="0">
+  <w:abstractNum w:abstractNumId="54" w15:restartNumberingAfterBreak="0">
     <w:nsid w:val="4C634166"/>
     <w:multiLevelType w:val="hybridMultilevel"/>
     <w:tmpl w:val="2062A50A"/>
@@ -18267,7 +22483,7 @@
       </w:rPr>
     </w:lvl>
   </w:abstractNum>
-  <w:abstractNum w:abstractNumId="50" w15:restartNumberingAfterBreak="0">
+  <w:abstractNum w:abstractNumId="55" w15:restartNumberingAfterBreak="0">
     <w:nsid w:val="4D0B62A5"/>
     <w:multiLevelType w:val="hybridMultilevel"/>
     <w:tmpl w:val="B97405EE"/>
@@ -18380,7 +22596,7 @@
       </w:rPr>
     </w:lvl>
   </w:abstractNum>
-  <w:abstractNum w:abstractNumId="51" w15:restartNumberingAfterBreak="0">
+  <w:abstractNum w:abstractNumId="56" w15:restartNumberingAfterBreak="0">
     <w:nsid w:val="4DDA71E0"/>
     <w:multiLevelType w:val="multilevel"/>
     <w:tmpl w:val="22BC0172"/>
@@ -18525,7 +22741,7 @@
       </w:rPr>
     </w:lvl>
   </w:abstractNum>
-  <w:abstractNum w:abstractNumId="52" w15:restartNumberingAfterBreak="0">
+  <w:abstractNum w:abstractNumId="57" w15:restartNumberingAfterBreak="0">
     <w:nsid w:val="4EFB2E36"/>
     <w:multiLevelType w:val="multilevel"/>
     <w:tmpl w:val="22BC0172"/>
@@ -18670,7 +22886,120 @@
       </w:rPr>
     </w:lvl>
   </w:abstractNum>
-  <w:abstractNum w:abstractNumId="53" w15:restartNumberingAfterBreak="0">
+  <w:abstractNum w:abstractNumId="58" w15:restartNumberingAfterBreak="0">
+    <w:nsid w:val="5451711C"/>
+    <w:multiLevelType w:val="hybridMultilevel"/>
+    <w:tmpl w:val="8D66F762"/>
+    <w:lvl w:ilvl="0" w:tplc="40090001">
+      <w:start w:val="1"/>
+      <w:numFmt w:val="bullet"/>
+      <w:lvlText w:val=""/>
+      <w:lvlJc w:val="left"/>
+      <w:pPr>
+        <w:ind w:left="720" w:hanging="360"/>
+      </w:pPr>
+      <w:rPr>
+        <w:rFonts w:ascii="Symbol" w:hAnsi="Symbol" w:hint="default"/>
+      </w:rPr>
+    </w:lvl>
+    <w:lvl w:ilvl="1" w:tplc="40090003" w:tentative="1">
+      <w:start w:val="1"/>
+      <w:numFmt w:val="bullet"/>
+      <w:lvlText w:val="o"/>
+      <w:lvlJc w:val="left"/>
+      <w:pPr>
+        <w:ind w:left="1440" w:hanging="360"/>
+      </w:pPr>
+      <w:rPr>
+        <w:rFonts w:ascii="Courier New" w:hAnsi="Courier New" w:cs="Courier New" w:hint="default"/>
+      </w:rPr>
+    </w:lvl>
+    <w:lvl w:ilvl="2" w:tplc="40090005" w:tentative="1">
+      <w:start w:val="1"/>
+      <w:numFmt w:val="bullet"/>
+      <w:lvlText w:val=""/>
+      <w:lvlJc w:val="left"/>
+      <w:pPr>
+        <w:ind w:left="2160" w:hanging="360"/>
+      </w:pPr>
+      <w:rPr>
+        <w:rFonts w:ascii="Wingdings" w:hAnsi="Wingdings" w:hint="default"/>
+      </w:rPr>
+    </w:lvl>
+    <w:lvl w:ilvl="3" w:tplc="40090001" w:tentative="1">
+      <w:start w:val="1"/>
+      <w:numFmt w:val="bullet"/>
+      <w:lvlText w:val=""/>
+      <w:lvlJc w:val="left"/>
+      <w:pPr>
+        <w:ind w:left="2880" w:hanging="360"/>
+      </w:pPr>
+      <w:rPr>
+        <w:rFonts w:ascii="Symbol" w:hAnsi="Symbol" w:hint="default"/>
+      </w:rPr>
+    </w:lvl>
+    <w:lvl w:ilvl="4" w:tplc="40090003" w:tentative="1">
+      <w:start w:val="1"/>
+      <w:numFmt w:val="bullet"/>
+      <w:lvlText w:val="o"/>
+      <w:lvlJc w:val="left"/>
+      <w:pPr>
+        <w:ind w:left="3600" w:hanging="360"/>
+      </w:pPr>
+      <w:rPr>
+        <w:rFonts w:ascii="Courier New" w:hAnsi="Courier New" w:cs="Courier New" w:hint="default"/>
+      </w:rPr>
+    </w:lvl>
+    <w:lvl w:ilvl="5" w:tplc="40090005" w:tentative="1">
+      <w:start w:val="1"/>
+      <w:numFmt w:val="bullet"/>
+      <w:lvlText w:val=""/>
+      <w:lvlJc w:val="left"/>
+      <w:pPr>
+        <w:ind w:left="4320" w:hanging="360"/>
+      </w:pPr>
+      <w:rPr>
+        <w:rFonts w:ascii="Wingdings" w:hAnsi="Wingdings" w:hint="default"/>
+      </w:rPr>
+    </w:lvl>
+    <w:lvl w:ilvl="6" w:tplc="40090001" w:tentative="1">
+      <w:start w:val="1"/>
+      <w:numFmt w:val="bullet"/>
+      <w:lvlText w:val=""/>
+      <w:lvlJc w:val="left"/>
+      <w:pPr>
+        <w:ind w:left="5040" w:hanging="360"/>
+      </w:pPr>
+      <w:rPr>
+        <w:rFonts w:ascii="Symbol" w:hAnsi="Symbol" w:hint="default"/>
+      </w:rPr>
+    </w:lvl>
+    <w:lvl w:ilvl="7" w:tplc="40090003" w:tentative="1">
+      <w:start w:val="1"/>
+      <w:numFmt w:val="bullet"/>
+      <w:lvlText w:val="o"/>
+      <w:lvlJc w:val="left"/>
+      <w:pPr>
+        <w:ind w:left="5760" w:hanging="360"/>
+      </w:pPr>
+      <w:rPr>
+        <w:rFonts w:ascii="Courier New" w:hAnsi="Courier New" w:cs="Courier New" w:hint="default"/>
+      </w:rPr>
+    </w:lvl>
+    <w:lvl w:ilvl="8" w:tplc="40090005" w:tentative="1">
+      <w:start w:val="1"/>
+      <w:numFmt w:val="bullet"/>
+      <w:lvlText w:val=""/>
+      <w:lvlJc w:val="left"/>
+      <w:pPr>
+        <w:ind w:left="6480" w:hanging="360"/>
+      </w:pPr>
+      <w:rPr>
+        <w:rFonts w:ascii="Wingdings" w:hAnsi="Wingdings" w:hint="default"/>
+      </w:rPr>
+    </w:lvl>
+  </w:abstractNum>
+  <w:abstractNum w:abstractNumId="59" w15:restartNumberingAfterBreak="0">
     <w:nsid w:val="54877EE4"/>
     <w:multiLevelType w:val="multilevel"/>
     <w:tmpl w:val="22BC0172"/>
@@ -18815,7 +23144,7 @@
       </w:rPr>
     </w:lvl>
   </w:abstractNum>
-  <w:abstractNum w:abstractNumId="54" w15:restartNumberingAfterBreak="0">
+  <w:abstractNum w:abstractNumId="60" w15:restartNumberingAfterBreak="0">
     <w:nsid w:val="54B85F42"/>
     <w:multiLevelType w:val="multilevel"/>
     <w:tmpl w:val="22BC0172"/>
@@ -18960,7 +23289,7 @@
       </w:rPr>
     </w:lvl>
   </w:abstractNum>
-  <w:abstractNum w:abstractNumId="55" w15:restartNumberingAfterBreak="0">
+  <w:abstractNum w:abstractNumId="61" w15:restartNumberingAfterBreak="0">
     <w:nsid w:val="54ED4C36"/>
     <w:multiLevelType w:val="multilevel"/>
     <w:tmpl w:val="E5AECC98"/>
@@ -19081,7 +23410,120 @@
       </w:pPr>
     </w:lvl>
   </w:abstractNum>
-  <w:abstractNum w:abstractNumId="56" w15:restartNumberingAfterBreak="0">
+  <w:abstractNum w:abstractNumId="62" w15:restartNumberingAfterBreak="0">
+    <w:nsid w:val="562D45DF"/>
+    <w:multiLevelType w:val="hybridMultilevel"/>
+    <w:tmpl w:val="41B66144"/>
+    <w:lvl w:ilvl="0" w:tplc="40090001">
+      <w:start w:val="1"/>
+      <w:numFmt w:val="bullet"/>
+      <w:lvlText w:val=""/>
+      <w:lvlJc w:val="left"/>
+      <w:pPr>
+        <w:ind w:left="720" w:hanging="360"/>
+      </w:pPr>
+      <w:rPr>
+        <w:rFonts w:ascii="Symbol" w:hAnsi="Symbol" w:hint="default"/>
+      </w:rPr>
+    </w:lvl>
+    <w:lvl w:ilvl="1" w:tplc="40090003">
+      <w:start w:val="1"/>
+      <w:numFmt w:val="bullet"/>
+      <w:lvlText w:val="o"/>
+      <w:lvlJc w:val="left"/>
+      <w:pPr>
+        <w:ind w:left="1440" w:hanging="360"/>
+      </w:pPr>
+      <w:rPr>
+        <w:rFonts w:ascii="Courier New" w:hAnsi="Courier New" w:cs="Courier New" w:hint="default"/>
+      </w:rPr>
+    </w:lvl>
+    <w:lvl w:ilvl="2" w:tplc="40090005">
+      <w:start w:val="1"/>
+      <w:numFmt w:val="bullet"/>
+      <w:lvlText w:val=""/>
+      <w:lvlJc w:val="left"/>
+      <w:pPr>
+        <w:ind w:left="2160" w:hanging="360"/>
+      </w:pPr>
+      <w:rPr>
+        <w:rFonts w:ascii="Wingdings" w:hAnsi="Wingdings" w:hint="default"/>
+      </w:rPr>
+    </w:lvl>
+    <w:lvl w:ilvl="3" w:tplc="40090001" w:tentative="1">
+      <w:start w:val="1"/>
+      <w:numFmt w:val="bullet"/>
+      <w:lvlText w:val=""/>
+      <w:lvlJc w:val="left"/>
+      <w:pPr>
+        <w:ind w:left="2880" w:hanging="360"/>
+      </w:pPr>
+      <w:rPr>
+        <w:rFonts w:ascii="Symbol" w:hAnsi="Symbol" w:hint="default"/>
+      </w:rPr>
+    </w:lvl>
+    <w:lvl w:ilvl="4" w:tplc="40090003" w:tentative="1">
+      <w:start w:val="1"/>
+      <w:numFmt w:val="bullet"/>
+      <w:lvlText w:val="o"/>
+      <w:lvlJc w:val="left"/>
+      <w:pPr>
+        <w:ind w:left="3600" w:hanging="360"/>
+      </w:pPr>
+      <w:rPr>
+        <w:rFonts w:ascii="Courier New" w:hAnsi="Courier New" w:cs="Courier New" w:hint="default"/>
+      </w:rPr>
+    </w:lvl>
+    <w:lvl w:ilvl="5" w:tplc="40090005" w:tentative="1">
+      <w:start w:val="1"/>
+      <w:numFmt w:val="bullet"/>
+      <w:lvlText w:val=""/>
+      <w:lvlJc w:val="left"/>
+      <w:pPr>
+        <w:ind w:left="4320" w:hanging="360"/>
+      </w:pPr>
+      <w:rPr>
+        <w:rFonts w:ascii="Wingdings" w:hAnsi="Wingdings" w:hint="default"/>
+      </w:rPr>
+    </w:lvl>
+    <w:lvl w:ilvl="6" w:tplc="40090001" w:tentative="1">
+      <w:start w:val="1"/>
+      <w:numFmt w:val="bullet"/>
+      <w:lvlText w:val=""/>
+      <w:lvlJc w:val="left"/>
+      <w:pPr>
+        <w:ind w:left="5040" w:hanging="360"/>
+      </w:pPr>
+      <w:rPr>
+        <w:rFonts w:ascii="Symbol" w:hAnsi="Symbol" w:hint="default"/>
+      </w:rPr>
+    </w:lvl>
+    <w:lvl w:ilvl="7" w:tplc="40090003" w:tentative="1">
+      <w:start w:val="1"/>
+      <w:numFmt w:val="bullet"/>
+      <w:lvlText w:val="o"/>
+      <w:lvlJc w:val="left"/>
+      <w:pPr>
+        <w:ind w:left="5760" w:hanging="360"/>
+      </w:pPr>
+      <w:rPr>
+        <w:rFonts w:ascii="Courier New" w:hAnsi="Courier New" w:cs="Courier New" w:hint="default"/>
+      </w:rPr>
+    </w:lvl>
+    <w:lvl w:ilvl="8" w:tplc="40090005" w:tentative="1">
+      <w:start w:val="1"/>
+      <w:numFmt w:val="bullet"/>
+      <w:lvlText w:val=""/>
+      <w:lvlJc w:val="left"/>
+      <w:pPr>
+        <w:ind w:left="6480" w:hanging="360"/>
+      </w:pPr>
+      <w:rPr>
+        <w:rFonts w:ascii="Wingdings" w:hAnsi="Wingdings" w:hint="default"/>
+      </w:rPr>
+    </w:lvl>
+  </w:abstractNum>
+  <w:abstractNum w:abstractNumId="63" w15:restartNumberingAfterBreak="0">
     <w:nsid w:val="56605EC7"/>
     <w:multiLevelType w:val="hybridMultilevel"/>
     <w:tmpl w:val="C128A498"/>
@@ -19194,7 +23636,7 @@
       </w:rPr>
     </w:lvl>
   </w:abstractNum>
-  <w:abstractNum w:abstractNumId="57" w15:restartNumberingAfterBreak="0">
+  <w:abstractNum w:abstractNumId="64" w15:restartNumberingAfterBreak="0">
     <w:nsid w:val="56A410CC"/>
     <w:multiLevelType w:val="hybridMultilevel"/>
     <w:tmpl w:val="325EB854"/>
@@ -19307,7 +23749,119 @@
       </w:rPr>
     </w:lvl>
   </w:abstractNum>
-  <w:abstractNum w:abstractNumId="58" w15:restartNumberingAfterBreak="0">
+  <w:abstractNum w:abstractNumId="65" w15:restartNumberingAfterBreak="0">
+    <w:nsid w:val="57343B9A"/>
+    <w:multiLevelType w:val="hybridMultilevel"/>
+    <w:tmpl w:val="1AB290FA"/>
+    <w:lvl w:ilvl="0" w:tplc="F5EE75AE">
+      <w:numFmt w:val="bullet"/>
+      <w:lvlText w:val="·"/>
+      <w:lvlJc w:val="left"/>
+      <w:pPr>
+        <w:ind w:left="720" w:hanging="360"/>
+      </w:pPr>
+      <w:rPr>
+        <w:rFonts w:ascii="Aptos" w:eastAsiaTheme="minorHAnsi" w:hAnsi="Aptos" w:cstheme="minorBidi" w:hint="default"/>
+      </w:rPr>
+    </w:lvl>
+    <w:lvl w:ilvl="1" w:tplc="40090003" w:tentative="1">
+      <w:start w:val="1"/>
+      <w:numFmt w:val="bullet"/>
+      <w:lvlText w:val="o"/>
+      <w:lvlJc w:val="left"/>
+      <w:pPr>
+        <w:ind w:left="1440" w:hanging="360"/>
+      </w:pPr>
+      <w:rPr>
+        <w:rFonts w:ascii="Courier New" w:hAnsi="Courier New" w:cs="Courier New" w:hint="default"/>
+      </w:rPr>
+    </w:lvl>
+    <w:lvl w:ilvl="2" w:tplc="40090005" w:tentative="1">
+      <w:start w:val="1"/>
+      <w:numFmt w:val="bullet"/>
+      <w:lvlText w:val=""/>
+      <w:lvlJc w:val="left"/>
+      <w:pPr>
+        <w:ind w:left="2160" w:hanging="360"/>
+      </w:pPr>
+      <w:rPr>
+        <w:rFonts w:ascii="Wingdings" w:hAnsi="Wingdings" w:hint="default"/>
+      </w:rPr>
+    </w:lvl>
+    <w:lvl w:ilvl="3" w:tplc="40090001" w:tentative="1">
+      <w:start w:val="1"/>
+      <w:numFmt w:val="bullet"/>
+      <w:lvlText w:val=""/>
+      <w:lvlJc w:val="left"/>
+      <w:pPr>
+        <w:ind w:left="2880" w:hanging="360"/>
+      </w:pPr>
+      <w:rPr>
+        <w:rFonts w:ascii="Symbol" w:hAnsi="Symbol" w:hint="default"/>
+      </w:rPr>
+    </w:lvl>
+    <w:lvl w:ilvl="4" w:tplc="40090003" w:tentative="1">
+      <w:start w:val="1"/>
+      <w:numFmt w:val="bullet"/>
+      <w:lvlText w:val="o"/>
+      <w:lvlJc w:val="left"/>
+      <w:pPr>
+        <w:ind w:left="3600" w:hanging="360"/>
+      </w:pPr>
+      <w:rPr>
+        <w:rFonts w:ascii="Courier New" w:hAnsi="Courier New" w:cs="Courier New" w:hint="default"/>
+      </w:rPr>
+    </w:lvl>
+    <w:lvl w:ilvl="5" w:tplc="40090005" w:tentative="1">
+      <w:start w:val="1"/>
+      <w:numFmt w:val="bullet"/>
+      <w:lvlText w:val=""/>
+      <w:lvlJc w:val="left"/>
+      <w:pPr>
+        <w:ind w:left="4320" w:hanging="360"/>
+      </w:pPr>
+      <w:rPr>
+        <w:rFonts w:ascii="Wingdings" w:hAnsi="Wingdings" w:hint="default"/>
+      </w:rPr>
+    </w:lvl>
+    <w:lvl w:ilvl="6" w:tplc="40090001" w:tentative="1">
+      <w:start w:val="1"/>
+      <w:numFmt w:val="bullet"/>
+      <w:lvlText w:val=""/>
+      <w:lvlJc w:val="left"/>
+      <w:pPr>
+        <w:ind w:left="5040" w:hanging="360"/>
+      </w:pPr>
+      <w:rPr>
+        <w:rFonts w:ascii="Symbol" w:hAnsi="Symbol" w:hint="default"/>
+      </w:rPr>
+    </w:lvl>
+    <w:lvl w:ilvl="7" w:tplc="40090003" w:tentative="1">
+      <w:start w:val="1"/>
+      <w:numFmt w:val="bullet"/>
+      <w:lvlText w:val="o"/>
+      <w:lvlJc w:val="left"/>
+      <w:pPr>
+        <w:ind w:left="5760" w:hanging="360"/>
+      </w:pPr>
+      <w:rPr>
+        <w:rFonts w:ascii="Courier New" w:hAnsi="Courier New" w:cs="Courier New" w:hint="default"/>
+      </w:rPr>
+    </w:lvl>
+    <w:lvl w:ilvl="8" w:tplc="40090005" w:tentative="1">
+      <w:start w:val="1"/>
+      <w:numFmt w:val="bullet"/>
+      <w:lvlText w:val=""/>
+      <w:lvlJc w:val="left"/>
+      <w:pPr>
+        <w:ind w:left="6480" w:hanging="360"/>
+      </w:pPr>
+      <w:rPr>
+        <w:rFonts w:ascii="Wingdings" w:hAnsi="Wingdings" w:hint="default"/>
+      </w:rPr>
+    </w:lvl>
+  </w:abstractNum>
+  <w:abstractNum w:abstractNumId="66" w15:restartNumberingAfterBreak="0">
     <w:nsid w:val="5B8C5AC4"/>
     <w:multiLevelType w:val="hybridMultilevel"/>
     <w:tmpl w:val="1FDED1F0"/>
@@ -19419,7 +23973,7 @@
       </w:rPr>
     </w:lvl>
   </w:abstractNum>
-  <w:abstractNum w:abstractNumId="59" w15:restartNumberingAfterBreak="0">
+  <w:abstractNum w:abstractNumId="67" w15:restartNumberingAfterBreak="0">
     <w:nsid w:val="5CC40886"/>
     <w:multiLevelType w:val="hybridMultilevel"/>
     <w:tmpl w:val="EBBC5496"/>
@@ -19532,7 +24086,7 @@
       </w:rPr>
     </w:lvl>
   </w:abstractNum>
-  <w:abstractNum w:abstractNumId="60" w15:restartNumberingAfterBreak="0">
+  <w:abstractNum w:abstractNumId="68" w15:restartNumberingAfterBreak="0">
     <w:nsid w:val="5DDC0756"/>
     <w:multiLevelType w:val="hybridMultilevel"/>
     <w:tmpl w:val="635671F2"/>
@@ -19621,7 +24175,232 @@
       </w:pPr>
     </w:lvl>
   </w:abstractNum>
-  <w:abstractNum w:abstractNumId="61" w15:restartNumberingAfterBreak="0">
+  <w:abstractNum w:abstractNumId="69" w15:restartNumberingAfterBreak="0">
+    <w:nsid w:val="5DDE45A3"/>
+    <w:multiLevelType w:val="hybridMultilevel"/>
+    <w:tmpl w:val="AAC026A2"/>
+    <w:lvl w:ilvl="0" w:tplc="40090001">
+      <w:start w:val="1"/>
+      <w:numFmt w:val="bullet"/>
+      <w:lvlText w:val=""/>
+      <w:lvlJc w:val="left"/>
+      <w:pPr>
+        <w:ind w:left="720" w:hanging="360"/>
+      </w:pPr>
+      <w:rPr>
+        <w:rFonts w:ascii="Symbol" w:hAnsi="Symbol" w:hint="default"/>
+      </w:rPr>
+    </w:lvl>
+    <w:lvl w:ilvl="1" w:tplc="40090003" w:tentative="1">
+      <w:start w:val="1"/>
+      <w:numFmt w:val="bullet"/>
+      <w:lvlText w:val="o"/>
+      <w:lvlJc w:val="left"/>
+      <w:pPr>
+        <w:ind w:left="1440" w:hanging="360"/>
+      </w:pPr>
+      <w:rPr>
+        <w:rFonts w:ascii="Courier New" w:hAnsi="Courier New" w:cs="Courier New" w:hint="default"/>
+      </w:rPr>
+    </w:lvl>
+    <w:lvl w:ilvl="2" w:tplc="40090005" w:tentative="1">
+      <w:start w:val="1"/>
+      <w:numFmt w:val="bullet"/>
+      <w:lvlText w:val=""/>
+      <w:lvlJc w:val="left"/>
+      <w:pPr>
+        <w:ind w:left="2160" w:hanging="360"/>
+      </w:pPr>
+      <w:rPr>
+        <w:rFonts w:ascii="Wingdings" w:hAnsi="Wingdings" w:hint="default"/>
+      </w:rPr>
+    </w:lvl>
+    <w:lvl w:ilvl="3" w:tplc="40090001" w:tentative="1">
+      <w:start w:val="1"/>
+      <w:numFmt w:val="bullet"/>
+      <w:lvlText w:val=""/>
+      <w:lvlJc w:val="left"/>
+      <w:pPr>
+        <w:ind w:left="2880" w:hanging="360"/>
+      </w:pPr>
+      <w:rPr>
+        <w:rFonts w:ascii="Symbol" w:hAnsi="Symbol" w:hint="default"/>
+      </w:rPr>
+    </w:lvl>
+    <w:lvl w:ilvl="4" w:tplc="40090003" w:tentative="1">
+      <w:start w:val="1"/>
+      <w:numFmt w:val="bullet"/>
+      <w:lvlText w:val="o"/>
+      <w:lvlJc w:val="left"/>
+      <w:pPr>
+        <w:ind w:left="3600" w:hanging="360"/>
+      </w:pPr>
+      <w:rPr>
+        <w:rFonts w:ascii="Courier New" w:hAnsi="Courier New" w:cs="Courier New" w:hint="default"/>
+      </w:rPr>
+    </w:lvl>
+    <w:lvl w:ilvl="5" w:tplc="40090005" w:tentative="1">
+      <w:start w:val="1"/>
+      <w:numFmt w:val="bullet"/>
+      <w:lvlText w:val=""/>
+      <w:lvlJc w:val="left"/>
+      <w:pPr>
+        <w:ind w:left="4320" w:hanging="360"/>
+      </w:pPr>
+      <w:rPr>
+        <w:rFonts w:ascii="Wingdings" w:hAnsi="Wingdings" w:hint="default"/>
+      </w:rPr>
+    </w:lvl>
+    <w:lvl w:ilvl="6" w:tplc="40090001" w:tentative="1">
+      <w:start w:val="1"/>
+      <w:numFmt w:val="bullet"/>
+      <w:lvlText w:val=""/>
+      <w:lvlJc w:val="left"/>
+      <w:pPr>
+        <w:ind w:left="5040" w:hanging="360"/>
+      </w:pPr>
+      <w:rPr>
+        <w:rFonts w:ascii="Symbol" w:hAnsi="Symbol" w:hint="default"/>
+      </w:rPr>
+    </w:lvl>
+    <w:lvl w:ilvl="7" w:tplc="40090003" w:tentative="1">
+      <w:start w:val="1"/>
+      <w:numFmt w:val="bullet"/>
+      <w:lvlText w:val="o"/>
+      <w:lvlJc w:val="left"/>
+      <w:pPr>
+        <w:ind w:left="5760" w:hanging="360"/>
+      </w:pPr>
+      <w:rPr>
+        <w:rFonts w:ascii="Courier New" w:hAnsi="Courier New" w:cs="Courier New" w:hint="default"/>
+      </w:rPr>
+    </w:lvl>
+    <w:lvl w:ilvl="8" w:tplc="40090005" w:tentative="1">
+      <w:start w:val="1"/>
+      <w:numFmt w:val="bullet"/>
+      <w:lvlText w:val=""/>
+      <w:lvlJc w:val="left"/>
+      <w:pPr>
+        <w:ind w:left="6480" w:hanging="360"/>
+      </w:pPr>
+      <w:rPr>
+        <w:rFonts w:ascii="Wingdings" w:hAnsi="Wingdings" w:hint="default"/>
+      </w:rPr>
+    </w:lvl>
+  </w:abstractNum>
+  <w:abstractNum w:abstractNumId="70" w15:restartNumberingAfterBreak="0">
+    <w:nsid w:val="5FA50F85"/>
+    <w:multiLevelType w:val="hybridMultilevel"/>
+    <w:tmpl w:val="4B86AE60"/>
+    <w:lvl w:ilvl="0" w:tplc="F5EE75AE">
+      <w:numFmt w:val="bullet"/>
+      <w:lvlText w:val="·"/>
+      <w:lvlJc w:val="left"/>
+      <w:pPr>
+        <w:ind w:left="720" w:hanging="360"/>
+      </w:pPr>
+      <w:rPr>
+        <w:rFonts w:ascii="Aptos" w:eastAsiaTheme="minorHAnsi" w:hAnsi="Aptos" w:cstheme="minorBidi" w:hint="default"/>
+      </w:rPr>
+    </w:lvl>
+    <w:lvl w:ilvl="1" w:tplc="40090003" w:tentative="1">
+      <w:start w:val="1"/>
+      <w:numFmt w:val="bullet"/>
+      <w:lvlText w:val="o"/>
+      <w:lvlJc w:val="left"/>
+      <w:pPr>
+        <w:ind w:left="1440" w:hanging="360"/>
+      </w:pPr>
+      <w:rPr>
+        <w:rFonts w:ascii="Courier New" w:hAnsi="Courier New" w:cs="Courier New" w:hint="default"/>
+      </w:rPr>
+    </w:lvl>
+    <w:lvl w:ilvl="2" w:tplc="40090005" w:tentative="1">
+      <w:start w:val="1"/>
+      <w:numFmt w:val="bullet"/>
+      <w:lvlText w:val=""/>
+      <w:lvlJc w:val="left"/>
+      <w:pPr>
+        <w:ind w:left="2160" w:hanging="360"/>
+      </w:pPr>
+      <w:rPr>
+        <w:rFonts w:ascii="Wingdings" w:hAnsi="Wingdings" w:hint="default"/>
+      </w:rPr>
+    </w:lvl>
+    <w:lvl w:ilvl="3" w:tplc="40090001" w:tentative="1">
+      <w:start w:val="1"/>
+      <w:numFmt w:val="bullet"/>
+      <w:lvlText w:val=""/>
+      <w:lvlJc w:val="left"/>
+      <w:pPr>
+        <w:ind w:left="2880" w:hanging="360"/>
+      </w:pPr>
+      <w:rPr>
+        <w:rFonts w:ascii="Symbol" w:hAnsi="Symbol" w:hint="default"/>
+      </w:rPr>
+    </w:lvl>
+    <w:lvl w:ilvl="4" w:tplc="40090003" w:tentative="1">
+      <w:start w:val="1"/>
+      <w:numFmt w:val="bullet"/>
+      <w:lvlText w:val="o"/>
+      <w:lvlJc w:val="left"/>
+      <w:pPr>
+        <w:ind w:left="3600" w:hanging="360"/>
+      </w:pPr>
+      <w:rPr>
+        <w:rFonts w:ascii="Courier New" w:hAnsi="Courier New" w:cs="Courier New" w:hint="default"/>
+      </w:rPr>
+    </w:lvl>
+    <w:lvl w:ilvl="5" w:tplc="40090005" w:tentative="1">
+      <w:start w:val="1"/>
+      <w:numFmt w:val="bullet"/>
+      <w:lvlText w:val=""/>
+      <w:lvlJc w:val="left"/>
+      <w:pPr>
+        <w:ind w:left="4320" w:hanging="360"/>
+      </w:pPr>
+      <w:rPr>
+        <w:rFonts w:ascii="Wingdings" w:hAnsi="Wingdings" w:hint="default"/>
+      </w:rPr>
+    </w:lvl>
+    <w:lvl w:ilvl="6" w:tplc="40090001" w:tentative="1">
+      <w:start w:val="1"/>
+      <w:numFmt w:val="bullet"/>
+      <w:lvlText w:val=""/>
+      <w:lvlJc w:val="left"/>
+      <w:pPr>
+        <w:ind w:left="5040" w:hanging="360"/>
+      </w:pPr>
+      <w:rPr>
+        <w:rFonts w:ascii="Symbol" w:hAnsi="Symbol" w:hint="default"/>
+      </w:rPr>
+    </w:lvl>
+    <w:lvl w:ilvl="7" w:tplc="40090003" w:tentative="1">
+      <w:start w:val="1"/>
+      <w:numFmt w:val="bullet"/>
+      <w:lvlText w:val="o"/>
+      <w:lvlJc w:val="left"/>
+      <w:pPr>
+        <w:ind w:left="5760" w:hanging="360"/>
+      </w:pPr>
+      <w:rPr>
+        <w:rFonts w:ascii="Courier New" w:hAnsi="Courier New" w:cs="Courier New" w:hint="default"/>
+      </w:rPr>
+    </w:lvl>
+    <w:lvl w:ilvl="8" w:tplc="40090005" w:tentative="1">
+      <w:start w:val="1"/>
+      <w:numFmt w:val="bullet"/>
+      <w:lvlText w:val=""/>
+      <w:lvlJc w:val="left"/>
+      <w:pPr>
+        <w:ind w:left="6480" w:hanging="360"/>
+      </w:pPr>
+      <w:rPr>
+        <w:rFonts w:ascii="Wingdings" w:hAnsi="Wingdings" w:hint="default"/>
+      </w:rPr>
+    </w:lvl>
+  </w:abstractNum>
+  <w:abstractNum w:abstractNumId="71" w15:restartNumberingAfterBreak="0">
     <w:nsid w:val="60394567"/>
     <w:multiLevelType w:val="multilevel"/>
     <w:tmpl w:val="22BC0172"/>
@@ -19766,7 +24545,7 @@
       </w:rPr>
     </w:lvl>
   </w:abstractNum>
-  <w:abstractNum w:abstractNumId="62" w15:restartNumberingAfterBreak="0">
+  <w:abstractNum w:abstractNumId="72" w15:restartNumberingAfterBreak="0">
     <w:nsid w:val="63516138"/>
     <w:multiLevelType w:val="multilevel"/>
     <w:tmpl w:val="F120F528"/>
@@ -19915,7 +24694,7 @@
       </w:rPr>
     </w:lvl>
   </w:abstractNum>
-  <w:abstractNum w:abstractNumId="63" w15:restartNumberingAfterBreak="0">
+  <w:abstractNum w:abstractNumId="73" w15:restartNumberingAfterBreak="0">
     <w:nsid w:val="67846F12"/>
     <w:multiLevelType w:val="multilevel"/>
     <w:tmpl w:val="8E8284F2"/>
@@ -20060,7 +24839,120 @@
       </w:rPr>
     </w:lvl>
   </w:abstractNum>
-  <w:abstractNum w:abstractNumId="64" w15:restartNumberingAfterBreak="0">
+  <w:abstractNum w:abstractNumId="74" w15:restartNumberingAfterBreak="0">
+    <w:nsid w:val="6A8F41DA"/>
+    <w:multiLevelType w:val="hybridMultilevel"/>
+    <w:tmpl w:val="1F44EC48"/>
+    <w:lvl w:ilvl="0" w:tplc="40090001">
+      <w:start w:val="1"/>
+      <w:numFmt w:val="bullet"/>
+      <w:lvlText w:val=""/>
+      <w:lvlJc w:val="left"/>
+      <w:pPr>
+        <w:ind w:left="720" w:hanging="360"/>
+      </w:pPr>
+      <w:rPr>
+        <w:rFonts w:ascii="Symbol" w:hAnsi="Symbol" w:hint="default"/>
+      </w:rPr>
+    </w:lvl>
+    <w:lvl w:ilvl="1" w:tplc="40090003" w:tentative="1">
+      <w:start w:val="1"/>
+      <w:numFmt w:val="bullet"/>
+      <w:lvlText w:val="o"/>
+      <w:lvlJc w:val="left"/>
+      <w:pPr>
+        <w:ind w:left="1440" w:hanging="360"/>
+      </w:pPr>
+      <w:rPr>
+        <w:rFonts w:ascii="Courier New" w:hAnsi="Courier New" w:cs="Courier New" w:hint="default"/>
+      </w:rPr>
+    </w:lvl>
+    <w:lvl w:ilvl="2" w:tplc="40090005" w:tentative="1">
+      <w:start w:val="1"/>
+      <w:numFmt w:val="bullet"/>
+      <w:lvlText w:val=""/>
+      <w:lvlJc w:val="left"/>
+      <w:pPr>
+        <w:ind w:left="2160" w:hanging="360"/>
+      </w:pPr>
+      <w:rPr>
+        <w:rFonts w:ascii="Wingdings" w:hAnsi="Wingdings" w:hint="default"/>
+      </w:rPr>
+    </w:lvl>
+    <w:lvl w:ilvl="3" w:tplc="40090001" w:tentative="1">
+      <w:start w:val="1"/>
+      <w:numFmt w:val="bullet"/>
+      <w:lvlText w:val=""/>
+      <w:lvlJc w:val="left"/>
+      <w:pPr>
+        <w:ind w:left="2880" w:hanging="360"/>
+      </w:pPr>
+      <w:rPr>
+        <w:rFonts w:ascii="Symbol" w:hAnsi="Symbol" w:hint="default"/>
+      </w:rPr>
+    </w:lvl>
+    <w:lvl w:ilvl="4" w:tplc="40090003" w:tentative="1">
+      <w:start w:val="1"/>
+      <w:numFmt w:val="bullet"/>
+      <w:lvlText w:val="o"/>
+      <w:lvlJc w:val="left"/>
+      <w:pPr>
+        <w:ind w:left="3600" w:hanging="360"/>
+      </w:pPr>
+      <w:rPr>
+        <w:rFonts w:ascii="Courier New" w:hAnsi="Courier New" w:cs="Courier New" w:hint="default"/>
+      </w:rPr>
+    </w:lvl>
+    <w:lvl w:ilvl="5" w:tplc="40090005" w:tentative="1">
+      <w:start w:val="1"/>
+      <w:numFmt w:val="bullet"/>
+      <w:lvlText w:val=""/>
+      <w:lvlJc w:val="left"/>
+      <w:pPr>
+        <w:ind w:left="4320" w:hanging="360"/>
+      </w:pPr>
+      <w:rPr>
+        <w:rFonts w:ascii="Wingdings" w:hAnsi="Wingdings" w:hint="default"/>
+      </w:rPr>
+    </w:lvl>
+    <w:lvl w:ilvl="6" w:tplc="40090001" w:tentative="1">
+      <w:start w:val="1"/>
+      <w:numFmt w:val="bullet"/>
+      <w:lvlText w:val=""/>
+      <w:lvlJc w:val="left"/>
+      <w:pPr>
+        <w:ind w:left="5040" w:hanging="360"/>
+      </w:pPr>
+      <w:rPr>
+        <w:rFonts w:ascii="Symbol" w:hAnsi="Symbol" w:hint="default"/>
+      </w:rPr>
+    </w:lvl>
+    <w:lvl w:ilvl="7" w:tplc="40090003" w:tentative="1">
+      <w:start w:val="1"/>
+      <w:numFmt w:val="bullet"/>
+      <w:lvlText w:val="o"/>
+      <w:lvlJc w:val="left"/>
+      <w:pPr>
+        <w:ind w:left="5760" w:hanging="360"/>
+      </w:pPr>
+      <w:rPr>
+        <w:rFonts w:ascii="Courier New" w:hAnsi="Courier New" w:cs="Courier New" w:hint="default"/>
+      </w:rPr>
+    </w:lvl>
+    <w:lvl w:ilvl="8" w:tplc="40090005" w:tentative="1">
+      <w:start w:val="1"/>
+      <w:numFmt w:val="bullet"/>
+      <w:lvlText w:val=""/>
+      <w:lvlJc w:val="left"/>
+      <w:pPr>
+        <w:ind w:left="6480" w:hanging="360"/>
+      </w:pPr>
+      <w:rPr>
+        <w:rFonts w:ascii="Wingdings" w:hAnsi="Wingdings" w:hint="default"/>
+      </w:rPr>
+    </w:lvl>
+  </w:abstractNum>
+  <w:abstractNum w:abstractNumId="75" w15:restartNumberingAfterBreak="0">
     <w:nsid w:val="6B4C178A"/>
     <w:multiLevelType w:val="multilevel"/>
     <w:tmpl w:val="8E8284F2"/>
@@ -20205,7 +25097,120 @@
       </w:rPr>
     </w:lvl>
   </w:abstractNum>
-  <w:abstractNum w:abstractNumId="65" w15:restartNumberingAfterBreak="0">
+  <w:abstractNum w:abstractNumId="76" w15:restartNumberingAfterBreak="0">
+    <w:nsid w:val="6C166941"/>
+    <w:multiLevelType w:val="hybridMultilevel"/>
+    <w:tmpl w:val="7C5C5226"/>
+    <w:lvl w:ilvl="0" w:tplc="40090001">
+      <w:start w:val="1"/>
+      <w:numFmt w:val="bullet"/>
+      <w:lvlText w:val=""/>
+      <w:lvlJc w:val="left"/>
+      <w:pPr>
+        <w:ind w:left="720" w:hanging="360"/>
+      </w:pPr>
+      <w:rPr>
+        <w:rFonts w:ascii="Symbol" w:hAnsi="Symbol" w:hint="default"/>
+      </w:rPr>
+    </w:lvl>
+    <w:lvl w:ilvl="1" w:tplc="40090003">
+      <w:start w:val="1"/>
+      <w:numFmt w:val="bullet"/>
+      <w:lvlText w:val="o"/>
+      <w:lvlJc w:val="left"/>
+      <w:pPr>
+        <w:ind w:left="1440" w:hanging="360"/>
+      </w:pPr>
+      <w:rPr>
+        <w:rFonts w:ascii="Courier New" w:hAnsi="Courier New" w:cs="Courier New" w:hint="default"/>
+      </w:rPr>
+    </w:lvl>
+    <w:lvl w:ilvl="2" w:tplc="40090005" w:tentative="1">
+      <w:start w:val="1"/>
+      <w:numFmt w:val="bullet"/>
+      <w:lvlText w:val=""/>
+      <w:lvlJc w:val="left"/>
+      <w:pPr>
+        <w:ind w:left="2160" w:hanging="360"/>
+      </w:pPr>
+      <w:rPr>
+        <w:rFonts w:ascii="Wingdings" w:hAnsi="Wingdings" w:hint="default"/>
+      </w:rPr>
+    </w:lvl>
+    <w:lvl w:ilvl="3" w:tplc="40090001" w:tentative="1">
+      <w:start w:val="1"/>
+      <w:numFmt w:val="bullet"/>
+      <w:lvlText w:val=""/>
+      <w:lvlJc w:val="left"/>
+      <w:pPr>
+        <w:ind w:left="2880" w:hanging="360"/>
+      </w:pPr>
+      <w:rPr>
+        <w:rFonts w:ascii="Symbol" w:hAnsi="Symbol" w:hint="default"/>
+      </w:rPr>
+    </w:lvl>
+    <w:lvl w:ilvl="4" w:tplc="40090003" w:tentative="1">
+      <w:start w:val="1"/>
+      <w:numFmt w:val="bullet"/>
+      <w:lvlText w:val="o"/>
+      <w:lvlJc w:val="left"/>
+      <w:pPr>
+        <w:ind w:left="3600" w:hanging="360"/>
+      </w:pPr>
+      <w:rPr>
+        <w:rFonts w:ascii="Courier New" w:hAnsi="Courier New" w:cs="Courier New" w:hint="default"/>
+      </w:rPr>
+    </w:lvl>
+    <w:lvl w:ilvl="5" w:tplc="40090005" w:tentative="1">
+      <w:start w:val="1"/>
+      <w:numFmt w:val="bullet"/>
+      <w:lvlText w:val=""/>
+      <w:lvlJc w:val="left"/>
+      <w:pPr>
+        <w:ind w:left="4320" w:hanging="360"/>
+      </w:pPr>
+      <w:rPr>
+        <w:rFonts w:ascii="Wingdings" w:hAnsi="Wingdings" w:hint="default"/>
+      </w:rPr>
+    </w:lvl>
+    <w:lvl w:ilvl="6" w:tplc="40090001" w:tentative="1">
+      <w:start w:val="1"/>
+      <w:numFmt w:val="bullet"/>
+      <w:lvlText w:val=""/>
+      <w:lvlJc w:val="left"/>
+      <w:pPr>
+        <w:ind w:left="5040" w:hanging="360"/>
+      </w:pPr>
+      <w:rPr>
+        <w:rFonts w:ascii="Symbol" w:hAnsi="Symbol" w:hint="default"/>
+      </w:rPr>
+    </w:lvl>
+    <w:lvl w:ilvl="7" w:tplc="40090003" w:tentative="1">
+      <w:start w:val="1"/>
+      <w:numFmt w:val="bullet"/>
+      <w:lvlText w:val="o"/>
+      <w:lvlJc w:val="left"/>
+      <w:pPr>
+        <w:ind w:left="5760" w:hanging="360"/>
+      </w:pPr>
+      <w:rPr>
+        <w:rFonts w:ascii="Courier New" w:hAnsi="Courier New" w:cs="Courier New" w:hint="default"/>
+      </w:rPr>
+    </w:lvl>
+    <w:lvl w:ilvl="8" w:tplc="40090005" w:tentative="1">
+      <w:start w:val="1"/>
+      <w:numFmt w:val="bullet"/>
+      <w:lvlText w:val=""/>
+      <w:lvlJc w:val="left"/>
+      <w:pPr>
+        <w:ind w:left="6480" w:hanging="360"/>
+      </w:pPr>
+      <w:rPr>
+        <w:rFonts w:ascii="Wingdings" w:hAnsi="Wingdings" w:hint="default"/>
+      </w:rPr>
+    </w:lvl>
+  </w:abstractNum>
+  <w:abstractNum w:abstractNumId="77" w15:restartNumberingAfterBreak="0">
     <w:nsid w:val="6D3E2CBA"/>
     <w:multiLevelType w:val="hybridMultilevel"/>
     <w:tmpl w:val="3B885A48"/>
@@ -20318,7 +25323,7 @@
       </w:rPr>
     </w:lvl>
   </w:abstractNum>
-  <w:abstractNum w:abstractNumId="66" w15:restartNumberingAfterBreak="0">
+  <w:abstractNum w:abstractNumId="78" w15:restartNumberingAfterBreak="0">
     <w:nsid w:val="6D5A621E"/>
     <w:multiLevelType w:val="multilevel"/>
     <w:tmpl w:val="22BC0172"/>
@@ -20463,7 +25468,120 @@
       </w:rPr>
     </w:lvl>
   </w:abstractNum>
-  <w:abstractNum w:abstractNumId="67" w15:restartNumberingAfterBreak="0">
+  <w:abstractNum w:abstractNumId="79" w15:restartNumberingAfterBreak="0">
+    <w:nsid w:val="6D8F6862"/>
+    <w:multiLevelType w:val="hybridMultilevel"/>
+    <w:tmpl w:val="7354CD14"/>
+    <w:lvl w:ilvl="0" w:tplc="40090001">
+      <w:start w:val="1"/>
+      <w:numFmt w:val="bullet"/>
+      <w:lvlText w:val=""/>
+      <w:lvlJc w:val="left"/>
+      <w:pPr>
+        <w:ind w:left="720" w:hanging="360"/>
+      </w:pPr>
+      <w:rPr>
+        <w:rFonts w:ascii="Symbol" w:hAnsi="Symbol" w:hint="default"/>
+      </w:rPr>
+    </w:lvl>
+    <w:lvl w:ilvl="1" w:tplc="40090003" w:tentative="1">
+      <w:start w:val="1"/>
+      <w:numFmt w:val="bullet"/>
+      <w:lvlText w:val="o"/>
+      <w:lvlJc w:val="left"/>
+      <w:pPr>
+        <w:ind w:left="1440" w:hanging="360"/>
+      </w:pPr>
+      <w:rPr>
+        <w:rFonts w:ascii="Courier New" w:hAnsi="Courier New" w:cs="Courier New" w:hint="default"/>
+      </w:rPr>
+    </w:lvl>
+    <w:lvl w:ilvl="2" w:tplc="40090005" w:tentative="1">
+      <w:start w:val="1"/>
+      <w:numFmt w:val="bullet"/>
+      <w:lvlText w:val=""/>
+      <w:lvlJc w:val="left"/>
+      <w:pPr>
+        <w:ind w:left="2160" w:hanging="360"/>
+      </w:pPr>
+      <w:rPr>
+        <w:rFonts w:ascii="Wingdings" w:hAnsi="Wingdings" w:hint="default"/>
+      </w:rPr>
+    </w:lvl>
+    <w:lvl w:ilvl="3" w:tplc="40090001" w:tentative="1">
+      <w:start w:val="1"/>
+      <w:numFmt w:val="bullet"/>
+      <w:lvlText w:val=""/>
+      <w:lvlJc w:val="left"/>
+      <w:pPr>
+        <w:ind w:left="2880" w:hanging="360"/>
+      </w:pPr>
+      <w:rPr>
+        <w:rFonts w:ascii="Symbol" w:hAnsi="Symbol" w:hint="default"/>
+      </w:rPr>
+    </w:lvl>
+    <w:lvl w:ilvl="4" w:tplc="40090003" w:tentative="1">
+      <w:start w:val="1"/>
+      <w:numFmt w:val="bullet"/>
+      <w:lvlText w:val="o"/>
+      <w:lvlJc w:val="left"/>
+      <w:pPr>
+        <w:ind w:left="3600" w:hanging="360"/>
+      </w:pPr>
+      <w:rPr>
+        <w:rFonts w:ascii="Courier New" w:hAnsi="Courier New" w:cs="Courier New" w:hint="default"/>
+      </w:rPr>
+    </w:lvl>
+    <w:lvl w:ilvl="5" w:tplc="40090005" w:tentative="1">
+      <w:start w:val="1"/>
+      <w:numFmt w:val="bullet"/>
+      <w:lvlText w:val=""/>
+      <w:lvlJc w:val="left"/>
+      <w:pPr>
+        <w:ind w:left="4320" w:hanging="360"/>
+      </w:pPr>
+      <w:rPr>
+        <w:rFonts w:ascii="Wingdings" w:hAnsi="Wingdings" w:hint="default"/>
+      </w:rPr>
+    </w:lvl>
+    <w:lvl w:ilvl="6" w:tplc="40090001" w:tentative="1">
+      <w:start w:val="1"/>
+      <w:numFmt w:val="bullet"/>
+      <w:lvlText w:val=""/>
+      <w:lvlJc w:val="left"/>
+      <w:pPr>
+        <w:ind w:left="5040" w:hanging="360"/>
+      </w:pPr>
+      <w:rPr>
+        <w:rFonts w:ascii="Symbol" w:hAnsi="Symbol" w:hint="default"/>
+      </w:rPr>
+    </w:lvl>
+    <w:lvl w:ilvl="7" w:tplc="40090003" w:tentative="1">
+      <w:start w:val="1"/>
+      <w:numFmt w:val="bullet"/>
+      <w:lvlText w:val="o"/>
+      <w:lvlJc w:val="left"/>
+      <w:pPr>
+        <w:ind w:left="5760" w:hanging="360"/>
+      </w:pPr>
+      <w:rPr>
+        <w:rFonts w:ascii="Courier New" w:hAnsi="Courier New" w:cs="Courier New" w:hint="default"/>
+      </w:rPr>
+    </w:lvl>
+    <w:lvl w:ilvl="8" w:tplc="40090005" w:tentative="1">
+      <w:start w:val="1"/>
+      <w:numFmt w:val="bullet"/>
+      <w:lvlText w:val=""/>
+      <w:lvlJc w:val="left"/>
+      <w:pPr>
+        <w:ind w:left="6480" w:hanging="360"/>
+      </w:pPr>
+      <w:rPr>
+        <w:rFonts w:ascii="Wingdings" w:hAnsi="Wingdings" w:hint="default"/>
+      </w:rPr>
+    </w:lvl>
+  </w:abstractNum>
+  <w:abstractNum w:abstractNumId="80" w15:restartNumberingAfterBreak="0">
     <w:nsid w:val="70221650"/>
     <w:multiLevelType w:val="multilevel"/>
     <w:tmpl w:val="6CF09946"/>
@@ -20608,7 +25726,7 @@
       </w:rPr>
     </w:lvl>
   </w:abstractNum>
-  <w:abstractNum w:abstractNumId="68" w15:restartNumberingAfterBreak="0">
+  <w:abstractNum w:abstractNumId="81" w15:restartNumberingAfterBreak="0">
     <w:nsid w:val="729A49D6"/>
     <w:multiLevelType w:val="hybridMultilevel"/>
     <w:tmpl w:val="B8F2C11C"/>
@@ -20721,7 +25839,7 @@
       </w:rPr>
     </w:lvl>
   </w:abstractNum>
-  <w:abstractNum w:abstractNumId="69" w15:restartNumberingAfterBreak="0">
+  <w:abstractNum w:abstractNumId="82" w15:restartNumberingAfterBreak="0">
     <w:nsid w:val="74401747"/>
     <w:multiLevelType w:val="multilevel"/>
     <w:tmpl w:val="22BC0172"/>
@@ -20866,7 +25984,119 @@
       </w:rPr>
     </w:lvl>
   </w:abstractNum>
-  <w:abstractNum w:abstractNumId="70" w15:restartNumberingAfterBreak="0">
+  <w:abstractNum w:abstractNumId="83" w15:restartNumberingAfterBreak="0">
+    <w:nsid w:val="755332FC"/>
+    <w:multiLevelType w:val="hybridMultilevel"/>
+    <w:tmpl w:val="515C9B96"/>
+    <w:lvl w:ilvl="0" w:tplc="F5EE75AE">
+      <w:numFmt w:val="bullet"/>
+      <w:lvlText w:val="·"/>
+      <w:lvlJc w:val="left"/>
+      <w:pPr>
+        <w:ind w:left="720" w:hanging="360"/>
+      </w:pPr>
+      <w:rPr>
+        <w:rFonts w:ascii="Aptos" w:eastAsiaTheme="minorHAnsi" w:hAnsi="Aptos" w:cstheme="minorBidi" w:hint="default"/>
+      </w:rPr>
+    </w:lvl>
+    <w:lvl w:ilvl="1" w:tplc="40090003" w:tentative="1">
+      <w:start w:val="1"/>
+      <w:numFmt w:val="bullet"/>
+      <w:lvlText w:val="o"/>
+      <w:lvlJc w:val="left"/>
+      <w:pPr>
+        <w:ind w:left="1440" w:hanging="360"/>
+      </w:pPr>
+      <w:rPr>
+        <w:rFonts w:ascii="Courier New" w:hAnsi="Courier New" w:cs="Courier New" w:hint="default"/>
+      </w:rPr>
+    </w:lvl>
+    <w:lvl w:ilvl="2" w:tplc="40090005" w:tentative="1">
+      <w:start w:val="1"/>
+      <w:numFmt w:val="bullet"/>
+      <w:lvlText w:val=""/>
+      <w:lvlJc w:val="left"/>
+      <w:pPr>
+        <w:ind w:left="2160" w:hanging="360"/>
+      </w:pPr>
+      <w:rPr>
+        <w:rFonts w:ascii="Wingdings" w:hAnsi="Wingdings" w:hint="default"/>
+      </w:rPr>
+    </w:lvl>
+    <w:lvl w:ilvl="3" w:tplc="40090001" w:tentative="1">
+      <w:start w:val="1"/>
+      <w:numFmt w:val="bullet"/>
+      <w:lvlText w:val=""/>
+      <w:lvlJc w:val="left"/>
+      <w:pPr>
+        <w:ind w:left="2880" w:hanging="360"/>
+      </w:pPr>
+      <w:rPr>
+        <w:rFonts w:ascii="Symbol" w:hAnsi="Symbol" w:hint="default"/>
+      </w:rPr>
+    </w:lvl>
+    <w:lvl w:ilvl="4" w:tplc="40090003" w:tentative="1">
+      <w:start w:val="1"/>
+      <w:numFmt w:val="bullet"/>
+      <w:lvlText w:val="o"/>
+      <w:lvlJc w:val="left"/>
+      <w:pPr>
+        <w:ind w:left="3600" w:hanging="360"/>
+      </w:pPr>
+      <w:rPr>
+        <w:rFonts w:ascii="Courier New" w:hAnsi="Courier New" w:cs="Courier New" w:hint="default"/>
+      </w:rPr>
+    </w:lvl>
+    <w:lvl w:ilvl="5" w:tplc="40090005" w:tentative="1">
+      <w:start w:val="1"/>
+      <w:numFmt w:val="bullet"/>
+      <w:lvlText w:val=""/>
+      <w:lvlJc w:val="left"/>
+      <w:pPr>
+        <w:ind w:left="4320" w:hanging="360"/>
+      </w:pPr>
+      <w:rPr>
+        <w:rFonts w:ascii="Wingdings" w:hAnsi="Wingdings" w:hint="default"/>
+      </w:rPr>
+    </w:lvl>
+    <w:lvl w:ilvl="6" w:tplc="40090001" w:tentative="1">
+      <w:start w:val="1"/>
+      <w:numFmt w:val="bullet"/>
+      <w:lvlText w:val=""/>
+      <w:lvlJc w:val="left"/>
+      <w:pPr>
+        <w:ind w:left="5040" w:hanging="360"/>
+      </w:pPr>
+      <w:rPr>
+        <w:rFonts w:ascii="Symbol" w:hAnsi="Symbol" w:hint="default"/>
+      </w:rPr>
+    </w:lvl>
+    <w:lvl w:ilvl="7" w:tplc="40090003" w:tentative="1">
+      <w:start w:val="1"/>
+      <w:numFmt w:val="bullet"/>
+      <w:lvlText w:val="o"/>
+      <w:lvlJc w:val="left"/>
+      <w:pPr>
+        <w:ind w:left="5760" w:hanging="360"/>
+      </w:pPr>
+      <w:rPr>
+        <w:rFonts w:ascii="Courier New" w:hAnsi="Courier New" w:cs="Courier New" w:hint="default"/>
+      </w:rPr>
+    </w:lvl>
+    <w:lvl w:ilvl="8" w:tplc="40090005" w:tentative="1">
+      <w:start w:val="1"/>
+      <w:numFmt w:val="bullet"/>
+      <w:lvlText w:val=""/>
+      <w:lvlJc w:val="left"/>
+      <w:pPr>
+        <w:ind w:left="6480" w:hanging="360"/>
+      </w:pPr>
+      <w:rPr>
+        <w:rFonts w:ascii="Wingdings" w:hAnsi="Wingdings" w:hint="default"/>
+      </w:rPr>
+    </w:lvl>
+  </w:abstractNum>
+  <w:abstractNum w:abstractNumId="84" w15:restartNumberingAfterBreak="0">
     <w:nsid w:val="7A347047"/>
     <w:multiLevelType w:val="multilevel"/>
     <w:tmpl w:val="8E8284F2"/>
@@ -21011,7 +26241,120 @@
       </w:rPr>
     </w:lvl>
   </w:abstractNum>
-  <w:abstractNum w:abstractNumId="71" w15:restartNumberingAfterBreak="0">
+  <w:abstractNum w:abstractNumId="85" w15:restartNumberingAfterBreak="0">
+    <w:nsid w:val="7AA0186E"/>
+    <w:multiLevelType w:val="hybridMultilevel"/>
+    <w:tmpl w:val="28F49AC2"/>
+    <w:lvl w:ilvl="0" w:tplc="40090001">
+      <w:start w:val="1"/>
+      <w:numFmt w:val="bullet"/>
+      <w:lvlText w:val=""/>
+      <w:lvlJc w:val="left"/>
+      <w:pPr>
+        <w:ind w:left="720" w:hanging="360"/>
+      </w:pPr>
+      <w:rPr>
+        <w:rFonts w:ascii="Symbol" w:hAnsi="Symbol" w:hint="default"/>
+      </w:rPr>
+    </w:lvl>
+    <w:lvl w:ilvl="1" w:tplc="FFFFFFFF" w:tentative="1">
+      <w:start w:val="1"/>
+      <w:numFmt w:val="bullet"/>
+      <w:lvlText w:val="o"/>
+      <w:lvlJc w:val="left"/>
+      <w:pPr>
+        <w:ind w:left="1440" w:hanging="360"/>
+      </w:pPr>
+      <w:rPr>
+        <w:rFonts w:ascii="Courier New" w:hAnsi="Courier New" w:cs="Courier New" w:hint="default"/>
+      </w:rPr>
+    </w:lvl>
+    <w:lvl w:ilvl="2" w:tplc="FFFFFFFF" w:tentative="1">
+      <w:start w:val="1"/>
+      <w:numFmt w:val="bullet"/>
+      <w:lvlText w:val=""/>
+      <w:lvlJc w:val="left"/>
+      <w:pPr>
+        <w:ind w:left="2160" w:hanging="360"/>
+      </w:pPr>
+      <w:rPr>
+        <w:rFonts w:ascii="Wingdings" w:hAnsi="Wingdings" w:hint="default"/>
+      </w:rPr>
+    </w:lvl>
+    <w:lvl w:ilvl="3" w:tplc="FFFFFFFF" w:tentative="1">
+      <w:start w:val="1"/>
+      <w:numFmt w:val="bullet"/>
+      <w:lvlText w:val=""/>
+      <w:lvlJc w:val="left"/>
+      <w:pPr>
+        <w:ind w:left="2880" w:hanging="360"/>
+      </w:pPr>
+      <w:rPr>
+        <w:rFonts w:ascii="Symbol" w:hAnsi="Symbol" w:hint="default"/>
+      </w:rPr>
+    </w:lvl>
+    <w:lvl w:ilvl="4" w:tplc="FFFFFFFF" w:tentative="1">
+      <w:start w:val="1"/>
+      <w:numFmt w:val="bullet"/>
+      <w:lvlText w:val="o"/>
+      <w:lvlJc w:val="left"/>
+      <w:pPr>
+        <w:ind w:left="3600" w:hanging="360"/>
+      </w:pPr>
+      <w:rPr>
+        <w:rFonts w:ascii="Courier New" w:hAnsi="Courier New" w:cs="Courier New" w:hint="default"/>
+      </w:rPr>
+    </w:lvl>
+    <w:lvl w:ilvl="5" w:tplc="FFFFFFFF" w:tentative="1">
+      <w:start w:val="1"/>
+      <w:numFmt w:val="bullet"/>
+      <w:lvlText w:val=""/>
+      <w:lvlJc w:val="left"/>
+      <w:pPr>
+        <w:ind w:left="4320" w:hanging="360"/>
+      </w:pPr>
+      <w:rPr>
+        <w:rFonts w:ascii="Wingdings" w:hAnsi="Wingdings" w:hint="default"/>
+      </w:rPr>
+    </w:lvl>
+    <w:lvl w:ilvl="6" w:tplc="FFFFFFFF" w:tentative="1">
+      <w:start w:val="1"/>
+      <w:numFmt w:val="bullet"/>
+      <w:lvlText w:val=""/>
+      <w:lvlJc w:val="left"/>
+      <w:pPr>
+        <w:ind w:left="5040" w:hanging="360"/>
+      </w:pPr>
+      <w:rPr>
+        <w:rFonts w:ascii="Symbol" w:hAnsi="Symbol" w:hint="default"/>
+      </w:rPr>
+    </w:lvl>
+    <w:lvl w:ilvl="7" w:tplc="FFFFFFFF" w:tentative="1">
+      <w:start w:val="1"/>
+      <w:numFmt w:val="bullet"/>
+      <w:lvlText w:val="o"/>
+      <w:lvlJc w:val="left"/>
+      <w:pPr>
+        <w:ind w:left="5760" w:hanging="360"/>
+      </w:pPr>
+      <w:rPr>
+        <w:rFonts w:ascii="Courier New" w:hAnsi="Courier New" w:cs="Courier New" w:hint="default"/>
+      </w:rPr>
+    </w:lvl>
+    <w:lvl w:ilvl="8" w:tplc="FFFFFFFF" w:tentative="1">
+      <w:start w:val="1"/>
+      <w:numFmt w:val="bullet"/>
+      <w:lvlText w:val=""/>
+      <w:lvlJc w:val="left"/>
+      <w:pPr>
+        <w:ind w:left="6480" w:hanging="360"/>
+      </w:pPr>
+      <w:rPr>
+        <w:rFonts w:ascii="Wingdings" w:hAnsi="Wingdings" w:hint="default"/>
+      </w:rPr>
+    </w:lvl>
+  </w:abstractNum>
+  <w:abstractNum w:abstractNumId="86" w15:restartNumberingAfterBreak="0">
     <w:nsid w:val="7EBA73E6"/>
     <w:multiLevelType w:val="hybridMultilevel"/>
     <w:tmpl w:val="A59AAAFA"/>
@@ -21121,7 +26464,7 @@
       </w:rPr>
     </w:lvl>
   </w:abstractNum>
-  <w:abstractNum w:abstractNumId="72" w15:restartNumberingAfterBreak="0">
+  <w:abstractNum w:abstractNumId="87" w15:restartNumberingAfterBreak="0">
     <w:nsid w:val="7EC10966"/>
     <w:multiLevelType w:val="hybridMultilevel"/>
     <w:tmpl w:val="7694741A"/>
@@ -21234,7 +26577,7 @@
       </w:rPr>
     </w:lvl>
   </w:abstractNum>
-  <w:abstractNum w:abstractNumId="73" w15:restartNumberingAfterBreak="0">
+  <w:abstractNum w:abstractNumId="88" w15:restartNumberingAfterBreak="0">
     <w:nsid w:val="7FD27EBB"/>
     <w:multiLevelType w:val="multilevel"/>
     <w:tmpl w:val="3F54D948"/>
@@ -21384,160 +26727,160 @@
     </w:lvl>
   </w:abstractNum>
   <w:num w:numId="1" w16cid:durableId="728958416">
-    <w:abstractNumId w:val="58"/>
+    <w:abstractNumId w:val="66"/>
   </w:num>
   <w:num w:numId="2" w16cid:durableId="1011444687">
-    <w:abstractNumId w:val="72"/>
+    <w:abstractNumId w:val="87"/>
   </w:num>
   <w:num w:numId="3" w16cid:durableId="2113277880">
-    <w:abstractNumId w:val="45"/>
+    <w:abstractNumId w:val="49"/>
   </w:num>
   <w:num w:numId="4" w16cid:durableId="812334984">
-    <w:abstractNumId w:val="49"/>
+    <w:abstractNumId w:val="54"/>
   </w:num>
   <w:num w:numId="5" w16cid:durableId="374627392">
-    <w:abstractNumId w:val="44"/>
+    <w:abstractNumId w:val="48"/>
   </w:num>
   <w:num w:numId="6" w16cid:durableId="1781102604">
-    <w:abstractNumId w:val="34"/>
+    <w:abstractNumId w:val="37"/>
   </w:num>
   <w:num w:numId="7" w16cid:durableId="1609502524">
-    <w:abstractNumId w:val="33"/>
+    <w:abstractNumId w:val="36"/>
   </w:num>
   <w:num w:numId="8" w16cid:durableId="1904488932">
-    <w:abstractNumId w:val="39"/>
+    <w:abstractNumId w:val="42"/>
   </w:num>
   <w:num w:numId="9" w16cid:durableId="1073626579">
-    <w:abstractNumId w:val="22"/>
+    <w:abstractNumId w:val="23"/>
   </w:num>
   <w:num w:numId="10" w16cid:durableId="1118913845">
     <w:abstractNumId w:val="11"/>
   </w:num>
   <w:num w:numId="11" w16cid:durableId="1126318888">
-    <w:abstractNumId w:val="55"/>
+    <w:abstractNumId w:val="61"/>
   </w:num>
   <w:num w:numId="12" w16cid:durableId="761031595">
-    <w:abstractNumId w:val="56"/>
+    <w:abstractNumId w:val="63"/>
   </w:num>
   <w:num w:numId="13" w16cid:durableId="1222129851">
-    <w:abstractNumId w:val="23"/>
+    <w:abstractNumId w:val="24"/>
   </w:num>
   <w:num w:numId="14" w16cid:durableId="544605372">
+    <w:abstractNumId w:val="22"/>
+  </w:num>
+  <w:num w:numId="15" w16cid:durableId="532619402">
+    <w:abstractNumId w:val="25"/>
+  </w:num>
+  <w:num w:numId="16" w16cid:durableId="111484742">
+    <w:abstractNumId w:val="52"/>
+  </w:num>
+  <w:num w:numId="17" w16cid:durableId="1471634498">
     <w:abstractNumId w:val="21"/>
   </w:num>
-  <w:num w:numId="15" w16cid:durableId="532619402">
-    <w:abstractNumId w:val="24"/>
+  <w:num w:numId="18" w16cid:durableId="1503929903">
+    <w:abstractNumId w:val="45"/>
   </w:num>
-  <w:num w:numId="16" w16cid:durableId="111484742">
-    <w:abstractNumId w:val="47"/>
+  <w:num w:numId="19" w16cid:durableId="432554945">
+    <w:abstractNumId w:val="46"/>
   </w:num>
-  <w:num w:numId="17" w16cid:durableId="1471634498">
+  <w:num w:numId="20" w16cid:durableId="1127357489">
+    <w:abstractNumId w:val="72"/>
+  </w:num>
+  <w:num w:numId="21" w16cid:durableId="274597934">
+    <w:abstractNumId w:val="88"/>
+  </w:num>
+  <w:num w:numId="22" w16cid:durableId="1634293355">
+    <w:abstractNumId w:val="28"/>
+  </w:num>
+  <w:num w:numId="23" w16cid:durableId="199099958">
+    <w:abstractNumId w:val="73"/>
+  </w:num>
+  <w:num w:numId="24" w16cid:durableId="1639530720">
     <w:abstractNumId w:val="20"/>
   </w:num>
-  <w:num w:numId="18" w16cid:durableId="1503929903">
-    <w:abstractNumId w:val="42"/>
-  </w:num>
-  <w:num w:numId="19" w16cid:durableId="432554945">
-    <w:abstractNumId w:val="43"/>
-  </w:num>
-  <w:num w:numId="20" w16cid:durableId="1127357489">
-    <w:abstractNumId w:val="62"/>
-  </w:num>
-  <w:num w:numId="21" w16cid:durableId="274597934">
-    <w:abstractNumId w:val="73"/>
-  </w:num>
-  <w:num w:numId="22" w16cid:durableId="1634293355">
-    <w:abstractNumId w:val="26"/>
-  </w:num>
-  <w:num w:numId="23" w16cid:durableId="199099958">
-    <w:abstractNumId w:val="63"/>
-  </w:num>
-  <w:num w:numId="24" w16cid:durableId="1639530720">
-    <w:abstractNumId w:val="19"/>
-  </w:num>
   <w:num w:numId="25" w16cid:durableId="174736521">
-    <w:abstractNumId w:val="67"/>
+    <w:abstractNumId w:val="80"/>
   </w:num>
   <w:num w:numId="26" w16cid:durableId="1802381741">
     <w:abstractNumId w:val="2"/>
   </w:num>
   <w:num w:numId="27" w16cid:durableId="283315781">
-    <w:abstractNumId w:val="27"/>
+    <w:abstractNumId w:val="29"/>
   </w:num>
   <w:num w:numId="28" w16cid:durableId="1780643454">
-    <w:abstractNumId w:val="12"/>
+    <w:abstractNumId w:val="13"/>
   </w:num>
   <w:num w:numId="29" w16cid:durableId="1212032785">
-    <w:abstractNumId w:val="70"/>
+    <w:abstractNumId w:val="84"/>
   </w:num>
   <w:num w:numId="30" w16cid:durableId="1838031422">
-    <w:abstractNumId w:val="64"/>
+    <w:abstractNumId w:val="75"/>
   </w:num>
   <w:num w:numId="31" w16cid:durableId="667944824">
-    <w:abstractNumId w:val="38"/>
+    <w:abstractNumId w:val="41"/>
   </w:num>
   <w:num w:numId="32" w16cid:durableId="1500076384">
     <w:abstractNumId w:val="4"/>
   </w:num>
   <w:num w:numId="33" w16cid:durableId="1907911563">
+    <w:abstractNumId w:val="17"/>
+  </w:num>
+  <w:num w:numId="34" w16cid:durableId="1503861474">
+    <w:abstractNumId w:val="18"/>
+  </w:num>
+  <w:num w:numId="35" w16cid:durableId="1579710198">
     <w:abstractNumId w:val="16"/>
   </w:num>
-  <w:num w:numId="34" w16cid:durableId="1503861474">
-    <w:abstractNumId w:val="17"/>
-  </w:num>
-  <w:num w:numId="35" w16cid:durableId="1579710198">
-    <w:abstractNumId w:val="15"/>
-  </w:num>
   <w:num w:numId="36" w16cid:durableId="1889492190">
-    <w:abstractNumId w:val="32"/>
+    <w:abstractNumId w:val="34"/>
   </w:num>
   <w:num w:numId="37" w16cid:durableId="636909916">
     <w:abstractNumId w:val="5"/>
   </w:num>
   <w:num w:numId="38" w16cid:durableId="425227455">
-    <w:abstractNumId w:val="28"/>
+    <w:abstractNumId w:val="30"/>
   </w:num>
   <w:num w:numId="39" w16cid:durableId="1343319158">
-    <w:abstractNumId w:val="46"/>
+    <w:abstractNumId w:val="51"/>
   </w:num>
   <w:num w:numId="40" w16cid:durableId="936208327">
-    <w:abstractNumId w:val="13"/>
+    <w:abstractNumId w:val="14"/>
   </w:num>
   <w:num w:numId="41" w16cid:durableId="1658076443">
-    <w:abstractNumId w:val="69"/>
+    <w:abstractNumId w:val="82"/>
   </w:num>
   <w:num w:numId="42" w16cid:durableId="598828834">
     <w:abstractNumId w:val="3"/>
   </w:num>
   <w:num w:numId="43" w16cid:durableId="1522937687">
-    <w:abstractNumId w:val="60"/>
+    <w:abstractNumId w:val="68"/>
   </w:num>
   <w:num w:numId="44" w16cid:durableId="1278442502">
-    <w:abstractNumId w:val="57"/>
+    <w:abstractNumId w:val="64"/>
   </w:num>
   <w:num w:numId="45" w16cid:durableId="213466994">
-    <w:abstractNumId w:val="48"/>
+    <w:abstractNumId w:val="53"/>
   </w:num>
   <w:num w:numId="46" w16cid:durableId="854424227">
     <w:abstractNumId w:val="0"/>
   </w:num>
   <w:num w:numId="47" w16cid:durableId="29572895">
-    <w:abstractNumId w:val="18"/>
+    <w:abstractNumId w:val="19"/>
   </w:num>
   <w:num w:numId="48" w16cid:durableId="1577476245">
-    <w:abstractNumId w:val="14"/>
+    <w:abstractNumId w:val="15"/>
   </w:num>
   <w:num w:numId="49" w16cid:durableId="1921525775">
-    <w:abstractNumId w:val="68"/>
+    <w:abstractNumId w:val="81"/>
   </w:num>
   <w:num w:numId="50" w16cid:durableId="1118335657">
     <w:abstractNumId w:val="7"/>
   </w:num>
   <w:num w:numId="51" w16cid:durableId="674266269">
-    <w:abstractNumId w:val="53"/>
+    <w:abstractNumId w:val="59"/>
   </w:num>
   <w:num w:numId="52" w16cid:durableId="164979230">
-    <w:abstractNumId w:val="54"/>
+    <w:abstractNumId w:val="60"/>
   </w:num>
   <w:num w:numId="53" w16cid:durableId="1300375410">
     <w:abstractNumId w:val="1"/>
@@ -21546,25 +26889,25 @@
     <w:abstractNumId w:val="9"/>
   </w:num>
   <w:num w:numId="55" w16cid:durableId="369500991">
-    <w:abstractNumId w:val="51"/>
+    <w:abstractNumId w:val="56"/>
   </w:num>
   <w:num w:numId="56" w16cid:durableId="1805930789">
-    <w:abstractNumId w:val="52"/>
+    <w:abstractNumId w:val="57"/>
   </w:num>
   <w:num w:numId="57" w16cid:durableId="895242952">
-    <w:abstractNumId w:val="61"/>
+    <w:abstractNumId w:val="71"/>
   </w:num>
   <w:num w:numId="58" w16cid:durableId="1268386572">
-    <w:abstractNumId w:val="65"/>
+    <w:abstractNumId w:val="77"/>
   </w:num>
   <w:num w:numId="59" w16cid:durableId="1827478569">
-    <w:abstractNumId w:val="66"/>
+    <w:abstractNumId w:val="78"/>
   </w:num>
   <w:num w:numId="60" w16cid:durableId="394085266">
     <w:abstractNumId w:val="10"/>
   </w:num>
   <w:num w:numId="61" w16cid:durableId="1975015207">
-    <w:abstractNumId w:val="52"/>
+    <w:abstractNumId w:val="57"/>
     <w:lvlOverride w:ilvl="0">
       <w:startOverride w:val="1"/>
     </w:lvlOverride>
@@ -21583,43 +26926,88 @@
     <w:abstractNumId w:val="6"/>
   </w:num>
   <w:num w:numId="63" w16cid:durableId="23557879">
+    <w:abstractNumId w:val="43"/>
+  </w:num>
+  <w:num w:numId="64" w16cid:durableId="1001153580">
+    <w:abstractNumId w:val="44"/>
+  </w:num>
+  <w:num w:numId="65" w16cid:durableId="401417269">
+    <w:abstractNumId w:val="55"/>
+  </w:num>
+  <w:num w:numId="66" w16cid:durableId="1489445219">
+    <w:abstractNumId w:val="86"/>
+  </w:num>
+  <w:num w:numId="67" w16cid:durableId="1059129541">
+    <w:abstractNumId w:val="27"/>
+  </w:num>
+  <w:num w:numId="68" w16cid:durableId="1830903639">
+    <w:abstractNumId w:val="67"/>
+  </w:num>
+  <w:num w:numId="69" w16cid:durableId="1650864916">
+    <w:abstractNumId w:val="39"/>
+  </w:num>
+  <w:num w:numId="70" w16cid:durableId="1814516435">
+    <w:abstractNumId w:val="33"/>
+  </w:num>
+  <w:num w:numId="71" w16cid:durableId="1477793554">
+    <w:abstractNumId w:val="32"/>
+  </w:num>
+  <w:num w:numId="72" w16cid:durableId="1157957759">
+    <w:abstractNumId w:val="38"/>
+  </w:num>
+  <w:num w:numId="73" w16cid:durableId="71591434">
     <w:abstractNumId w:val="40"/>
   </w:num>
-  <w:num w:numId="64" w16cid:durableId="1001153580">
-    <w:abstractNumId w:val="41"/>
-  </w:num>
-  <w:num w:numId="65" w16cid:durableId="401417269">
-    <w:abstractNumId w:val="50"/>
-  </w:num>
-  <w:num w:numId="66" w16cid:durableId="1489445219">
-    <w:abstractNumId w:val="71"/>
-  </w:num>
-  <w:num w:numId="67" w16cid:durableId="1059129541">
-    <w:abstractNumId w:val="25"/>
-  </w:num>
-  <w:num w:numId="68" w16cid:durableId="1830903639">
-    <w:abstractNumId w:val="59"/>
-  </w:num>
-  <w:num w:numId="69" w16cid:durableId="1650864916">
-    <w:abstractNumId w:val="36"/>
-  </w:num>
-  <w:num w:numId="70" w16cid:durableId="1814516435">
+  <w:num w:numId="74" w16cid:durableId="1873375500">
     <w:abstractNumId w:val="31"/>
-  </w:num>
-  <w:num w:numId="71" w16cid:durableId="1477793554">
-    <w:abstractNumId w:val="30"/>
-  </w:num>
-  <w:num w:numId="72" w16cid:durableId="1157957759">
-    <w:abstractNumId w:val="35"/>
-  </w:num>
-  <w:num w:numId="73" w16cid:durableId="71591434">
-    <w:abstractNumId w:val="37"/>
-  </w:num>
-  <w:num w:numId="74" w16cid:durableId="1873375500">
-    <w:abstractNumId w:val="29"/>
   </w:num>
   <w:num w:numId="75" w16cid:durableId="1194003005">
     <w:abstractNumId w:val="8"/>
+  </w:num>
+  <w:num w:numId="76" w16cid:durableId="581523394">
+    <w:abstractNumId w:val="74"/>
+  </w:num>
+  <w:num w:numId="77" w16cid:durableId="1996832656">
+    <w:abstractNumId w:val="35"/>
+  </w:num>
+  <w:num w:numId="78" w16cid:durableId="1659306913">
+    <w:abstractNumId w:val="69"/>
+  </w:num>
+  <w:num w:numId="79" w16cid:durableId="911619133">
+    <w:abstractNumId w:val="47"/>
+  </w:num>
+  <w:num w:numId="80" w16cid:durableId="1618026533">
+    <w:abstractNumId w:val="79"/>
+  </w:num>
+  <w:num w:numId="81" w16cid:durableId="1961448740">
+    <w:abstractNumId w:val="65"/>
+  </w:num>
+  <w:num w:numId="82" w16cid:durableId="184634559">
+    <w:abstractNumId w:val="12"/>
+  </w:num>
+  <w:num w:numId="83" w16cid:durableId="1833445841">
+    <w:abstractNumId w:val="83"/>
+  </w:num>
+  <w:num w:numId="84" w16cid:durableId="1536652421">
+    <w:abstractNumId w:val="70"/>
+  </w:num>
+  <w:num w:numId="85" w16cid:durableId="2062824645">
+    <w:abstractNumId w:val="85"/>
+  </w:num>
+  <w:num w:numId="86" w16cid:durableId="1955288657">
+    <w:abstractNumId w:val="26"/>
+  </w:num>
+  <w:num w:numId="87" w16cid:durableId="1447580091">
+    <w:abstractNumId w:val="50"/>
+  </w:num>
+  <w:num w:numId="88" w16cid:durableId="1741636917">
+    <w:abstractNumId w:val="62"/>
+  </w:num>
+  <w:num w:numId="89" w16cid:durableId="829952116">
+    <w:abstractNumId w:val="76"/>
+  </w:num>
+  <w:num w:numId="90" w16cid:durableId="1998537997">
+    <w:abstractNumId w:val="58"/>
   </w:num>
   <w:numIdMacAtCleanup w:val="35"/>
 </w:numbering>
@@ -22025,7 +27413,7 @@
   <w:style w:type="paragraph" w:default="1" w:styleId="Normal">
     <w:name w:val="Normal"/>
     <w:qFormat/>
-    <w:rsid w:val="00EA2C73"/>
+    <w:rsid w:val="00B83C14"/>
   </w:style>
   <w:style w:type="paragraph" w:styleId="Heading1">
     <w:name w:val="heading 1"/>
@@ -22054,7 +27442,6 @@
     <w:next w:val="Normal"/>
     <w:link w:val="Heading2Char"/>
     <w:uiPriority w:val="9"/>
-    <w:semiHidden/>
     <w:unhideWhenUsed/>
     <w:qFormat/>
     <w:rsid w:val="00F5110A"/>
@@ -22270,7 +27657,6 @@
     <w:basedOn w:val="DefaultParagraphFont"/>
     <w:link w:val="Heading2"/>
     <w:uiPriority w:val="9"/>
-    <w:semiHidden/>
     <w:rsid w:val="00F5110A"/>
     <w:rPr>
       <w:rFonts w:asciiTheme="majorHAnsi" w:eastAsiaTheme="majorEastAsia" w:hAnsiTheme="majorHAnsi" w:cstheme="majorBidi"/>
